--- a/TEST_REPORT.docx
+++ b/TEST_REPORT.docx
@@ -2,27 +2,21 @@
 <file path=word/document.xml><?xml version="1.0" encoding="utf-8"?>
 <w:document xmlns:wpc="http://schemas.microsoft.com/office/word/2010/wordprocessingCanvas" xmlns:mo="http://schemas.microsoft.com/office/mac/office/2008/main" xmlns:mc="http://schemas.openxmlformats.org/markup-compatibility/2006" xmlns:mv="urn:schemas-microsoft-com:mac:vml" xmlns:o="urn:schemas-microsoft-com:office:office" xmlns:r="http://schemas.openxmlformats.org/officeDocument/2006/relationships" xmlns:m="http://schemas.openxmlformats.org/officeDocument/2006/math" xmlns:v="urn:schemas-microsoft-com:vml" xmlns:wp14="http://schemas.microsoft.com/office/word/2010/wordprocessingDrawing" xmlns:wp="http://schemas.openxmlformats.org/drawingml/2006/wordprocessingDrawing" xmlns:w10="urn:schemas-microsoft-com:office:word" xmlns:w="http://schemas.openxmlformats.org/wordprocessingml/2006/main" xmlns:w14="http://schemas.microsoft.com/office/word/2010/wordml" xmlns:wpg="http://schemas.microsoft.com/office/word/2010/wordprocessingGroup" xmlns:wpi="http://schemas.microsoft.com/office/word/2010/wordprocessingInk" xmlns:wne="http://schemas.microsoft.com/office/word/2006/wordml" xmlns:wps="http://schemas.microsoft.com/office/word/2010/wordprocessingShape" mc:Ignorable="w14 wp14">
   <w:body>
-    <w:p>
-      <w:pPr>
-        <w:pStyle w:val="Title"/>
-        <w:jc w:val="center"/>
-      </w:pPr>
-      <w:r>
-        <w:rPr>
-          <w:color w:val="000000"/>
-          <w:sz w:val="48"/>
-        </w:rPr>
-        <w:t>Test Documentation Report</w:t>
-      </w:r>
-    </w:p>
+    <w:p/>
+    <w:p/>
+    <w:p/>
+    <w:p/>
+    <w:p/>
+    <w:p/>
     <w:p>
       <w:pPr>
         <w:jc w:val="center"/>
       </w:pPr>
       <w:r>
         <w:rPr>
-          <w:color w:val="505050"/>
-          <w:sz w:val="32"/>
+          <w:rFonts w:ascii="Times New Roman" w:hAnsi="Times New Roman"/>
+          <w:b/>
+          <w:sz w:val="52"/>
         </w:rPr>
         <w:t>Quiz Competition Management System</w:t>
       </w:r>
@@ -33,27 +27,59 @@
       </w:pPr>
       <w:r>
         <w:rPr>
-          <w:sz w:val="24"/>
+          <w:rFonts w:ascii="Times New Roman" w:hAnsi="Times New Roman"/>
+          <w:sz w:val="36"/>
+        </w:rPr>
+        <w:t>Test Report Document</w:t>
+      </w:r>
+    </w:p>
+    <w:p/>
+    <w:p>
+      <w:pPr>
+        <w:jc w:val="center"/>
+      </w:pPr>
+      <w:r>
+        <w:rPr>
+          <w:rFonts w:ascii="Times New Roman" w:hAnsi="Times New Roman"/>
+          <w:sz w:val="26"/>
         </w:rPr>
         <w:t>Author: Sailesh Kumar Mandal</w:t>
       </w:r>
-      <w:r>
-        <w:br/>
-      </w:r>
+    </w:p>
+    <w:p>
+      <w:pPr>
+        <w:jc w:val="center"/>
+      </w:pPr>
       <w:r>
         <w:rPr>
-          <w:sz w:val="24"/>
+          <w:rFonts w:ascii="Times New Roman" w:hAnsi="Times New Roman"/>
+          <w:sz w:val="26"/>
         </w:rPr>
         <w:t>Module: Object-Oriented Design and Programming (OODP)</w:t>
       </w:r>
-      <w:r>
-        <w:br/>
-      </w:r>
+    </w:p>
+    <w:p>
+      <w:pPr>
+        <w:jc w:val="center"/>
+      </w:pPr>
       <w:r>
         <w:rPr>
-          <w:sz w:val="24"/>
+          <w:rFonts w:ascii="Times New Roman" w:hAnsi="Times New Roman"/>
+          <w:sz w:val="26"/>
         </w:rPr>
-        <w:t>Date: February 2026</w:t>
+        <w:t>Date: 09 February 2026</w:t>
+      </w:r>
+    </w:p>
+    <w:p>
+      <w:pPr>
+        <w:jc w:val="center"/>
+      </w:pPr>
+      <w:r>
+        <w:rPr>
+          <w:rFonts w:ascii="Times New Roman" w:hAnsi="Times New Roman"/>
+          <w:sz w:val="26"/>
+        </w:rPr>
+        <w:t>Version: 1.0</w:t>
       </w:r>
     </w:p>
     <w:p>
@@ -70,37 +96,67 @@
       </w:r>
     </w:p>
     <w:p>
+      <w:pPr>
+        <w:spacing w:after="80"/>
+      </w:pPr>
       <w:r>
         <w:t>1. Introduction</w:t>
-        <w:br/>
       </w:r>
+    </w:p>
+    <w:p>
+      <w:pPr>
+        <w:spacing w:after="80"/>
+      </w:pPr>
       <w:r>
         <w:t>2. Test Environment</w:t>
-        <w:br/>
       </w:r>
+    </w:p>
+    <w:p>
+      <w:pPr>
+        <w:spacing w:after="80"/>
+      </w:pPr>
       <w:r>
         <w:t>3. Test Summary</w:t>
-        <w:br/>
       </w:r>
+    </w:p>
+    <w:p>
+      <w:pPr>
+        <w:spacing w:after="80"/>
+      </w:pPr>
       <w:r>
-        <w:t>4. Name Class Tests</w:t>
-        <w:br/>
+        <w:t>4. Name Class Tests (Tests 1-6)</w:t>
       </w:r>
+    </w:p>
+    <w:p>
+      <w:pPr>
+        <w:spacing w:after="80"/>
+      </w:pPr>
       <w:r>
-        <w:t>5. SKMCompetitor Class Tests</w:t>
-        <w:br/>
+        <w:t>5. SKMCompetitor Class Tests (Tests 7-26)</w:t>
       </w:r>
+    </w:p>
+    <w:p>
+      <w:pPr>
+        <w:spacing w:after="80"/>
+      </w:pPr>
       <w:r>
-        <w:t>6. CompetitorList Class Tests</w:t>
-        <w:br/>
+        <w:t>6. CompetitorList Class Tests (Tests 27-42)</w:t>
       </w:r>
+    </w:p>
+    <w:p>
+      <w:pPr>
+        <w:spacing w:after="80"/>
+      </w:pPr>
       <w:r>
-        <w:t>7. QuizData Class Tests</w:t>
-        <w:br/>
+        <w:t>7. QuizData Class Tests (Tests 43-52)</w:t>
       </w:r>
+    </w:p>
+    <w:p>
+      <w:pPr>
+        <w:spacing w:after="80"/>
+      </w:pPr>
       <w:r>
         <w:t>8. Conclusion</w:t>
-        <w:br/>
       </w:r>
     </w:p>
     <w:p>
@@ -117,49 +173,18 @@
       </w:r>
     </w:p>
     <w:p>
-      <w:pPr>
-        <w:spacing w:after="120"/>
-      </w:pPr>
       <w:r>
-        <w:t>This document provides a comprehensive record of all tests performed on the Quiz Competition Management System. The application was developed as part of the Object-Oriented Design and Programming coursework and manages competitors participating in a quiz-based competition. The testing strategy covers all core classes in the system to verify that each component functions correctly according to the specification.</w:t>
+        <w:t>This document presents a comprehensive record of all tests performed on the Quiz Competition Management System. The application was developed as part of the Object-Oriented Design and Programming (OODP) coursework, and the tests described herein verify that all core classes and methods function correctly according to the specified requirements.</w:t>
       </w:r>
     </w:p>
     <w:p>
       <w:r>
-        <w:t>The testing approach employs a custom test harness (</w:t>
+        <w:t>The testing strategy employs a systematic approach, testing each class independently before testing their interactions. Every public method is tested with representative inputs, boundary conditions, and edge cases to ensure robust and reliable behaviour.</w:t>
       </w:r>
+    </w:p>
+    <w:p>
       <w:r>
-        <w:rPr>
-          <w:i/>
-        </w:rPr>
-        <w:t>TestRunner.java</w:t>
-      </w:r>
-      <w:r>
-        <w:t xml:space="preserve">) that executes assertion-based tests against each class and reports the pass/fail status of every test case. A total of </w:t>
-      </w:r>
-      <w:r>
-        <w:rPr>
-          <w:b/>
-        </w:rPr>
-        <w:t>52 tests</w:t>
-      </w:r>
-      <w:r>
-        <w:t xml:space="preserve"> were designed and executed, covering the four primary classes: </w:t>
-      </w:r>
-      <w:r>
-        <w:rPr>
-          <w:i/>
-        </w:rPr>
-        <w:t>Name, SKMCompetitor, CompetitorList,</w:t>
-      </w:r>
-      <w:r>
-        <w:t xml:space="preserve"> and </w:t>
-      </w:r>
-      <w:r>
-        <w:rPr>
-          <w:i/>
-        </w:rPr>
-        <w:t>QuizData.</w:t>
+        <w:t>A total of 52 tests were executed across four test suites. All tests produced the expected results, yielding a 100% pass rate.</w:t>
       </w:r>
     </w:p>
     <w:p>
@@ -172,29 +197,38 @@
     </w:p>
     <w:tbl>
       <w:tblPr>
-        <w:tblStyle w:val="TableGrid"/>
         <w:tblW w:type="auto" w:w="0"/>
         <w:jc w:val="center"/>
         <w:tblLook w:firstColumn="1" w:firstRow="1" w:lastColumn="0" w:lastRow="0" w:noHBand="0" w:noVBand="1" w:val="04A0"/>
+        <w:tblBorders>
+          <w:top w:val="single" w:sz="4" w:space="0" w:color="999999"/>
+          <w:left w:val="single" w:sz="4" w:space="0" w:color="999999"/>
+          <w:bottom w:val="single" w:sz="4" w:space="0" w:color="999999"/>
+          <w:right w:val="single" w:sz="4" w:space="0" w:color="999999"/>
+          <w:insideH w:val="single" w:sz="4" w:space="0" w:color="999999"/>
+          <w:insideV w:val="single" w:sz="4" w:space="0" w:color="999999"/>
+        </w:tblBorders>
       </w:tblPr>
       <w:tblGrid>
-        <w:gridCol w:w="4320"/>
-        <w:gridCol w:w="4320"/>
+        <w:gridCol w:w="4680"/>
+        <w:gridCol w:w="4680"/>
       </w:tblGrid>
       <w:tr>
         <w:tc>
           <w:tcPr>
-            <w:tcW w:type="dxa" w:w="4320"/>
-            <w:shd w:fill="2E4057"/>
-          </w:tcPr>
-          <w:p>
-            <w:r/>
+            <w:tcW w:type="dxa" w:w="4680"/>
+            <w:shd w:val="clear" w:color="auto" w:fill="2C3E50"/>
+          </w:tcPr>
+          <w:p>
+            <w:pPr>
+              <w:jc w:val="center"/>
+            </w:pPr>
             <w:r>
               <w:rPr>
                 <w:rFonts w:ascii="Times New Roman" w:hAnsi="Times New Roman"/>
                 <w:b/>
                 <w:color w:val="FFFFFF"/>
-                <w:sz w:val="22"/>
+                <w:sz w:val="18"/>
               </w:rPr>
               <w:t>Component</w:t>
             </w:r>
@@ -202,17 +236,19 @@
         </w:tc>
         <w:tc>
           <w:tcPr>
-            <w:tcW w:type="dxa" w:w="4320"/>
-            <w:shd w:fill="2E4057"/>
-          </w:tcPr>
-          <w:p>
-            <w:r/>
+            <w:tcW w:type="dxa" w:w="4680"/>
+            <w:shd w:val="clear" w:color="auto" w:fill="2C3E50"/>
+          </w:tcPr>
+          <w:p>
+            <w:pPr>
+              <w:jc w:val="center"/>
+            </w:pPr>
             <w:r>
               <w:rPr>
                 <w:rFonts w:ascii="Times New Roman" w:hAnsi="Times New Roman"/>
                 <w:b/>
                 <w:color w:val="FFFFFF"/>
-                <w:sz w:val="22"/>
+                <w:sz w:val="18"/>
               </w:rPr>
               <w:t>Details</w:t>
             </w:r>
@@ -222,14 +258,13 @@
       <w:tr>
         <w:tc>
           <w:tcPr>
-            <w:tcW w:type="dxa" w:w="4320"/>
-          </w:tcPr>
-          <w:p>
-            <w:r/>
-            <w:r>
-              <w:rPr>
-                <w:rFonts w:ascii="Times New Roman" w:hAnsi="Times New Roman"/>
-                <w:sz w:val="22"/>
+            <w:tcW w:type="dxa" w:w="4680"/>
+          </w:tcPr>
+          <w:p>
+            <w:r>
+              <w:rPr>
+                <w:rFonts w:ascii="Times New Roman" w:hAnsi="Times New Roman"/>
+                <w:sz w:val="18"/>
               </w:rPr>
               <w:t>Programming Language</w:t>
             </w:r>
@@ -237,16 +272,15 @@
         </w:tc>
         <w:tc>
           <w:tcPr>
-            <w:tcW w:type="dxa" w:w="4320"/>
-          </w:tcPr>
-          <w:p>
-            <w:r/>
-            <w:r>
-              <w:rPr>
-                <w:rFonts w:ascii="Times New Roman" w:hAnsi="Times New Roman"/>
-                <w:sz w:val="22"/>
-              </w:rPr>
-              <w:t>Java 17</w:t>
+            <w:tcW w:type="dxa" w:w="4680"/>
+          </w:tcPr>
+          <w:p>
+            <w:r>
+              <w:rPr>
+                <w:rFonts w:ascii="Times New Roman" w:hAnsi="Times New Roman"/>
+                <w:sz w:val="18"/>
+              </w:rPr>
+              <w:t>Java 17 (JDK 17)</w:t>
             </w:r>
           </w:p>
         </w:tc>
@@ -254,14 +288,14 @@
       <w:tr>
         <w:tc>
           <w:tcPr>
-            <w:tcW w:type="dxa" w:w="4320"/>
-          </w:tcPr>
-          <w:p>
-            <w:r/>
-            <w:r>
-              <w:rPr>
-                <w:rFonts w:ascii="Times New Roman" w:hAnsi="Times New Roman"/>
-                <w:sz w:val="22"/>
+            <w:tcW w:type="dxa" w:w="4680"/>
+            <w:shd w:val="clear" w:color="auto" w:fill="F2F2F2"/>
+          </w:tcPr>
+          <w:p>
+            <w:r>
+              <w:rPr>
+                <w:rFonts w:ascii="Times New Roman" w:hAnsi="Times New Roman"/>
+                <w:sz w:val="18"/>
               </w:rPr>
               <w:t>IDE</w:t>
             </w:r>
@@ -269,16 +303,16 @@
         </w:tc>
         <w:tc>
           <w:tcPr>
-            <w:tcW w:type="dxa" w:w="4320"/>
-          </w:tcPr>
-          <w:p>
-            <w:r/>
-            <w:r>
-              <w:rPr>
-                <w:rFonts w:ascii="Times New Roman" w:hAnsi="Times New Roman"/>
-                <w:sz w:val="22"/>
-              </w:rPr>
-              <w:t>Eclipse IDE</w:t>
+            <w:tcW w:type="dxa" w:w="4680"/>
+            <w:shd w:val="clear" w:color="auto" w:fill="F2F2F2"/>
+          </w:tcPr>
+          <w:p>
+            <w:r>
+              <w:rPr>
+                <w:rFonts w:ascii="Times New Roman" w:hAnsi="Times New Roman"/>
+                <w:sz w:val="18"/>
+              </w:rPr>
+              <w:t>Eclipse IDE 2024</w:t>
             </w:r>
           </w:p>
         </w:tc>
@@ -286,31 +320,29 @@
       <w:tr>
         <w:tc>
           <w:tcPr>
-            <w:tcW w:type="dxa" w:w="4320"/>
-          </w:tcPr>
-          <w:p>
-            <w:r/>
-            <w:r>
-              <w:rPr>
-                <w:rFonts w:ascii="Times New Roman" w:hAnsi="Times New Roman"/>
-                <w:sz w:val="22"/>
-              </w:rPr>
-              <w:t>Test Framework</w:t>
-            </w:r>
-          </w:p>
-        </w:tc>
-        <w:tc>
-          <w:tcPr>
-            <w:tcW w:type="dxa" w:w="4320"/>
-          </w:tcPr>
-          <w:p>
-            <w:r/>
-            <w:r>
-              <w:rPr>
-                <w:rFonts w:ascii="Times New Roman" w:hAnsi="Times New Roman"/>
-                <w:sz w:val="22"/>
-              </w:rPr>
-              <w:t>Custom assertion-based TestRunner</w:t>
+            <w:tcW w:type="dxa" w:w="4680"/>
+          </w:tcPr>
+          <w:p>
+            <w:r>
+              <w:rPr>
+                <w:rFonts w:ascii="Times New Roman" w:hAnsi="Times New Roman"/>
+                <w:sz w:val="18"/>
+              </w:rPr>
+              <w:t>Testing Framework</w:t>
+            </w:r>
+          </w:p>
+        </w:tc>
+        <w:tc>
+          <w:tcPr>
+            <w:tcW w:type="dxa" w:w="4680"/>
+          </w:tcPr>
+          <w:p>
+            <w:r>
+              <w:rPr>
+                <w:rFonts w:ascii="Times New Roman" w:hAnsi="Times New Roman"/>
+                <w:sz w:val="18"/>
+              </w:rPr>
+              <w:t>Custom TestRunner (assertion-based)</w:t>
             </w:r>
           </w:p>
         </w:tc>
@@ -318,31 +350,31 @@
       <w:tr>
         <w:tc>
           <w:tcPr>
-            <w:tcW w:type="dxa" w:w="4320"/>
-          </w:tcPr>
-          <w:p>
-            <w:r/>
-            <w:r>
-              <w:rPr>
-                <w:rFonts w:ascii="Times New Roman" w:hAnsi="Times New Roman"/>
-                <w:sz w:val="22"/>
-              </w:rPr>
-              <w:t>Database</w:t>
-            </w:r>
-          </w:p>
-        </w:tc>
-        <w:tc>
-          <w:tcPr>
-            <w:tcW w:type="dxa" w:w="4320"/>
-          </w:tcPr>
-          <w:p>
-            <w:r/>
-            <w:r>
-              <w:rPr>
-                <w:rFonts w:ascii="Times New Roman" w:hAnsi="Times New Roman"/>
-                <w:sz w:val="22"/>
-              </w:rPr>
-              <w:t>MySQL (CompetitionDB) — tested offline for unit tests</w:t>
+            <w:tcW w:type="dxa" w:w="4680"/>
+            <w:shd w:val="clear" w:color="auto" w:fill="F2F2F2"/>
+          </w:tcPr>
+          <w:p>
+            <w:r>
+              <w:rPr>
+                <w:rFonts w:ascii="Times New Roman" w:hAnsi="Times New Roman"/>
+                <w:sz w:val="18"/>
+              </w:rPr>
+              <w:t>Operating System</w:t>
+            </w:r>
+          </w:p>
+        </w:tc>
+        <w:tc>
+          <w:tcPr>
+            <w:tcW w:type="dxa" w:w="4680"/>
+            <w:shd w:val="clear" w:color="auto" w:fill="F2F2F2"/>
+          </w:tcPr>
+          <w:p>
+            <w:r>
+              <w:rPr>
+                <w:rFonts w:ascii="Times New Roman" w:hAnsi="Times New Roman"/>
+                <w:sz w:val="18"/>
+              </w:rPr>
+              <w:t>Windows / Linux</w:t>
             </w:r>
           </w:p>
         </w:tc>
@@ -350,31 +382,29 @@
       <w:tr>
         <w:tc>
           <w:tcPr>
-            <w:tcW w:type="dxa" w:w="4320"/>
-          </w:tcPr>
-          <w:p>
-            <w:r/>
-            <w:r>
-              <w:rPr>
-                <w:rFonts w:ascii="Times New Roman" w:hAnsi="Times New Roman"/>
-                <w:sz w:val="22"/>
-              </w:rPr>
-              <w:t>Operating System</w:t>
-            </w:r>
-          </w:p>
-        </w:tc>
-        <w:tc>
-          <w:tcPr>
-            <w:tcW w:type="dxa" w:w="4320"/>
-          </w:tcPr>
-          <w:p>
-            <w:r/>
-            <w:r>
-              <w:rPr>
-                <w:rFonts w:ascii="Times New Roman" w:hAnsi="Times New Roman"/>
-                <w:sz w:val="22"/>
-              </w:rPr>
-              <w:t>Windows / Linux compatible</w:t>
+            <w:tcW w:type="dxa" w:w="4680"/>
+          </w:tcPr>
+          <w:p>
+            <w:r>
+              <w:rPr>
+                <w:rFonts w:ascii="Times New Roman" w:hAnsi="Times New Roman"/>
+                <w:sz w:val="18"/>
+              </w:rPr>
+              <w:t>Database</w:t>
+            </w:r>
+          </w:p>
+        </w:tc>
+        <w:tc>
+          <w:tcPr>
+            <w:tcW w:type="dxa" w:w="4680"/>
+          </w:tcPr>
+          <w:p>
+            <w:r>
+              <w:rPr>
+                <w:rFonts w:ascii="Times New Roman" w:hAnsi="Times New Roman"/>
+                <w:sz w:val="18"/>
+              </w:rPr>
+              <w:t>MySQL 8.0 (CompetitionDB)</w:t>
             </w:r>
           </w:p>
         </w:tc>
@@ -382,100 +412,37 @@
       <w:tr>
         <w:tc>
           <w:tcPr>
-            <w:tcW w:type="dxa" w:w="4320"/>
-          </w:tcPr>
-          <w:p>
-            <w:r/>
-            <w:r>
-              <w:rPr>
-                <w:rFonts w:ascii="Times New Roman" w:hAnsi="Times New Roman"/>
-                <w:sz w:val="22"/>
-              </w:rPr>
-              <w:t>Total Test Cases</w:t>
-            </w:r>
-          </w:p>
-        </w:tc>
-        <w:tc>
-          <w:tcPr>
-            <w:tcW w:type="dxa" w:w="4320"/>
-          </w:tcPr>
-          <w:p>
-            <w:r/>
-            <w:r>
-              <w:rPr>
-                <w:rFonts w:ascii="Times New Roman" w:hAnsi="Times New Roman"/>
-                <w:sz w:val="22"/>
-              </w:rPr>
-              <w:t>52</w:t>
-            </w:r>
-          </w:p>
-        </w:tc>
-      </w:tr>
-      <w:tr>
-        <w:tc>
-          <w:tcPr>
-            <w:tcW w:type="dxa" w:w="4320"/>
-          </w:tcPr>
-          <w:p>
-            <w:r/>
-            <w:r>
-              <w:rPr>
-                <w:rFonts w:ascii="Times New Roman" w:hAnsi="Times New Roman"/>
-                <w:sz w:val="22"/>
-              </w:rPr>
-              <w:t>Tests Passed</w:t>
-            </w:r>
-          </w:p>
-        </w:tc>
-        <w:tc>
-          <w:tcPr>
-            <w:tcW w:type="dxa" w:w="4320"/>
-          </w:tcPr>
-          <w:p>
-            <w:r/>
-            <w:r>
-              <w:rPr>
-                <w:rFonts w:ascii="Times New Roman" w:hAnsi="Times New Roman"/>
-                <w:sz w:val="22"/>
-              </w:rPr>
-              <w:t>52</w:t>
-            </w:r>
-          </w:p>
-        </w:tc>
-      </w:tr>
-      <w:tr>
-        <w:tc>
-          <w:tcPr>
-            <w:tcW w:type="dxa" w:w="4320"/>
-          </w:tcPr>
-          <w:p>
-            <w:r/>
-            <w:r>
-              <w:rPr>
-                <w:rFonts w:ascii="Times New Roman" w:hAnsi="Times New Roman"/>
-                <w:sz w:val="22"/>
-              </w:rPr>
-              <w:t>Tests Failed</w:t>
-            </w:r>
-          </w:p>
-        </w:tc>
-        <w:tc>
-          <w:tcPr>
-            <w:tcW w:type="dxa" w:w="4320"/>
-          </w:tcPr>
-          <w:p>
-            <w:r/>
-            <w:r>
-              <w:rPr>
-                <w:rFonts w:ascii="Times New Roman" w:hAnsi="Times New Roman"/>
-                <w:sz w:val="22"/>
-              </w:rPr>
-              <w:t>0</w:t>
+            <w:tcW w:type="dxa" w:w="4680"/>
+            <w:shd w:val="clear" w:color="auto" w:fill="F2F2F2"/>
+          </w:tcPr>
+          <w:p>
+            <w:r>
+              <w:rPr>
+                <w:rFonts w:ascii="Times New Roman" w:hAnsi="Times New Roman"/>
+                <w:sz w:val="18"/>
+              </w:rPr>
+              <w:t>Build Method</w:t>
+            </w:r>
+          </w:p>
+        </w:tc>
+        <w:tc>
+          <w:tcPr>
+            <w:tcW w:type="dxa" w:w="4680"/>
+            <w:shd w:val="clear" w:color="auto" w:fill="F2F2F2"/>
+          </w:tcPr>
+          <w:p>
+            <w:r>
+              <w:rPr>
+                <w:rFonts w:ascii="Times New Roman" w:hAnsi="Times New Roman"/>
+                <w:sz w:val="18"/>
+              </w:rPr>
+              <w:t>javac / Eclipse Build</w:t>
             </w:r>
           </w:p>
         </w:tc>
       </w:tr>
     </w:tbl>
+    <w:p/>
     <w:p>
       <w:pPr>
         <w:pStyle w:val="Heading1"/>
@@ -484,87 +451,83 @@
         <w:t>3. Test Summary</w:t>
       </w:r>
     </w:p>
-    <w:p>
-      <w:pPr>
-        <w:spacing w:after="120"/>
-      </w:pPr>
-      <w:r>
-        <w:t>The following table provides an overview of the number of tests per class and their results.</w:t>
-      </w:r>
-    </w:p>
     <w:tbl>
       <w:tblPr>
-        <w:tblStyle w:val="TableGrid"/>
         <w:tblW w:type="auto" w:w="0"/>
         <w:jc w:val="center"/>
         <w:tblLook w:firstColumn="1" w:firstRow="1" w:lastColumn="0" w:lastRow="0" w:noHBand="0" w:noVBand="1" w:val="04A0"/>
+        <w:tblBorders>
+          <w:top w:val="single" w:sz="4" w:space="0" w:color="999999"/>
+          <w:left w:val="single" w:sz="4" w:space="0" w:color="999999"/>
+          <w:bottom w:val="single" w:sz="4" w:space="0" w:color="999999"/>
+          <w:right w:val="single" w:sz="4" w:space="0" w:color="999999"/>
+          <w:insideH w:val="single" w:sz="4" w:space="0" w:color="999999"/>
+          <w:insideV w:val="single" w:sz="4" w:space="0" w:color="999999"/>
+        </w:tblBorders>
       </w:tblPr>
       <w:tblGrid>
-        <w:gridCol w:w="1728"/>
-        <w:gridCol w:w="1728"/>
-        <w:gridCol w:w="1728"/>
-        <w:gridCol w:w="1728"/>
-        <w:gridCol w:w="1728"/>
+        <w:gridCol w:w="1872"/>
+        <w:gridCol w:w="1872"/>
+        <w:gridCol w:w="1872"/>
+        <w:gridCol w:w="1872"/>
+        <w:gridCol w:w="1872"/>
       </w:tblGrid>
       <w:tr>
         <w:tc>
           <w:tcPr>
-            <w:tcW w:type="dxa" w:w="1728"/>
-            <w:shd w:fill="2E4057"/>
+            <w:tcW w:type="dxa" w:w="1872"/>
+            <w:shd w:val="clear" w:color="auto" w:fill="2C3E50"/>
           </w:tcPr>
           <w:p>
             <w:pPr>
               <w:jc w:val="center"/>
             </w:pPr>
-            <w:r/>
             <w:r>
               <w:rPr>
                 <w:rFonts w:ascii="Times New Roman" w:hAnsi="Times New Roman"/>
                 <w:b/>
                 <w:color w:val="FFFFFF"/>
-                <w:sz w:val="22"/>
-              </w:rPr>
-              <w:t>Class Under Test</w:t>
-            </w:r>
-          </w:p>
-        </w:tc>
-        <w:tc>
-          <w:tcPr>
-            <w:tcW w:type="dxa" w:w="1728"/>
-            <w:shd w:fill="2E4057"/>
+                <w:sz w:val="18"/>
+              </w:rPr>
+              <w:t>Test Suite</w:t>
+            </w:r>
+          </w:p>
+        </w:tc>
+        <w:tc>
+          <w:tcPr>
+            <w:tcW w:type="dxa" w:w="1872"/>
+            <w:shd w:val="clear" w:color="auto" w:fill="2C3E50"/>
           </w:tcPr>
           <w:p>
             <w:pPr>
               <w:jc w:val="center"/>
             </w:pPr>
-            <w:r/>
             <w:r>
               <w:rPr>
                 <w:rFonts w:ascii="Times New Roman" w:hAnsi="Times New Roman"/>
                 <w:b/>
                 <w:color w:val="FFFFFF"/>
-                <w:sz w:val="22"/>
-              </w:rPr>
-              <w:t>Number of Tests</w:t>
-            </w:r>
-          </w:p>
-        </w:tc>
-        <w:tc>
-          <w:tcPr>
-            <w:tcW w:type="dxa" w:w="1728"/>
-            <w:shd w:fill="2E4057"/>
+                <w:sz w:val="18"/>
+              </w:rPr>
+              <w:t>Total</w:t>
+            </w:r>
+          </w:p>
+        </w:tc>
+        <w:tc>
+          <w:tcPr>
+            <w:tcW w:type="dxa" w:w="1872"/>
+            <w:shd w:val="clear" w:color="auto" w:fill="2C3E50"/>
           </w:tcPr>
           <w:p>
             <w:pPr>
               <w:jc w:val="center"/>
             </w:pPr>
-            <w:r/>
             <w:r>
               <w:rPr>
                 <w:rFonts w:ascii="Times New Roman" w:hAnsi="Times New Roman"/>
                 <w:b/>
                 <w:color w:val="FFFFFF"/>
-                <w:sz w:val="22"/>
+                <w:sz w:val="18"/>
               </w:rPr>
               <w:t>Passed</w:t>
             </w:r>
@@ -572,20 +535,19 @@
         </w:tc>
         <w:tc>
           <w:tcPr>
-            <w:tcW w:type="dxa" w:w="1728"/>
-            <w:shd w:fill="2E4057"/>
+            <w:tcW w:type="dxa" w:w="1872"/>
+            <w:shd w:val="clear" w:color="auto" w:fill="2C3E50"/>
           </w:tcPr>
           <w:p>
             <w:pPr>
               <w:jc w:val="center"/>
             </w:pPr>
-            <w:r/>
             <w:r>
               <w:rPr>
                 <w:rFonts w:ascii="Times New Roman" w:hAnsi="Times New Roman"/>
                 <w:b/>
                 <w:color w:val="FFFFFF"/>
-                <w:sz w:val="22"/>
+                <w:sz w:val="18"/>
               </w:rPr>
               <w:t>Failed</w:t>
             </w:r>
@@ -593,22 +555,21 @@
         </w:tc>
         <w:tc>
           <w:tcPr>
-            <w:tcW w:type="dxa" w:w="1728"/>
-            <w:shd w:fill="2E4057"/>
+            <w:tcW w:type="dxa" w:w="1872"/>
+            <w:shd w:val="clear" w:color="auto" w:fill="2C3E50"/>
           </w:tcPr>
           <w:p>
             <w:pPr>
               <w:jc w:val="center"/>
             </w:pPr>
-            <w:r/>
             <w:r>
               <w:rPr>
                 <w:rFonts w:ascii="Times New Roman" w:hAnsi="Times New Roman"/>
                 <w:b/>
                 <w:color w:val="FFFFFF"/>
-                <w:sz w:val="22"/>
-              </w:rPr>
-              <w:t>Result</w:t>
+                <w:sz w:val="18"/>
+              </w:rPr>
+              <w:t>Pass Rate</w:t>
             </w:r>
           </w:p>
         </w:tc>
@@ -616,35 +577,27 @@
       <w:tr>
         <w:tc>
           <w:tcPr>
-            <w:tcW w:type="dxa" w:w="1728"/>
-          </w:tcPr>
-          <w:p>
-            <w:pPr>
-              <w:jc w:val="center"/>
-            </w:pPr>
-            <w:r/>
-            <w:r>
-              <w:rPr>
-                <w:rFonts w:ascii="Times New Roman" w:hAnsi="Times New Roman"/>
-                <w:sz w:val="22"/>
-              </w:rPr>
-              <w:t>Name</w:t>
-            </w:r>
-          </w:p>
-        </w:tc>
-        <w:tc>
-          <w:tcPr>
-            <w:tcW w:type="dxa" w:w="1728"/>
-          </w:tcPr>
-          <w:p>
-            <w:pPr>
-              <w:jc w:val="center"/>
-            </w:pPr>
-            <w:r/>
-            <w:r>
-              <w:rPr>
-                <w:rFonts w:ascii="Times New Roman" w:hAnsi="Times New Roman"/>
-                <w:sz w:val="22"/>
+            <w:tcW w:type="dxa" w:w="1872"/>
+          </w:tcPr>
+          <w:p>
+            <w:r>
+              <w:rPr>
+                <w:rFonts w:ascii="Times New Roman" w:hAnsi="Times New Roman"/>
+                <w:sz w:val="18"/>
+              </w:rPr>
+              <w:t>Name Class</w:t>
+            </w:r>
+          </w:p>
+        </w:tc>
+        <w:tc>
+          <w:tcPr>
+            <w:tcW w:type="dxa" w:w="1872"/>
+          </w:tcPr>
+          <w:p>
+            <w:r>
+              <w:rPr>
+                <w:rFonts w:ascii="Times New Roman" w:hAnsi="Times New Roman"/>
+                <w:sz w:val="18"/>
               </w:rPr>
               <w:t>6</w:t>
             </w:r>
@@ -652,17 +605,13 @@
         </w:tc>
         <w:tc>
           <w:tcPr>
-            <w:tcW w:type="dxa" w:w="1728"/>
-          </w:tcPr>
-          <w:p>
-            <w:pPr>
-              <w:jc w:val="center"/>
-            </w:pPr>
-            <w:r/>
-            <w:r>
-              <w:rPr>
-                <w:rFonts w:ascii="Times New Roman" w:hAnsi="Times New Roman"/>
-                <w:sz w:val="22"/>
+            <w:tcW w:type="dxa" w:w="1872"/>
+          </w:tcPr>
+          <w:p>
+            <w:r>
+              <w:rPr>
+                <w:rFonts w:ascii="Times New Roman" w:hAnsi="Times New Roman"/>
+                <w:sz w:val="18"/>
               </w:rPr>
               <w:t>6</w:t>
             </w:r>
@@ -670,17 +619,13 @@
         </w:tc>
         <w:tc>
           <w:tcPr>
-            <w:tcW w:type="dxa" w:w="1728"/>
-          </w:tcPr>
-          <w:p>
-            <w:pPr>
-              <w:jc w:val="center"/>
-            </w:pPr>
-            <w:r/>
-            <w:r>
-              <w:rPr>
-                <w:rFonts w:ascii="Times New Roman" w:hAnsi="Times New Roman"/>
-                <w:sz w:val="22"/>
+            <w:tcW w:type="dxa" w:w="1872"/>
+          </w:tcPr>
+          <w:p>
+            <w:r>
+              <w:rPr>
+                <w:rFonts w:ascii="Times New Roman" w:hAnsi="Times New Roman"/>
+                <w:sz w:val="18"/>
               </w:rPr>
               <w:t>0</w:t>
             </w:r>
@@ -688,19 +633,15 @@
         </w:tc>
         <w:tc>
           <w:tcPr>
-            <w:tcW w:type="dxa" w:w="1728"/>
-          </w:tcPr>
-          <w:p>
-            <w:pPr>
-              <w:jc w:val="center"/>
-            </w:pPr>
-            <w:r/>
-            <w:r>
-              <w:rPr>
-                <w:rFonts w:ascii="Times New Roman" w:hAnsi="Times New Roman"/>
-                <w:sz w:val="22"/>
-              </w:rPr>
-              <w:t>PASS</w:t>
+            <w:tcW w:type="dxa" w:w="1872"/>
+          </w:tcPr>
+          <w:p>
+            <w:r>
+              <w:rPr>
+                <w:rFonts w:ascii="Times New Roman" w:hAnsi="Times New Roman"/>
+                <w:sz w:val="18"/>
+              </w:rPr>
+              <w:t>100%</w:t>
             </w:r>
           </w:p>
         </w:tc>
@@ -708,71 +649,59 @@
       <w:tr>
         <w:tc>
           <w:tcPr>
-            <w:tcW w:type="dxa" w:w="1728"/>
-          </w:tcPr>
-          <w:p>
-            <w:pPr>
-              <w:jc w:val="center"/>
-            </w:pPr>
-            <w:r/>
-            <w:r>
-              <w:rPr>
-                <w:rFonts w:ascii="Times New Roman" w:hAnsi="Times New Roman"/>
-                <w:sz w:val="22"/>
-              </w:rPr>
-              <w:t>SKMCompetitor</w:t>
-            </w:r>
-          </w:p>
-        </w:tc>
-        <w:tc>
-          <w:tcPr>
-            <w:tcW w:type="dxa" w:w="1728"/>
-          </w:tcPr>
-          <w:p>
-            <w:pPr>
-              <w:jc w:val="center"/>
-            </w:pPr>
-            <w:r/>
-            <w:r>
-              <w:rPr>
-                <w:rFonts w:ascii="Times New Roman" w:hAnsi="Times New Roman"/>
-                <w:sz w:val="22"/>
-              </w:rPr>
-              <w:t>22</w:t>
-            </w:r>
-          </w:p>
-        </w:tc>
-        <w:tc>
-          <w:tcPr>
-            <w:tcW w:type="dxa" w:w="1728"/>
-          </w:tcPr>
-          <w:p>
-            <w:pPr>
-              <w:jc w:val="center"/>
-            </w:pPr>
-            <w:r/>
-            <w:r>
-              <w:rPr>
-                <w:rFonts w:ascii="Times New Roman" w:hAnsi="Times New Roman"/>
-                <w:sz w:val="22"/>
-              </w:rPr>
-              <w:t>22</w:t>
-            </w:r>
-          </w:p>
-        </w:tc>
-        <w:tc>
-          <w:tcPr>
-            <w:tcW w:type="dxa" w:w="1728"/>
-          </w:tcPr>
-          <w:p>
-            <w:pPr>
-              <w:jc w:val="center"/>
-            </w:pPr>
-            <w:r/>
-            <w:r>
-              <w:rPr>
-                <w:rFonts w:ascii="Times New Roman" w:hAnsi="Times New Roman"/>
-                <w:sz w:val="22"/>
+            <w:tcW w:type="dxa" w:w="1872"/>
+            <w:shd w:val="clear" w:color="auto" w:fill="F2F2F2"/>
+          </w:tcPr>
+          <w:p>
+            <w:r>
+              <w:rPr>
+                <w:rFonts w:ascii="Times New Roman" w:hAnsi="Times New Roman"/>
+                <w:sz w:val="18"/>
+              </w:rPr>
+              <w:t>SKMCompetitor Class</w:t>
+            </w:r>
+          </w:p>
+        </w:tc>
+        <w:tc>
+          <w:tcPr>
+            <w:tcW w:type="dxa" w:w="1872"/>
+            <w:shd w:val="clear" w:color="auto" w:fill="F2F2F2"/>
+          </w:tcPr>
+          <w:p>
+            <w:r>
+              <w:rPr>
+                <w:rFonts w:ascii="Times New Roman" w:hAnsi="Times New Roman"/>
+                <w:sz w:val="18"/>
+              </w:rPr>
+              <w:t>20</w:t>
+            </w:r>
+          </w:p>
+        </w:tc>
+        <w:tc>
+          <w:tcPr>
+            <w:tcW w:type="dxa" w:w="1872"/>
+            <w:shd w:val="clear" w:color="auto" w:fill="F2F2F2"/>
+          </w:tcPr>
+          <w:p>
+            <w:r>
+              <w:rPr>
+                <w:rFonts w:ascii="Times New Roman" w:hAnsi="Times New Roman"/>
+                <w:sz w:val="18"/>
+              </w:rPr>
+              <w:t>20</w:t>
+            </w:r>
+          </w:p>
+        </w:tc>
+        <w:tc>
+          <w:tcPr>
+            <w:tcW w:type="dxa" w:w="1872"/>
+            <w:shd w:val="clear" w:color="auto" w:fill="F2F2F2"/>
+          </w:tcPr>
+          <w:p>
+            <w:r>
+              <w:rPr>
+                <w:rFonts w:ascii="Times New Roman" w:hAnsi="Times New Roman"/>
+                <w:sz w:val="18"/>
               </w:rPr>
               <w:t>0</w:t>
             </w:r>
@@ -780,19 +709,16 @@
         </w:tc>
         <w:tc>
           <w:tcPr>
-            <w:tcW w:type="dxa" w:w="1728"/>
-          </w:tcPr>
-          <w:p>
-            <w:pPr>
-              <w:jc w:val="center"/>
-            </w:pPr>
-            <w:r/>
-            <w:r>
-              <w:rPr>
-                <w:rFonts w:ascii="Times New Roman" w:hAnsi="Times New Roman"/>
-                <w:sz w:val="22"/>
-              </w:rPr>
-              <w:t>PASS</w:t>
+            <w:tcW w:type="dxa" w:w="1872"/>
+            <w:shd w:val="clear" w:color="auto" w:fill="F2F2F2"/>
+          </w:tcPr>
+          <w:p>
+            <w:r>
+              <w:rPr>
+                <w:rFonts w:ascii="Times New Roman" w:hAnsi="Times New Roman"/>
+                <w:sz w:val="18"/>
+              </w:rPr>
+              <w:t>100%</w:t>
             </w:r>
           </w:p>
         </w:tc>
@@ -800,71 +726,55 @@
       <w:tr>
         <w:tc>
           <w:tcPr>
-            <w:tcW w:type="dxa" w:w="1728"/>
-          </w:tcPr>
-          <w:p>
-            <w:pPr>
-              <w:jc w:val="center"/>
-            </w:pPr>
-            <w:r/>
-            <w:r>
-              <w:rPr>
-                <w:rFonts w:ascii="Times New Roman" w:hAnsi="Times New Roman"/>
-                <w:sz w:val="22"/>
-              </w:rPr>
-              <w:t>CompetitorList</w:t>
-            </w:r>
-          </w:p>
-        </w:tc>
-        <w:tc>
-          <w:tcPr>
-            <w:tcW w:type="dxa" w:w="1728"/>
-          </w:tcPr>
-          <w:p>
-            <w:pPr>
-              <w:jc w:val="center"/>
-            </w:pPr>
-            <w:r/>
-            <w:r>
-              <w:rPr>
-                <w:rFonts w:ascii="Times New Roman" w:hAnsi="Times New Roman"/>
-                <w:sz w:val="22"/>
-              </w:rPr>
-              <w:t>14</w:t>
-            </w:r>
-          </w:p>
-        </w:tc>
-        <w:tc>
-          <w:tcPr>
-            <w:tcW w:type="dxa" w:w="1728"/>
-          </w:tcPr>
-          <w:p>
-            <w:pPr>
-              <w:jc w:val="center"/>
-            </w:pPr>
-            <w:r/>
-            <w:r>
-              <w:rPr>
-                <w:rFonts w:ascii="Times New Roman" w:hAnsi="Times New Roman"/>
-                <w:sz w:val="22"/>
-              </w:rPr>
-              <w:t>14</w:t>
-            </w:r>
-          </w:p>
-        </w:tc>
-        <w:tc>
-          <w:tcPr>
-            <w:tcW w:type="dxa" w:w="1728"/>
-          </w:tcPr>
-          <w:p>
-            <w:pPr>
-              <w:jc w:val="center"/>
-            </w:pPr>
-            <w:r/>
-            <w:r>
-              <w:rPr>
-                <w:rFonts w:ascii="Times New Roman" w:hAnsi="Times New Roman"/>
-                <w:sz w:val="22"/>
+            <w:tcW w:type="dxa" w:w="1872"/>
+          </w:tcPr>
+          <w:p>
+            <w:r>
+              <w:rPr>
+                <w:rFonts w:ascii="Times New Roman" w:hAnsi="Times New Roman"/>
+                <w:sz w:val="18"/>
+              </w:rPr>
+              <w:t>CompetitorList Class</w:t>
+            </w:r>
+          </w:p>
+        </w:tc>
+        <w:tc>
+          <w:tcPr>
+            <w:tcW w:type="dxa" w:w="1872"/>
+          </w:tcPr>
+          <w:p>
+            <w:r>
+              <w:rPr>
+                <w:rFonts w:ascii="Times New Roman" w:hAnsi="Times New Roman"/>
+                <w:sz w:val="18"/>
+              </w:rPr>
+              <w:t>16</w:t>
+            </w:r>
+          </w:p>
+        </w:tc>
+        <w:tc>
+          <w:tcPr>
+            <w:tcW w:type="dxa" w:w="1872"/>
+          </w:tcPr>
+          <w:p>
+            <w:r>
+              <w:rPr>
+                <w:rFonts w:ascii="Times New Roman" w:hAnsi="Times New Roman"/>
+                <w:sz w:val="18"/>
+              </w:rPr>
+              <w:t>16</w:t>
+            </w:r>
+          </w:p>
+        </w:tc>
+        <w:tc>
+          <w:tcPr>
+            <w:tcW w:type="dxa" w:w="1872"/>
+          </w:tcPr>
+          <w:p>
+            <w:r>
+              <w:rPr>
+                <w:rFonts w:ascii="Times New Roman" w:hAnsi="Times New Roman"/>
+                <w:sz w:val="18"/>
               </w:rPr>
               <w:t>0</w:t>
             </w:r>
@@ -872,19 +782,15 @@
         </w:tc>
         <w:tc>
           <w:tcPr>
-            <w:tcW w:type="dxa" w:w="1728"/>
-          </w:tcPr>
-          <w:p>
-            <w:pPr>
-              <w:jc w:val="center"/>
-            </w:pPr>
-            <w:r/>
-            <w:r>
-              <w:rPr>
-                <w:rFonts w:ascii="Times New Roman" w:hAnsi="Times New Roman"/>
-                <w:sz w:val="22"/>
-              </w:rPr>
-              <w:t>PASS</w:t>
+            <w:tcW w:type="dxa" w:w="1872"/>
+          </w:tcPr>
+          <w:p>
+            <w:r>
+              <w:rPr>
+                <w:rFonts w:ascii="Times New Roman" w:hAnsi="Times New Roman"/>
+                <w:sz w:val="18"/>
+              </w:rPr>
+              <w:t>100%</w:t>
             </w:r>
           </w:p>
         </w:tc>
@@ -892,35 +798,29 @@
       <w:tr>
         <w:tc>
           <w:tcPr>
-            <w:tcW w:type="dxa" w:w="1728"/>
-          </w:tcPr>
-          <w:p>
-            <w:pPr>
-              <w:jc w:val="center"/>
-            </w:pPr>
-            <w:r/>
-            <w:r>
-              <w:rPr>
-                <w:rFonts w:ascii="Times New Roman" w:hAnsi="Times New Roman"/>
-                <w:sz w:val="22"/>
-              </w:rPr>
-              <w:t>QuizData</w:t>
-            </w:r>
-          </w:p>
-        </w:tc>
-        <w:tc>
-          <w:tcPr>
-            <w:tcW w:type="dxa" w:w="1728"/>
-          </w:tcPr>
-          <w:p>
-            <w:pPr>
-              <w:jc w:val="center"/>
-            </w:pPr>
-            <w:r/>
-            <w:r>
-              <w:rPr>
-                <w:rFonts w:ascii="Times New Roman" w:hAnsi="Times New Roman"/>
-                <w:sz w:val="22"/>
+            <w:tcW w:type="dxa" w:w="1872"/>
+            <w:shd w:val="clear" w:color="auto" w:fill="F2F2F2"/>
+          </w:tcPr>
+          <w:p>
+            <w:r>
+              <w:rPr>
+                <w:rFonts w:ascii="Times New Roman" w:hAnsi="Times New Roman"/>
+                <w:sz w:val="18"/>
+              </w:rPr>
+              <w:t>QuizData Class</w:t>
+            </w:r>
+          </w:p>
+        </w:tc>
+        <w:tc>
+          <w:tcPr>
+            <w:tcW w:type="dxa" w:w="1872"/>
+            <w:shd w:val="clear" w:color="auto" w:fill="F2F2F2"/>
+          </w:tcPr>
+          <w:p>
+            <w:r>
+              <w:rPr>
+                <w:rFonts w:ascii="Times New Roman" w:hAnsi="Times New Roman"/>
+                <w:sz w:val="18"/>
               </w:rPr>
               <w:t>10</w:t>
             </w:r>
@@ -928,17 +828,14 @@
         </w:tc>
         <w:tc>
           <w:tcPr>
-            <w:tcW w:type="dxa" w:w="1728"/>
-          </w:tcPr>
-          <w:p>
-            <w:pPr>
-              <w:jc w:val="center"/>
-            </w:pPr>
-            <w:r/>
-            <w:r>
-              <w:rPr>
-                <w:rFonts w:ascii="Times New Roman" w:hAnsi="Times New Roman"/>
-                <w:sz w:val="22"/>
+            <w:tcW w:type="dxa" w:w="1872"/>
+            <w:shd w:val="clear" w:color="auto" w:fill="F2F2F2"/>
+          </w:tcPr>
+          <w:p>
+            <w:r>
+              <w:rPr>
+                <w:rFonts w:ascii="Times New Roman" w:hAnsi="Times New Roman"/>
+                <w:sz w:val="18"/>
               </w:rPr>
               <w:t>10</w:t>
             </w:r>
@@ -946,17 +843,14 @@
         </w:tc>
         <w:tc>
           <w:tcPr>
-            <w:tcW w:type="dxa" w:w="1728"/>
-          </w:tcPr>
-          <w:p>
-            <w:pPr>
-              <w:jc w:val="center"/>
-            </w:pPr>
-            <w:r/>
-            <w:r>
-              <w:rPr>
-                <w:rFonts w:ascii="Times New Roman" w:hAnsi="Times New Roman"/>
-                <w:sz w:val="22"/>
+            <w:tcW w:type="dxa" w:w="1872"/>
+            <w:shd w:val="clear" w:color="auto" w:fill="F2F2F2"/>
+          </w:tcPr>
+          <w:p>
+            <w:r>
+              <w:rPr>
+                <w:rFonts w:ascii="Times New Roman" w:hAnsi="Times New Roman"/>
+                <w:sz w:val="18"/>
               </w:rPr>
               <w:t>0</w:t>
             </w:r>
@@ -964,19 +858,16 @@
         </w:tc>
         <w:tc>
           <w:tcPr>
-            <w:tcW w:type="dxa" w:w="1728"/>
-          </w:tcPr>
-          <w:p>
-            <w:pPr>
-              <w:jc w:val="center"/>
-            </w:pPr>
-            <w:r/>
-            <w:r>
-              <w:rPr>
-                <w:rFonts w:ascii="Times New Roman" w:hAnsi="Times New Roman"/>
-                <w:sz w:val="22"/>
-              </w:rPr>
-              <w:t>PASS</w:t>
+            <w:tcW w:type="dxa" w:w="1872"/>
+            <w:shd w:val="clear" w:color="auto" w:fill="F2F2F2"/>
+          </w:tcPr>
+          <w:p>
+            <w:r>
+              <w:rPr>
+                <w:rFonts w:ascii="Times New Roman" w:hAnsi="Times New Roman"/>
+                <w:sz w:val="18"/>
+              </w:rPr>
+              <w:t>100%</w:t>
             </w:r>
           </w:p>
         </w:tc>
@@ -984,37 +875,27 @@
       <w:tr>
         <w:tc>
           <w:tcPr>
-            <w:tcW w:type="dxa" w:w="1728"/>
-          </w:tcPr>
-          <w:p>
-            <w:pPr>
-              <w:jc w:val="center"/>
-            </w:pPr>
-            <w:r/>
-            <w:r>
-              <w:rPr>
-                <w:rFonts w:ascii="Times New Roman" w:hAnsi="Times New Roman"/>
-                <w:b/>
-                <w:sz w:val="22"/>
-              </w:rPr>
-              <w:t>TOTAL</w:t>
-            </w:r>
-          </w:p>
-        </w:tc>
-        <w:tc>
-          <w:tcPr>
-            <w:tcW w:type="dxa" w:w="1728"/>
-          </w:tcPr>
-          <w:p>
-            <w:pPr>
-              <w:jc w:val="center"/>
-            </w:pPr>
-            <w:r/>
-            <w:r>
-              <w:rPr>
-                <w:rFonts w:ascii="Times New Roman" w:hAnsi="Times New Roman"/>
-                <w:b/>
-                <w:sz w:val="22"/>
+            <w:tcW w:type="dxa" w:w="1872"/>
+          </w:tcPr>
+          <w:p>
+            <w:r>
+              <w:rPr>
+                <w:rFonts w:ascii="Times New Roman" w:hAnsi="Times New Roman"/>
+                <w:sz w:val="18"/>
+              </w:rPr>
+              <w:t>Total</w:t>
+            </w:r>
+          </w:p>
+        </w:tc>
+        <w:tc>
+          <w:tcPr>
+            <w:tcW w:type="dxa" w:w="1872"/>
+          </w:tcPr>
+          <w:p>
+            <w:r>
+              <w:rPr>
+                <w:rFonts w:ascii="Times New Roman" w:hAnsi="Times New Roman"/>
+                <w:sz w:val="18"/>
               </w:rPr>
               <w:t>52</w:t>
             </w:r>
@@ -1022,18 +903,13 @@
         </w:tc>
         <w:tc>
           <w:tcPr>
-            <w:tcW w:type="dxa" w:w="1728"/>
-          </w:tcPr>
-          <w:p>
-            <w:pPr>
-              <w:jc w:val="center"/>
-            </w:pPr>
-            <w:r/>
-            <w:r>
-              <w:rPr>
-                <w:rFonts w:ascii="Times New Roman" w:hAnsi="Times New Roman"/>
-                <w:b/>
-                <w:sz w:val="22"/>
+            <w:tcW w:type="dxa" w:w="1872"/>
+          </w:tcPr>
+          <w:p>
+            <w:r>
+              <w:rPr>
+                <w:rFonts w:ascii="Times New Roman" w:hAnsi="Times New Roman"/>
+                <w:sz w:val="18"/>
               </w:rPr>
               <w:t>52</w:t>
             </w:r>
@@ -1041,18 +917,13 @@
         </w:tc>
         <w:tc>
           <w:tcPr>
-            <w:tcW w:type="dxa" w:w="1728"/>
-          </w:tcPr>
-          <w:p>
-            <w:pPr>
-              <w:jc w:val="center"/>
-            </w:pPr>
-            <w:r/>
-            <w:r>
-              <w:rPr>
-                <w:rFonts w:ascii="Times New Roman" w:hAnsi="Times New Roman"/>
-                <w:b/>
-                <w:sz w:val="22"/>
+            <w:tcW w:type="dxa" w:w="1872"/>
+          </w:tcPr>
+          <w:p>
+            <w:r>
+              <w:rPr>
+                <w:rFonts w:ascii="Times New Roman" w:hAnsi="Times New Roman"/>
+                <w:sz w:val="18"/>
               </w:rPr>
               <w:t>0</w:t>
             </w:r>
@@ -1060,77 +931,72 @@
         </w:tc>
         <w:tc>
           <w:tcPr>
-            <w:tcW w:type="dxa" w:w="1728"/>
-          </w:tcPr>
-          <w:p>
-            <w:pPr>
-              <w:jc w:val="center"/>
-            </w:pPr>
-            <w:r/>
-            <w:r>
-              <w:rPr>
-                <w:rFonts w:ascii="Times New Roman" w:hAnsi="Times New Roman"/>
-                <w:b/>
-                <w:sz w:val="22"/>
-              </w:rPr>
-              <w:t>ALL PASS</w:t>
+            <w:tcW w:type="dxa" w:w="1872"/>
+          </w:tcPr>
+          <w:p>
+            <w:r>
+              <w:rPr>
+                <w:rFonts w:ascii="Times New Roman" w:hAnsi="Times New Roman"/>
+                <w:sz w:val="18"/>
+              </w:rPr>
+              <w:t>100%</w:t>
             </w:r>
           </w:p>
         </w:tc>
       </w:tr>
     </w:tbl>
+    <w:p/>
+    <w:p>
+      <w:r>
+        <w:br w:type="page"/>
+      </w:r>
+    </w:p>
     <w:p>
       <w:pPr>
         <w:pStyle w:val="Heading1"/>
       </w:pPr>
       <w:r>
-        <w:t>4. Name Class Tests</w:t>
+        <w:t>4. Name Class Tests (Tests 1-6)</w:t>
       </w:r>
     </w:p>
     <w:p>
-      <w:pPr>
-        <w:spacing w:after="120"/>
-      </w:pPr>
       <w:r>
-        <w:t xml:space="preserve">The </w:t>
-      </w:r>
-      <w:r>
-        <w:rPr>
-          <w:i/>
-        </w:rPr>
-        <w:t>Name</w:t>
-      </w:r>
-      <w:r>
-        <w:t xml:space="preserve"> class is responsible for storing and formatting a competitor's name. It supports two-part names (first and last) and three-part names (first, middle, and last). The following tests verify the correct behaviour of name construction, formatting, initials generation, setter methods, and string representation.</w:t>
+        <w:t>The Name class stores a competitor's first name, optional middle name, and last name. It provides methods to retrieve the full name, initials, and a string representation. The following tests verify that all constructors and methods produce correct output.</w:t>
       </w:r>
     </w:p>
     <w:tbl>
       <w:tblPr>
-        <w:tblStyle w:val="TableGrid"/>
         <w:tblW w:type="auto" w:w="0"/>
         <w:jc w:val="center"/>
         <w:tblLook w:firstColumn="1" w:firstRow="1" w:lastColumn="0" w:lastRow="0" w:noHBand="0" w:noVBand="1" w:val="04A0"/>
+        <w:tblBorders>
+          <w:top w:val="single" w:sz="4" w:space="0" w:color="999999"/>
+          <w:left w:val="single" w:sz="4" w:space="0" w:color="999999"/>
+          <w:bottom w:val="single" w:sz="4" w:space="0" w:color="999999"/>
+          <w:right w:val="single" w:sz="4" w:space="0" w:color="999999"/>
+          <w:insideH w:val="single" w:sz="4" w:space="0" w:color="999999"/>
+          <w:insideV w:val="single" w:sz="4" w:space="0" w:color="999999"/>
+        </w:tblBorders>
       </w:tblPr>
       <w:tblGrid>
-        <w:gridCol w:w="1234"/>
-        <w:gridCol w:w="1234"/>
-        <w:gridCol w:w="1234"/>
-        <w:gridCol w:w="1234"/>
-        <w:gridCol w:w="1234"/>
-        <w:gridCol w:w="1234"/>
-        <w:gridCol w:w="1234"/>
+        <w:gridCol w:w="1337"/>
+        <w:gridCol w:w="1337"/>
+        <w:gridCol w:w="1337"/>
+        <w:gridCol w:w="1337"/>
+        <w:gridCol w:w="1337"/>
+        <w:gridCol w:w="1337"/>
+        <w:gridCol w:w="1337"/>
       </w:tblGrid>
       <w:tr>
         <w:tc>
           <w:tcPr>
-            <w:tcW w:type="dxa" w:w="1234"/>
-            <w:shd w:fill="2E4057"/>
+            <w:tcW w:type="dxa" w:w="1337"/>
+            <w:shd w:val="clear" w:color="auto" w:fill="2C3E50"/>
           </w:tcPr>
           <w:p>
             <w:pPr>
               <w:jc w:val="center"/>
             </w:pPr>
-            <w:r/>
             <w:r>
               <w:rPr>
                 <w:rFonts w:ascii="Times New Roman" w:hAnsi="Times New Roman"/>
@@ -1138,20 +1004,19 @@
                 <w:color w:val="FFFFFF"/>
                 <w:sz w:val="18"/>
               </w:rPr>
-              <w:t>Test No.</w:t>
-            </w:r>
-          </w:p>
-        </w:tc>
-        <w:tc>
-          <w:tcPr>
-            <w:tcW w:type="dxa" w:w="1234"/>
-            <w:shd w:fill="2E4057"/>
+              <w:t>No.</w:t>
+            </w:r>
+          </w:p>
+        </w:tc>
+        <w:tc>
+          <w:tcPr>
+            <w:tcW w:type="dxa" w:w="1337"/>
+            <w:shd w:val="clear" w:color="auto" w:fill="2C3E50"/>
           </w:tcPr>
           <w:p>
             <w:pPr>
               <w:jc w:val="center"/>
             </w:pPr>
-            <w:r/>
             <w:r>
               <w:rPr>
                 <w:rFonts w:ascii="Times New Roman" w:hAnsi="Times New Roman"/>
@@ -1165,14 +1030,13 @@
         </w:tc>
         <w:tc>
           <w:tcPr>
-            <w:tcW w:type="dxa" w:w="1234"/>
-            <w:shd w:fill="2E4057"/>
+            <w:tcW w:type="dxa" w:w="1337"/>
+            <w:shd w:val="clear" w:color="auto" w:fill="2C3E50"/>
           </w:tcPr>
           <w:p>
             <w:pPr>
               <w:jc w:val="center"/>
             </w:pPr>
-            <w:r/>
             <w:r>
               <w:rPr>
                 <w:rFonts w:ascii="Times New Roman" w:hAnsi="Times New Roman"/>
@@ -1186,14 +1050,13 @@
         </w:tc>
         <w:tc>
           <w:tcPr>
-            <w:tcW w:type="dxa" w:w="1234"/>
-            <w:shd w:fill="2E4057"/>
+            <w:tcW w:type="dxa" w:w="1337"/>
+            <w:shd w:val="clear" w:color="auto" w:fill="2C3E50"/>
           </w:tcPr>
           <w:p>
             <w:pPr>
               <w:jc w:val="center"/>
             </w:pPr>
-            <w:r/>
             <w:r>
               <w:rPr>
                 <w:rFonts w:ascii="Times New Roman" w:hAnsi="Times New Roman"/>
@@ -1201,20 +1064,19 @@
                 <w:color w:val="FFFFFF"/>
                 <w:sz w:val="18"/>
               </w:rPr>
-              <w:t>Input / Setup</w:t>
-            </w:r>
-          </w:p>
-        </w:tc>
-        <w:tc>
-          <w:tcPr>
-            <w:tcW w:type="dxa" w:w="1234"/>
-            <w:shd w:fill="2E4057"/>
+              <w:t>Input</w:t>
+            </w:r>
+          </w:p>
+        </w:tc>
+        <w:tc>
+          <w:tcPr>
+            <w:tcW w:type="dxa" w:w="1337"/>
+            <w:shd w:val="clear" w:color="auto" w:fill="2C3E50"/>
           </w:tcPr>
           <w:p>
             <w:pPr>
               <w:jc w:val="center"/>
             </w:pPr>
-            <w:r/>
             <w:r>
               <w:rPr>
                 <w:rFonts w:ascii="Times New Roman" w:hAnsi="Times New Roman"/>
@@ -1222,20 +1084,19 @@
                 <w:color w:val="FFFFFF"/>
                 <w:sz w:val="18"/>
               </w:rPr>
-              <w:t>Expected Output</w:t>
-            </w:r>
-          </w:p>
-        </w:tc>
-        <w:tc>
-          <w:tcPr>
-            <w:tcW w:type="dxa" w:w="1234"/>
-            <w:shd w:fill="2E4057"/>
+              <w:t>Expected</w:t>
+            </w:r>
+          </w:p>
+        </w:tc>
+        <w:tc>
+          <w:tcPr>
+            <w:tcW w:type="dxa" w:w="1337"/>
+            <w:shd w:val="clear" w:color="auto" w:fill="2C3E50"/>
           </w:tcPr>
           <w:p>
             <w:pPr>
               <w:jc w:val="center"/>
             </w:pPr>
-            <w:r/>
             <w:r>
               <w:rPr>
                 <w:rFonts w:ascii="Times New Roman" w:hAnsi="Times New Roman"/>
@@ -1243,20 +1104,19 @@
                 <w:color w:val="FFFFFF"/>
                 <w:sz w:val="18"/>
               </w:rPr>
-              <w:t>Actual Result</w:t>
-            </w:r>
-          </w:p>
-        </w:tc>
-        <w:tc>
-          <w:tcPr>
-            <w:tcW w:type="dxa" w:w="1234"/>
-            <w:shd w:fill="2E4057"/>
+              <w:t>Actual</w:t>
+            </w:r>
+          </w:p>
+        </w:tc>
+        <w:tc>
+          <w:tcPr>
+            <w:tcW w:type="dxa" w:w="1337"/>
+            <w:shd w:val="clear" w:color="auto" w:fill="2C3E50"/>
           </w:tcPr>
           <w:p>
             <w:pPr>
               <w:jc w:val="center"/>
             </w:pPr>
-            <w:r/>
             <w:r>
               <w:rPr>
                 <w:rFonts w:ascii="Times New Roman" w:hAnsi="Times New Roman"/>
@@ -1272,10 +1132,9 @@
       <w:tr>
         <w:tc>
           <w:tcPr>
-            <w:tcW w:type="dxa" w:w="1234"/>
-          </w:tcPr>
-          <w:p>
-            <w:r/>
+            <w:tcW w:type="dxa" w:w="1337"/>
+          </w:tcPr>
+          <w:p>
             <w:r>
               <w:rPr>
                 <w:rFonts w:ascii="Times New Roman" w:hAnsi="Times New Roman"/>
@@ -1287,10 +1146,9 @@
         </w:tc>
         <w:tc>
           <w:tcPr>
-            <w:tcW w:type="dxa" w:w="1234"/>
-          </w:tcPr>
-          <w:p>
-            <w:r/>
+            <w:tcW w:type="dxa" w:w="1337"/>
+          </w:tcPr>
+          <w:p>
             <w:r>
               <w:rPr>
                 <w:rFonts w:ascii="Times New Roman" w:hAnsi="Times New Roman"/>
@@ -1302,25 +1160,23 @@
         </w:tc>
         <w:tc>
           <w:tcPr>
-            <w:tcW w:type="dxa" w:w="1234"/>
-          </w:tcPr>
-          <w:p>
-            <w:r/>
-            <w:r>
-              <w:rPr>
-                <w:rFonts w:ascii="Times New Roman" w:hAnsi="Times New Roman"/>
-                <w:sz w:val="18"/>
-              </w:rPr>
-              <w:t>Verify that a Name constructed with first and last name returns the correct full name string.</w:t>
-            </w:r>
-          </w:p>
-        </w:tc>
-        <w:tc>
-          <w:tcPr>
-            <w:tcW w:type="dxa" w:w="1234"/>
-          </w:tcPr>
-          <w:p>
-            <w:r/>
+            <w:tcW w:type="dxa" w:w="1337"/>
+          </w:tcPr>
+          <w:p>
+            <w:r>
+              <w:rPr>
+                <w:rFonts w:ascii="Times New Roman" w:hAnsi="Times New Roman"/>
+                <w:sz w:val="18"/>
+              </w:rPr>
+              <w:t>Verify that a Name with first and last name returns the correct full name.</w:t>
+            </w:r>
+          </w:p>
+        </w:tc>
+        <w:tc>
+          <w:tcPr>
+            <w:tcW w:type="dxa" w:w="1337"/>
+          </w:tcPr>
+          <w:p>
             <w:r>
               <w:rPr>
                 <w:rFonts w:ascii="Times New Roman" w:hAnsi="Times New Roman"/>
@@ -1332,10 +1188,9 @@
         </w:tc>
         <w:tc>
           <w:tcPr>
-            <w:tcW w:type="dxa" w:w="1234"/>
-          </w:tcPr>
-          <w:p>
-            <w:r/>
+            <w:tcW w:type="dxa" w:w="1337"/>
+          </w:tcPr>
+          <w:p>
             <w:r>
               <w:rPr>
                 <w:rFonts w:ascii="Times New Roman" w:hAnsi="Times New Roman"/>
@@ -1347,10 +1202,9 @@
         </w:tc>
         <w:tc>
           <w:tcPr>
-            <w:tcW w:type="dxa" w:w="1234"/>
-          </w:tcPr>
-          <w:p>
-            <w:r/>
+            <w:tcW w:type="dxa" w:w="1337"/>
+          </w:tcPr>
+          <w:p>
             <w:r>
               <w:rPr>
                 <w:rFonts w:ascii="Times New Roman" w:hAnsi="Times New Roman"/>
@@ -1362,13 +1216,9 @@
         </w:tc>
         <w:tc>
           <w:tcPr>
-            <w:tcW w:type="dxa" w:w="1234"/>
-          </w:tcPr>
-          <w:p>
-            <w:pPr>
-              <w:jc w:val="center"/>
-            </w:pPr>
-            <w:r/>
+            <w:tcW w:type="dxa" w:w="1337"/>
+          </w:tcPr>
+          <w:p>
             <w:r>
               <w:rPr>
                 <w:rFonts w:ascii="Times New Roman" w:hAnsi="Times New Roman"/>
@@ -1384,10 +1234,10 @@
       <w:tr>
         <w:tc>
           <w:tcPr>
-            <w:tcW w:type="dxa" w:w="1234"/>
-          </w:tcPr>
-          <w:p>
-            <w:r/>
+            <w:tcW w:type="dxa" w:w="1337"/>
+            <w:shd w:val="clear" w:color="auto" w:fill="F2F2F2"/>
+          </w:tcPr>
+          <w:p>
             <w:r>
               <w:rPr>
                 <w:rFonts w:ascii="Times New Roman" w:hAnsi="Times New Roman"/>
@@ -1399,10 +1249,10 @@
         </w:tc>
         <w:tc>
           <w:tcPr>
-            <w:tcW w:type="dxa" w:w="1234"/>
-          </w:tcPr>
-          <w:p>
-            <w:r/>
+            <w:tcW w:type="dxa" w:w="1337"/>
+            <w:shd w:val="clear" w:color="auto" w:fill="F2F2F2"/>
+          </w:tcPr>
+          <w:p>
             <w:r>
               <w:rPr>
                 <w:rFonts w:ascii="Times New Roman" w:hAnsi="Times New Roman"/>
@@ -1414,10 +1264,10 @@
         </w:tc>
         <w:tc>
           <w:tcPr>
-            <w:tcW w:type="dxa" w:w="1234"/>
-          </w:tcPr>
-          <w:p>
-            <w:r/>
+            <w:tcW w:type="dxa" w:w="1337"/>
+            <w:shd w:val="clear" w:color="auto" w:fill="F2F2F2"/>
+          </w:tcPr>
+          <w:p>
             <w:r>
               <w:rPr>
                 <w:rFonts w:ascii="Times New Roman" w:hAnsi="Times New Roman"/>
@@ -1429,25 +1279,25 @@
         </w:tc>
         <w:tc>
           <w:tcPr>
-            <w:tcW w:type="dxa" w:w="1234"/>
-          </w:tcPr>
-          <w:p>
-            <w:r/>
-            <w:r>
-              <w:rPr>
-                <w:rFonts w:ascii="Times New Roman" w:hAnsi="Times New Roman"/>
-                <w:sz w:val="18"/>
-              </w:rPr>
-              <w:t>new Name("Alice", "Green")</w:t>
-            </w:r>
-          </w:p>
-        </w:tc>
-        <w:tc>
-          <w:tcPr>
-            <w:tcW w:type="dxa" w:w="1234"/>
-          </w:tcPr>
-          <w:p>
-            <w:r/>
+            <w:tcW w:type="dxa" w:w="1337"/>
+            <w:shd w:val="clear" w:color="auto" w:fill="F2F2F2"/>
+          </w:tcPr>
+          <w:p>
+            <w:r>
+              <w:rPr>
+                <w:rFonts w:ascii="Times New Roman" w:hAnsi="Times New Roman"/>
+                <w:sz w:val="18"/>
+              </w:rPr>
+              <w:t>n1.getInitials()</w:t>
+            </w:r>
+          </w:p>
+        </w:tc>
+        <w:tc>
+          <w:tcPr>
+            <w:tcW w:type="dxa" w:w="1337"/>
+            <w:shd w:val="clear" w:color="auto" w:fill="F2F2F2"/>
+          </w:tcPr>
+          <w:p>
             <w:r>
               <w:rPr>
                 <w:rFonts w:ascii="Times New Roman" w:hAnsi="Times New Roman"/>
@@ -1459,10 +1309,10 @@
         </w:tc>
         <w:tc>
           <w:tcPr>
-            <w:tcW w:type="dxa" w:w="1234"/>
-          </w:tcPr>
-          <w:p>
-            <w:r/>
+            <w:tcW w:type="dxa" w:w="1337"/>
+            <w:shd w:val="clear" w:color="auto" w:fill="F2F2F2"/>
+          </w:tcPr>
+          <w:p>
             <w:r>
               <w:rPr>
                 <w:rFonts w:ascii="Times New Roman" w:hAnsi="Times New Roman"/>
@@ -1474,13 +1324,10 @@
         </w:tc>
         <w:tc>
           <w:tcPr>
-            <w:tcW w:type="dxa" w:w="1234"/>
-          </w:tcPr>
-          <w:p>
-            <w:pPr>
-              <w:jc w:val="center"/>
-            </w:pPr>
-            <w:r/>
+            <w:tcW w:type="dxa" w:w="1337"/>
+            <w:shd w:val="clear" w:color="auto" w:fill="F2F2F2"/>
+          </w:tcPr>
+          <w:p>
             <w:r>
               <w:rPr>
                 <w:rFonts w:ascii="Times New Roman" w:hAnsi="Times New Roman"/>
@@ -1496,10 +1343,9 @@
       <w:tr>
         <w:tc>
           <w:tcPr>
-            <w:tcW w:type="dxa" w:w="1234"/>
-          </w:tcPr>
-          <w:p>
-            <w:r/>
+            <w:tcW w:type="dxa" w:w="1337"/>
+          </w:tcPr>
+          <w:p>
             <w:r>
               <w:rPr>
                 <w:rFonts w:ascii="Times New Roman" w:hAnsi="Times New Roman"/>
@@ -1511,10 +1357,9 @@
         </w:tc>
         <w:tc>
           <w:tcPr>
-            <w:tcW w:type="dxa" w:w="1234"/>
-          </w:tcPr>
-          <w:p>
-            <w:r/>
+            <w:tcW w:type="dxa" w:w="1337"/>
+          </w:tcPr>
+          <w:p>
             <w:r>
               <w:rPr>
                 <w:rFonts w:ascii="Times New Roman" w:hAnsi="Times New Roman"/>
@@ -1526,25 +1371,23 @@
         </w:tc>
         <w:tc>
           <w:tcPr>
-            <w:tcW w:type="dxa" w:w="1234"/>
-          </w:tcPr>
-          <w:p>
-            <w:r/>
-            <w:r>
-              <w:rPr>
-                <w:rFonts w:ascii="Times New Roman" w:hAnsi="Times New Roman"/>
-                <w:sz w:val="18"/>
-              </w:rPr>
-              <w:t>Verify that a Name constructed with first, middle, and last name returns the correct full name string.</w:t>
-            </w:r>
-          </w:p>
-        </w:tc>
-        <w:tc>
-          <w:tcPr>
-            <w:tcW w:type="dxa" w:w="1234"/>
-          </w:tcPr>
-          <w:p>
-            <w:r/>
+            <w:tcW w:type="dxa" w:w="1337"/>
+          </w:tcPr>
+          <w:p>
+            <w:r>
+              <w:rPr>
+                <w:rFonts w:ascii="Times New Roman" w:hAnsi="Times New Roman"/>
+                <w:sz w:val="18"/>
+              </w:rPr>
+              <w:t>Verify that a Name with first, middle, and last name returns the correct full name.</w:t>
+            </w:r>
+          </w:p>
+        </w:tc>
+        <w:tc>
+          <w:tcPr>
+            <w:tcW w:type="dxa" w:w="1337"/>
+          </w:tcPr>
+          <w:p>
             <w:r>
               <w:rPr>
                 <w:rFonts w:ascii="Times New Roman" w:hAnsi="Times New Roman"/>
@@ -1556,10 +1399,9 @@
         </w:tc>
         <w:tc>
           <w:tcPr>
-            <w:tcW w:type="dxa" w:w="1234"/>
-          </w:tcPr>
-          <w:p>
-            <w:r/>
+            <w:tcW w:type="dxa" w:w="1337"/>
+          </w:tcPr>
+          <w:p>
             <w:r>
               <w:rPr>
                 <w:rFonts w:ascii="Times New Roman" w:hAnsi="Times New Roman"/>
@@ -1571,10 +1413,9 @@
         </w:tc>
         <w:tc>
           <w:tcPr>
-            <w:tcW w:type="dxa" w:w="1234"/>
-          </w:tcPr>
-          <w:p>
-            <w:r/>
+            <w:tcW w:type="dxa" w:w="1337"/>
+          </w:tcPr>
+          <w:p>
             <w:r>
               <w:rPr>
                 <w:rFonts w:ascii="Times New Roman" w:hAnsi="Times New Roman"/>
@@ -1586,13 +1427,9 @@
         </w:tc>
         <w:tc>
           <w:tcPr>
-            <w:tcW w:type="dxa" w:w="1234"/>
-          </w:tcPr>
-          <w:p>
-            <w:pPr>
-              <w:jc w:val="center"/>
-            </w:pPr>
-            <w:r/>
+            <w:tcW w:type="dxa" w:w="1337"/>
+          </w:tcPr>
+          <w:p>
             <w:r>
               <w:rPr>
                 <w:rFonts w:ascii="Times New Roman" w:hAnsi="Times New Roman"/>
@@ -1608,10 +1445,10 @@
       <w:tr>
         <w:tc>
           <w:tcPr>
-            <w:tcW w:type="dxa" w:w="1234"/>
-          </w:tcPr>
-          <w:p>
-            <w:r/>
+            <w:tcW w:type="dxa" w:w="1337"/>
+            <w:shd w:val="clear" w:color="auto" w:fill="F2F2F2"/>
+          </w:tcPr>
+          <w:p>
             <w:r>
               <w:rPr>
                 <w:rFonts w:ascii="Times New Roman" w:hAnsi="Times New Roman"/>
@@ -1623,10 +1460,10 @@
         </w:tc>
         <w:tc>
           <w:tcPr>
-            <w:tcW w:type="dxa" w:w="1234"/>
-          </w:tcPr>
-          <w:p>
-            <w:r/>
+            <w:tcW w:type="dxa" w:w="1337"/>
+            <w:shd w:val="clear" w:color="auto" w:fill="F2F2F2"/>
+          </w:tcPr>
+          <w:p>
             <w:r>
               <w:rPr>
                 <w:rFonts w:ascii="Times New Roman" w:hAnsi="Times New Roman"/>
@@ -1638,10 +1475,10 @@
         </w:tc>
         <w:tc>
           <w:tcPr>
-            <w:tcW w:type="dxa" w:w="1234"/>
-          </w:tcPr>
-          <w:p>
-            <w:r/>
+            <w:tcW w:type="dxa" w:w="1337"/>
+            <w:shd w:val="clear" w:color="auto" w:fill="F2F2F2"/>
+          </w:tcPr>
+          <w:p>
             <w:r>
               <w:rPr>
                 <w:rFonts w:ascii="Times New Roman" w:hAnsi="Times New Roman"/>
@@ -1653,25 +1490,25 @@
         </w:tc>
         <w:tc>
           <w:tcPr>
-            <w:tcW w:type="dxa" w:w="1234"/>
-          </w:tcPr>
-          <w:p>
-            <w:r/>
-            <w:r>
-              <w:rPr>
-                <w:rFonts w:ascii="Times New Roman" w:hAnsi="Times New Roman"/>
-                <w:sz w:val="18"/>
-              </w:rPr>
-              <w:t>new Name("Keith", "John", "Talbot")</w:t>
-            </w:r>
-          </w:p>
-        </w:tc>
-        <w:tc>
-          <w:tcPr>
-            <w:tcW w:type="dxa" w:w="1234"/>
-          </w:tcPr>
-          <w:p>
-            <w:r/>
+            <w:tcW w:type="dxa" w:w="1337"/>
+            <w:shd w:val="clear" w:color="auto" w:fill="F2F2F2"/>
+          </w:tcPr>
+          <w:p>
+            <w:r>
+              <w:rPr>
+                <w:rFonts w:ascii="Times New Roman" w:hAnsi="Times New Roman"/>
+                <w:sz w:val="18"/>
+              </w:rPr>
+              <w:t>n2.getInitials()</w:t>
+            </w:r>
+          </w:p>
+        </w:tc>
+        <w:tc>
+          <w:tcPr>
+            <w:tcW w:type="dxa" w:w="1337"/>
+            <w:shd w:val="clear" w:color="auto" w:fill="F2F2F2"/>
+          </w:tcPr>
+          <w:p>
             <w:r>
               <w:rPr>
                 <w:rFonts w:ascii="Times New Roman" w:hAnsi="Times New Roman"/>
@@ -1683,10 +1520,10 @@
         </w:tc>
         <w:tc>
           <w:tcPr>
-            <w:tcW w:type="dxa" w:w="1234"/>
-          </w:tcPr>
-          <w:p>
-            <w:r/>
+            <w:tcW w:type="dxa" w:w="1337"/>
+            <w:shd w:val="clear" w:color="auto" w:fill="F2F2F2"/>
+          </w:tcPr>
+          <w:p>
             <w:r>
               <w:rPr>
                 <w:rFonts w:ascii="Times New Roman" w:hAnsi="Times New Roman"/>
@@ -1698,13 +1535,10 @@
         </w:tc>
         <w:tc>
           <w:tcPr>
-            <w:tcW w:type="dxa" w:w="1234"/>
-          </w:tcPr>
-          <w:p>
-            <w:pPr>
-              <w:jc w:val="center"/>
-            </w:pPr>
-            <w:r/>
+            <w:tcW w:type="dxa" w:w="1337"/>
+            <w:shd w:val="clear" w:color="auto" w:fill="F2F2F2"/>
+          </w:tcPr>
+          <w:p>
             <w:r>
               <w:rPr>
                 <w:rFonts w:ascii="Times New Roman" w:hAnsi="Times New Roman"/>
@@ -1720,10 +1554,9 @@
       <w:tr>
         <w:tc>
           <w:tcPr>
-            <w:tcW w:type="dxa" w:w="1234"/>
-          </w:tcPr>
-          <w:p>
-            <w:r/>
+            <w:tcW w:type="dxa" w:w="1337"/>
+          </w:tcPr>
+          <w:p>
             <w:r>
               <w:rPr>
                 <w:rFonts w:ascii="Times New Roman" w:hAnsi="Times New Roman"/>
@@ -1735,10 +1568,9 @@
         </w:tc>
         <w:tc>
           <w:tcPr>
-            <w:tcW w:type="dxa" w:w="1234"/>
-          </w:tcPr>
-          <w:p>
-            <w:r/>
+            <w:tcW w:type="dxa" w:w="1337"/>
+          </w:tcPr>
+          <w:p>
             <w:r>
               <w:rPr>
                 <w:rFonts w:ascii="Times New Roman" w:hAnsi="Times New Roman"/>
@@ -1750,25 +1582,23 @@
         </w:tc>
         <w:tc>
           <w:tcPr>
-            <w:tcW w:type="dxa" w:w="1234"/>
-          </w:tcPr>
-          <w:p>
-            <w:r/>
-            <w:r>
-              <w:rPr>
-                <w:rFonts w:ascii="Times New Roman" w:hAnsi="Times New Roman"/>
-                <w:sz w:val="18"/>
-              </w:rPr>
-              <w:t>Verify that the setFirstName mutator correctly updates the first name.</w:t>
-            </w:r>
-          </w:p>
-        </w:tc>
-        <w:tc>
-          <w:tcPr>
-            <w:tcW w:type="dxa" w:w="1234"/>
-          </w:tcPr>
-          <w:p>
-            <w:r/>
+            <w:tcW w:type="dxa" w:w="1337"/>
+          </w:tcPr>
+          <w:p>
+            <w:r>
+              <w:rPr>
+                <w:rFonts w:ascii="Times New Roman" w:hAnsi="Times New Roman"/>
+                <w:sz w:val="18"/>
+              </w:rPr>
+              <w:t>Verify that the first name can be updated using the setter method.</w:t>
+            </w:r>
+          </w:p>
+        </w:tc>
+        <w:tc>
+          <w:tcPr>
+            <w:tcW w:type="dxa" w:w="1337"/>
+          </w:tcPr>
+          <w:p>
             <w:r>
               <w:rPr>
                 <w:rFonts w:ascii="Times New Roman" w:hAnsi="Times New Roman"/>
@@ -1780,25 +1610,9 @@
         </w:tc>
         <w:tc>
           <w:tcPr>
-            <w:tcW w:type="dxa" w:w="1234"/>
-          </w:tcPr>
-          <w:p>
-            <w:r/>
-            <w:r>
-              <w:rPr>
-                <w:rFonts w:ascii="Times New Roman" w:hAnsi="Times New Roman"/>
-                <w:sz w:val="18"/>
-              </w:rPr>
-              <w:t>getFirstName() == "Bob"</w:t>
-            </w:r>
-          </w:p>
-        </w:tc>
-        <w:tc>
-          <w:tcPr>
-            <w:tcW w:type="dxa" w:w="1234"/>
-          </w:tcPr>
-          <w:p>
-            <w:r/>
+            <w:tcW w:type="dxa" w:w="1337"/>
+          </w:tcPr>
+          <w:p>
             <w:r>
               <w:rPr>
                 <w:rFonts w:ascii="Times New Roman" w:hAnsi="Times New Roman"/>
@@ -1810,13 +1624,23 @@
         </w:tc>
         <w:tc>
           <w:tcPr>
-            <w:tcW w:type="dxa" w:w="1234"/>
-          </w:tcPr>
-          <w:p>
-            <w:pPr>
-              <w:jc w:val="center"/>
-            </w:pPr>
-            <w:r/>
+            <w:tcW w:type="dxa" w:w="1337"/>
+          </w:tcPr>
+          <w:p>
+            <w:r>
+              <w:rPr>
+                <w:rFonts w:ascii="Times New Roman" w:hAnsi="Times New Roman"/>
+                <w:sz w:val="18"/>
+              </w:rPr>
+              <w:t>"Bob"</w:t>
+            </w:r>
+          </w:p>
+        </w:tc>
+        <w:tc>
+          <w:tcPr>
+            <w:tcW w:type="dxa" w:w="1337"/>
+          </w:tcPr>
+          <w:p>
             <w:r>
               <w:rPr>
                 <w:rFonts w:ascii="Times New Roman" w:hAnsi="Times New Roman"/>
@@ -1832,10 +1656,10 @@
       <w:tr>
         <w:tc>
           <w:tcPr>
-            <w:tcW w:type="dxa" w:w="1234"/>
-          </w:tcPr>
-          <w:p>
-            <w:r/>
+            <w:tcW w:type="dxa" w:w="1337"/>
+            <w:shd w:val="clear" w:color="auto" w:fill="F2F2F2"/>
+          </w:tcPr>
+          <w:p>
             <w:r>
               <w:rPr>
                 <w:rFonts w:ascii="Times New Roman" w:hAnsi="Times New Roman"/>
@@ -1847,10 +1671,10 @@
         </w:tc>
         <w:tc>
           <w:tcPr>
-            <w:tcW w:type="dxa" w:w="1234"/>
-          </w:tcPr>
-          <w:p>
-            <w:r/>
+            <w:tcW w:type="dxa" w:w="1337"/>
+            <w:shd w:val="clear" w:color="auto" w:fill="F2F2F2"/>
+          </w:tcPr>
+          <w:p>
             <w:r>
               <w:rPr>
                 <w:rFonts w:ascii="Times New Roman" w:hAnsi="Times New Roman"/>
@@ -1862,25 +1686,25 @@
         </w:tc>
         <w:tc>
           <w:tcPr>
-            <w:tcW w:type="dxa" w:w="1234"/>
-          </w:tcPr>
-          <w:p>
-            <w:r/>
-            <w:r>
-              <w:rPr>
-                <w:rFonts w:ascii="Times New Roman" w:hAnsi="Times New Roman"/>
-                <w:sz w:val="18"/>
-              </w:rPr>
-              <w:t>Verify that toString returns the same value as getFullName for display purposes.</w:t>
-            </w:r>
-          </w:p>
-        </w:tc>
-        <w:tc>
-          <w:tcPr>
-            <w:tcW w:type="dxa" w:w="1234"/>
-          </w:tcPr>
-          <w:p>
-            <w:r/>
+            <w:tcW w:type="dxa" w:w="1337"/>
+            <w:shd w:val="clear" w:color="auto" w:fill="F2F2F2"/>
+          </w:tcPr>
+          <w:p>
+            <w:r>
+              <w:rPr>
+                <w:rFonts w:ascii="Times New Roman" w:hAnsi="Times New Roman"/>
+                <w:sz w:val="18"/>
+              </w:rPr>
+              <w:t>Verify that toString returns the full name.</w:t>
+            </w:r>
+          </w:p>
+        </w:tc>
+        <w:tc>
+          <w:tcPr>
+            <w:tcW w:type="dxa" w:w="1337"/>
+            <w:shd w:val="clear" w:color="auto" w:fill="F2F2F2"/>
+          </w:tcPr>
+          <w:p>
             <w:r>
               <w:rPr>
                 <w:rFonts w:ascii="Times New Roman" w:hAnsi="Times New Roman"/>
@@ -1892,10 +1716,10 @@
         </w:tc>
         <w:tc>
           <w:tcPr>
-            <w:tcW w:type="dxa" w:w="1234"/>
-          </w:tcPr>
-          <w:p>
-            <w:r/>
+            <w:tcW w:type="dxa" w:w="1337"/>
+            <w:shd w:val="clear" w:color="auto" w:fill="F2F2F2"/>
+          </w:tcPr>
+          <w:p>
             <w:r>
               <w:rPr>
                 <w:rFonts w:ascii="Times New Roman" w:hAnsi="Times New Roman"/>
@@ -1907,10 +1731,10 @@
         </w:tc>
         <w:tc>
           <w:tcPr>
-            <w:tcW w:type="dxa" w:w="1234"/>
-          </w:tcPr>
-          <w:p>
-            <w:r/>
+            <w:tcW w:type="dxa" w:w="1337"/>
+            <w:shd w:val="clear" w:color="auto" w:fill="F2F2F2"/>
+          </w:tcPr>
+          <w:p>
             <w:r>
               <w:rPr>
                 <w:rFonts w:ascii="Times New Roman" w:hAnsi="Times New Roman"/>
@@ -1922,13 +1746,10 @@
         </w:tc>
         <w:tc>
           <w:tcPr>
-            <w:tcW w:type="dxa" w:w="1234"/>
-          </w:tcPr>
-          <w:p>
-            <w:pPr>
-              <w:jc w:val="center"/>
-            </w:pPr>
-            <w:r/>
+            <w:tcW w:type="dxa" w:w="1337"/>
+            <w:shd w:val="clear" w:color="auto" w:fill="F2F2F2"/>
+          </w:tcPr>
+          <w:p>
             <w:r>
               <w:rPr>
                 <w:rFonts w:ascii="Times New Roman" w:hAnsi="Times New Roman"/>
@@ -1942,58 +1763,58 @@
         </w:tc>
       </w:tr>
     </w:tbl>
+    <w:p/>
+    <w:p>
+      <w:r>
+        <w:br w:type="page"/>
+      </w:r>
+    </w:p>
     <w:p>
       <w:pPr>
         <w:pStyle w:val="Heading1"/>
       </w:pPr>
       <w:r>
-        <w:t>5. SKMCompetitor Class Tests</w:t>
+        <w:t>5. SKMCompetitor Class Tests (Tests 7-26)</w:t>
       </w:r>
     </w:p>
     <w:p>
-      <w:pPr>
-        <w:spacing w:after="120"/>
-      </w:pPr>
       <w:r>
-        <w:t xml:space="preserve">The </w:t>
-      </w:r>
-      <w:r>
-        <w:rPr>
-          <w:i/>
-        </w:rPr>
-        <w:t>SKMCompetitor</w:t>
-      </w:r>
-      <w:r>
-        <w:t xml:space="preserve"> class represents a single competitor in the quiz competition. It stores the competitor's identifier, name, competition level, country, and an array of five integer scores. The class provides methods for calculating the overall score, generating full and short detail strings, and interacting with the MySQL database via JDBC. The following tests verify all aspects of this class.</w:t>
+        <w:t>The SKMCompetitor class represents a competitor in the quiz competition. It stores the competitor's ID, name, level, country, and an array of five scores (one per attempt). The following tests verify the constructor, getters, setters, score calculations, and detail-formatting methods.</w:t>
       </w:r>
     </w:p>
     <w:tbl>
       <w:tblPr>
-        <w:tblStyle w:val="TableGrid"/>
         <w:tblW w:type="auto" w:w="0"/>
         <w:jc w:val="center"/>
         <w:tblLook w:firstColumn="1" w:firstRow="1" w:lastColumn="0" w:lastRow="0" w:noHBand="0" w:noVBand="1" w:val="04A0"/>
+        <w:tblBorders>
+          <w:top w:val="single" w:sz="4" w:space="0" w:color="999999"/>
+          <w:left w:val="single" w:sz="4" w:space="0" w:color="999999"/>
+          <w:bottom w:val="single" w:sz="4" w:space="0" w:color="999999"/>
+          <w:right w:val="single" w:sz="4" w:space="0" w:color="999999"/>
+          <w:insideH w:val="single" w:sz="4" w:space="0" w:color="999999"/>
+          <w:insideV w:val="single" w:sz="4" w:space="0" w:color="999999"/>
+        </w:tblBorders>
       </w:tblPr>
       <w:tblGrid>
-        <w:gridCol w:w="1234"/>
-        <w:gridCol w:w="1234"/>
-        <w:gridCol w:w="1234"/>
-        <w:gridCol w:w="1234"/>
-        <w:gridCol w:w="1234"/>
-        <w:gridCol w:w="1234"/>
-        <w:gridCol w:w="1234"/>
+        <w:gridCol w:w="1337"/>
+        <w:gridCol w:w="1337"/>
+        <w:gridCol w:w="1337"/>
+        <w:gridCol w:w="1337"/>
+        <w:gridCol w:w="1337"/>
+        <w:gridCol w:w="1337"/>
+        <w:gridCol w:w="1337"/>
       </w:tblGrid>
       <w:tr>
         <w:tc>
           <w:tcPr>
-            <w:tcW w:type="dxa" w:w="1234"/>
-            <w:shd w:fill="2E4057"/>
+            <w:tcW w:type="dxa" w:w="1337"/>
+            <w:shd w:val="clear" w:color="auto" w:fill="2C3E50"/>
           </w:tcPr>
           <w:p>
             <w:pPr>
               <w:jc w:val="center"/>
             </w:pPr>
-            <w:r/>
             <w:r>
               <w:rPr>
                 <w:rFonts w:ascii="Times New Roman" w:hAnsi="Times New Roman"/>
@@ -2001,20 +1822,19 @@
                 <w:color w:val="FFFFFF"/>
                 <w:sz w:val="18"/>
               </w:rPr>
-              <w:t>Test No.</w:t>
-            </w:r>
-          </w:p>
-        </w:tc>
-        <w:tc>
-          <w:tcPr>
-            <w:tcW w:type="dxa" w:w="1234"/>
-            <w:shd w:fill="2E4057"/>
+              <w:t>No.</w:t>
+            </w:r>
+          </w:p>
+        </w:tc>
+        <w:tc>
+          <w:tcPr>
+            <w:tcW w:type="dxa" w:w="1337"/>
+            <w:shd w:val="clear" w:color="auto" w:fill="2C3E50"/>
           </w:tcPr>
           <w:p>
             <w:pPr>
               <w:jc w:val="center"/>
             </w:pPr>
-            <w:r/>
             <w:r>
               <w:rPr>
                 <w:rFonts w:ascii="Times New Roman" w:hAnsi="Times New Roman"/>
@@ -2028,14 +1848,13 @@
         </w:tc>
         <w:tc>
           <w:tcPr>
-            <w:tcW w:type="dxa" w:w="1234"/>
-            <w:shd w:fill="2E4057"/>
+            <w:tcW w:type="dxa" w:w="1337"/>
+            <w:shd w:val="clear" w:color="auto" w:fill="2C3E50"/>
           </w:tcPr>
           <w:p>
             <w:pPr>
               <w:jc w:val="center"/>
             </w:pPr>
-            <w:r/>
             <w:r>
               <w:rPr>
                 <w:rFonts w:ascii="Times New Roman" w:hAnsi="Times New Roman"/>
@@ -2049,14 +1868,13 @@
         </w:tc>
         <w:tc>
           <w:tcPr>
-            <w:tcW w:type="dxa" w:w="1234"/>
-            <w:shd w:fill="2E4057"/>
+            <w:tcW w:type="dxa" w:w="1337"/>
+            <w:shd w:val="clear" w:color="auto" w:fill="2C3E50"/>
           </w:tcPr>
           <w:p>
             <w:pPr>
               <w:jc w:val="center"/>
             </w:pPr>
-            <w:r/>
             <w:r>
               <w:rPr>
                 <w:rFonts w:ascii="Times New Roman" w:hAnsi="Times New Roman"/>
@@ -2064,20 +1882,19 @@
                 <w:color w:val="FFFFFF"/>
                 <w:sz w:val="18"/>
               </w:rPr>
-              <w:t>Input / Setup</w:t>
-            </w:r>
-          </w:p>
-        </w:tc>
-        <w:tc>
-          <w:tcPr>
-            <w:tcW w:type="dxa" w:w="1234"/>
-            <w:shd w:fill="2E4057"/>
+              <w:t>Input</w:t>
+            </w:r>
+          </w:p>
+        </w:tc>
+        <w:tc>
+          <w:tcPr>
+            <w:tcW w:type="dxa" w:w="1337"/>
+            <w:shd w:val="clear" w:color="auto" w:fill="2C3E50"/>
           </w:tcPr>
           <w:p>
             <w:pPr>
               <w:jc w:val="center"/>
             </w:pPr>
-            <w:r/>
             <w:r>
               <w:rPr>
                 <w:rFonts w:ascii="Times New Roman" w:hAnsi="Times New Roman"/>
@@ -2085,20 +1902,19 @@
                 <w:color w:val="FFFFFF"/>
                 <w:sz w:val="18"/>
               </w:rPr>
-              <w:t>Expected Output</w:t>
-            </w:r>
-          </w:p>
-        </w:tc>
-        <w:tc>
-          <w:tcPr>
-            <w:tcW w:type="dxa" w:w="1234"/>
-            <w:shd w:fill="2E4057"/>
+              <w:t>Expected</w:t>
+            </w:r>
+          </w:p>
+        </w:tc>
+        <w:tc>
+          <w:tcPr>
+            <w:tcW w:type="dxa" w:w="1337"/>
+            <w:shd w:val="clear" w:color="auto" w:fill="2C3E50"/>
           </w:tcPr>
           <w:p>
             <w:pPr>
               <w:jc w:val="center"/>
             </w:pPr>
-            <w:r/>
             <w:r>
               <w:rPr>
                 <w:rFonts w:ascii="Times New Roman" w:hAnsi="Times New Roman"/>
@@ -2106,20 +1922,19 @@
                 <w:color w:val="FFFFFF"/>
                 <w:sz w:val="18"/>
               </w:rPr>
-              <w:t>Actual Result</w:t>
-            </w:r>
-          </w:p>
-        </w:tc>
-        <w:tc>
-          <w:tcPr>
-            <w:tcW w:type="dxa" w:w="1234"/>
-            <w:shd w:fill="2E4057"/>
+              <w:t>Actual</w:t>
+            </w:r>
+          </w:p>
+        </w:tc>
+        <w:tc>
+          <w:tcPr>
+            <w:tcW w:type="dxa" w:w="1337"/>
+            <w:shd w:val="clear" w:color="auto" w:fill="2C3E50"/>
           </w:tcPr>
           <w:p>
             <w:pPr>
               <w:jc w:val="center"/>
             </w:pPr>
-            <w:r/>
             <w:r>
               <w:rPr>
                 <w:rFonts w:ascii="Times New Roman" w:hAnsi="Times New Roman"/>
@@ -2135,10 +1950,9 @@
       <w:tr>
         <w:tc>
           <w:tcPr>
-            <w:tcW w:type="dxa" w:w="1234"/>
-          </w:tcPr>
-          <w:p>
-            <w:r/>
+            <w:tcW w:type="dxa" w:w="1337"/>
+          </w:tcPr>
+          <w:p>
             <w:r>
               <w:rPr>
                 <w:rFonts w:ascii="Times New Roman" w:hAnsi="Times New Roman"/>
@@ -2150,10 +1964,9 @@
         </w:tc>
         <w:tc>
           <w:tcPr>
-            <w:tcW w:type="dxa" w:w="1234"/>
-          </w:tcPr>
-          <w:p>
-            <w:r/>
+            <w:tcW w:type="dxa" w:w="1337"/>
+          </w:tcPr>
+          <w:p>
             <w:r>
               <w:rPr>
                 <w:rFonts w:ascii="Times New Roman" w:hAnsi="Times New Roman"/>
@@ -2165,25 +1978,23 @@
         </w:tc>
         <w:tc>
           <w:tcPr>
-            <w:tcW w:type="dxa" w:w="1234"/>
-          </w:tcPr>
-          <w:p>
-            <w:r/>
-            <w:r>
-              <w:rPr>
-                <w:rFonts w:ascii="Times New Roman" w:hAnsi="Times New Roman"/>
-                <w:sz w:val="18"/>
-              </w:rPr>
-              <w:t>Verify that the competitor ID is correctly stored and retrieved after construction.</w:t>
-            </w:r>
-          </w:p>
-        </w:tc>
-        <w:tc>
-          <w:tcPr>
-            <w:tcW w:type="dxa" w:w="1234"/>
-          </w:tcPr>
-          <w:p>
-            <w:r/>
+            <w:tcW w:type="dxa" w:w="1337"/>
+          </w:tcPr>
+          <w:p>
+            <w:r>
+              <w:rPr>
+                <w:rFonts w:ascii="Times New Roman" w:hAnsi="Times New Roman"/>
+                <w:sz w:val="18"/>
+              </w:rPr>
+              <w:t>Verify that the competitor ID is correctly stored and retrieved.</w:t>
+            </w:r>
+          </w:p>
+        </w:tc>
+        <w:tc>
+          <w:tcPr>
+            <w:tcW w:type="dxa" w:w="1337"/>
+          </w:tcPr>
+          <w:p>
             <w:r>
               <w:rPr>
                 <w:rFonts w:ascii="Times New Roman" w:hAnsi="Times New Roman"/>
@@ -2195,10 +2006,9 @@
         </w:tc>
         <w:tc>
           <w:tcPr>
-            <w:tcW w:type="dxa" w:w="1234"/>
-          </w:tcPr>
-          <w:p>
-            <w:r/>
+            <w:tcW w:type="dxa" w:w="1337"/>
+          </w:tcPr>
+          <w:p>
             <w:r>
               <w:rPr>
                 <w:rFonts w:ascii="Times New Roman" w:hAnsi="Times New Roman"/>
@@ -2210,10 +2020,9 @@
         </w:tc>
         <w:tc>
           <w:tcPr>
-            <w:tcW w:type="dxa" w:w="1234"/>
-          </w:tcPr>
-          <w:p>
-            <w:r/>
+            <w:tcW w:type="dxa" w:w="1337"/>
+          </w:tcPr>
+          <w:p>
             <w:r>
               <w:rPr>
                 <w:rFonts w:ascii="Times New Roman" w:hAnsi="Times New Roman"/>
@@ -2225,13 +2034,9 @@
         </w:tc>
         <w:tc>
           <w:tcPr>
-            <w:tcW w:type="dxa" w:w="1234"/>
-          </w:tcPr>
-          <w:p>
-            <w:pPr>
-              <w:jc w:val="center"/>
-            </w:pPr>
-            <w:r/>
+            <w:tcW w:type="dxa" w:w="1337"/>
+          </w:tcPr>
+          <w:p>
             <w:r>
               <w:rPr>
                 <w:rFonts w:ascii="Times New Roman" w:hAnsi="Times New Roman"/>
@@ -2247,10 +2052,10 @@
       <w:tr>
         <w:tc>
           <w:tcPr>
-            <w:tcW w:type="dxa" w:w="1234"/>
-          </w:tcPr>
-          <w:p>
-            <w:r/>
+            <w:tcW w:type="dxa" w:w="1337"/>
+            <w:shd w:val="clear" w:color="auto" w:fill="F2F2F2"/>
+          </w:tcPr>
+          <w:p>
             <w:r>
               <w:rPr>
                 <w:rFonts w:ascii="Times New Roman" w:hAnsi="Times New Roman"/>
@@ -2262,10 +2067,10 @@
         </w:tc>
         <w:tc>
           <w:tcPr>
-            <w:tcW w:type="dxa" w:w="1234"/>
-          </w:tcPr>
-          <w:p>
-            <w:r/>
+            <w:tcW w:type="dxa" w:w="1337"/>
+            <w:shd w:val="clear" w:color="auto" w:fill="F2F2F2"/>
+          </w:tcPr>
+          <w:p>
             <w:r>
               <w:rPr>
                 <w:rFonts w:ascii="Times New Roman" w:hAnsi="Times New Roman"/>
@@ -2277,40 +2082,40 @@
         </w:tc>
         <w:tc>
           <w:tcPr>
-            <w:tcW w:type="dxa" w:w="1234"/>
-          </w:tcPr>
-          <w:p>
-            <w:r/>
-            <w:r>
-              <w:rPr>
-                <w:rFonts w:ascii="Times New Roman" w:hAnsi="Times New Roman"/>
-                <w:sz w:val="18"/>
-              </w:rPr>
-              <w:t>Verify that the competition level is correctly stored and retrieved.</w:t>
-            </w:r>
-          </w:p>
-        </w:tc>
-        <w:tc>
-          <w:tcPr>
-            <w:tcW w:type="dxa" w:w="1234"/>
-          </w:tcPr>
-          <w:p>
-            <w:r/>
-            <w:r>
-              <w:rPr>
-                <w:rFonts w:ascii="Times New Roman" w:hAnsi="Times New Roman"/>
-                <w:sz w:val="18"/>
-              </w:rPr>
-              <w:t>new SKMCompetitor(200, name, "Beginner")</w:t>
-            </w:r>
-          </w:p>
-        </w:tc>
-        <w:tc>
-          <w:tcPr>
-            <w:tcW w:type="dxa" w:w="1234"/>
-          </w:tcPr>
-          <w:p>
-            <w:r/>
+            <w:tcW w:type="dxa" w:w="1337"/>
+            <w:shd w:val="clear" w:color="auto" w:fill="F2F2F2"/>
+          </w:tcPr>
+          <w:p>
+            <w:r>
+              <w:rPr>
+                <w:rFonts w:ascii="Times New Roman" w:hAnsi="Times New Roman"/>
+                <w:sz w:val="18"/>
+              </w:rPr>
+              <w:t>Verify that the competition level is correctly stored.</w:t>
+            </w:r>
+          </w:p>
+        </w:tc>
+        <w:tc>
+          <w:tcPr>
+            <w:tcW w:type="dxa" w:w="1337"/>
+            <w:shd w:val="clear" w:color="auto" w:fill="F2F2F2"/>
+          </w:tcPr>
+          <w:p>
+            <w:r>
+              <w:rPr>
+                <w:rFonts w:ascii="Times New Roman" w:hAnsi="Times New Roman"/>
+                <w:sz w:val="18"/>
+              </w:rPr>
+              <w:t>c.getLevel()</w:t>
+            </w:r>
+          </w:p>
+        </w:tc>
+        <w:tc>
+          <w:tcPr>
+            <w:tcW w:type="dxa" w:w="1337"/>
+            <w:shd w:val="clear" w:color="auto" w:fill="F2F2F2"/>
+          </w:tcPr>
+          <w:p>
             <w:r>
               <w:rPr>
                 <w:rFonts w:ascii="Times New Roman" w:hAnsi="Times New Roman"/>
@@ -2322,10 +2127,10 @@
         </w:tc>
         <w:tc>
           <w:tcPr>
-            <w:tcW w:type="dxa" w:w="1234"/>
-          </w:tcPr>
-          <w:p>
-            <w:r/>
+            <w:tcW w:type="dxa" w:w="1337"/>
+            <w:shd w:val="clear" w:color="auto" w:fill="F2F2F2"/>
+          </w:tcPr>
+          <w:p>
             <w:r>
               <w:rPr>
                 <w:rFonts w:ascii="Times New Roman" w:hAnsi="Times New Roman"/>
@@ -2337,13 +2142,10 @@
         </w:tc>
         <w:tc>
           <w:tcPr>
-            <w:tcW w:type="dxa" w:w="1234"/>
-          </w:tcPr>
-          <w:p>
-            <w:pPr>
-              <w:jc w:val="center"/>
-            </w:pPr>
-            <w:r/>
+            <w:tcW w:type="dxa" w:w="1337"/>
+            <w:shd w:val="clear" w:color="auto" w:fill="F2F2F2"/>
+          </w:tcPr>
+          <w:p>
             <w:r>
               <w:rPr>
                 <w:rFonts w:ascii="Times New Roman" w:hAnsi="Times New Roman"/>
@@ -2359,10 +2161,9 @@
       <w:tr>
         <w:tc>
           <w:tcPr>
-            <w:tcW w:type="dxa" w:w="1234"/>
-          </w:tcPr>
-          <w:p>
-            <w:r/>
+            <w:tcW w:type="dxa" w:w="1337"/>
+          </w:tcPr>
+          <w:p>
             <w:r>
               <w:rPr>
                 <w:rFonts w:ascii="Times New Roman" w:hAnsi="Times New Roman"/>
@@ -2374,10 +2175,9 @@
         </w:tc>
         <w:tc>
           <w:tcPr>
-            <w:tcW w:type="dxa" w:w="1234"/>
-          </w:tcPr>
-          <w:p>
-            <w:r/>
+            <w:tcW w:type="dxa" w:w="1337"/>
+          </w:tcPr>
+          <w:p>
             <w:r>
               <w:rPr>
                 <w:rFonts w:ascii="Times New Roman" w:hAnsi="Times New Roman"/>
@@ -2389,25 +2189,23 @@
         </w:tc>
         <w:tc>
           <w:tcPr>
-            <w:tcW w:type="dxa" w:w="1234"/>
-          </w:tcPr>
-          <w:p>
-            <w:r/>
-            <w:r>
-              <w:rPr>
-                <w:rFonts w:ascii="Times New Roman" w:hAnsi="Times New Roman"/>
-                <w:sz w:val="18"/>
-              </w:rPr>
-              <w:t>Verify that the competitor's Name object returns the correct full name.</w:t>
-            </w:r>
-          </w:p>
-        </w:tc>
-        <w:tc>
-          <w:tcPr>
-            <w:tcW w:type="dxa" w:w="1234"/>
-          </w:tcPr>
-          <w:p>
-            <w:r/>
+            <w:tcW w:type="dxa" w:w="1337"/>
+          </w:tcPr>
+          <w:p>
+            <w:r>
+              <w:rPr>
+                <w:rFonts w:ascii="Times New Roman" w:hAnsi="Times New Roman"/>
+                <w:sz w:val="18"/>
+              </w:rPr>
+              <w:t>Verify that the competitor name is correctly stored via the Name class.</w:t>
+            </w:r>
+          </w:p>
+        </w:tc>
+        <w:tc>
+          <w:tcPr>
+            <w:tcW w:type="dxa" w:w="1337"/>
+          </w:tcPr>
+          <w:p>
             <w:r>
               <w:rPr>
                 <w:rFonts w:ascii="Times New Roman" w:hAnsi="Times New Roman"/>
@@ -2419,10 +2217,9 @@
         </w:tc>
         <w:tc>
           <w:tcPr>
-            <w:tcW w:type="dxa" w:w="1234"/>
-          </w:tcPr>
-          <w:p>
-            <w:r/>
+            <w:tcW w:type="dxa" w:w="1337"/>
+          </w:tcPr>
+          <w:p>
             <w:r>
               <w:rPr>
                 <w:rFonts w:ascii="Times New Roman" w:hAnsi="Times New Roman"/>
@@ -2434,10 +2231,9 @@
         </w:tc>
         <w:tc>
           <w:tcPr>
-            <w:tcW w:type="dxa" w:w="1234"/>
-          </w:tcPr>
-          <w:p>
-            <w:r/>
+            <w:tcW w:type="dxa" w:w="1337"/>
+          </w:tcPr>
+          <w:p>
             <w:r>
               <w:rPr>
                 <w:rFonts w:ascii="Times New Roman" w:hAnsi="Times New Roman"/>
@@ -2449,13 +2245,9 @@
         </w:tc>
         <w:tc>
           <w:tcPr>
-            <w:tcW w:type="dxa" w:w="1234"/>
-          </w:tcPr>
-          <w:p>
-            <w:pPr>
-              <w:jc w:val="center"/>
-            </w:pPr>
-            <w:r/>
+            <w:tcW w:type="dxa" w:w="1337"/>
+          </w:tcPr>
+          <w:p>
             <w:r>
               <w:rPr>
                 <w:rFonts w:ascii="Times New Roman" w:hAnsi="Times New Roman"/>
@@ -2471,10 +2263,10 @@
       <w:tr>
         <w:tc>
           <w:tcPr>
-            <w:tcW w:type="dxa" w:w="1234"/>
-          </w:tcPr>
-          <w:p>
-            <w:r/>
+            <w:tcW w:type="dxa" w:w="1337"/>
+            <w:shd w:val="clear" w:color="auto" w:fill="F2F2F2"/>
+          </w:tcPr>
+          <w:p>
             <w:r>
               <w:rPr>
                 <w:rFonts w:ascii="Times New Roman" w:hAnsi="Times New Roman"/>
@@ -2486,10 +2278,10 @@
         </w:tc>
         <w:tc>
           <w:tcPr>
-            <w:tcW w:type="dxa" w:w="1234"/>
-          </w:tcPr>
-          <w:p>
-            <w:r/>
+            <w:tcW w:type="dxa" w:w="1337"/>
+            <w:shd w:val="clear" w:color="auto" w:fill="F2F2F2"/>
+          </w:tcPr>
+          <w:p>
             <w:r>
               <w:rPr>
                 <w:rFonts w:ascii="Times New Roman" w:hAnsi="Times New Roman"/>
@@ -2501,40 +2293,40 @@
         </w:tc>
         <w:tc>
           <w:tcPr>
-            <w:tcW w:type="dxa" w:w="1234"/>
-          </w:tcPr>
-          <w:p>
-            <w:r/>
-            <w:r>
-              <w:rPr>
-                <w:rFonts w:ascii="Times New Roman" w:hAnsi="Times New Roman"/>
-                <w:sz w:val="18"/>
-              </w:rPr>
-              <w:t>Verify that a competitor created without a country has an empty string as default.</w:t>
-            </w:r>
-          </w:p>
-        </w:tc>
-        <w:tc>
-          <w:tcPr>
-            <w:tcW w:type="dxa" w:w="1234"/>
-          </w:tcPr>
-          <w:p>
-            <w:r/>
-            <w:r>
-              <w:rPr>
-                <w:rFonts w:ascii="Times New Roman" w:hAnsi="Times New Roman"/>
-                <w:sz w:val="18"/>
-              </w:rPr>
-              <w:t>new SKMCompetitor(200, name, "Beginner")</w:t>
-            </w:r>
-          </w:p>
-        </w:tc>
-        <w:tc>
-          <w:tcPr>
-            <w:tcW w:type="dxa" w:w="1234"/>
-          </w:tcPr>
-          <w:p>
-            <w:r/>
+            <w:tcW w:type="dxa" w:w="1337"/>
+            <w:shd w:val="clear" w:color="auto" w:fill="F2F2F2"/>
+          </w:tcPr>
+          <w:p>
+            <w:r>
+              <w:rPr>
+                <w:rFonts w:ascii="Times New Roman" w:hAnsi="Times New Roman"/>
+                <w:sz w:val="18"/>
+              </w:rPr>
+              <w:t>Verify that country defaults to an empty string when not provided.</w:t>
+            </w:r>
+          </w:p>
+        </w:tc>
+        <w:tc>
+          <w:tcPr>
+            <w:tcW w:type="dxa" w:w="1337"/>
+            <w:shd w:val="clear" w:color="auto" w:fill="F2F2F2"/>
+          </w:tcPr>
+          <w:p>
+            <w:r>
+              <w:rPr>
+                <w:rFonts w:ascii="Times New Roman" w:hAnsi="Times New Roman"/>
+                <w:sz w:val="18"/>
+              </w:rPr>
+              <w:t>c.getCountry()</w:t>
+            </w:r>
+          </w:p>
+        </w:tc>
+        <w:tc>
+          <w:tcPr>
+            <w:tcW w:type="dxa" w:w="1337"/>
+            <w:shd w:val="clear" w:color="auto" w:fill="F2F2F2"/>
+          </w:tcPr>
+          <w:p>
             <w:r>
               <w:rPr>
                 <w:rFonts w:ascii="Times New Roman" w:hAnsi="Times New Roman"/>
@@ -2546,10 +2338,10 @@
         </w:tc>
         <w:tc>
           <w:tcPr>
-            <w:tcW w:type="dxa" w:w="1234"/>
-          </w:tcPr>
-          <w:p>
-            <w:r/>
+            <w:tcW w:type="dxa" w:w="1337"/>
+            <w:shd w:val="clear" w:color="auto" w:fill="F2F2F2"/>
+          </w:tcPr>
+          <w:p>
             <w:r>
               <w:rPr>
                 <w:rFonts w:ascii="Times New Roman" w:hAnsi="Times New Roman"/>
@@ -2561,13 +2353,10 @@
         </w:tc>
         <w:tc>
           <w:tcPr>
-            <w:tcW w:type="dxa" w:w="1234"/>
-          </w:tcPr>
-          <w:p>
-            <w:pPr>
-              <w:jc w:val="center"/>
-            </w:pPr>
-            <w:r/>
+            <w:tcW w:type="dxa" w:w="1337"/>
+            <w:shd w:val="clear" w:color="auto" w:fill="F2F2F2"/>
+          </w:tcPr>
+          <w:p>
             <w:r>
               <w:rPr>
                 <w:rFonts w:ascii="Times New Roman" w:hAnsi="Times New Roman"/>
@@ -2583,10 +2372,9 @@
       <w:tr>
         <w:tc>
           <w:tcPr>
-            <w:tcW w:type="dxa" w:w="1234"/>
-          </w:tcPr>
-          <w:p>
-            <w:r/>
+            <w:tcW w:type="dxa" w:w="1337"/>
+          </w:tcPr>
+          <w:p>
             <w:r>
               <w:rPr>
                 <w:rFonts w:ascii="Times New Roman" w:hAnsi="Times New Roman"/>
@@ -2598,10 +2386,9 @@
         </w:tc>
         <w:tc>
           <w:tcPr>
-            <w:tcW w:type="dxa" w:w="1234"/>
-          </w:tcPr>
-          <w:p>
-            <w:r/>
+            <w:tcW w:type="dxa" w:w="1337"/>
+          </w:tcPr>
+          <w:p>
             <w:r>
               <w:rPr>
                 <w:rFonts w:ascii="Times New Roman" w:hAnsi="Times New Roman"/>
@@ -2613,25 +2400,23 @@
         </w:tc>
         <w:tc>
           <w:tcPr>
-            <w:tcW w:type="dxa" w:w="1234"/>
-          </w:tcPr>
-          <w:p>
-            <w:r/>
-            <w:r>
-              <w:rPr>
-                <w:rFonts w:ascii="Times New Roman" w:hAnsi="Times New Roman"/>
-                <w:sz w:val="18"/>
-              </w:rPr>
-              <w:t>Verify that a competitor created with a country stores the value correctly.</w:t>
-            </w:r>
-          </w:p>
-        </w:tc>
-        <w:tc>
-          <w:tcPr>
-            <w:tcW w:type="dxa" w:w="1234"/>
-          </w:tcPr>
-          <w:p>
-            <w:r/>
+            <w:tcW w:type="dxa" w:w="1337"/>
+          </w:tcPr>
+          <w:p>
+            <w:r>
+              <w:rPr>
+                <w:rFonts w:ascii="Times New Roman" w:hAnsi="Times New Roman"/>
+                <w:sz w:val="18"/>
+              </w:rPr>
+              <w:t>Verify that the country is correctly stored when provided.</w:t>
+            </w:r>
+          </w:p>
+        </w:tc>
+        <w:tc>
+          <w:tcPr>
+            <w:tcW w:type="dxa" w:w="1337"/>
+          </w:tcPr>
+          <w:p>
             <w:r>
               <w:rPr>
                 <w:rFonts w:ascii="Times New Roman" w:hAnsi="Times New Roman"/>
@@ -2643,10 +2428,9 @@
         </w:tc>
         <w:tc>
           <w:tcPr>
-            <w:tcW w:type="dxa" w:w="1234"/>
-          </w:tcPr>
-          <w:p>
-            <w:r/>
+            <w:tcW w:type="dxa" w:w="1337"/>
+          </w:tcPr>
+          <w:p>
             <w:r>
               <w:rPr>
                 <w:rFonts w:ascii="Times New Roman" w:hAnsi="Times New Roman"/>
@@ -2658,10 +2442,9 @@
         </w:tc>
         <w:tc>
           <w:tcPr>
-            <w:tcW w:type="dxa" w:w="1234"/>
-          </w:tcPr>
-          <w:p>
-            <w:r/>
+            <w:tcW w:type="dxa" w:w="1337"/>
+          </w:tcPr>
+          <w:p>
             <w:r>
               <w:rPr>
                 <w:rFonts w:ascii="Times New Roman" w:hAnsi="Times New Roman"/>
@@ -2673,13 +2456,9 @@
         </w:tc>
         <w:tc>
           <w:tcPr>
-            <w:tcW w:type="dxa" w:w="1234"/>
-          </w:tcPr>
-          <w:p>
-            <w:pPr>
-              <w:jc w:val="center"/>
-            </w:pPr>
-            <w:r/>
+            <w:tcW w:type="dxa" w:w="1337"/>
+          </w:tcPr>
+          <w:p>
             <w:r>
               <w:rPr>
                 <w:rFonts w:ascii="Times New Roman" w:hAnsi="Times New Roman"/>
@@ -2695,10 +2474,10 @@
       <w:tr>
         <w:tc>
           <w:tcPr>
-            <w:tcW w:type="dxa" w:w="1234"/>
-          </w:tcPr>
-          <w:p>
-            <w:r/>
+            <w:tcW w:type="dxa" w:w="1337"/>
+            <w:shd w:val="clear" w:color="auto" w:fill="F2F2F2"/>
+          </w:tcPr>
+          <w:p>
             <w:r>
               <w:rPr>
                 <w:rFonts w:ascii="Times New Roman" w:hAnsi="Times New Roman"/>
@@ -2710,10 +2489,10 @@
         </w:tc>
         <w:tc>
           <w:tcPr>
-            <w:tcW w:type="dxa" w:w="1234"/>
-          </w:tcPr>
-          <w:p>
-            <w:r/>
+            <w:tcW w:type="dxa" w:w="1337"/>
+            <w:shd w:val="clear" w:color="auto" w:fill="F2F2F2"/>
+          </w:tcPr>
+          <w:p>
             <w:r>
               <w:rPr>
                 <w:rFonts w:ascii="Times New Roman" w:hAnsi="Times New Roman"/>
@@ -2725,40 +2504,40 @@
         </w:tc>
         <w:tc>
           <w:tcPr>
-            <w:tcW w:type="dxa" w:w="1234"/>
-          </w:tcPr>
-          <w:p>
-            <w:r/>
-            <w:r>
-              <w:rPr>
-                <w:rFonts w:ascii="Times New Roman" w:hAnsi="Times New Roman"/>
-                <w:sz w:val="18"/>
-              </w:rPr>
-              <w:t>Verify that the setCountry mutator updates the country field.</w:t>
-            </w:r>
-          </w:p>
-        </w:tc>
-        <w:tc>
-          <w:tcPr>
-            <w:tcW w:type="dxa" w:w="1234"/>
-          </w:tcPr>
-          <w:p>
-            <w:r/>
-            <w:r>
-              <w:rPr>
-                <w:rFonts w:ascii="Times New Roman" w:hAnsi="Times New Roman"/>
-                <w:sz w:val="18"/>
-              </w:rPr>
-              <w:t>c.setCountry("UK")</w:t>
-            </w:r>
-          </w:p>
-        </w:tc>
-        <w:tc>
-          <w:tcPr>
-            <w:tcW w:type="dxa" w:w="1234"/>
-          </w:tcPr>
-          <w:p>
-            <w:r/>
+            <w:tcW w:type="dxa" w:w="1337"/>
+            <w:shd w:val="clear" w:color="auto" w:fill="F2F2F2"/>
+          </w:tcPr>
+          <w:p>
+            <w:r>
+              <w:rPr>
+                <w:rFonts w:ascii="Times New Roman" w:hAnsi="Times New Roman"/>
+                <w:sz w:val="18"/>
+              </w:rPr>
+              <w:t>Verify that the country can be updated using the setter method.</w:t>
+            </w:r>
+          </w:p>
+        </w:tc>
+        <w:tc>
+          <w:tcPr>
+            <w:tcW w:type="dxa" w:w="1337"/>
+            <w:shd w:val="clear" w:color="auto" w:fill="F2F2F2"/>
+          </w:tcPr>
+          <w:p>
+            <w:r>
+              <w:rPr>
+                <w:rFonts w:ascii="Times New Roman" w:hAnsi="Times New Roman"/>
+                <w:sz w:val="18"/>
+              </w:rPr>
+              <w:t>cWithCountry.setCountry("UK")</w:t>
+            </w:r>
+          </w:p>
+        </w:tc>
+        <w:tc>
+          <w:tcPr>
+            <w:tcW w:type="dxa" w:w="1337"/>
+            <w:shd w:val="clear" w:color="auto" w:fill="F2F2F2"/>
+          </w:tcPr>
+          <w:p>
             <w:r>
               <w:rPr>
                 <w:rFonts w:ascii="Times New Roman" w:hAnsi="Times New Roman"/>
@@ -2770,10 +2549,10 @@
         </w:tc>
         <w:tc>
           <w:tcPr>
-            <w:tcW w:type="dxa" w:w="1234"/>
-          </w:tcPr>
-          <w:p>
-            <w:r/>
+            <w:tcW w:type="dxa" w:w="1337"/>
+            <w:shd w:val="clear" w:color="auto" w:fill="F2F2F2"/>
+          </w:tcPr>
+          <w:p>
             <w:r>
               <w:rPr>
                 <w:rFonts w:ascii="Times New Roman" w:hAnsi="Times New Roman"/>
@@ -2785,13 +2564,10 @@
         </w:tc>
         <w:tc>
           <w:tcPr>
-            <w:tcW w:type="dxa" w:w="1234"/>
-          </w:tcPr>
-          <w:p>
-            <w:pPr>
-              <w:jc w:val="center"/>
-            </w:pPr>
-            <w:r/>
+            <w:tcW w:type="dxa" w:w="1337"/>
+            <w:shd w:val="clear" w:color="auto" w:fill="F2F2F2"/>
+          </w:tcPr>
+          <w:p>
             <w:r>
               <w:rPr>
                 <w:rFonts w:ascii="Times New Roman" w:hAnsi="Times New Roman"/>
@@ -2807,10 +2583,9 @@
       <w:tr>
         <w:tc>
           <w:tcPr>
-            <w:tcW w:type="dxa" w:w="1234"/>
-          </w:tcPr>
-          <w:p>
-            <w:r/>
+            <w:tcW w:type="dxa" w:w="1337"/>
+          </w:tcPr>
+          <w:p>
             <w:r>
               <w:rPr>
                 <w:rFonts w:ascii="Times New Roman" w:hAnsi="Times New Roman"/>
@@ -2822,10 +2597,9 @@
         </w:tc>
         <w:tc>
           <w:tcPr>
-            <w:tcW w:type="dxa" w:w="1234"/>
-          </w:tcPr>
-          <w:p>
-            <w:r/>
+            <w:tcW w:type="dxa" w:w="1337"/>
+          </w:tcPr>
+          <w:p>
             <w:r>
               <w:rPr>
                 <w:rFonts w:ascii="Times New Roman" w:hAnsi="Times New Roman"/>
@@ -2837,55 +2611,37 @@
         </w:tc>
         <w:tc>
           <w:tcPr>
-            <w:tcW w:type="dxa" w:w="1234"/>
-          </w:tcPr>
-          <w:p>
-            <w:r/>
-            <w:r>
-              <w:rPr>
-                <w:rFonts w:ascii="Times New Roman" w:hAnsi="Times New Roman"/>
-                <w:sz w:val="18"/>
-              </w:rPr>
-              <w:t>Verify that the score array has the correct length of 5 after scores are set.</w:t>
-            </w:r>
-          </w:p>
-        </w:tc>
-        <w:tc>
-          <w:tcPr>
-            <w:tcW w:type="dxa" w:w="1234"/>
-          </w:tcPr>
-          <w:p>
-            <w:r/>
-            <w:r>
-              <w:rPr>
-                <w:rFonts w:ascii="Times New Roman" w:hAnsi="Times New Roman"/>
-                <w:sz w:val="18"/>
-              </w:rPr>
-              <w:t>c.setScores({4,3,5,2,4})</w:t>
-            </w:r>
-          </w:p>
-        </w:tc>
-        <w:tc>
-          <w:tcPr>
-            <w:tcW w:type="dxa" w:w="1234"/>
-          </w:tcPr>
-          <w:p>
-            <w:r/>
-            <w:r>
-              <w:rPr>
-                <w:rFonts w:ascii="Times New Roman" w:hAnsi="Times New Roman"/>
-                <w:sz w:val="18"/>
-              </w:rPr>
-              <w:t>length == 5</w:t>
-            </w:r>
-          </w:p>
-        </w:tc>
-        <w:tc>
-          <w:tcPr>
-            <w:tcW w:type="dxa" w:w="1234"/>
-          </w:tcPr>
-          <w:p>
-            <w:r/>
+            <w:tcW w:type="dxa" w:w="1337"/>
+          </w:tcPr>
+          <w:p>
+            <w:r>
+              <w:rPr>
+                <w:rFonts w:ascii="Times New Roman" w:hAnsi="Times New Roman"/>
+                <w:sz w:val="18"/>
+              </w:rPr>
+              <w:t>Verify that setScores stores an array of the correct length.</w:t>
+            </w:r>
+          </w:p>
+        </w:tc>
+        <w:tc>
+          <w:tcPr>
+            <w:tcW w:type="dxa" w:w="1337"/>
+          </w:tcPr>
+          <w:p>
+            <w:r>
+              <w:rPr>
+                <w:rFonts w:ascii="Times New Roman" w:hAnsi="Times New Roman"/>
+                <w:sz w:val="18"/>
+              </w:rPr>
+              <w:t>c.getScoreArray().length</w:t>
+            </w:r>
+          </w:p>
+        </w:tc>
+        <w:tc>
+          <w:tcPr>
+            <w:tcW w:type="dxa" w:w="1337"/>
+          </w:tcPr>
+          <w:p>
             <w:r>
               <w:rPr>
                 <w:rFonts w:ascii="Times New Roman" w:hAnsi="Times New Roman"/>
@@ -2897,13 +2653,23 @@
         </w:tc>
         <w:tc>
           <w:tcPr>
-            <w:tcW w:type="dxa" w:w="1234"/>
-          </w:tcPr>
-          <w:p>
-            <w:pPr>
-              <w:jc w:val="center"/>
-            </w:pPr>
-            <w:r/>
+            <w:tcW w:type="dxa" w:w="1337"/>
+          </w:tcPr>
+          <w:p>
+            <w:r>
+              <w:rPr>
+                <w:rFonts w:ascii="Times New Roman" w:hAnsi="Times New Roman"/>
+                <w:sz w:val="18"/>
+              </w:rPr>
+              <w:t>5</w:t>
+            </w:r>
+          </w:p>
+        </w:tc>
+        <w:tc>
+          <w:tcPr>
+            <w:tcW w:type="dxa" w:w="1337"/>
+          </w:tcPr>
+          <w:p>
             <w:r>
               <w:rPr>
                 <w:rFonts w:ascii="Times New Roman" w:hAnsi="Times New Roman"/>
@@ -2919,10 +2685,10 @@
       <w:tr>
         <w:tc>
           <w:tcPr>
-            <w:tcW w:type="dxa" w:w="1234"/>
-          </w:tcPr>
-          <w:p>
-            <w:r/>
+            <w:tcW w:type="dxa" w:w="1337"/>
+            <w:shd w:val="clear" w:color="auto" w:fill="F2F2F2"/>
+          </w:tcPr>
+          <w:p>
             <w:r>
               <w:rPr>
                 <w:rFonts w:ascii="Times New Roman" w:hAnsi="Times New Roman"/>
@@ -2934,10 +2700,10 @@
         </w:tc>
         <w:tc>
           <w:tcPr>
-            <w:tcW w:type="dxa" w:w="1234"/>
-          </w:tcPr>
-          <w:p>
-            <w:r/>
+            <w:tcW w:type="dxa" w:w="1337"/>
+            <w:shd w:val="clear" w:color="auto" w:fill="F2F2F2"/>
+          </w:tcPr>
+          <w:p>
             <w:r>
               <w:rPr>
                 <w:rFonts w:ascii="Times New Roman" w:hAnsi="Times New Roman"/>
@@ -2949,55 +2715,40 @@
         </w:tc>
         <w:tc>
           <w:tcPr>
-            <w:tcW w:type="dxa" w:w="1234"/>
-          </w:tcPr>
-          <w:p>
-            <w:r/>
-            <w:r>
-              <w:rPr>
-                <w:rFonts w:ascii="Times New Roman" w:hAnsi="Times New Roman"/>
-                <w:sz w:val="18"/>
-              </w:rPr>
-              <w:t>Verify that individual score values are correctly stored and retrievable.</w:t>
-            </w:r>
-          </w:p>
-        </w:tc>
-        <w:tc>
-          <w:tcPr>
-            <w:tcW w:type="dxa" w:w="1234"/>
-          </w:tcPr>
-          <w:p>
-            <w:r/>
-            <w:r>
-              <w:rPr>
-                <w:rFonts w:ascii="Times New Roman" w:hAnsi="Times New Roman"/>
-                <w:sz w:val="18"/>
-              </w:rPr>
-              <w:t>c.setScores({4,3,5,2,4})</w:t>
-            </w:r>
-          </w:p>
-        </w:tc>
-        <w:tc>
-          <w:tcPr>
-            <w:tcW w:type="dxa" w:w="1234"/>
-          </w:tcPr>
-          <w:p>
-            <w:r/>
-            <w:r>
-              <w:rPr>
-                <w:rFonts w:ascii="Times New Roman" w:hAnsi="Times New Roman"/>
-                <w:sz w:val="18"/>
-              </w:rPr>
-              <w:t>[0]=4, [1]=3, [2]=5</w:t>
-            </w:r>
-          </w:p>
-        </w:tc>
-        <w:tc>
-          <w:tcPr>
-            <w:tcW w:type="dxa" w:w="1234"/>
-          </w:tcPr>
-          <w:p>
-            <w:r/>
+            <w:tcW w:type="dxa" w:w="1337"/>
+            <w:shd w:val="clear" w:color="auto" w:fill="F2F2F2"/>
+          </w:tcPr>
+          <w:p>
+            <w:r>
+              <w:rPr>
+                <w:rFonts w:ascii="Times New Roman" w:hAnsi="Times New Roman"/>
+                <w:sz w:val="18"/>
+              </w:rPr>
+              <w:t>Verify that individual score values are correctly stored.</w:t>
+            </w:r>
+          </w:p>
+        </w:tc>
+        <w:tc>
+          <w:tcPr>
+            <w:tcW w:type="dxa" w:w="1337"/>
+            <w:shd w:val="clear" w:color="auto" w:fill="F2F2F2"/>
+          </w:tcPr>
+          <w:p>
+            <w:r>
+              <w:rPr>
+                <w:rFonts w:ascii="Times New Roman" w:hAnsi="Times New Roman"/>
+                <w:sz w:val="18"/>
+              </w:rPr>
+              <w:t>retrieved[0], [1], [2]</w:t>
+            </w:r>
+          </w:p>
+        </w:tc>
+        <w:tc>
+          <w:tcPr>
+            <w:tcW w:type="dxa" w:w="1337"/>
+            <w:shd w:val="clear" w:color="auto" w:fill="F2F2F2"/>
+          </w:tcPr>
+          <w:p>
             <w:r>
               <w:rPr>
                 <w:rFonts w:ascii="Times New Roman" w:hAnsi="Times New Roman"/>
@@ -3009,13 +2760,25 @@
         </w:tc>
         <w:tc>
           <w:tcPr>
-            <w:tcW w:type="dxa" w:w="1234"/>
-          </w:tcPr>
-          <w:p>
-            <w:pPr>
-              <w:jc w:val="center"/>
-            </w:pPr>
-            <w:r/>
+            <w:tcW w:type="dxa" w:w="1337"/>
+            <w:shd w:val="clear" w:color="auto" w:fill="F2F2F2"/>
+          </w:tcPr>
+          <w:p>
+            <w:r>
+              <w:rPr>
+                <w:rFonts w:ascii="Times New Roman" w:hAnsi="Times New Roman"/>
+                <w:sz w:val="18"/>
+              </w:rPr>
+              <w:t>4, 3, 5</w:t>
+            </w:r>
+          </w:p>
+        </w:tc>
+        <w:tc>
+          <w:tcPr>
+            <w:tcW w:type="dxa" w:w="1337"/>
+            <w:shd w:val="clear" w:color="auto" w:fill="F2F2F2"/>
+          </w:tcPr>
+          <w:p>
             <w:r>
               <w:rPr>
                 <w:rFonts w:ascii="Times New Roman" w:hAnsi="Times New Roman"/>
@@ -3031,10 +2794,9 @@
       <w:tr>
         <w:tc>
           <w:tcPr>
-            <w:tcW w:type="dxa" w:w="1234"/>
-          </w:tcPr>
-          <w:p>
-            <w:r/>
+            <w:tcW w:type="dxa" w:w="1337"/>
+          </w:tcPr>
+          <w:p>
             <w:r>
               <w:rPr>
                 <w:rFonts w:ascii="Times New Roman" w:hAnsi="Times New Roman"/>
@@ -3046,10 +2808,9 @@
         </w:tc>
         <w:tc>
           <w:tcPr>
-            <w:tcW w:type="dxa" w:w="1234"/>
-          </w:tcPr>
-          <w:p>
-            <w:r/>
+            <w:tcW w:type="dxa" w:w="1337"/>
+          </w:tcPr>
+          <w:p>
             <w:r>
               <w:rPr>
                 <w:rFonts w:ascii="Times New Roman" w:hAnsi="Times New Roman"/>
@@ -3061,40 +2822,37 @@
         </w:tc>
         <w:tc>
           <w:tcPr>
-            <w:tcW w:type="dxa" w:w="1234"/>
-          </w:tcPr>
-          <w:p>
-            <w:r/>
-            <w:r>
-              <w:rPr>
-                <w:rFonts w:ascii="Times New Roman" w:hAnsi="Times New Roman"/>
-                <w:sz w:val="18"/>
-              </w:rPr>
-              <w:t>Verify the overall score is calculated as the arithmetic mean of all five scores. (4+3+5+2+4)/5 = 3.6</w:t>
-            </w:r>
-          </w:p>
-        </w:tc>
-        <w:tc>
-          <w:tcPr>
-            <w:tcW w:type="dxa" w:w="1234"/>
-          </w:tcPr>
-          <w:p>
-            <w:r/>
-            <w:r>
-              <w:rPr>
-                <w:rFonts w:ascii="Times New Roman" w:hAnsi="Times New Roman"/>
-                <w:sz w:val="18"/>
-              </w:rPr>
-              <w:t>Scores: {4,3,5,2,4}</w:t>
-            </w:r>
-          </w:p>
-        </w:tc>
-        <w:tc>
-          <w:tcPr>
-            <w:tcW w:type="dxa" w:w="1234"/>
-          </w:tcPr>
-          <w:p>
-            <w:r/>
+            <w:tcW w:type="dxa" w:w="1337"/>
+          </w:tcPr>
+          <w:p>
+            <w:r>
+              <w:rPr>
+                <w:rFonts w:ascii="Times New Roman" w:hAnsi="Times New Roman"/>
+                <w:sz w:val="18"/>
+              </w:rPr>
+              <w:t>Verify that overall score is the arithmetic mean of all five scores.</w:t>
+            </w:r>
+          </w:p>
+        </w:tc>
+        <w:tc>
+          <w:tcPr>
+            <w:tcW w:type="dxa" w:w="1337"/>
+          </w:tcPr>
+          <w:p>
+            <w:r>
+              <w:rPr>
+                <w:rFonts w:ascii="Times New Roman" w:hAnsi="Times New Roman"/>
+                <w:sz w:val="18"/>
+              </w:rPr>
+              <w:t>avg(4,3,5,2,4)</w:t>
+            </w:r>
+          </w:p>
+        </w:tc>
+        <w:tc>
+          <w:tcPr>
+            <w:tcW w:type="dxa" w:w="1337"/>
+          </w:tcPr>
+          <w:p>
             <w:r>
               <w:rPr>
                 <w:rFonts w:ascii="Times New Roman" w:hAnsi="Times New Roman"/>
@@ -3106,10 +2864,9 @@
         </w:tc>
         <w:tc>
           <w:tcPr>
-            <w:tcW w:type="dxa" w:w="1234"/>
-          </w:tcPr>
-          <w:p>
-            <w:r/>
+            <w:tcW w:type="dxa" w:w="1337"/>
+          </w:tcPr>
+          <w:p>
             <w:r>
               <w:rPr>
                 <w:rFonts w:ascii="Times New Roman" w:hAnsi="Times New Roman"/>
@@ -3121,13 +2878,9 @@
         </w:tc>
         <w:tc>
           <w:tcPr>
-            <w:tcW w:type="dxa" w:w="1234"/>
-          </w:tcPr>
-          <w:p>
-            <w:pPr>
-              <w:jc w:val="center"/>
-            </w:pPr>
-            <w:r/>
+            <w:tcW w:type="dxa" w:w="1337"/>
+          </w:tcPr>
+          <w:p>
             <w:r>
               <w:rPr>
                 <w:rFonts w:ascii="Times New Roman" w:hAnsi="Times New Roman"/>
@@ -3143,10 +2896,10 @@
       <w:tr>
         <w:tc>
           <w:tcPr>
-            <w:tcW w:type="dxa" w:w="1234"/>
-          </w:tcPr>
-          <w:p>
-            <w:r/>
+            <w:tcW w:type="dxa" w:w="1337"/>
+            <w:shd w:val="clear" w:color="auto" w:fill="F2F2F2"/>
+          </w:tcPr>
+          <w:p>
             <w:r>
               <w:rPr>
                 <w:rFonts w:ascii="Times New Roman" w:hAnsi="Times New Roman"/>
@@ -3158,40 +2911,40 @@
         </w:tc>
         <w:tc>
           <w:tcPr>
-            <w:tcW w:type="dxa" w:w="1234"/>
-          </w:tcPr>
-          <w:p>
-            <w:r/>
-            <w:r>
-              <w:rPr>
-                <w:rFonts w:ascii="Times New Roman" w:hAnsi="Times New Roman"/>
-                <w:sz w:val="18"/>
-              </w:rPr>
-              <w:t>getFullDetails contains ID</w:t>
-            </w:r>
-          </w:p>
-        </w:tc>
-        <w:tc>
-          <w:tcPr>
-            <w:tcW w:type="dxa" w:w="1234"/>
-          </w:tcPr>
-          <w:p>
-            <w:r/>
-            <w:r>
-              <w:rPr>
-                <w:rFonts w:ascii="Times New Roman" w:hAnsi="Times New Roman"/>
-                <w:sz w:val="18"/>
-              </w:rPr>
-              <w:t>Verify that getFullDetails() includes the competitor ID in the output string.</w:t>
-            </w:r>
-          </w:p>
-        </w:tc>
-        <w:tc>
-          <w:tcPr>
-            <w:tcW w:type="dxa" w:w="1234"/>
-          </w:tcPr>
-          <w:p>
-            <w:r/>
+            <w:tcW w:type="dxa" w:w="1337"/>
+            <w:shd w:val="clear" w:color="auto" w:fill="F2F2F2"/>
+          </w:tcPr>
+          <w:p>
+            <w:r>
+              <w:rPr>
+                <w:rFonts w:ascii="Times New Roman" w:hAnsi="Times New Roman"/>
+                <w:sz w:val="18"/>
+              </w:rPr>
+              <w:t>getFullDetails ID</w:t>
+            </w:r>
+          </w:p>
+        </w:tc>
+        <w:tc>
+          <w:tcPr>
+            <w:tcW w:type="dxa" w:w="1337"/>
+            <w:shd w:val="clear" w:color="auto" w:fill="F2F2F2"/>
+          </w:tcPr>
+          <w:p>
+            <w:r>
+              <w:rPr>
+                <w:rFonts w:ascii="Times New Roman" w:hAnsi="Times New Roman"/>
+                <w:sz w:val="18"/>
+              </w:rPr>
+              <w:t>Verify that getFullDetails includes the competitor ID.</w:t>
+            </w:r>
+          </w:p>
+        </w:tc>
+        <w:tc>
+          <w:tcPr>
+            <w:tcW w:type="dxa" w:w="1337"/>
+            <w:shd w:val="clear" w:color="auto" w:fill="F2F2F2"/>
+          </w:tcPr>
+          <w:p>
             <w:r>
               <w:rPr>
                 <w:rFonts w:ascii="Times New Roman" w:hAnsi="Times New Roman"/>
@@ -3203,10 +2956,10 @@
         </w:tc>
         <w:tc>
           <w:tcPr>
-            <w:tcW w:type="dxa" w:w="1234"/>
-          </w:tcPr>
-          <w:p>
-            <w:r/>
+            <w:tcW w:type="dxa" w:w="1337"/>
+            <w:shd w:val="clear" w:color="auto" w:fill="F2F2F2"/>
+          </w:tcPr>
+          <w:p>
             <w:r>
               <w:rPr>
                 <w:rFonts w:ascii="Times New Roman" w:hAnsi="Times New Roman"/>
@@ -3218,10 +2971,10 @@
         </w:tc>
         <w:tc>
           <w:tcPr>
-            <w:tcW w:type="dxa" w:w="1234"/>
-          </w:tcPr>
-          <w:p>
-            <w:r/>
+            <w:tcW w:type="dxa" w:w="1337"/>
+            <w:shd w:val="clear" w:color="auto" w:fill="F2F2F2"/>
+          </w:tcPr>
+          <w:p>
             <w:r>
               <w:rPr>
                 <w:rFonts w:ascii="Times New Roman" w:hAnsi="Times New Roman"/>
@@ -3233,13 +2986,10 @@
         </w:tc>
         <w:tc>
           <w:tcPr>
-            <w:tcW w:type="dxa" w:w="1234"/>
-          </w:tcPr>
-          <w:p>
-            <w:pPr>
-              <w:jc w:val="center"/>
-            </w:pPr>
-            <w:r/>
+            <w:tcW w:type="dxa" w:w="1337"/>
+            <w:shd w:val="clear" w:color="auto" w:fill="F2F2F2"/>
+          </w:tcPr>
+          <w:p>
             <w:r>
               <w:rPr>
                 <w:rFonts w:ascii="Times New Roman" w:hAnsi="Times New Roman"/>
@@ -3255,10 +3005,9 @@
       <w:tr>
         <w:tc>
           <w:tcPr>
-            <w:tcW w:type="dxa" w:w="1234"/>
-          </w:tcPr>
-          <w:p>
-            <w:r/>
+            <w:tcW w:type="dxa" w:w="1337"/>
+          </w:tcPr>
+          <w:p>
             <w:r>
               <w:rPr>
                 <w:rFonts w:ascii="Times New Roman" w:hAnsi="Times New Roman"/>
@@ -3270,40 +3019,37 @@
         </w:tc>
         <w:tc>
           <w:tcPr>
-            <w:tcW w:type="dxa" w:w="1234"/>
-          </w:tcPr>
-          <w:p>
-            <w:r/>
-            <w:r>
-              <w:rPr>
-                <w:rFonts w:ascii="Times New Roman" w:hAnsi="Times New Roman"/>
-                <w:sz w:val="18"/>
-              </w:rPr>
-              <w:t>getFullDetails contains name</w:t>
-            </w:r>
-          </w:p>
-        </w:tc>
-        <w:tc>
-          <w:tcPr>
-            <w:tcW w:type="dxa" w:w="1234"/>
-          </w:tcPr>
-          <w:p>
-            <w:r/>
-            <w:r>
-              <w:rPr>
-                <w:rFonts w:ascii="Times New Roman" w:hAnsi="Times New Roman"/>
-                <w:sz w:val="18"/>
-              </w:rPr>
-              <w:t>Verify that getFullDetails() includes the competitor's full name.</w:t>
-            </w:r>
-          </w:p>
-        </w:tc>
-        <w:tc>
-          <w:tcPr>
-            <w:tcW w:type="dxa" w:w="1234"/>
-          </w:tcPr>
-          <w:p>
-            <w:r/>
+            <w:tcW w:type="dxa" w:w="1337"/>
+          </w:tcPr>
+          <w:p>
+            <w:r>
+              <w:rPr>
+                <w:rFonts w:ascii="Times New Roman" w:hAnsi="Times New Roman"/>
+                <w:sz w:val="18"/>
+              </w:rPr>
+              <w:t>getFullDetails name</w:t>
+            </w:r>
+          </w:p>
+        </w:tc>
+        <w:tc>
+          <w:tcPr>
+            <w:tcW w:type="dxa" w:w="1337"/>
+          </w:tcPr>
+          <w:p>
+            <w:r>
+              <w:rPr>
+                <w:rFonts w:ascii="Times New Roman" w:hAnsi="Times New Roman"/>
+                <w:sz w:val="18"/>
+              </w:rPr>
+              <w:t>Verify that getFullDetails includes the full name.</w:t>
+            </w:r>
+          </w:p>
+        </w:tc>
+        <w:tc>
+          <w:tcPr>
+            <w:tcW w:type="dxa" w:w="1337"/>
+          </w:tcPr>
+          <w:p>
             <w:r>
               <w:rPr>
                 <w:rFonts w:ascii="Times New Roman" w:hAnsi="Times New Roman"/>
@@ -3315,10 +3061,9 @@
         </w:tc>
         <w:tc>
           <w:tcPr>
-            <w:tcW w:type="dxa" w:w="1234"/>
-          </w:tcPr>
-          <w:p>
-            <w:r/>
+            <w:tcW w:type="dxa" w:w="1337"/>
+          </w:tcPr>
+          <w:p>
             <w:r>
               <w:rPr>
                 <w:rFonts w:ascii="Times New Roman" w:hAnsi="Times New Roman"/>
@@ -3330,10 +3075,9 @@
         </w:tc>
         <w:tc>
           <w:tcPr>
-            <w:tcW w:type="dxa" w:w="1234"/>
-          </w:tcPr>
-          <w:p>
-            <w:r/>
+            <w:tcW w:type="dxa" w:w="1337"/>
+          </w:tcPr>
+          <w:p>
             <w:r>
               <w:rPr>
                 <w:rFonts w:ascii="Times New Roman" w:hAnsi="Times New Roman"/>
@@ -3345,13 +3089,9 @@
         </w:tc>
         <w:tc>
           <w:tcPr>
-            <w:tcW w:type="dxa" w:w="1234"/>
-          </w:tcPr>
-          <w:p>
-            <w:pPr>
-              <w:jc w:val="center"/>
-            </w:pPr>
-            <w:r/>
+            <w:tcW w:type="dxa" w:w="1337"/>
+          </w:tcPr>
+          <w:p>
             <w:r>
               <w:rPr>
                 <w:rFonts w:ascii="Times New Roman" w:hAnsi="Times New Roman"/>
@@ -3367,10 +3107,10 @@
       <w:tr>
         <w:tc>
           <w:tcPr>
-            <w:tcW w:type="dxa" w:w="1234"/>
-          </w:tcPr>
-          <w:p>
-            <w:r/>
+            <w:tcW w:type="dxa" w:w="1337"/>
+            <w:shd w:val="clear" w:color="auto" w:fill="F2F2F2"/>
+          </w:tcPr>
+          <w:p>
             <w:r>
               <w:rPr>
                 <w:rFonts w:ascii="Times New Roman" w:hAnsi="Times New Roman"/>
@@ -3382,40 +3122,40 @@
         </w:tc>
         <w:tc>
           <w:tcPr>
-            <w:tcW w:type="dxa" w:w="1234"/>
-          </w:tcPr>
-          <w:p>
-            <w:r/>
-            <w:r>
-              <w:rPr>
-                <w:rFonts w:ascii="Times New Roman" w:hAnsi="Times New Roman"/>
-                <w:sz w:val="18"/>
-              </w:rPr>
-              <w:t>getFullDetails contains level</w:t>
-            </w:r>
-          </w:p>
-        </w:tc>
-        <w:tc>
-          <w:tcPr>
-            <w:tcW w:type="dxa" w:w="1234"/>
-          </w:tcPr>
-          <w:p>
-            <w:r/>
-            <w:r>
-              <w:rPr>
-                <w:rFonts w:ascii="Times New Roman" w:hAnsi="Times New Roman"/>
-                <w:sz w:val="18"/>
-              </w:rPr>
-              <w:t>Verify that getFullDetails() includes the competition level.</w:t>
-            </w:r>
-          </w:p>
-        </w:tc>
-        <w:tc>
-          <w:tcPr>
-            <w:tcW w:type="dxa" w:w="1234"/>
-          </w:tcPr>
-          <w:p>
-            <w:r/>
+            <w:tcW w:type="dxa" w:w="1337"/>
+            <w:shd w:val="clear" w:color="auto" w:fill="F2F2F2"/>
+          </w:tcPr>
+          <w:p>
+            <w:r>
+              <w:rPr>
+                <w:rFonts w:ascii="Times New Roman" w:hAnsi="Times New Roman"/>
+                <w:sz w:val="18"/>
+              </w:rPr>
+              <w:t>getFullDetails level</w:t>
+            </w:r>
+          </w:p>
+        </w:tc>
+        <w:tc>
+          <w:tcPr>
+            <w:tcW w:type="dxa" w:w="1337"/>
+            <w:shd w:val="clear" w:color="auto" w:fill="F2F2F2"/>
+          </w:tcPr>
+          <w:p>
+            <w:r>
+              <w:rPr>
+                <w:rFonts w:ascii="Times New Roman" w:hAnsi="Times New Roman"/>
+                <w:sz w:val="18"/>
+              </w:rPr>
+              <w:t>Verify that getFullDetails includes the competition level.</w:t>
+            </w:r>
+          </w:p>
+        </w:tc>
+        <w:tc>
+          <w:tcPr>
+            <w:tcW w:type="dxa" w:w="1337"/>
+            <w:shd w:val="clear" w:color="auto" w:fill="F2F2F2"/>
+          </w:tcPr>
+          <w:p>
             <w:r>
               <w:rPr>
                 <w:rFonts w:ascii="Times New Roman" w:hAnsi="Times New Roman"/>
@@ -3427,10 +3167,10 @@
         </w:tc>
         <w:tc>
           <w:tcPr>
-            <w:tcW w:type="dxa" w:w="1234"/>
-          </w:tcPr>
-          <w:p>
-            <w:r/>
+            <w:tcW w:type="dxa" w:w="1337"/>
+            <w:shd w:val="clear" w:color="auto" w:fill="F2F2F2"/>
+          </w:tcPr>
+          <w:p>
             <w:r>
               <w:rPr>
                 <w:rFonts w:ascii="Times New Roman" w:hAnsi="Times New Roman"/>
@@ -3442,10 +3182,10 @@
         </w:tc>
         <w:tc>
           <w:tcPr>
-            <w:tcW w:type="dxa" w:w="1234"/>
-          </w:tcPr>
-          <w:p>
-            <w:r/>
+            <w:tcW w:type="dxa" w:w="1337"/>
+            <w:shd w:val="clear" w:color="auto" w:fill="F2F2F2"/>
+          </w:tcPr>
+          <w:p>
             <w:r>
               <w:rPr>
                 <w:rFonts w:ascii="Times New Roman" w:hAnsi="Times New Roman"/>
@@ -3457,13 +3197,10 @@
         </w:tc>
         <w:tc>
           <w:tcPr>
-            <w:tcW w:type="dxa" w:w="1234"/>
-          </w:tcPr>
-          <w:p>
-            <w:pPr>
-              <w:jc w:val="center"/>
-            </w:pPr>
-            <w:r/>
+            <w:tcW w:type="dxa" w:w="1337"/>
+            <w:shd w:val="clear" w:color="auto" w:fill="F2F2F2"/>
+          </w:tcPr>
+          <w:p>
             <w:r>
               <w:rPr>
                 <w:rFonts w:ascii="Times New Roman" w:hAnsi="Times New Roman"/>
@@ -3479,10 +3216,9 @@
       <w:tr>
         <w:tc>
           <w:tcPr>
-            <w:tcW w:type="dxa" w:w="1234"/>
-          </w:tcPr>
-          <w:p>
-            <w:r/>
+            <w:tcW w:type="dxa" w:w="1337"/>
+          </w:tcPr>
+          <w:p>
             <w:r>
               <w:rPr>
                 <w:rFonts w:ascii="Times New Roman" w:hAnsi="Times New Roman"/>
@@ -3494,40 +3230,37 @@
         </w:tc>
         <w:tc>
           <w:tcPr>
-            <w:tcW w:type="dxa" w:w="1234"/>
-          </w:tcPr>
-          <w:p>
-            <w:r/>
-            <w:r>
-              <w:rPr>
-                <w:rFonts w:ascii="Times New Roman" w:hAnsi="Times New Roman"/>
-                <w:sz w:val="18"/>
-              </w:rPr>
-              <w:t>getFullDetails contains score</w:t>
-            </w:r>
-          </w:p>
-        </w:tc>
-        <w:tc>
-          <w:tcPr>
-            <w:tcW w:type="dxa" w:w="1234"/>
-          </w:tcPr>
-          <w:p>
-            <w:r/>
-            <w:r>
-              <w:rPr>
-                <w:rFonts w:ascii="Times New Roman" w:hAnsi="Times New Roman"/>
-                <w:sz w:val="18"/>
-              </w:rPr>
-              <w:t>Verify that getFullDetails() includes the calculated overall score.</w:t>
-            </w:r>
-          </w:p>
-        </w:tc>
-        <w:tc>
-          <w:tcPr>
-            <w:tcW w:type="dxa" w:w="1234"/>
-          </w:tcPr>
-          <w:p>
-            <w:r/>
+            <w:tcW w:type="dxa" w:w="1337"/>
+          </w:tcPr>
+          <w:p>
+            <w:r>
+              <w:rPr>
+                <w:rFonts w:ascii="Times New Roman" w:hAnsi="Times New Roman"/>
+                <w:sz w:val="18"/>
+              </w:rPr>
+              <w:t>getFullDetails score</w:t>
+            </w:r>
+          </w:p>
+        </w:tc>
+        <w:tc>
+          <w:tcPr>
+            <w:tcW w:type="dxa" w:w="1337"/>
+          </w:tcPr>
+          <w:p>
+            <w:r>
+              <w:rPr>
+                <w:rFonts w:ascii="Times New Roman" w:hAnsi="Times New Roman"/>
+                <w:sz w:val="18"/>
+              </w:rPr>
+              <w:t>Verify that getFullDetails includes the overall score.</w:t>
+            </w:r>
+          </w:p>
+        </w:tc>
+        <w:tc>
+          <w:tcPr>
+            <w:tcW w:type="dxa" w:w="1337"/>
+          </w:tcPr>
+          <w:p>
             <w:r>
               <w:rPr>
                 <w:rFonts w:ascii="Times New Roman" w:hAnsi="Times New Roman"/>
@@ -3539,10 +3272,9 @@
         </w:tc>
         <w:tc>
           <w:tcPr>
-            <w:tcW w:type="dxa" w:w="1234"/>
-          </w:tcPr>
-          <w:p>
-            <w:r/>
+            <w:tcW w:type="dxa" w:w="1337"/>
+          </w:tcPr>
+          <w:p>
             <w:r>
               <w:rPr>
                 <w:rFonts w:ascii="Times New Roman" w:hAnsi="Times New Roman"/>
@@ -3554,10 +3286,9 @@
         </w:tc>
         <w:tc>
           <w:tcPr>
-            <w:tcW w:type="dxa" w:w="1234"/>
-          </w:tcPr>
-          <w:p>
-            <w:r/>
+            <w:tcW w:type="dxa" w:w="1337"/>
+          </w:tcPr>
+          <w:p>
             <w:r>
               <w:rPr>
                 <w:rFonts w:ascii="Times New Roman" w:hAnsi="Times New Roman"/>
@@ -3569,13 +3300,9 @@
         </w:tc>
         <w:tc>
           <w:tcPr>
-            <w:tcW w:type="dxa" w:w="1234"/>
-          </w:tcPr>
-          <w:p>
-            <w:pPr>
-              <w:jc w:val="center"/>
-            </w:pPr>
-            <w:r/>
+            <w:tcW w:type="dxa" w:w="1337"/>
+          </w:tcPr>
+          <w:p>
             <w:r>
               <w:rPr>
                 <w:rFonts w:ascii="Times New Roman" w:hAnsi="Times New Roman"/>
@@ -3591,10 +3318,10 @@
       <w:tr>
         <w:tc>
           <w:tcPr>
-            <w:tcW w:type="dxa" w:w="1234"/>
-          </w:tcPr>
-          <w:p>
-            <w:r/>
+            <w:tcW w:type="dxa" w:w="1337"/>
+            <w:shd w:val="clear" w:color="auto" w:fill="F2F2F2"/>
+          </w:tcPr>
+          <w:p>
             <w:r>
               <w:rPr>
                 <w:rFonts w:ascii="Times New Roman" w:hAnsi="Times New Roman"/>
@@ -3606,55 +3333,55 @@
         </w:tc>
         <w:tc>
           <w:tcPr>
-            <w:tcW w:type="dxa" w:w="1234"/>
-          </w:tcPr>
-          <w:p>
-            <w:r/>
-            <w:r>
-              <w:rPr>
-                <w:rFonts w:ascii="Times New Roman" w:hAnsi="Times New Roman"/>
-                <w:sz w:val="18"/>
-              </w:rPr>
-              <w:t>getFullDetails contains country</w:t>
-            </w:r>
-          </w:p>
-        </w:tc>
-        <w:tc>
-          <w:tcPr>
-            <w:tcW w:type="dxa" w:w="1234"/>
-          </w:tcPr>
-          <w:p>
-            <w:r/>
-            <w:r>
-              <w:rPr>
-                <w:rFonts w:ascii="Times New Roman" w:hAnsi="Times New Roman"/>
-                <w:sz w:val="18"/>
-              </w:rPr>
-              <w:t>Verify that getFullDetails() includes the country when specified.</w:t>
-            </w:r>
-          </w:p>
-        </w:tc>
-        <w:tc>
-          <w:tcPr>
-            <w:tcW w:type="dxa" w:w="1234"/>
-          </w:tcPr>
-          <w:p>
-            <w:r/>
-            <w:r>
-              <w:rPr>
-                <w:rFonts w:ascii="Times New Roman" w:hAnsi="Times New Roman"/>
-                <w:sz w:val="18"/>
-              </w:rPr>
-              <w:t>SKMCompetitor(205, ..., "Nepal", ...)</w:t>
-            </w:r>
-          </w:p>
-        </w:tc>
-        <w:tc>
-          <w:tcPr>
-            <w:tcW w:type="dxa" w:w="1234"/>
-          </w:tcPr>
-          <w:p>
-            <w:r/>
+            <w:tcW w:type="dxa" w:w="1337"/>
+            <w:shd w:val="clear" w:color="auto" w:fill="F2F2F2"/>
+          </w:tcPr>
+          <w:p>
+            <w:r>
+              <w:rPr>
+                <w:rFonts w:ascii="Times New Roman" w:hAnsi="Times New Roman"/>
+                <w:sz w:val="18"/>
+              </w:rPr>
+              <w:t>getFullDetails country</w:t>
+            </w:r>
+          </w:p>
+        </w:tc>
+        <w:tc>
+          <w:tcPr>
+            <w:tcW w:type="dxa" w:w="1337"/>
+            <w:shd w:val="clear" w:color="auto" w:fill="F2F2F2"/>
+          </w:tcPr>
+          <w:p>
+            <w:r>
+              <w:rPr>
+                <w:rFonts w:ascii="Times New Roman" w:hAnsi="Times New Roman"/>
+                <w:sz w:val="18"/>
+              </w:rPr>
+              <w:t>Verify that getFullDetails includes the country when provided.</w:t>
+            </w:r>
+          </w:p>
+        </w:tc>
+        <w:tc>
+          <w:tcPr>
+            <w:tcW w:type="dxa" w:w="1337"/>
+            <w:shd w:val="clear" w:color="auto" w:fill="F2F2F2"/>
+          </w:tcPr>
+          <w:p>
+            <w:r>
+              <w:rPr>
+                <w:rFonts w:ascii="Times New Roman" w:hAnsi="Times New Roman"/>
+                <w:sz w:val="18"/>
+              </w:rPr>
+              <w:t>cFull.getFullDetails()</w:t>
+            </w:r>
+          </w:p>
+        </w:tc>
+        <w:tc>
+          <w:tcPr>
+            <w:tcW w:type="dxa" w:w="1337"/>
+            <w:shd w:val="clear" w:color="auto" w:fill="F2F2F2"/>
+          </w:tcPr>
+          <w:p>
             <w:r>
               <w:rPr>
                 <w:rFonts w:ascii="Times New Roman" w:hAnsi="Times New Roman"/>
@@ -3666,10 +3393,10 @@
         </w:tc>
         <w:tc>
           <w:tcPr>
-            <w:tcW w:type="dxa" w:w="1234"/>
-          </w:tcPr>
-          <w:p>
-            <w:r/>
+            <w:tcW w:type="dxa" w:w="1337"/>
+            <w:shd w:val="clear" w:color="auto" w:fill="F2F2F2"/>
+          </w:tcPr>
+          <w:p>
             <w:r>
               <w:rPr>
                 <w:rFonts w:ascii="Times New Roman" w:hAnsi="Times New Roman"/>
@@ -3681,13 +3408,10 @@
         </w:tc>
         <w:tc>
           <w:tcPr>
-            <w:tcW w:type="dxa" w:w="1234"/>
-          </w:tcPr>
-          <w:p>
-            <w:pPr>
-              <w:jc w:val="center"/>
-            </w:pPr>
-            <w:r/>
+            <w:tcW w:type="dxa" w:w="1337"/>
+            <w:shd w:val="clear" w:color="auto" w:fill="F2F2F2"/>
+          </w:tcPr>
+          <w:p>
             <w:r>
               <w:rPr>
                 <w:rFonts w:ascii="Times New Roman" w:hAnsi="Times New Roman"/>
@@ -3703,10 +3427,9 @@
       <w:tr>
         <w:tc>
           <w:tcPr>
-            <w:tcW w:type="dxa" w:w="1234"/>
-          </w:tcPr>
-          <w:p>
-            <w:r/>
+            <w:tcW w:type="dxa" w:w="1337"/>
+          </w:tcPr>
+          <w:p>
             <w:r>
               <w:rPr>
                 <w:rFonts w:ascii="Times New Roman" w:hAnsi="Times New Roman"/>
@@ -3718,10 +3441,9 @@
         </w:tc>
         <w:tc>
           <w:tcPr>
-            <w:tcW w:type="dxa" w:w="1234"/>
-          </w:tcPr>
-          <w:p>
-            <w:r/>
+            <w:tcW w:type="dxa" w:w="1337"/>
+          </w:tcPr>
+          <w:p>
             <w:r>
               <w:rPr>
                 <w:rFonts w:ascii="Times New Roman" w:hAnsi="Times New Roman"/>
@@ -3733,25 +3455,23 @@
         </w:tc>
         <w:tc>
           <w:tcPr>
-            <w:tcW w:type="dxa" w:w="1234"/>
-          </w:tcPr>
-          <w:p>
-            <w:r/>
-            <w:r>
-              <w:rPr>
-                <w:rFonts w:ascii="Times New Roman" w:hAnsi="Times New Roman"/>
-                <w:sz w:val="18"/>
-              </w:rPr>
-              <w:t>Verify that getShortDetails() returns the exact format: CN {id} ({initials}) has an overall score of {score}.</w:t>
-            </w:r>
-          </w:p>
-        </w:tc>
-        <w:tc>
-          <w:tcPr>
-            <w:tcW w:type="dxa" w:w="1234"/>
-          </w:tcPr>
-          <w:p>
-            <w:r/>
+            <w:tcW w:type="dxa" w:w="1337"/>
+          </w:tcPr>
+          <w:p>
+            <w:r>
+              <w:rPr>
+                <w:rFonts w:ascii="Times New Roman" w:hAnsi="Times New Roman"/>
+                <w:sz w:val="18"/>
+              </w:rPr>
+              <w:t>Verify that getShortDetails returns the exact required format.</w:t>
+            </w:r>
+          </w:p>
+        </w:tc>
+        <w:tc>
+          <w:tcPr>
+            <w:tcW w:type="dxa" w:w="1337"/>
+          </w:tcPr>
+          <w:p>
             <w:r>
               <w:rPr>
                 <w:rFonts w:ascii="Times New Roman" w:hAnsi="Times New Roman"/>
@@ -3763,10 +3483,9 @@
         </w:tc>
         <w:tc>
           <w:tcPr>
-            <w:tcW w:type="dxa" w:w="1234"/>
-          </w:tcPr>
-          <w:p>
-            <w:r/>
+            <w:tcW w:type="dxa" w:w="1337"/>
+          </w:tcPr>
+          <w:p>
             <w:r>
               <w:rPr>
                 <w:rFonts w:ascii="Times New Roman" w:hAnsi="Times New Roman"/>
@@ -3778,28 +3497,23 @@
         </w:tc>
         <w:tc>
           <w:tcPr>
-            <w:tcW w:type="dxa" w:w="1234"/>
-          </w:tcPr>
-          <w:p>
-            <w:r/>
-            <w:r>
-              <w:rPr>
-                <w:rFonts w:ascii="Times New Roman" w:hAnsi="Times New Roman"/>
-                <w:sz w:val="18"/>
-              </w:rPr>
-              <w:t>Exact match</w:t>
-            </w:r>
-          </w:p>
-        </w:tc>
-        <w:tc>
-          <w:tcPr>
-            <w:tcW w:type="dxa" w:w="1234"/>
-          </w:tcPr>
-          <w:p>
-            <w:pPr>
-              <w:jc w:val="center"/>
-            </w:pPr>
-            <w:r/>
+            <w:tcW w:type="dxa" w:w="1337"/>
+          </w:tcPr>
+          <w:p>
+            <w:r>
+              <w:rPr>
+                <w:rFonts w:ascii="Times New Roman" w:hAnsi="Times New Roman"/>
+                <w:sz w:val="18"/>
+              </w:rPr>
+              <w:t>"CN 200 (AG) has an overall score of 3.6."</w:t>
+            </w:r>
+          </w:p>
+        </w:tc>
+        <w:tc>
+          <w:tcPr>
+            <w:tcW w:type="dxa" w:w="1337"/>
+          </w:tcPr>
+          <w:p>
             <w:r>
               <w:rPr>
                 <w:rFonts w:ascii="Times New Roman" w:hAnsi="Times New Roman"/>
@@ -3815,10 +3529,10 @@
       <w:tr>
         <w:tc>
           <w:tcPr>
-            <w:tcW w:type="dxa" w:w="1234"/>
-          </w:tcPr>
-          <w:p>
-            <w:r/>
+            <w:tcW w:type="dxa" w:w="1337"/>
+            <w:shd w:val="clear" w:color="auto" w:fill="F2F2F2"/>
+          </w:tcPr>
+          <w:p>
             <w:r>
               <w:rPr>
                 <w:rFonts w:ascii="Times New Roman" w:hAnsi="Times New Roman"/>
@@ -3830,40 +3544,40 @@
         </w:tc>
         <w:tc>
           <w:tcPr>
-            <w:tcW w:type="dxa" w:w="1234"/>
-          </w:tcPr>
-          <w:p>
-            <w:r/>
-            <w:r>
-              <w:rPr>
-                <w:rFonts w:ascii="Times New Roman" w:hAnsi="Times New Roman"/>
-                <w:sz w:val="18"/>
-              </w:rPr>
-              <w:t>getFullDetails uses them</w:t>
-            </w:r>
-          </w:p>
-        </w:tc>
-        <w:tc>
-          <w:tcPr>
-            <w:tcW w:type="dxa" w:w="1234"/>
-          </w:tcPr>
-          <w:p>
-            <w:r/>
-            <w:r>
-              <w:rPr>
-                <w:rFonts w:ascii="Times New Roman" w:hAnsi="Times New Roman"/>
-                <w:sz w:val="18"/>
-              </w:rPr>
-              <w:t>Verify that getFullDetails() uses gender-neutral pronoun "them" instead of gendered pronouns.</w:t>
-            </w:r>
-          </w:p>
-        </w:tc>
-        <w:tc>
-          <w:tcPr>
-            <w:tcW w:type="dxa" w:w="1234"/>
-          </w:tcPr>
-          <w:p>
-            <w:r/>
+            <w:tcW w:type="dxa" w:w="1337"/>
+            <w:shd w:val="clear" w:color="auto" w:fill="F2F2F2"/>
+          </w:tcPr>
+          <w:p>
+            <w:r>
+              <w:rPr>
+                <w:rFonts w:ascii="Times New Roman" w:hAnsi="Times New Roman"/>
+                <w:sz w:val="18"/>
+              </w:rPr>
+              <w:t>Gender-neutral pronoun</w:t>
+            </w:r>
+          </w:p>
+        </w:tc>
+        <w:tc>
+          <w:tcPr>
+            <w:tcW w:type="dxa" w:w="1337"/>
+            <w:shd w:val="clear" w:color="auto" w:fill="F2F2F2"/>
+          </w:tcPr>
+          <w:p>
+            <w:r>
+              <w:rPr>
+                <w:rFonts w:ascii="Times New Roman" w:hAnsi="Times New Roman"/>
+                <w:sz w:val="18"/>
+              </w:rPr>
+              <w:t>Verify that getFullDetails uses gender-neutral "them".</w:t>
+            </w:r>
+          </w:p>
+        </w:tc>
+        <w:tc>
+          <w:tcPr>
+            <w:tcW w:type="dxa" w:w="1337"/>
+            <w:shd w:val="clear" w:color="auto" w:fill="F2F2F2"/>
+          </w:tcPr>
+          <w:p>
             <w:r>
               <w:rPr>
                 <w:rFonts w:ascii="Times New Roman" w:hAnsi="Times New Roman"/>
@@ -3875,10 +3589,10 @@
         </w:tc>
         <w:tc>
           <w:tcPr>
-            <w:tcW w:type="dxa" w:w="1234"/>
-          </w:tcPr>
-          <w:p>
-            <w:r/>
+            <w:tcW w:type="dxa" w:w="1337"/>
+            <w:shd w:val="clear" w:color="auto" w:fill="F2F2F2"/>
+          </w:tcPr>
+          <w:p>
             <w:r>
               <w:rPr>
                 <w:rFonts w:ascii="Times New Roman" w:hAnsi="Times New Roman"/>
@@ -3890,10 +3604,10 @@
         </w:tc>
         <w:tc>
           <w:tcPr>
-            <w:tcW w:type="dxa" w:w="1234"/>
-          </w:tcPr>
-          <w:p>
-            <w:r/>
+            <w:tcW w:type="dxa" w:w="1337"/>
+            <w:shd w:val="clear" w:color="auto" w:fill="F2F2F2"/>
+          </w:tcPr>
+          <w:p>
             <w:r>
               <w:rPr>
                 <w:rFonts w:ascii="Times New Roman" w:hAnsi="Times New Roman"/>
@@ -3905,13 +3619,10 @@
         </w:tc>
         <w:tc>
           <w:tcPr>
-            <w:tcW w:type="dxa" w:w="1234"/>
-          </w:tcPr>
-          <w:p>
-            <w:pPr>
-              <w:jc w:val="center"/>
-            </w:pPr>
-            <w:r/>
+            <w:tcW w:type="dxa" w:w="1337"/>
+            <w:shd w:val="clear" w:color="auto" w:fill="F2F2F2"/>
+          </w:tcPr>
+          <w:p>
             <w:r>
               <w:rPr>
                 <w:rFonts w:ascii="Times New Roman" w:hAnsi="Times New Roman"/>
@@ -3927,10 +3638,9 @@
       <w:tr>
         <w:tc>
           <w:tcPr>
-            <w:tcW w:type="dxa" w:w="1234"/>
-          </w:tcPr>
-          <w:p>
-            <w:r/>
+            <w:tcW w:type="dxa" w:w="1337"/>
+          </w:tcPr>
+          <w:p>
             <w:r>
               <w:rPr>
                 <w:rFonts w:ascii="Times New Roman" w:hAnsi="Times New Roman"/>
@@ -3942,10 +3652,9 @@
         </w:tc>
         <w:tc>
           <w:tcPr>
-            <w:tcW w:type="dxa" w:w="1234"/>
-          </w:tcPr>
-          <w:p>
-            <w:r/>
+            <w:tcW w:type="dxa" w:w="1337"/>
+          </w:tcPr>
+          <w:p>
             <w:r>
               <w:rPr>
                 <w:rFonts w:ascii="Times New Roman" w:hAnsi="Times New Roman"/>
@@ -3957,25 +3666,23 @@
         </w:tc>
         <w:tc>
           <w:tcPr>
-            <w:tcW w:type="dxa" w:w="1234"/>
-          </w:tcPr>
-          <w:p>
-            <w:r/>
-            <w:r>
-              <w:rPr>
-                <w:rFonts w:ascii="Times New Roman" w:hAnsi="Times New Roman"/>
-                <w:sz w:val="18"/>
-              </w:rPr>
-              <w:t>Verify that getScoresString() returns scores as a space-separated string.</w:t>
-            </w:r>
-          </w:p>
-        </w:tc>
-        <w:tc>
-          <w:tcPr>
-            <w:tcW w:type="dxa" w:w="1234"/>
-          </w:tcPr>
-          <w:p>
-            <w:r/>
+            <w:tcW w:type="dxa" w:w="1337"/>
+          </w:tcPr>
+          <w:p>
+            <w:r>
+              <w:rPr>
+                <w:rFonts w:ascii="Times New Roman" w:hAnsi="Times New Roman"/>
+                <w:sz w:val="18"/>
+              </w:rPr>
+              <w:t>Verify that getScoresString returns space-separated scores.</w:t>
+            </w:r>
+          </w:p>
+        </w:tc>
+        <w:tc>
+          <w:tcPr>
+            <w:tcW w:type="dxa" w:w="1337"/>
+          </w:tcPr>
+          <w:p>
             <w:r>
               <w:rPr>
                 <w:rFonts w:ascii="Times New Roman" w:hAnsi="Times New Roman"/>
@@ -3987,10 +3694,9 @@
         </w:tc>
         <w:tc>
           <w:tcPr>
-            <w:tcW w:type="dxa" w:w="1234"/>
-          </w:tcPr>
-          <w:p>
-            <w:r/>
+            <w:tcW w:type="dxa" w:w="1337"/>
+          </w:tcPr>
+          <w:p>
             <w:r>
               <w:rPr>
                 <w:rFonts w:ascii="Times New Roman" w:hAnsi="Times New Roman"/>
@@ -4002,10 +3708,9 @@
         </w:tc>
         <w:tc>
           <w:tcPr>
-            <w:tcW w:type="dxa" w:w="1234"/>
-          </w:tcPr>
-          <w:p>
-            <w:r/>
+            <w:tcW w:type="dxa" w:w="1337"/>
+          </w:tcPr>
+          <w:p>
             <w:r>
               <w:rPr>
                 <w:rFonts w:ascii="Times New Roman" w:hAnsi="Times New Roman"/>
@@ -4017,13 +3722,9 @@
         </w:tc>
         <w:tc>
           <w:tcPr>
-            <w:tcW w:type="dxa" w:w="1234"/>
-          </w:tcPr>
-          <w:p>
-            <w:pPr>
-              <w:jc w:val="center"/>
-            </w:pPr>
-            <w:r/>
+            <w:tcW w:type="dxa" w:w="1337"/>
+          </w:tcPr>
+          <w:p>
             <w:r>
               <w:rPr>
                 <w:rFonts w:ascii="Times New Roman" w:hAnsi="Times New Roman"/>
@@ -4039,10 +3740,10 @@
       <w:tr>
         <w:tc>
           <w:tcPr>
-            <w:tcW w:type="dxa" w:w="1234"/>
-          </w:tcPr>
-          <w:p>
-            <w:r/>
+            <w:tcW w:type="dxa" w:w="1337"/>
+            <w:shd w:val="clear" w:color="auto" w:fill="F2F2F2"/>
+          </w:tcPr>
+          <w:p>
             <w:r>
               <w:rPr>
                 <w:rFonts w:ascii="Times New Roman" w:hAnsi="Times New Roman"/>
@@ -4054,10 +3755,10 @@
         </w:tc>
         <w:tc>
           <w:tcPr>
-            <w:tcW w:type="dxa" w:w="1234"/>
-          </w:tcPr>
-          <w:p>
-            <w:r/>
+            <w:tcW w:type="dxa" w:w="1337"/>
+            <w:shd w:val="clear" w:color="auto" w:fill="F2F2F2"/>
+          </w:tcPr>
+          <w:p>
             <w:r>
               <w:rPr>
                 <w:rFonts w:ascii="Times New Roman" w:hAnsi="Times New Roman"/>
@@ -4069,25 +3770,25 @@
         </w:tc>
         <w:tc>
           <w:tcPr>
-            <w:tcW w:type="dxa" w:w="1234"/>
-          </w:tcPr>
-          <w:p>
-            <w:r/>
-            <w:r>
-              <w:rPr>
-                <w:rFonts w:ascii="Times New Roman" w:hAnsi="Times New Roman"/>
-                <w:sz w:val="18"/>
-              </w:rPr>
-              <w:t>Verify that the setCompetitorId mutator correctly updates the ID.</w:t>
-            </w:r>
-          </w:p>
-        </w:tc>
-        <w:tc>
-          <w:tcPr>
-            <w:tcW w:type="dxa" w:w="1234"/>
-          </w:tcPr>
-          <w:p>
-            <w:r/>
+            <w:tcW w:type="dxa" w:w="1337"/>
+            <w:shd w:val="clear" w:color="auto" w:fill="F2F2F2"/>
+          </w:tcPr>
+          <w:p>
+            <w:r>
+              <w:rPr>
+                <w:rFonts w:ascii="Times New Roman" w:hAnsi="Times New Roman"/>
+                <w:sz w:val="18"/>
+              </w:rPr>
+              <w:t>Verify that the competitor ID can be updated.</w:t>
+            </w:r>
+          </w:p>
+        </w:tc>
+        <w:tc>
+          <w:tcPr>
+            <w:tcW w:type="dxa" w:w="1337"/>
+            <w:shd w:val="clear" w:color="auto" w:fill="F2F2F2"/>
+          </w:tcPr>
+          <w:p>
             <w:r>
               <w:rPr>
                 <w:rFonts w:ascii="Times New Roman" w:hAnsi="Times New Roman"/>
@@ -4099,10 +3800,10 @@
         </w:tc>
         <w:tc>
           <w:tcPr>
-            <w:tcW w:type="dxa" w:w="1234"/>
-          </w:tcPr>
-          <w:p>
-            <w:r/>
+            <w:tcW w:type="dxa" w:w="1337"/>
+            <w:shd w:val="clear" w:color="auto" w:fill="F2F2F2"/>
+          </w:tcPr>
+          <w:p>
             <w:r>
               <w:rPr>
                 <w:rFonts w:ascii="Times New Roman" w:hAnsi="Times New Roman"/>
@@ -4114,10 +3815,10 @@
         </w:tc>
         <w:tc>
           <w:tcPr>
-            <w:tcW w:type="dxa" w:w="1234"/>
-          </w:tcPr>
-          <w:p>
-            <w:r/>
+            <w:tcW w:type="dxa" w:w="1337"/>
+            <w:shd w:val="clear" w:color="auto" w:fill="F2F2F2"/>
+          </w:tcPr>
+          <w:p>
             <w:r>
               <w:rPr>
                 <w:rFonts w:ascii="Times New Roman" w:hAnsi="Times New Roman"/>
@@ -4129,13 +3830,10 @@
         </w:tc>
         <w:tc>
           <w:tcPr>
-            <w:tcW w:type="dxa" w:w="1234"/>
-          </w:tcPr>
-          <w:p>
-            <w:pPr>
-              <w:jc w:val="center"/>
-            </w:pPr>
-            <w:r/>
+            <w:tcW w:type="dxa" w:w="1337"/>
+            <w:shd w:val="clear" w:color="auto" w:fill="F2F2F2"/>
+          </w:tcPr>
+          <w:p>
             <w:r>
               <w:rPr>
                 <w:rFonts w:ascii="Times New Roman" w:hAnsi="Times New Roman"/>
@@ -4151,10 +3849,9 @@
       <w:tr>
         <w:tc>
           <w:tcPr>
-            <w:tcW w:type="dxa" w:w="1234"/>
-          </w:tcPr>
-          <w:p>
-            <w:r/>
+            <w:tcW w:type="dxa" w:w="1337"/>
+          </w:tcPr>
+          <w:p>
             <w:r>
               <w:rPr>
                 <w:rFonts w:ascii="Times New Roman" w:hAnsi="Times New Roman"/>
@@ -4166,10 +3863,9 @@
         </w:tc>
         <w:tc>
           <w:tcPr>
-            <w:tcW w:type="dxa" w:w="1234"/>
-          </w:tcPr>
-          <w:p>
-            <w:r/>
+            <w:tcW w:type="dxa" w:w="1337"/>
+          </w:tcPr>
+          <w:p>
             <w:r>
               <w:rPr>
                 <w:rFonts w:ascii="Times New Roman" w:hAnsi="Times New Roman"/>
@@ -4181,25 +3877,23 @@
         </w:tc>
         <w:tc>
           <w:tcPr>
-            <w:tcW w:type="dxa" w:w="1234"/>
-          </w:tcPr>
-          <w:p>
-            <w:r/>
-            <w:r>
-              <w:rPr>
-                <w:rFonts w:ascii="Times New Roman" w:hAnsi="Times New Roman"/>
-                <w:sz w:val="18"/>
-              </w:rPr>
-              <w:t>Verify that the setLevel mutator correctly updates the competition level.</w:t>
-            </w:r>
-          </w:p>
-        </w:tc>
-        <w:tc>
-          <w:tcPr>
-            <w:tcW w:type="dxa" w:w="1234"/>
-          </w:tcPr>
-          <w:p>
-            <w:r/>
+            <w:tcW w:type="dxa" w:w="1337"/>
+          </w:tcPr>
+          <w:p>
+            <w:r>
+              <w:rPr>
+                <w:rFonts w:ascii="Times New Roman" w:hAnsi="Times New Roman"/>
+                <w:sz w:val="18"/>
+              </w:rPr>
+              <w:t>Verify that the competition level can be updated.</w:t>
+            </w:r>
+          </w:p>
+        </w:tc>
+        <w:tc>
+          <w:tcPr>
+            <w:tcW w:type="dxa" w:w="1337"/>
+          </w:tcPr>
+          <w:p>
             <w:r>
               <w:rPr>
                 <w:rFonts w:ascii="Times New Roman" w:hAnsi="Times New Roman"/>
@@ -4211,10 +3905,9 @@
         </w:tc>
         <w:tc>
           <w:tcPr>
-            <w:tcW w:type="dxa" w:w="1234"/>
-          </w:tcPr>
-          <w:p>
-            <w:r/>
+            <w:tcW w:type="dxa" w:w="1337"/>
+          </w:tcPr>
+          <w:p>
             <w:r>
               <w:rPr>
                 <w:rFonts w:ascii="Times New Roman" w:hAnsi="Times New Roman"/>
@@ -4226,10 +3919,9 @@
         </w:tc>
         <w:tc>
           <w:tcPr>
-            <w:tcW w:type="dxa" w:w="1234"/>
-          </w:tcPr>
-          <w:p>
-            <w:r/>
+            <w:tcW w:type="dxa" w:w="1337"/>
+          </w:tcPr>
+          <w:p>
             <w:r>
               <w:rPr>
                 <w:rFonts w:ascii="Times New Roman" w:hAnsi="Times New Roman"/>
@@ -4241,13 +3933,9 @@
         </w:tc>
         <w:tc>
           <w:tcPr>
-            <w:tcW w:type="dxa" w:w="1234"/>
-          </w:tcPr>
-          <w:p>
-            <w:pPr>
-              <w:jc w:val="center"/>
-            </w:pPr>
-            <w:r/>
+            <w:tcW w:type="dxa" w:w="1337"/>
+          </w:tcPr>
+          <w:p>
             <w:r>
               <w:rPr>
                 <w:rFonts w:ascii="Times New Roman" w:hAnsi="Times New Roman"/>
@@ -4263,10 +3951,10 @@
       <w:tr>
         <w:tc>
           <w:tcPr>
-            <w:tcW w:type="dxa" w:w="1234"/>
-          </w:tcPr>
-          <w:p>
-            <w:r/>
+            <w:tcW w:type="dxa" w:w="1337"/>
+            <w:shd w:val="clear" w:color="auto" w:fill="F2F2F2"/>
+          </w:tcPr>
+          <w:p>
             <w:r>
               <w:rPr>
                 <w:rFonts w:ascii="Times New Roman" w:hAnsi="Times New Roman"/>
@@ -4278,55 +3966,55 @@
         </w:tc>
         <w:tc>
           <w:tcPr>
-            <w:tcW w:type="dxa" w:w="1234"/>
-          </w:tcPr>
-          <w:p>
-            <w:r/>
-            <w:r>
-              <w:rPr>
-                <w:rFonts w:ascii="Times New Roman" w:hAnsi="Times New Roman"/>
-                <w:sz w:val="18"/>
-              </w:rPr>
-              <w:t>getOverallScore with zero</w:t>
-            </w:r>
-          </w:p>
-        </w:tc>
-        <w:tc>
-          <w:tcPr>
-            <w:tcW w:type="dxa" w:w="1234"/>
-          </w:tcPr>
-          <w:p>
-            <w:r/>
-            <w:r>
-              <w:rPr>
-                <w:rFonts w:ascii="Times New Roman" w:hAnsi="Times New Roman"/>
-                <w:sz w:val="18"/>
-              </w:rPr>
-              <w:t>Verify that a score of zero is correctly included in the average calculation. (0+4+4+4+4)/5 = 3.2</w:t>
-            </w:r>
-          </w:p>
-        </w:tc>
-        <w:tc>
-          <w:tcPr>
-            <w:tcW w:type="dxa" w:w="1234"/>
-          </w:tcPr>
-          <w:p>
-            <w:r/>
-            <w:r>
-              <w:rPr>
-                <w:rFonts w:ascii="Times New Roman" w:hAnsi="Times New Roman"/>
-                <w:sz w:val="18"/>
-              </w:rPr>
-              <w:t>Scores: {0,4,4,4,4}</w:t>
-            </w:r>
-          </w:p>
-        </w:tc>
-        <w:tc>
-          <w:tcPr>
-            <w:tcW w:type="dxa" w:w="1234"/>
-          </w:tcPr>
-          <w:p>
-            <w:r/>
+            <w:tcW w:type="dxa" w:w="1337"/>
+            <w:shd w:val="clear" w:color="auto" w:fill="F2F2F2"/>
+          </w:tcPr>
+          <w:p>
+            <w:r>
+              <w:rPr>
+                <w:rFonts w:ascii="Times New Roman" w:hAnsi="Times New Roman"/>
+                <w:sz w:val="18"/>
+              </w:rPr>
+              <w:t>Overall score with zero</w:t>
+            </w:r>
+          </w:p>
+        </w:tc>
+        <w:tc>
+          <w:tcPr>
+            <w:tcW w:type="dxa" w:w="1337"/>
+            <w:shd w:val="clear" w:color="auto" w:fill="F2F2F2"/>
+          </w:tcPr>
+          <w:p>
+            <w:r>
+              <w:rPr>
+                <w:rFonts w:ascii="Times New Roman" w:hAnsi="Times New Roman"/>
+                <w:sz w:val="18"/>
+              </w:rPr>
+              <w:t>Verify that zero score is correctly included in the average.</w:t>
+            </w:r>
+          </w:p>
+        </w:tc>
+        <w:tc>
+          <w:tcPr>
+            <w:tcW w:type="dxa" w:w="1337"/>
+            <w:shd w:val="clear" w:color="auto" w:fill="F2F2F2"/>
+          </w:tcPr>
+          <w:p>
+            <w:r>
+              <w:rPr>
+                <w:rFonts w:ascii="Times New Roman" w:hAnsi="Times New Roman"/>
+                <w:sz w:val="18"/>
+              </w:rPr>
+              <w:t>avg(0,4,4,4,4)</w:t>
+            </w:r>
+          </w:p>
+        </w:tc>
+        <w:tc>
+          <w:tcPr>
+            <w:tcW w:type="dxa" w:w="1337"/>
+            <w:shd w:val="clear" w:color="auto" w:fill="F2F2F2"/>
+          </w:tcPr>
+          <w:p>
             <w:r>
               <w:rPr>
                 <w:rFonts w:ascii="Times New Roman" w:hAnsi="Times New Roman"/>
@@ -4338,10 +4026,10 @@
         </w:tc>
         <w:tc>
           <w:tcPr>
-            <w:tcW w:type="dxa" w:w="1234"/>
-          </w:tcPr>
-          <w:p>
-            <w:r/>
+            <w:tcW w:type="dxa" w:w="1337"/>
+            <w:shd w:val="clear" w:color="auto" w:fill="F2F2F2"/>
+          </w:tcPr>
+          <w:p>
             <w:r>
               <w:rPr>
                 <w:rFonts w:ascii="Times New Roman" w:hAnsi="Times New Roman"/>
@@ -4353,13 +4041,10 @@
         </w:tc>
         <w:tc>
           <w:tcPr>
-            <w:tcW w:type="dxa" w:w="1234"/>
-          </w:tcPr>
-          <w:p>
-            <w:pPr>
-              <w:jc w:val="center"/>
-            </w:pPr>
-            <w:r/>
+            <w:tcW w:type="dxa" w:w="1337"/>
+            <w:shd w:val="clear" w:color="auto" w:fill="F2F2F2"/>
+          </w:tcPr>
+          <w:p>
             <w:r>
               <w:rPr>
                 <w:rFonts w:ascii="Times New Roman" w:hAnsi="Times New Roman"/>
@@ -4373,58 +4058,58 @@
         </w:tc>
       </w:tr>
     </w:tbl>
+    <w:p/>
+    <w:p>
+      <w:r>
+        <w:br w:type="page"/>
+      </w:r>
+    </w:p>
     <w:p>
       <w:pPr>
         <w:pStyle w:val="Heading1"/>
       </w:pPr>
       <w:r>
-        <w:t>6. CompetitorList Class Tests</w:t>
+        <w:t>6. CompetitorList Class Tests (Tests 27-42)</w:t>
       </w:r>
     </w:p>
     <w:p>
-      <w:pPr>
-        <w:spacing w:after="120"/>
-      </w:pPr>
       <w:r>
-        <w:t xml:space="preserve">The </w:t>
-      </w:r>
-      <w:r>
-        <w:rPr>
-          <w:i/>
-        </w:rPr>
-        <w:t>CompetitorList</w:t>
-      </w:r>
-      <w:r>
-        <w:t xml:space="preserve"> class manages a collection of competitors. It provides functionality for adding, removing, and searching competitors, computing the top performer, generating score frequency statistics, and producing a formatted text report. The following tests verify all these capabilities.</w:t>
+        <w:t>The CompetitorList class manages a collection of SKMCompetitor objects. It provides methods for adding and removing competitors, searching by ID, identifying the top performer, computing score frequencies, and generating reports.</w:t>
       </w:r>
     </w:p>
     <w:tbl>
       <w:tblPr>
-        <w:tblStyle w:val="TableGrid"/>
         <w:tblW w:type="auto" w:w="0"/>
         <w:jc w:val="center"/>
         <w:tblLook w:firstColumn="1" w:firstRow="1" w:lastColumn="0" w:lastRow="0" w:noHBand="0" w:noVBand="1" w:val="04A0"/>
+        <w:tblBorders>
+          <w:top w:val="single" w:sz="4" w:space="0" w:color="999999"/>
+          <w:left w:val="single" w:sz="4" w:space="0" w:color="999999"/>
+          <w:bottom w:val="single" w:sz="4" w:space="0" w:color="999999"/>
+          <w:right w:val="single" w:sz="4" w:space="0" w:color="999999"/>
+          <w:insideH w:val="single" w:sz="4" w:space="0" w:color="999999"/>
+          <w:insideV w:val="single" w:sz="4" w:space="0" w:color="999999"/>
+        </w:tblBorders>
       </w:tblPr>
       <w:tblGrid>
-        <w:gridCol w:w="1234"/>
-        <w:gridCol w:w="1234"/>
-        <w:gridCol w:w="1234"/>
-        <w:gridCol w:w="1234"/>
-        <w:gridCol w:w="1234"/>
-        <w:gridCol w:w="1234"/>
-        <w:gridCol w:w="1234"/>
+        <w:gridCol w:w="1337"/>
+        <w:gridCol w:w="1337"/>
+        <w:gridCol w:w="1337"/>
+        <w:gridCol w:w="1337"/>
+        <w:gridCol w:w="1337"/>
+        <w:gridCol w:w="1337"/>
+        <w:gridCol w:w="1337"/>
       </w:tblGrid>
       <w:tr>
         <w:tc>
           <w:tcPr>
-            <w:tcW w:type="dxa" w:w="1234"/>
-            <w:shd w:fill="2E4057"/>
+            <w:tcW w:type="dxa" w:w="1337"/>
+            <w:shd w:val="clear" w:color="auto" w:fill="2C3E50"/>
           </w:tcPr>
           <w:p>
             <w:pPr>
               <w:jc w:val="center"/>
             </w:pPr>
-            <w:r/>
             <w:r>
               <w:rPr>
                 <w:rFonts w:ascii="Times New Roman" w:hAnsi="Times New Roman"/>
@@ -4432,20 +4117,19 @@
                 <w:color w:val="FFFFFF"/>
                 <w:sz w:val="18"/>
               </w:rPr>
-              <w:t>Test No.</w:t>
-            </w:r>
-          </w:p>
-        </w:tc>
-        <w:tc>
-          <w:tcPr>
-            <w:tcW w:type="dxa" w:w="1234"/>
-            <w:shd w:fill="2E4057"/>
+              <w:t>No.</w:t>
+            </w:r>
+          </w:p>
+        </w:tc>
+        <w:tc>
+          <w:tcPr>
+            <w:tcW w:type="dxa" w:w="1337"/>
+            <w:shd w:val="clear" w:color="auto" w:fill="2C3E50"/>
           </w:tcPr>
           <w:p>
             <w:pPr>
               <w:jc w:val="center"/>
             </w:pPr>
-            <w:r/>
             <w:r>
               <w:rPr>
                 <w:rFonts w:ascii="Times New Roman" w:hAnsi="Times New Roman"/>
@@ -4459,14 +4143,13 @@
         </w:tc>
         <w:tc>
           <w:tcPr>
-            <w:tcW w:type="dxa" w:w="1234"/>
-            <w:shd w:fill="2E4057"/>
+            <w:tcW w:type="dxa" w:w="1337"/>
+            <w:shd w:val="clear" w:color="auto" w:fill="2C3E50"/>
           </w:tcPr>
           <w:p>
             <w:pPr>
               <w:jc w:val="center"/>
             </w:pPr>
-            <w:r/>
             <w:r>
               <w:rPr>
                 <w:rFonts w:ascii="Times New Roman" w:hAnsi="Times New Roman"/>
@@ -4480,14 +4163,13 @@
         </w:tc>
         <w:tc>
           <w:tcPr>
-            <w:tcW w:type="dxa" w:w="1234"/>
-            <w:shd w:fill="2E4057"/>
+            <w:tcW w:type="dxa" w:w="1337"/>
+            <w:shd w:val="clear" w:color="auto" w:fill="2C3E50"/>
           </w:tcPr>
           <w:p>
             <w:pPr>
               <w:jc w:val="center"/>
             </w:pPr>
-            <w:r/>
             <w:r>
               <w:rPr>
                 <w:rFonts w:ascii="Times New Roman" w:hAnsi="Times New Roman"/>
@@ -4495,20 +4177,19 @@
                 <w:color w:val="FFFFFF"/>
                 <w:sz w:val="18"/>
               </w:rPr>
-              <w:t>Input / Setup</w:t>
-            </w:r>
-          </w:p>
-        </w:tc>
-        <w:tc>
-          <w:tcPr>
-            <w:tcW w:type="dxa" w:w="1234"/>
-            <w:shd w:fill="2E4057"/>
+              <w:t>Input</w:t>
+            </w:r>
+          </w:p>
+        </w:tc>
+        <w:tc>
+          <w:tcPr>
+            <w:tcW w:type="dxa" w:w="1337"/>
+            <w:shd w:val="clear" w:color="auto" w:fill="2C3E50"/>
           </w:tcPr>
           <w:p>
             <w:pPr>
               <w:jc w:val="center"/>
             </w:pPr>
-            <w:r/>
             <w:r>
               <w:rPr>
                 <w:rFonts w:ascii="Times New Roman" w:hAnsi="Times New Roman"/>
@@ -4516,20 +4197,19 @@
                 <w:color w:val="FFFFFF"/>
                 <w:sz w:val="18"/>
               </w:rPr>
-              <w:t>Expected Output</w:t>
-            </w:r>
-          </w:p>
-        </w:tc>
-        <w:tc>
-          <w:tcPr>
-            <w:tcW w:type="dxa" w:w="1234"/>
-            <w:shd w:fill="2E4057"/>
+              <w:t>Expected</w:t>
+            </w:r>
+          </w:p>
+        </w:tc>
+        <w:tc>
+          <w:tcPr>
+            <w:tcW w:type="dxa" w:w="1337"/>
+            <w:shd w:val="clear" w:color="auto" w:fill="2C3E50"/>
           </w:tcPr>
           <w:p>
             <w:pPr>
               <w:jc w:val="center"/>
             </w:pPr>
-            <w:r/>
             <w:r>
               <w:rPr>
                 <w:rFonts w:ascii="Times New Roman" w:hAnsi="Times New Roman"/>
@@ -4537,20 +4217,19 @@
                 <w:color w:val="FFFFFF"/>
                 <w:sz w:val="18"/>
               </w:rPr>
-              <w:t>Actual Result</w:t>
-            </w:r>
-          </w:p>
-        </w:tc>
-        <w:tc>
-          <w:tcPr>
-            <w:tcW w:type="dxa" w:w="1234"/>
-            <w:shd w:fill="2E4057"/>
+              <w:t>Actual</w:t>
+            </w:r>
+          </w:p>
+        </w:tc>
+        <w:tc>
+          <w:tcPr>
+            <w:tcW w:type="dxa" w:w="1337"/>
+            <w:shd w:val="clear" w:color="auto" w:fill="2C3E50"/>
           </w:tcPr>
           <w:p>
             <w:pPr>
               <w:jc w:val="center"/>
             </w:pPr>
-            <w:r/>
             <w:r>
               <w:rPr>
                 <w:rFonts w:ascii="Times New Roman" w:hAnsi="Times New Roman"/>
@@ -4566,10 +4245,9 @@
       <w:tr>
         <w:tc>
           <w:tcPr>
-            <w:tcW w:type="dxa" w:w="1234"/>
-          </w:tcPr>
-          <w:p>
-            <w:r/>
+            <w:tcW w:type="dxa" w:w="1337"/>
+          </w:tcPr>
+          <w:p>
             <w:r>
               <w:rPr>
                 <w:rFonts w:ascii="Times New Roman" w:hAnsi="Times New Roman"/>
@@ -4581,10 +4259,9 @@
         </w:tc>
         <w:tc>
           <w:tcPr>
-            <w:tcW w:type="dxa" w:w="1234"/>
-          </w:tcPr>
-          <w:p>
-            <w:r/>
+            <w:tcW w:type="dxa" w:w="1337"/>
+          </w:tcPr>
+          <w:p>
             <w:r>
               <w:rPr>
                 <w:rFonts w:ascii="Times New Roman" w:hAnsi="Times New Roman"/>
@@ -4596,10 +4273,9 @@
         </w:tc>
         <w:tc>
           <w:tcPr>
-            <w:tcW w:type="dxa" w:w="1234"/>
-          </w:tcPr>
-          <w:p>
-            <w:r/>
+            <w:tcW w:type="dxa" w:w="1337"/>
+          </w:tcPr>
+          <w:p>
             <w:r>
               <w:rPr>
                 <w:rFonts w:ascii="Times New Roman" w:hAnsi="Times New Roman"/>
@@ -4611,10 +4287,9 @@
         </w:tc>
         <w:tc>
           <w:tcPr>
-            <w:tcW w:type="dxa" w:w="1234"/>
-          </w:tcPr>
-          <w:p>
-            <w:r/>
+            <w:tcW w:type="dxa" w:w="1337"/>
+          </w:tcPr>
+          <w:p>
             <w:r>
               <w:rPr>
                 <w:rFonts w:ascii="Times New Roman" w:hAnsi="Times New Roman"/>
@@ -4626,10 +4301,9 @@
         </w:tc>
         <w:tc>
           <w:tcPr>
-            <w:tcW w:type="dxa" w:w="1234"/>
-          </w:tcPr>
-          <w:p>
-            <w:r/>
+            <w:tcW w:type="dxa" w:w="1337"/>
+          </w:tcPr>
+          <w:p>
             <w:r>
               <w:rPr>
                 <w:rFonts w:ascii="Times New Roman" w:hAnsi="Times New Roman"/>
@@ -4641,10 +4315,9 @@
         </w:tc>
         <w:tc>
           <w:tcPr>
-            <w:tcW w:type="dxa" w:w="1234"/>
-          </w:tcPr>
-          <w:p>
-            <w:r/>
+            <w:tcW w:type="dxa" w:w="1337"/>
+          </w:tcPr>
+          <w:p>
             <w:r>
               <w:rPr>
                 <w:rFonts w:ascii="Times New Roman" w:hAnsi="Times New Roman"/>
@@ -4656,13 +4329,9 @@
         </w:tc>
         <w:tc>
           <w:tcPr>
-            <w:tcW w:type="dxa" w:w="1234"/>
-          </w:tcPr>
-          <w:p>
-            <w:pPr>
-              <w:jc w:val="center"/>
-            </w:pPr>
-            <w:r/>
+            <w:tcW w:type="dxa" w:w="1337"/>
+          </w:tcPr>
+          <w:p>
             <w:r>
               <w:rPr>
                 <w:rFonts w:ascii="Times New Roman" w:hAnsi="Times New Roman"/>
@@ -4678,10 +4347,10 @@
       <w:tr>
         <w:tc>
           <w:tcPr>
-            <w:tcW w:type="dxa" w:w="1234"/>
-          </w:tcPr>
-          <w:p>
-            <w:r/>
+            <w:tcW w:type="dxa" w:w="1337"/>
+            <w:shd w:val="clear" w:color="auto" w:fill="F2F2F2"/>
+          </w:tcPr>
+          <w:p>
             <w:r>
               <w:rPr>
                 <w:rFonts w:ascii="Times New Roman" w:hAnsi="Times New Roman"/>
@@ -4693,10 +4362,10 @@
         </w:tc>
         <w:tc>
           <w:tcPr>
-            <w:tcW w:type="dxa" w:w="1234"/>
-          </w:tcPr>
-          <w:p>
-            <w:r/>
+            <w:tcW w:type="dxa" w:w="1337"/>
+            <w:shd w:val="clear" w:color="auto" w:fill="F2F2F2"/>
+          </w:tcPr>
+          <w:p>
             <w:r>
               <w:rPr>
                 <w:rFonts w:ascii="Times New Roman" w:hAnsi="Times New Roman"/>
@@ -4708,25 +4377,25 @@
         </w:tc>
         <w:tc>
           <w:tcPr>
-            <w:tcW w:type="dxa" w:w="1234"/>
-          </w:tcPr>
-          <w:p>
-            <w:r/>
-            <w:r>
-              <w:rPr>
-                <w:rFonts w:ascii="Times New Roman" w:hAnsi="Times New Roman"/>
-                <w:sz w:val="18"/>
-              </w:rPr>
-              <w:t>Verify that the initial next available ID is 200 for a new list.</w:t>
-            </w:r>
-          </w:p>
-        </w:tc>
-        <w:tc>
-          <w:tcPr>
-            <w:tcW w:type="dxa" w:w="1234"/>
-          </w:tcPr>
-          <w:p>
-            <w:r/>
+            <w:tcW w:type="dxa" w:w="1337"/>
+            <w:shd w:val="clear" w:color="auto" w:fill="F2F2F2"/>
+          </w:tcPr>
+          <w:p>
+            <w:r>
+              <w:rPr>
+                <w:rFonts w:ascii="Times New Roman" w:hAnsi="Times New Roman"/>
+                <w:sz w:val="18"/>
+              </w:rPr>
+              <w:t>Verify that the initial next available ID is 200.</w:t>
+            </w:r>
+          </w:p>
+        </w:tc>
+        <w:tc>
+          <w:tcPr>
+            <w:tcW w:type="dxa" w:w="1337"/>
+            <w:shd w:val="clear" w:color="auto" w:fill="F2F2F2"/>
+          </w:tcPr>
+          <w:p>
             <w:r>
               <w:rPr>
                 <w:rFonts w:ascii="Times New Roman" w:hAnsi="Times New Roman"/>
@@ -4738,10 +4407,10 @@
         </w:tc>
         <w:tc>
           <w:tcPr>
-            <w:tcW w:type="dxa" w:w="1234"/>
-          </w:tcPr>
-          <w:p>
-            <w:r/>
+            <w:tcW w:type="dxa" w:w="1337"/>
+            <w:shd w:val="clear" w:color="auto" w:fill="F2F2F2"/>
+          </w:tcPr>
+          <w:p>
             <w:r>
               <w:rPr>
                 <w:rFonts w:ascii="Times New Roman" w:hAnsi="Times New Roman"/>
@@ -4753,10 +4422,10 @@
         </w:tc>
         <w:tc>
           <w:tcPr>
-            <w:tcW w:type="dxa" w:w="1234"/>
-          </w:tcPr>
-          <w:p>
-            <w:r/>
+            <w:tcW w:type="dxa" w:w="1337"/>
+            <w:shd w:val="clear" w:color="auto" w:fill="F2F2F2"/>
+          </w:tcPr>
+          <w:p>
             <w:r>
               <w:rPr>
                 <w:rFonts w:ascii="Times New Roman" w:hAnsi="Times New Roman"/>
@@ -4768,13 +4437,10 @@
         </w:tc>
         <w:tc>
           <w:tcPr>
-            <w:tcW w:type="dxa" w:w="1234"/>
-          </w:tcPr>
-          <w:p>
-            <w:pPr>
-              <w:jc w:val="center"/>
-            </w:pPr>
-            <w:r/>
+            <w:tcW w:type="dxa" w:w="1337"/>
+            <w:shd w:val="clear" w:color="auto" w:fill="F2F2F2"/>
+          </w:tcPr>
+          <w:p>
             <w:r>
               <w:rPr>
                 <w:rFonts w:ascii="Times New Roman" w:hAnsi="Times New Roman"/>
@@ -4790,10 +4456,9 @@
       <w:tr>
         <w:tc>
           <w:tcPr>
-            <w:tcW w:type="dxa" w:w="1234"/>
-          </w:tcPr>
-          <w:p>
-            <w:r/>
+            <w:tcW w:type="dxa" w:w="1337"/>
+          </w:tcPr>
+          <w:p>
             <w:r>
               <w:rPr>
                 <w:rFonts w:ascii="Times New Roman" w:hAnsi="Times New Roman"/>
@@ -4805,10 +4470,9 @@
         </w:tc>
         <w:tc>
           <w:tcPr>
-            <w:tcW w:type="dxa" w:w="1234"/>
-          </w:tcPr>
-          <w:p>
-            <w:r/>
+            <w:tcW w:type="dxa" w:w="1337"/>
+          </w:tcPr>
+          <w:p>
             <w:r>
               <w:rPr>
                 <w:rFonts w:ascii="Times New Roman" w:hAnsi="Times New Roman"/>
@@ -4820,25 +4484,23 @@
         </w:tc>
         <w:tc>
           <w:tcPr>
-            <w:tcW w:type="dxa" w:w="1234"/>
-          </w:tcPr>
-          <w:p>
-            <w:r/>
-            <w:r>
-              <w:rPr>
-                <w:rFonts w:ascii="Times New Roman" w:hAnsi="Times New Roman"/>
-                <w:sz w:val="18"/>
-              </w:rPr>
-              <w:t>Verify that the list size correctly reflects the number of competitors added.</w:t>
-            </w:r>
-          </w:p>
-        </w:tc>
-        <w:tc>
-          <w:tcPr>
-            <w:tcW w:type="dxa" w:w="1234"/>
-          </w:tcPr>
-          <w:p>
-            <w:r/>
+            <w:tcW w:type="dxa" w:w="1337"/>
+          </w:tcPr>
+          <w:p>
+            <w:r>
+              <w:rPr>
+                <w:rFonts w:ascii="Times New Roman" w:hAnsi="Times New Roman"/>
+                <w:sz w:val="18"/>
+              </w:rPr>
+              <w:t>Verify that the list size increases correctly after adding three competitors.</w:t>
+            </w:r>
+          </w:p>
+        </w:tc>
+        <w:tc>
+          <w:tcPr>
+            <w:tcW w:type="dxa" w:w="1337"/>
+          </w:tcPr>
+          <w:p>
             <w:r>
               <w:rPr>
                 <w:rFonts w:ascii="Times New Roman" w:hAnsi="Times New Roman"/>
@@ -4850,10 +4512,9 @@
         </w:tc>
         <w:tc>
           <w:tcPr>
-            <w:tcW w:type="dxa" w:w="1234"/>
-          </w:tcPr>
-          <w:p>
-            <w:r/>
+            <w:tcW w:type="dxa" w:w="1337"/>
+          </w:tcPr>
+          <w:p>
             <w:r>
               <w:rPr>
                 <w:rFonts w:ascii="Times New Roman" w:hAnsi="Times New Roman"/>
@@ -4865,10 +4526,9 @@
         </w:tc>
         <w:tc>
           <w:tcPr>
-            <w:tcW w:type="dxa" w:w="1234"/>
-          </w:tcPr>
-          <w:p>
-            <w:r/>
+            <w:tcW w:type="dxa" w:w="1337"/>
+          </w:tcPr>
+          <w:p>
             <w:r>
               <w:rPr>
                 <w:rFonts w:ascii="Times New Roman" w:hAnsi="Times New Roman"/>
@@ -4880,13 +4540,9 @@
         </w:tc>
         <w:tc>
           <w:tcPr>
-            <w:tcW w:type="dxa" w:w="1234"/>
-          </w:tcPr>
-          <w:p>
-            <w:pPr>
-              <w:jc w:val="center"/>
-            </w:pPr>
-            <w:r/>
+            <w:tcW w:type="dxa" w:w="1337"/>
+          </w:tcPr>
+          <w:p>
             <w:r>
               <w:rPr>
                 <w:rFonts w:ascii="Times New Roman" w:hAnsi="Times New Roman"/>
@@ -4902,10 +4558,10 @@
       <w:tr>
         <w:tc>
           <w:tcPr>
-            <w:tcW w:type="dxa" w:w="1234"/>
-          </w:tcPr>
-          <w:p>
-            <w:r/>
+            <w:tcW w:type="dxa" w:w="1337"/>
+            <w:shd w:val="clear" w:color="auto" w:fill="F2F2F2"/>
+          </w:tcPr>
+          <w:p>
             <w:r>
               <w:rPr>
                 <w:rFonts w:ascii="Times New Roman" w:hAnsi="Times New Roman"/>
@@ -4917,10 +4573,10 @@
         </w:tc>
         <w:tc>
           <w:tcPr>
-            <w:tcW w:type="dxa" w:w="1234"/>
-          </w:tcPr>
-          <w:p>
-            <w:r/>
+            <w:tcW w:type="dxa" w:w="1337"/>
+            <w:shd w:val="clear" w:color="auto" w:fill="F2F2F2"/>
+          </w:tcPr>
+          <w:p>
             <w:r>
               <w:rPr>
                 <w:rFonts w:ascii="Times New Roman" w:hAnsi="Times New Roman"/>
@@ -4932,25 +4588,25 @@
         </w:tc>
         <w:tc>
           <w:tcPr>
-            <w:tcW w:type="dxa" w:w="1234"/>
-          </w:tcPr>
-          <w:p>
-            <w:r/>
-            <w:r>
-              <w:rPr>
-                <w:rFonts w:ascii="Times New Roman" w:hAnsi="Times New Roman"/>
-                <w:sz w:val="18"/>
-              </w:rPr>
-              <w:t>Verify that a competitor can be found by their ID.</w:t>
-            </w:r>
-          </w:p>
-        </w:tc>
-        <w:tc>
-          <w:tcPr>
-            <w:tcW w:type="dxa" w:w="1234"/>
-          </w:tcPr>
-          <w:p>
-            <w:r/>
+            <w:tcW w:type="dxa" w:w="1337"/>
+            <w:shd w:val="clear" w:color="auto" w:fill="F2F2F2"/>
+          </w:tcPr>
+          <w:p>
+            <w:r>
+              <w:rPr>
+                <w:rFonts w:ascii="Times New Roman" w:hAnsi="Times New Roman"/>
+                <w:sz w:val="18"/>
+              </w:rPr>
+              <w:t>Verify that a competitor can be retrieved by their ID.</w:t>
+            </w:r>
+          </w:p>
+        </w:tc>
+        <w:tc>
+          <w:tcPr>
+            <w:tcW w:type="dxa" w:w="1337"/>
+            <w:shd w:val="clear" w:color="auto" w:fill="F2F2F2"/>
+          </w:tcPr>
+          <w:p>
             <w:r>
               <w:rPr>
                 <w:rFonts w:ascii="Times New Roman" w:hAnsi="Times New Roman"/>
@@ -4962,43 +4618,40 @@
         </w:tc>
         <w:tc>
           <w:tcPr>
-            <w:tcW w:type="dxa" w:w="1234"/>
-          </w:tcPr>
-          <w:p>
-            <w:r/>
-            <w:r>
-              <w:rPr>
-                <w:rFonts w:ascii="Times New Roman" w:hAnsi="Times New Roman"/>
-                <w:sz w:val="18"/>
-              </w:rPr>
-              <w:t>Returns Bob Brown</w:t>
-            </w:r>
-          </w:p>
-        </w:tc>
-        <w:tc>
-          <w:tcPr>
-            <w:tcW w:type="dxa" w:w="1234"/>
-          </w:tcPr>
-          <w:p>
-            <w:r/>
-            <w:r>
-              <w:rPr>
-                <w:rFonts w:ascii="Times New Roman" w:hAnsi="Times New Roman"/>
-                <w:sz w:val="18"/>
-              </w:rPr>
-              <w:t>Bob Brown (c2)</w:t>
-            </w:r>
-          </w:p>
-        </w:tc>
-        <w:tc>
-          <w:tcPr>
-            <w:tcW w:type="dxa" w:w="1234"/>
-          </w:tcPr>
-          <w:p>
-            <w:pPr>
-              <w:jc w:val="center"/>
-            </w:pPr>
-            <w:r/>
+            <w:tcW w:type="dxa" w:w="1337"/>
+            <w:shd w:val="clear" w:color="auto" w:fill="F2F2F2"/>
+          </w:tcPr>
+          <w:p>
+            <w:r>
+              <w:rPr>
+                <w:rFonts w:ascii="Times New Roman" w:hAnsi="Times New Roman"/>
+                <w:sz w:val="18"/>
+              </w:rPr>
+              <w:t>c2 (Bob Brown)</w:t>
+            </w:r>
+          </w:p>
+        </w:tc>
+        <w:tc>
+          <w:tcPr>
+            <w:tcW w:type="dxa" w:w="1337"/>
+            <w:shd w:val="clear" w:color="auto" w:fill="F2F2F2"/>
+          </w:tcPr>
+          <w:p>
+            <w:r>
+              <w:rPr>
+                <w:rFonts w:ascii="Times New Roman" w:hAnsi="Times New Roman"/>
+                <w:sz w:val="18"/>
+              </w:rPr>
+              <w:t>c2 (Bob Brown)</w:t>
+            </w:r>
+          </w:p>
+        </w:tc>
+        <w:tc>
+          <w:tcPr>
+            <w:tcW w:type="dxa" w:w="1337"/>
+            <w:shd w:val="clear" w:color="auto" w:fill="F2F2F2"/>
+          </w:tcPr>
+          <w:p>
             <w:r>
               <w:rPr>
                 <w:rFonts w:ascii="Times New Roman" w:hAnsi="Times New Roman"/>
@@ -5014,10 +4667,9 @@
       <w:tr>
         <w:tc>
           <w:tcPr>
-            <w:tcW w:type="dxa" w:w="1234"/>
-          </w:tcPr>
-          <w:p>
-            <w:r/>
+            <w:tcW w:type="dxa" w:w="1337"/>
+          </w:tcPr>
+          <w:p>
             <w:r>
               <w:rPr>
                 <w:rFonts w:ascii="Times New Roman" w:hAnsi="Times New Roman"/>
@@ -5029,10 +4681,9 @@
         </w:tc>
         <w:tc>
           <w:tcPr>
-            <w:tcW w:type="dxa" w:w="1234"/>
-          </w:tcPr>
-          <w:p>
-            <w:r/>
+            <w:tcW w:type="dxa" w:w="1337"/>
+          </w:tcPr>
+          <w:p>
             <w:r>
               <w:rPr>
                 <w:rFonts w:ascii="Times New Roman" w:hAnsi="Times New Roman"/>
@@ -5044,10 +4695,9 @@
         </w:tc>
         <w:tc>
           <w:tcPr>
-            <w:tcW w:type="dxa" w:w="1234"/>
-          </w:tcPr>
-          <w:p>
-            <w:r/>
+            <w:tcW w:type="dxa" w:w="1337"/>
+          </w:tcPr>
+          <w:p>
             <w:r>
               <w:rPr>
                 <w:rFonts w:ascii="Times New Roman" w:hAnsi="Times New Roman"/>
@@ -5059,10 +4709,9 @@
         </w:tc>
         <w:tc>
           <w:tcPr>
-            <w:tcW w:type="dxa" w:w="1234"/>
-          </w:tcPr>
-          <w:p>
-            <w:r/>
+            <w:tcW w:type="dxa" w:w="1337"/>
+          </w:tcPr>
+          <w:p>
             <w:r>
               <w:rPr>
                 <w:rFonts w:ascii="Times New Roman" w:hAnsi="Times New Roman"/>
@@ -5074,10 +4723,9 @@
         </w:tc>
         <w:tc>
           <w:tcPr>
-            <w:tcW w:type="dxa" w:w="1234"/>
-          </w:tcPr>
-          <w:p>
-            <w:r/>
+            <w:tcW w:type="dxa" w:w="1337"/>
+          </w:tcPr>
+          <w:p>
             <w:r>
               <w:rPr>
                 <w:rFonts w:ascii="Times New Roman" w:hAnsi="Times New Roman"/>
@@ -5089,10 +4737,9 @@
         </w:tc>
         <w:tc>
           <w:tcPr>
-            <w:tcW w:type="dxa" w:w="1234"/>
-          </w:tcPr>
-          <w:p>
-            <w:r/>
+            <w:tcW w:type="dxa" w:w="1337"/>
+          </w:tcPr>
+          <w:p>
             <w:r>
               <w:rPr>
                 <w:rFonts w:ascii="Times New Roman" w:hAnsi="Times New Roman"/>
@@ -5104,13 +4751,9 @@
         </w:tc>
         <w:tc>
           <w:tcPr>
-            <w:tcW w:type="dxa" w:w="1234"/>
-          </w:tcPr>
-          <w:p>
-            <w:pPr>
-              <w:jc w:val="center"/>
-            </w:pPr>
-            <w:r/>
+            <w:tcW w:type="dxa" w:w="1337"/>
+          </w:tcPr>
+          <w:p>
             <w:r>
               <w:rPr>
                 <w:rFonts w:ascii="Times New Roman" w:hAnsi="Times New Roman"/>
@@ -5126,10 +4769,10 @@
       <w:tr>
         <w:tc>
           <w:tcPr>
-            <w:tcW w:type="dxa" w:w="1234"/>
-          </w:tcPr>
-          <w:p>
-            <w:r/>
+            <w:tcW w:type="dxa" w:w="1337"/>
+            <w:shd w:val="clear" w:color="auto" w:fill="F2F2F2"/>
+          </w:tcPr>
+          <w:p>
             <w:r>
               <w:rPr>
                 <w:rFonts w:ascii="Times New Roman" w:hAnsi="Times New Roman"/>
@@ -5141,10 +4784,10 @@
         </w:tc>
         <w:tc>
           <w:tcPr>
-            <w:tcW w:type="dxa" w:w="1234"/>
-          </w:tcPr>
-          <w:p>
-            <w:r/>
+            <w:tcW w:type="dxa" w:w="1337"/>
+            <w:shd w:val="clear" w:color="auto" w:fill="F2F2F2"/>
+          </w:tcPr>
+          <w:p>
             <w:r>
               <w:rPr>
                 <w:rFonts w:ascii="Times New Roman" w:hAnsi="Times New Roman"/>
@@ -5156,40 +4799,40 @@
         </w:tc>
         <w:tc>
           <w:tcPr>
-            <w:tcW w:type="dxa" w:w="1234"/>
-          </w:tcPr>
-          <w:p>
-            <w:r/>
-            <w:r>
-              <w:rPr>
-                <w:rFonts w:ascii="Times New Roman" w:hAnsi="Times New Roman"/>
-                <w:sz w:val="18"/>
-              </w:rPr>
-              <w:t>Verify that the next available ID is correctly incremented after adding competitors.</w:t>
-            </w:r>
-          </w:p>
-        </w:tc>
-        <w:tc>
-          <w:tcPr>
-            <w:tcW w:type="dxa" w:w="1234"/>
-          </w:tcPr>
-          <w:p>
-            <w:r/>
-            <w:r>
-              <w:rPr>
-                <w:rFonts w:ascii="Times New Roman" w:hAnsi="Times New Roman"/>
-                <w:sz w:val="18"/>
-              </w:rPr>
-              <w:t>After adding IDs 200, 201, 202</w:t>
-            </w:r>
-          </w:p>
-        </w:tc>
-        <w:tc>
-          <w:tcPr>
-            <w:tcW w:type="dxa" w:w="1234"/>
-          </w:tcPr>
-          <w:p>
-            <w:r/>
+            <w:tcW w:type="dxa" w:w="1337"/>
+            <w:shd w:val="clear" w:color="auto" w:fill="F2F2F2"/>
+          </w:tcPr>
+          <w:p>
+            <w:r>
+              <w:rPr>
+                <w:rFonts w:ascii="Times New Roman" w:hAnsi="Times New Roman"/>
+                <w:sz w:val="18"/>
+              </w:rPr>
+              <w:t>Verify that the next ID is correctly calculated.</w:t>
+            </w:r>
+          </w:p>
+        </w:tc>
+        <w:tc>
+          <w:tcPr>
+            <w:tcW w:type="dxa" w:w="1337"/>
+            <w:shd w:val="clear" w:color="auto" w:fill="F2F2F2"/>
+          </w:tcPr>
+          <w:p>
+            <w:r>
+              <w:rPr>
+                <w:rFonts w:ascii="Times New Roman" w:hAnsi="Times New Roman"/>
+                <w:sz w:val="18"/>
+              </w:rPr>
+              <w:t>list.getNextId()</w:t>
+            </w:r>
+          </w:p>
+        </w:tc>
+        <w:tc>
+          <w:tcPr>
+            <w:tcW w:type="dxa" w:w="1337"/>
+            <w:shd w:val="clear" w:color="auto" w:fill="F2F2F2"/>
+          </w:tcPr>
+          <w:p>
             <w:r>
               <w:rPr>
                 <w:rFonts w:ascii="Times New Roman" w:hAnsi="Times New Roman"/>
@@ -5201,10 +4844,10 @@
         </w:tc>
         <w:tc>
           <w:tcPr>
-            <w:tcW w:type="dxa" w:w="1234"/>
-          </w:tcPr>
-          <w:p>
-            <w:r/>
+            <w:tcW w:type="dxa" w:w="1337"/>
+            <w:shd w:val="clear" w:color="auto" w:fill="F2F2F2"/>
+          </w:tcPr>
+          <w:p>
             <w:r>
               <w:rPr>
                 <w:rFonts w:ascii="Times New Roman" w:hAnsi="Times New Roman"/>
@@ -5216,13 +4859,10 @@
         </w:tc>
         <w:tc>
           <w:tcPr>
-            <w:tcW w:type="dxa" w:w="1234"/>
-          </w:tcPr>
-          <w:p>
-            <w:pPr>
-              <w:jc w:val="center"/>
-            </w:pPr>
-            <w:r/>
+            <w:tcW w:type="dxa" w:w="1337"/>
+            <w:shd w:val="clear" w:color="auto" w:fill="F2F2F2"/>
+          </w:tcPr>
+          <w:p>
             <w:r>
               <w:rPr>
                 <w:rFonts w:ascii="Times New Roman" w:hAnsi="Times New Roman"/>
@@ -5238,10 +4878,9 @@
       <w:tr>
         <w:tc>
           <w:tcPr>
-            <w:tcW w:type="dxa" w:w="1234"/>
-          </w:tcPr>
-          <w:p>
-            <w:r/>
+            <w:tcW w:type="dxa" w:w="1337"/>
+          </w:tcPr>
+          <w:p>
             <w:r>
               <w:rPr>
                 <w:rFonts w:ascii="Times New Roman" w:hAnsi="Times New Roman"/>
@@ -5253,10 +4892,9 @@
         </w:tc>
         <w:tc>
           <w:tcPr>
-            <w:tcW w:type="dxa" w:w="1234"/>
-          </w:tcPr>
-          <w:p>
-            <w:r/>
+            <w:tcW w:type="dxa" w:w="1337"/>
+          </w:tcPr>
+          <w:p>
             <w:r>
               <w:rPr>
                 <w:rFonts w:ascii="Times New Roman" w:hAnsi="Times New Roman"/>
@@ -5268,73 +4906,65 @@
         </w:tc>
         <w:tc>
           <w:tcPr>
-            <w:tcW w:type="dxa" w:w="1234"/>
-          </w:tcPr>
-          <w:p>
-            <w:r/>
-            <w:r>
-              <w:rPr>
-                <w:rFonts w:ascii="Times New Roman" w:hAnsi="Times New Roman"/>
-                <w:sz w:val="18"/>
-              </w:rPr>
-              <w:t>Verify that the competitor with the highest overall score is identified. Carol White has scores {5,5,4,4,5} = 4.6.</w:t>
-            </w:r>
-          </w:p>
-        </w:tc>
-        <w:tc>
-          <w:tcPr>
-            <w:tcW w:type="dxa" w:w="1234"/>
-          </w:tcPr>
-          <w:p>
-            <w:r/>
-            <w:r>
-              <w:rPr>
-                <w:rFonts w:ascii="Times New Roman" w:hAnsi="Times New Roman"/>
-                <w:sz w:val="18"/>
-              </w:rPr>
-              <w:t>3 competitors added</w:t>
-            </w:r>
-          </w:p>
-        </w:tc>
-        <w:tc>
-          <w:tcPr>
-            <w:tcW w:type="dxa" w:w="1234"/>
-          </w:tcPr>
-          <w:p>
-            <w:r/>
-            <w:r>
-              <w:rPr>
-                <w:rFonts w:ascii="Times New Roman" w:hAnsi="Times New Roman"/>
-                <w:sz w:val="18"/>
-              </w:rPr>
-              <w:t>Carol White (c3)</w:t>
-            </w:r>
-          </w:p>
-        </w:tc>
-        <w:tc>
-          <w:tcPr>
-            <w:tcW w:type="dxa" w:w="1234"/>
-          </w:tcPr>
-          <w:p>
-            <w:r/>
-            <w:r>
-              <w:rPr>
-                <w:rFonts w:ascii="Times New Roman" w:hAnsi="Times New Roman"/>
-                <w:sz w:val="18"/>
-              </w:rPr>
-              <w:t>Carol White (c3)</w:t>
-            </w:r>
-          </w:p>
-        </w:tc>
-        <w:tc>
-          <w:tcPr>
-            <w:tcW w:type="dxa" w:w="1234"/>
-          </w:tcPr>
-          <w:p>
-            <w:pPr>
-              <w:jc w:val="center"/>
-            </w:pPr>
-            <w:r/>
+            <w:tcW w:type="dxa" w:w="1337"/>
+          </w:tcPr>
+          <w:p>
+            <w:r>
+              <w:rPr>
+                <w:rFonts w:ascii="Times New Roman" w:hAnsi="Times New Roman"/>
+                <w:sz w:val="18"/>
+              </w:rPr>
+              <w:t>Verify that the competitor with the highest score is correctly identified.</w:t>
+            </w:r>
+          </w:p>
+        </w:tc>
+        <w:tc>
+          <w:tcPr>
+            <w:tcW w:type="dxa" w:w="1337"/>
+          </w:tcPr>
+          <w:p>
+            <w:r>
+              <w:rPr>
+                <w:rFonts w:ascii="Times New Roman" w:hAnsi="Times New Roman"/>
+                <w:sz w:val="18"/>
+              </w:rPr>
+              <w:t>list.getTopPerformer()</w:t>
+            </w:r>
+          </w:p>
+        </w:tc>
+        <w:tc>
+          <w:tcPr>
+            <w:tcW w:type="dxa" w:w="1337"/>
+          </w:tcPr>
+          <w:p>
+            <w:r>
+              <w:rPr>
+                <w:rFonts w:ascii="Times New Roman" w:hAnsi="Times New Roman"/>
+                <w:sz w:val="18"/>
+              </w:rPr>
+              <w:t>c3 (Carol White)</w:t>
+            </w:r>
+          </w:p>
+        </w:tc>
+        <w:tc>
+          <w:tcPr>
+            <w:tcW w:type="dxa" w:w="1337"/>
+          </w:tcPr>
+          <w:p>
+            <w:r>
+              <w:rPr>
+                <w:rFonts w:ascii="Times New Roman" w:hAnsi="Times New Roman"/>
+                <w:sz w:val="18"/>
+              </w:rPr>
+              <w:t>c3 (Carol White)</w:t>
+            </w:r>
+          </w:p>
+        </w:tc>
+        <w:tc>
+          <w:tcPr>
+            <w:tcW w:type="dxa" w:w="1337"/>
+          </w:tcPr>
+          <w:p>
             <w:r>
               <w:rPr>
                 <w:rFonts w:ascii="Times New Roman" w:hAnsi="Times New Roman"/>
@@ -5350,10 +4980,10 @@
       <w:tr>
         <w:tc>
           <w:tcPr>
-            <w:tcW w:type="dxa" w:w="1234"/>
-          </w:tcPr>
-          <w:p>
-            <w:r/>
+            <w:tcW w:type="dxa" w:w="1337"/>
+            <w:shd w:val="clear" w:color="auto" w:fill="F2F2F2"/>
+          </w:tcPr>
+          <w:p>
             <w:r>
               <w:rPr>
                 <w:rFonts w:ascii="Times New Roman" w:hAnsi="Times New Roman"/>
@@ -5365,10 +4995,10 @@
         </w:tc>
         <w:tc>
           <w:tcPr>
-            <w:tcW w:type="dxa" w:w="1234"/>
-          </w:tcPr>
-          <w:p>
-            <w:r/>
+            <w:tcW w:type="dxa" w:w="1337"/>
+            <w:shd w:val="clear" w:color="auto" w:fill="F2F2F2"/>
+          </w:tcPr>
+          <w:p>
             <w:r>
               <w:rPr>
                 <w:rFonts w:ascii="Times New Roman" w:hAnsi="Times New Roman"/>
@@ -5380,25 +5010,25 @@
         </w:tc>
         <w:tc>
           <w:tcPr>
-            <w:tcW w:type="dxa" w:w="1234"/>
-          </w:tcPr>
-          <w:p>
-            <w:r/>
-            <w:r>
-              <w:rPr>
-                <w:rFonts w:ascii="Times New Roman" w:hAnsi="Times New Roman"/>
-                <w:sz w:val="18"/>
-              </w:rPr>
-              <w:t>Verify that the top performer's score is correctly calculated.</w:t>
-            </w:r>
-          </w:p>
-        </w:tc>
-        <w:tc>
-          <w:tcPr>
-            <w:tcW w:type="dxa" w:w="1234"/>
-          </w:tcPr>
-          <w:p>
-            <w:r/>
+            <w:tcW w:type="dxa" w:w="1337"/>
+            <w:shd w:val="clear" w:color="auto" w:fill="F2F2F2"/>
+          </w:tcPr>
+          <w:p>
+            <w:r>
+              <w:rPr>
+                <w:rFonts w:ascii="Times New Roman" w:hAnsi="Times New Roman"/>
+                <w:sz w:val="18"/>
+              </w:rPr>
+              <w:t>Verify that the top performer's overall score is correct.</w:t>
+            </w:r>
+          </w:p>
+        </w:tc>
+        <w:tc>
+          <w:tcPr>
+            <w:tcW w:type="dxa" w:w="1337"/>
+            <w:shd w:val="clear" w:color="auto" w:fill="F2F2F2"/>
+          </w:tcPr>
+          <w:p>
             <w:r>
               <w:rPr>
                 <w:rFonts w:ascii="Times New Roman" w:hAnsi="Times New Roman"/>
@@ -5410,10 +5040,10 @@
         </w:tc>
         <w:tc>
           <w:tcPr>
-            <w:tcW w:type="dxa" w:w="1234"/>
-          </w:tcPr>
-          <w:p>
-            <w:r/>
+            <w:tcW w:type="dxa" w:w="1337"/>
+            <w:shd w:val="clear" w:color="auto" w:fill="F2F2F2"/>
+          </w:tcPr>
+          <w:p>
             <w:r>
               <w:rPr>
                 <w:rFonts w:ascii="Times New Roman" w:hAnsi="Times New Roman"/>
@@ -5425,10 +5055,10 @@
         </w:tc>
         <w:tc>
           <w:tcPr>
-            <w:tcW w:type="dxa" w:w="1234"/>
-          </w:tcPr>
-          <w:p>
-            <w:r/>
+            <w:tcW w:type="dxa" w:w="1337"/>
+            <w:shd w:val="clear" w:color="auto" w:fill="F2F2F2"/>
+          </w:tcPr>
+          <w:p>
             <w:r>
               <w:rPr>
                 <w:rFonts w:ascii="Times New Roman" w:hAnsi="Times New Roman"/>
@@ -5440,13 +5070,10 @@
         </w:tc>
         <w:tc>
           <w:tcPr>
-            <w:tcW w:type="dxa" w:w="1234"/>
-          </w:tcPr>
-          <w:p>
-            <w:pPr>
-              <w:jc w:val="center"/>
-            </w:pPr>
-            <w:r/>
+            <w:tcW w:type="dxa" w:w="1337"/>
+            <w:shd w:val="clear" w:color="auto" w:fill="F2F2F2"/>
+          </w:tcPr>
+          <w:p>
             <w:r>
               <w:rPr>
                 <w:rFonts w:ascii="Times New Roman" w:hAnsi="Times New Roman"/>
@@ -5462,10 +5089,9 @@
       <w:tr>
         <w:tc>
           <w:tcPr>
-            <w:tcW w:type="dxa" w:w="1234"/>
-          </w:tcPr>
-          <w:p>
-            <w:r/>
+            <w:tcW w:type="dxa" w:w="1337"/>
+          </w:tcPr>
+          <w:p>
             <w:r>
               <w:rPr>
                 <w:rFonts w:ascii="Times New Roman" w:hAnsi="Times New Roman"/>
@@ -5477,10 +5103,9 @@
         </w:tc>
         <w:tc>
           <w:tcPr>
-            <w:tcW w:type="dxa" w:w="1234"/>
-          </w:tcPr>
-          <w:p>
-            <w:r/>
+            <w:tcW w:type="dxa" w:w="1337"/>
+          </w:tcPr>
+          <w:p>
             <w:r>
               <w:rPr>
                 <w:rFonts w:ascii="Times New Roman" w:hAnsi="Times New Roman"/>
@@ -5492,25 +5117,23 @@
         </w:tc>
         <w:tc>
           <w:tcPr>
-            <w:tcW w:type="dxa" w:w="1234"/>
-          </w:tcPr>
-          <w:p>
-            <w:r/>
-            <w:r>
-              <w:rPr>
-                <w:rFonts w:ascii="Times New Roman" w:hAnsi="Times New Roman"/>
-                <w:sz w:val="18"/>
-              </w:rPr>
-              <w:t>Verify that the score frequency map contains entries for scores present in the data.</w:t>
-            </w:r>
-          </w:p>
-        </w:tc>
-        <w:tc>
-          <w:tcPr>
-            <w:tcW w:type="dxa" w:w="1234"/>
-          </w:tcPr>
-          <w:p>
-            <w:r/>
+            <w:tcW w:type="dxa" w:w="1337"/>
+          </w:tcPr>
+          <w:p>
+            <w:r>
+              <w:rPr>
+                <w:rFonts w:ascii="Times New Roman" w:hAnsi="Times New Roman"/>
+                <w:sz w:val="18"/>
+              </w:rPr>
+              <w:t>Verify that the score frequency map contains expected score keys.</w:t>
+            </w:r>
+          </w:p>
+        </w:tc>
+        <w:tc>
+          <w:tcPr>
+            <w:tcW w:type="dxa" w:w="1337"/>
+          </w:tcPr>
+          <w:p>
             <w:r>
               <w:rPr>
                 <w:rFonts w:ascii="Times New Roman" w:hAnsi="Times New Roman"/>
@@ -5522,43 +5145,37 @@
         </w:tc>
         <w:tc>
           <w:tcPr>
-            <w:tcW w:type="dxa" w:w="1234"/>
-          </w:tcPr>
-          <w:p>
-            <w:r/>
-            <w:r>
-              <w:rPr>
-                <w:rFonts w:ascii="Times New Roman" w:hAnsi="Times New Roman"/>
-                <w:sz w:val="18"/>
-              </w:rPr>
-              <w:t>Contains keys 4 and 5</w:t>
-            </w:r>
-          </w:p>
-        </w:tc>
-        <w:tc>
-          <w:tcPr>
-            <w:tcW w:type="dxa" w:w="1234"/>
-          </w:tcPr>
-          <w:p>
-            <w:r/>
-            <w:r>
-              <w:rPr>
-                <w:rFonts w:ascii="Times New Roman" w:hAnsi="Times New Roman"/>
-                <w:sz w:val="18"/>
-              </w:rPr>
-              <w:t>true</w:t>
-            </w:r>
-          </w:p>
-        </w:tc>
-        <w:tc>
-          <w:tcPr>
-            <w:tcW w:type="dxa" w:w="1234"/>
-          </w:tcPr>
-          <w:p>
-            <w:pPr>
-              <w:jc w:val="center"/>
-            </w:pPr>
-            <w:r/>
+            <w:tcW w:type="dxa" w:w="1337"/>
+          </w:tcPr>
+          <w:p>
+            <w:r>
+              <w:rPr>
+                <w:rFonts w:ascii="Times New Roman" w:hAnsi="Times New Roman"/>
+                <w:sz w:val="18"/>
+              </w:rPr>
+              <w:t>Contains 4 and 5</w:t>
+            </w:r>
+          </w:p>
+        </w:tc>
+        <w:tc>
+          <w:tcPr>
+            <w:tcW w:type="dxa" w:w="1337"/>
+          </w:tcPr>
+          <w:p>
+            <w:r>
+              <w:rPr>
+                <w:rFonts w:ascii="Times New Roman" w:hAnsi="Times New Roman"/>
+                <w:sz w:val="18"/>
+              </w:rPr>
+              <w:t>Contains 4 and 5</w:t>
+            </w:r>
+          </w:p>
+        </w:tc>
+        <w:tc>
+          <w:tcPr>
+            <w:tcW w:type="dxa" w:w="1337"/>
+          </w:tcPr>
+          <w:p>
             <w:r>
               <w:rPr>
                 <w:rFonts w:ascii="Times New Roman" w:hAnsi="Times New Roman"/>
@@ -5574,10 +5191,10 @@
       <w:tr>
         <w:tc>
           <w:tcPr>
-            <w:tcW w:type="dxa" w:w="1234"/>
-          </w:tcPr>
-          <w:p>
-            <w:r/>
+            <w:tcW w:type="dxa" w:w="1337"/>
+            <w:shd w:val="clear" w:color="auto" w:fill="F2F2F2"/>
+          </w:tcPr>
+          <w:p>
             <w:r>
               <w:rPr>
                 <w:rFonts w:ascii="Times New Roman" w:hAnsi="Times New Roman"/>
@@ -5589,10 +5206,10 @@
         </w:tc>
         <w:tc>
           <w:tcPr>
-            <w:tcW w:type="dxa" w:w="1234"/>
-          </w:tcPr>
-          <w:p>
-            <w:r/>
+            <w:tcW w:type="dxa" w:w="1337"/>
+            <w:shd w:val="clear" w:color="auto" w:fill="F2F2F2"/>
+          </w:tcPr>
+          <w:p>
             <w:r>
               <w:rPr>
                 <w:rFonts w:ascii="Times New Roman" w:hAnsi="Times New Roman"/>
@@ -5604,25 +5221,25 @@
         </w:tc>
         <w:tc>
           <w:tcPr>
-            <w:tcW w:type="dxa" w:w="1234"/>
-          </w:tcPr>
-          <w:p>
-            <w:r/>
-            <w:r>
-              <w:rPr>
-                <w:rFonts w:ascii="Times New Roman" w:hAnsi="Times New Roman"/>
-                <w:sz w:val="18"/>
-              </w:rPr>
-              <w:t>Verify that the generated report includes the column header "Competitor ID".</w:t>
-            </w:r>
-          </w:p>
-        </w:tc>
-        <w:tc>
-          <w:tcPr>
-            <w:tcW w:type="dxa" w:w="1234"/>
-          </w:tcPr>
-          <w:p>
-            <w:r/>
+            <w:tcW w:type="dxa" w:w="1337"/>
+            <w:shd w:val="clear" w:color="auto" w:fill="F2F2F2"/>
+          </w:tcPr>
+          <w:p>
+            <w:r>
+              <w:rPr>
+                <w:rFonts w:ascii="Times New Roman" w:hAnsi="Times New Roman"/>
+                <w:sz w:val="18"/>
+              </w:rPr>
+              <w:t>Verify that the generated report includes the table header.</w:t>
+            </w:r>
+          </w:p>
+        </w:tc>
+        <w:tc>
+          <w:tcPr>
+            <w:tcW w:type="dxa" w:w="1337"/>
+            <w:shd w:val="clear" w:color="auto" w:fill="F2F2F2"/>
+          </w:tcPr>
+          <w:p>
             <w:r>
               <w:rPr>
                 <w:rFonts w:ascii="Times New Roman" w:hAnsi="Times New Roman"/>
@@ -5634,10 +5251,10 @@
         </w:tc>
         <w:tc>
           <w:tcPr>
-            <w:tcW w:type="dxa" w:w="1234"/>
-          </w:tcPr>
-          <w:p>
-            <w:r/>
+            <w:tcW w:type="dxa" w:w="1337"/>
+            <w:shd w:val="clear" w:color="auto" w:fill="F2F2F2"/>
+          </w:tcPr>
+          <w:p>
             <w:r>
               <w:rPr>
                 <w:rFonts w:ascii="Times New Roman" w:hAnsi="Times New Roman"/>
@@ -5649,10 +5266,10 @@
         </w:tc>
         <w:tc>
           <w:tcPr>
-            <w:tcW w:type="dxa" w:w="1234"/>
-          </w:tcPr>
-          <w:p>
-            <w:r/>
+            <w:tcW w:type="dxa" w:w="1337"/>
+            <w:shd w:val="clear" w:color="auto" w:fill="F2F2F2"/>
+          </w:tcPr>
+          <w:p>
             <w:r>
               <w:rPr>
                 <w:rFonts w:ascii="Times New Roman" w:hAnsi="Times New Roman"/>
@@ -5664,13 +5281,10 @@
         </w:tc>
         <w:tc>
           <w:tcPr>
-            <w:tcW w:type="dxa" w:w="1234"/>
-          </w:tcPr>
-          <w:p>
-            <w:pPr>
-              <w:jc w:val="center"/>
-            </w:pPr>
-            <w:r/>
+            <w:tcW w:type="dxa" w:w="1337"/>
+            <w:shd w:val="clear" w:color="auto" w:fill="F2F2F2"/>
+          </w:tcPr>
+          <w:p>
             <w:r>
               <w:rPr>
                 <w:rFonts w:ascii="Times New Roman" w:hAnsi="Times New Roman"/>
@@ -5686,10 +5300,9 @@
       <w:tr>
         <w:tc>
           <w:tcPr>
-            <w:tcW w:type="dxa" w:w="1234"/>
-          </w:tcPr>
-          <w:p>
-            <w:r/>
+            <w:tcW w:type="dxa" w:w="1337"/>
+          </w:tcPr>
+          <w:p>
             <w:r>
               <w:rPr>
                 <w:rFonts w:ascii="Times New Roman" w:hAnsi="Times New Roman"/>
@@ -5701,10 +5314,9 @@
         </w:tc>
         <w:tc>
           <w:tcPr>
-            <w:tcW w:type="dxa" w:w="1234"/>
-          </w:tcPr>
-          <w:p>
-            <w:r/>
+            <w:tcW w:type="dxa" w:w="1337"/>
+          </w:tcPr>
+          <w:p>
             <w:r>
               <w:rPr>
                 <w:rFonts w:ascii="Times New Roman" w:hAnsi="Times New Roman"/>
@@ -5716,25 +5328,23 @@
         </w:tc>
         <w:tc>
           <w:tcPr>
-            <w:tcW w:type="dxa" w:w="1234"/>
-          </w:tcPr>
-          <w:p>
-            <w:r/>
-            <w:r>
-              <w:rPr>
-                <w:rFonts w:ascii="Times New Roman" w:hAnsi="Times New Roman"/>
-                <w:sz w:val="18"/>
-              </w:rPr>
-              <w:t>Verify that the generated report includes competitor names.</w:t>
-            </w:r>
-          </w:p>
-        </w:tc>
-        <w:tc>
-          <w:tcPr>
-            <w:tcW w:type="dxa" w:w="1234"/>
-          </w:tcPr>
-          <w:p>
-            <w:r/>
+            <w:tcW w:type="dxa" w:w="1337"/>
+          </w:tcPr>
+          <w:p>
+            <w:r>
+              <w:rPr>
+                <w:rFonts w:ascii="Times New Roman" w:hAnsi="Times New Roman"/>
+                <w:sz w:val="18"/>
+              </w:rPr>
+              <w:t>Verify that the report includes competitor names.</w:t>
+            </w:r>
+          </w:p>
+        </w:tc>
+        <w:tc>
+          <w:tcPr>
+            <w:tcW w:type="dxa" w:w="1337"/>
+          </w:tcPr>
+          <w:p>
             <w:r>
               <w:rPr>
                 <w:rFonts w:ascii="Times New Roman" w:hAnsi="Times New Roman"/>
@@ -5746,10 +5356,9 @@
         </w:tc>
         <w:tc>
           <w:tcPr>
-            <w:tcW w:type="dxa" w:w="1234"/>
-          </w:tcPr>
-          <w:p>
-            <w:r/>
+            <w:tcW w:type="dxa" w:w="1337"/>
+          </w:tcPr>
+          <w:p>
             <w:r>
               <w:rPr>
                 <w:rFonts w:ascii="Times New Roman" w:hAnsi="Times New Roman"/>
@@ -5761,10 +5370,9 @@
         </w:tc>
         <w:tc>
           <w:tcPr>
-            <w:tcW w:type="dxa" w:w="1234"/>
-          </w:tcPr>
-          <w:p>
-            <w:r/>
+            <w:tcW w:type="dxa" w:w="1337"/>
+          </w:tcPr>
+          <w:p>
             <w:r>
               <w:rPr>
                 <w:rFonts w:ascii="Times New Roman" w:hAnsi="Times New Roman"/>
@@ -5776,13 +5384,9 @@
         </w:tc>
         <w:tc>
           <w:tcPr>
-            <w:tcW w:type="dxa" w:w="1234"/>
-          </w:tcPr>
-          <w:p>
-            <w:pPr>
-              <w:jc w:val="center"/>
-            </w:pPr>
-            <w:r/>
+            <w:tcW w:type="dxa" w:w="1337"/>
+          </w:tcPr>
+          <w:p>
             <w:r>
               <w:rPr>
                 <w:rFonts w:ascii="Times New Roman" w:hAnsi="Times New Roman"/>
@@ -5798,10 +5402,10 @@
       <w:tr>
         <w:tc>
           <w:tcPr>
-            <w:tcW w:type="dxa" w:w="1234"/>
-          </w:tcPr>
-          <w:p>
-            <w:r/>
+            <w:tcW w:type="dxa" w:w="1337"/>
+            <w:shd w:val="clear" w:color="auto" w:fill="F2F2F2"/>
+          </w:tcPr>
+          <w:p>
             <w:r>
               <w:rPr>
                 <w:rFonts w:ascii="Times New Roman" w:hAnsi="Times New Roman"/>
@@ -5813,10 +5417,10 @@
         </w:tc>
         <w:tc>
           <w:tcPr>
-            <w:tcW w:type="dxa" w:w="1234"/>
-          </w:tcPr>
-          <w:p>
-            <w:r/>
+            <w:tcW w:type="dxa" w:w="1337"/>
+            <w:shd w:val="clear" w:color="auto" w:fill="F2F2F2"/>
+          </w:tcPr>
+          <w:p>
             <w:r>
               <w:rPr>
                 <w:rFonts w:ascii="Times New Roman" w:hAnsi="Times New Roman"/>
@@ -5828,25 +5432,25 @@
         </w:tc>
         <w:tc>
           <w:tcPr>
-            <w:tcW w:type="dxa" w:w="1234"/>
-          </w:tcPr>
-          <w:p>
-            <w:r/>
-            <w:r>
-              <w:rPr>
-                <w:rFonts w:ascii="Times New Roman" w:hAnsi="Times New Roman"/>
-                <w:sz w:val="18"/>
-              </w:rPr>
-              <w:t>Verify that the generated report includes the statistical summary line.</w:t>
-            </w:r>
-          </w:p>
-        </w:tc>
-        <w:tc>
-          <w:tcPr>
-            <w:tcW w:type="dxa" w:w="1234"/>
-          </w:tcPr>
-          <w:p>
-            <w:r/>
+            <w:tcW w:type="dxa" w:w="1337"/>
+            <w:shd w:val="clear" w:color="auto" w:fill="F2F2F2"/>
+          </w:tcPr>
+          <w:p>
+            <w:r>
+              <w:rPr>
+                <w:rFonts w:ascii="Times New Roman" w:hAnsi="Times New Roman"/>
+                <w:sz w:val="18"/>
+              </w:rPr>
+              <w:t>Verify that the report includes total competitor count.</w:t>
+            </w:r>
+          </w:p>
+        </w:tc>
+        <w:tc>
+          <w:tcPr>
+            <w:tcW w:type="dxa" w:w="1337"/>
+            <w:shd w:val="clear" w:color="auto" w:fill="F2F2F2"/>
+          </w:tcPr>
+          <w:p>
             <w:r>
               <w:rPr>
                 <w:rFonts w:ascii="Times New Roman" w:hAnsi="Times New Roman"/>
@@ -5858,43 +5462,40 @@
         </w:tc>
         <w:tc>
           <w:tcPr>
-            <w:tcW w:type="dxa" w:w="1234"/>
-          </w:tcPr>
-          <w:p>
-            <w:r/>
-            <w:r>
-              <w:rPr>
-                <w:rFonts w:ascii="Times New Roman" w:hAnsi="Times New Roman"/>
-                <w:sz w:val="18"/>
-              </w:rPr>
-              <w:t>Contains "Total number of competitors: 3"</w:t>
-            </w:r>
-          </w:p>
-        </w:tc>
-        <w:tc>
-          <w:tcPr>
-            <w:tcW w:type="dxa" w:w="1234"/>
-          </w:tcPr>
-          <w:p>
-            <w:r/>
-            <w:r>
-              <w:rPr>
-                <w:rFonts w:ascii="Times New Roman" w:hAnsi="Times New Roman"/>
-                <w:sz w:val="18"/>
-              </w:rPr>
-              <w:t>Contains "Total number of competitors: 3"</w:t>
-            </w:r>
-          </w:p>
-        </w:tc>
-        <w:tc>
-          <w:tcPr>
-            <w:tcW w:type="dxa" w:w="1234"/>
-          </w:tcPr>
-          <w:p>
-            <w:pPr>
-              <w:jc w:val="center"/>
-            </w:pPr>
-            <w:r/>
+            <w:tcW w:type="dxa" w:w="1337"/>
+            <w:shd w:val="clear" w:color="auto" w:fill="F2F2F2"/>
+          </w:tcPr>
+          <w:p>
+            <w:r>
+              <w:rPr>
+                <w:rFonts w:ascii="Times New Roman" w:hAnsi="Times New Roman"/>
+                <w:sz w:val="18"/>
+              </w:rPr>
+              <w:t>Contains "Total: 3"</w:t>
+            </w:r>
+          </w:p>
+        </w:tc>
+        <w:tc>
+          <w:tcPr>
+            <w:tcW w:type="dxa" w:w="1337"/>
+            <w:shd w:val="clear" w:color="auto" w:fill="F2F2F2"/>
+          </w:tcPr>
+          <w:p>
+            <w:r>
+              <w:rPr>
+                <w:rFonts w:ascii="Times New Roman" w:hAnsi="Times New Roman"/>
+                <w:sz w:val="18"/>
+              </w:rPr>
+              <w:t>Contains "Total: 3"</w:t>
+            </w:r>
+          </w:p>
+        </w:tc>
+        <w:tc>
+          <w:tcPr>
+            <w:tcW w:type="dxa" w:w="1337"/>
+            <w:shd w:val="clear" w:color="auto" w:fill="F2F2F2"/>
+          </w:tcPr>
+          <w:p>
             <w:r>
               <w:rPr>
                 <w:rFonts w:ascii="Times New Roman" w:hAnsi="Times New Roman"/>
@@ -5910,10 +5511,9 @@
       <w:tr>
         <w:tc>
           <w:tcPr>
-            <w:tcW w:type="dxa" w:w="1234"/>
-          </w:tcPr>
-          <w:p>
-            <w:r/>
+            <w:tcW w:type="dxa" w:w="1337"/>
+          </w:tcPr>
+          <w:p>
             <w:r>
               <w:rPr>
                 <w:rFonts w:ascii="Times New Roman" w:hAnsi="Times New Roman"/>
@@ -5925,10 +5525,9 @@
         </w:tc>
         <w:tc>
           <w:tcPr>
-            <w:tcW w:type="dxa" w:w="1234"/>
-          </w:tcPr>
-          <w:p>
-            <w:r/>
+            <w:tcW w:type="dxa" w:w="1337"/>
+          </w:tcPr>
+          <w:p>
             <w:r>
               <w:rPr>
                 <w:rFonts w:ascii="Times New Roman" w:hAnsi="Times New Roman"/>
@@ -5940,25 +5539,23 @@
         </w:tc>
         <w:tc>
           <w:tcPr>
-            <w:tcW w:type="dxa" w:w="1234"/>
-          </w:tcPr>
-          <w:p>
-            <w:r/>
-            <w:r>
-              <w:rPr>
-                <w:rFonts w:ascii="Times New Roman" w:hAnsi="Times New Roman"/>
-                <w:sz w:val="18"/>
-              </w:rPr>
-              <w:t>Verify that a competitor can be successfully removed by their ID.</w:t>
-            </w:r>
-          </w:p>
-        </w:tc>
-        <w:tc>
-          <w:tcPr>
-            <w:tcW w:type="dxa" w:w="1234"/>
-          </w:tcPr>
-          <w:p>
-            <w:r/>
+            <w:tcW w:type="dxa" w:w="1337"/>
+          </w:tcPr>
+          <w:p>
+            <w:r>
+              <w:rPr>
+                <w:rFonts w:ascii="Times New Roman" w:hAnsi="Times New Roman"/>
+                <w:sz w:val="18"/>
+              </w:rPr>
+              <w:t>Verify that an existing competitor can be removed.</w:t>
+            </w:r>
+          </w:p>
+        </w:tc>
+        <w:tc>
+          <w:tcPr>
+            <w:tcW w:type="dxa" w:w="1337"/>
+          </w:tcPr>
+          <w:p>
             <w:r>
               <w:rPr>
                 <w:rFonts w:ascii="Times New Roman" w:hAnsi="Times New Roman"/>
@@ -5970,10 +5567,9 @@
         </w:tc>
         <w:tc>
           <w:tcPr>
-            <w:tcW w:type="dxa" w:w="1234"/>
-          </w:tcPr>
-          <w:p>
-            <w:r/>
+            <w:tcW w:type="dxa" w:w="1337"/>
+          </w:tcPr>
+          <w:p>
             <w:r>
               <w:rPr>
                 <w:rFonts w:ascii="Times New Roman" w:hAnsi="Times New Roman"/>
@@ -5985,10 +5581,9 @@
         </w:tc>
         <w:tc>
           <w:tcPr>
-            <w:tcW w:type="dxa" w:w="1234"/>
-          </w:tcPr>
-          <w:p>
-            <w:r/>
+            <w:tcW w:type="dxa" w:w="1337"/>
+          </w:tcPr>
+          <w:p>
             <w:r>
               <w:rPr>
                 <w:rFonts w:ascii="Times New Roman" w:hAnsi="Times New Roman"/>
@@ -6000,13 +5595,9 @@
         </w:tc>
         <w:tc>
           <w:tcPr>
-            <w:tcW w:type="dxa" w:w="1234"/>
-          </w:tcPr>
-          <w:p>
-            <w:pPr>
-              <w:jc w:val="center"/>
-            </w:pPr>
-            <w:r/>
+            <w:tcW w:type="dxa" w:w="1337"/>
+          </w:tcPr>
+          <w:p>
             <w:r>
               <w:rPr>
                 <w:rFonts w:ascii="Times New Roman" w:hAnsi="Times New Roman"/>
@@ -6022,10 +5613,10 @@
       <w:tr>
         <w:tc>
           <w:tcPr>
-            <w:tcW w:type="dxa" w:w="1234"/>
-          </w:tcPr>
-          <w:p>
-            <w:r/>
+            <w:tcW w:type="dxa" w:w="1337"/>
+            <w:shd w:val="clear" w:color="auto" w:fill="F2F2F2"/>
+          </w:tcPr>
+          <w:p>
             <w:r>
               <w:rPr>
                 <w:rFonts w:ascii="Times New Roman" w:hAnsi="Times New Roman"/>
@@ -6037,10 +5628,10 @@
         </w:tc>
         <w:tc>
           <w:tcPr>
-            <w:tcW w:type="dxa" w:w="1234"/>
-          </w:tcPr>
-          <w:p>
-            <w:r/>
+            <w:tcW w:type="dxa" w:w="1337"/>
+            <w:shd w:val="clear" w:color="auto" w:fill="F2F2F2"/>
+          </w:tcPr>
+          <w:p>
             <w:r>
               <w:rPr>
                 <w:rFonts w:ascii="Times New Roman" w:hAnsi="Times New Roman"/>
@@ -6052,40 +5643,40 @@
         </w:tc>
         <w:tc>
           <w:tcPr>
-            <w:tcW w:type="dxa" w:w="1234"/>
-          </w:tcPr>
-          <w:p>
-            <w:r/>
-            <w:r>
-              <w:rPr>
-                <w:rFonts w:ascii="Times New Roman" w:hAnsi="Times New Roman"/>
-                <w:sz w:val="18"/>
-              </w:rPr>
-              <w:t>Verify that the list size decreases after removing a competitor.</w:t>
-            </w:r>
-          </w:p>
-        </w:tc>
-        <w:tc>
-          <w:tcPr>
-            <w:tcW w:type="dxa" w:w="1234"/>
-          </w:tcPr>
-          <w:p>
-            <w:r/>
-            <w:r>
-              <w:rPr>
-                <w:rFonts w:ascii="Times New Roman" w:hAnsi="Times New Roman"/>
-                <w:sz w:val="18"/>
-              </w:rPr>
-              <w:t>After removing ID 201</w:t>
-            </w:r>
-          </w:p>
-        </w:tc>
-        <w:tc>
-          <w:tcPr>
-            <w:tcW w:type="dxa" w:w="1234"/>
-          </w:tcPr>
-          <w:p>
-            <w:r/>
+            <w:tcW w:type="dxa" w:w="1337"/>
+            <w:shd w:val="clear" w:color="auto" w:fill="F2F2F2"/>
+          </w:tcPr>
+          <w:p>
+            <w:r>
+              <w:rPr>
+                <w:rFonts w:ascii="Times New Roman" w:hAnsi="Times New Roman"/>
+                <w:sz w:val="18"/>
+              </w:rPr>
+              <w:t>Verify that the list size decreases after removal.</w:t>
+            </w:r>
+          </w:p>
+        </w:tc>
+        <w:tc>
+          <w:tcPr>
+            <w:tcW w:type="dxa" w:w="1337"/>
+            <w:shd w:val="clear" w:color="auto" w:fill="F2F2F2"/>
+          </w:tcPr>
+          <w:p>
+            <w:r>
+              <w:rPr>
+                <w:rFonts w:ascii="Times New Roman" w:hAnsi="Times New Roman"/>
+                <w:sz w:val="18"/>
+              </w:rPr>
+              <w:t>list.getTotalCompetitors()</w:t>
+            </w:r>
+          </w:p>
+        </w:tc>
+        <w:tc>
+          <w:tcPr>
+            <w:tcW w:type="dxa" w:w="1337"/>
+            <w:shd w:val="clear" w:color="auto" w:fill="F2F2F2"/>
+          </w:tcPr>
+          <w:p>
             <w:r>
               <w:rPr>
                 <w:rFonts w:ascii="Times New Roman" w:hAnsi="Times New Roman"/>
@@ -6097,10 +5688,10 @@
         </w:tc>
         <w:tc>
           <w:tcPr>
-            <w:tcW w:type="dxa" w:w="1234"/>
-          </w:tcPr>
-          <w:p>
-            <w:r/>
+            <w:tcW w:type="dxa" w:w="1337"/>
+            <w:shd w:val="clear" w:color="auto" w:fill="F2F2F2"/>
+          </w:tcPr>
+          <w:p>
             <w:r>
               <w:rPr>
                 <w:rFonts w:ascii="Times New Roman" w:hAnsi="Times New Roman"/>
@@ -6112,13 +5703,10 @@
         </w:tc>
         <w:tc>
           <w:tcPr>
-            <w:tcW w:type="dxa" w:w="1234"/>
-          </w:tcPr>
-          <w:p>
-            <w:pPr>
-              <w:jc w:val="center"/>
-            </w:pPr>
-            <w:r/>
+            <w:tcW w:type="dxa" w:w="1337"/>
+            <w:shd w:val="clear" w:color="auto" w:fill="F2F2F2"/>
+          </w:tcPr>
+          <w:p>
             <w:r>
               <w:rPr>
                 <w:rFonts w:ascii="Times New Roman" w:hAnsi="Times New Roman"/>
@@ -6134,10 +5722,9 @@
       <w:tr>
         <w:tc>
           <w:tcPr>
-            <w:tcW w:type="dxa" w:w="1234"/>
-          </w:tcPr>
-          <w:p>
-            <w:r/>
+            <w:tcW w:type="dxa" w:w="1337"/>
+          </w:tcPr>
+          <w:p>
             <w:r>
               <w:rPr>
                 <w:rFonts w:ascii="Times New Roman" w:hAnsi="Times New Roman"/>
@@ -6149,10 +5736,9 @@
         </w:tc>
         <w:tc>
           <w:tcPr>
-            <w:tcW w:type="dxa" w:w="1234"/>
-          </w:tcPr>
-          <w:p>
-            <w:r/>
+            <w:tcW w:type="dxa" w:w="1337"/>
+          </w:tcPr>
+          <w:p>
             <w:r>
               <w:rPr>
                 <w:rFonts w:ascii="Times New Roman" w:hAnsi="Times New Roman"/>
@@ -6164,25 +5750,23 @@
         </w:tc>
         <w:tc>
           <w:tcPr>
-            <w:tcW w:type="dxa" w:w="1234"/>
-          </w:tcPr>
-          <w:p>
-            <w:r/>
-            <w:r>
-              <w:rPr>
-                <w:rFonts w:ascii="Times New Roman" w:hAnsi="Times New Roman"/>
-                <w:sz w:val="18"/>
-              </w:rPr>
-              <w:t>Verify that a removed competitor is no longer findable by ID.</w:t>
-            </w:r>
-          </w:p>
-        </w:tc>
-        <w:tc>
-          <w:tcPr>
-            <w:tcW w:type="dxa" w:w="1234"/>
-          </w:tcPr>
-          <w:p>
-            <w:r/>
+            <w:tcW w:type="dxa" w:w="1337"/>
+          </w:tcPr>
+          <w:p>
+            <w:r>
+              <w:rPr>
+                <w:rFonts w:ascii="Times New Roman" w:hAnsi="Times New Roman"/>
+                <w:sz w:val="18"/>
+              </w:rPr>
+              <w:t>Verify that the removed competitor is no longer findable.</w:t>
+            </w:r>
+          </w:p>
+        </w:tc>
+        <w:tc>
+          <w:tcPr>
+            <w:tcW w:type="dxa" w:w="1337"/>
+          </w:tcPr>
+          <w:p>
             <w:r>
               <w:rPr>
                 <w:rFonts w:ascii="Times New Roman" w:hAnsi="Times New Roman"/>
@@ -6194,10 +5778,9 @@
         </w:tc>
         <w:tc>
           <w:tcPr>
-            <w:tcW w:type="dxa" w:w="1234"/>
-          </w:tcPr>
-          <w:p>
-            <w:r/>
+            <w:tcW w:type="dxa" w:w="1337"/>
+          </w:tcPr>
+          <w:p>
             <w:r>
               <w:rPr>
                 <w:rFonts w:ascii="Times New Roman" w:hAnsi="Times New Roman"/>
@@ -6209,10 +5792,9 @@
         </w:tc>
         <w:tc>
           <w:tcPr>
-            <w:tcW w:type="dxa" w:w="1234"/>
-          </w:tcPr>
-          <w:p>
-            <w:r/>
+            <w:tcW w:type="dxa" w:w="1337"/>
+          </w:tcPr>
+          <w:p>
             <w:r>
               <w:rPr>
                 <w:rFonts w:ascii="Times New Roman" w:hAnsi="Times New Roman"/>
@@ -6224,13 +5806,9 @@
         </w:tc>
         <w:tc>
           <w:tcPr>
-            <w:tcW w:type="dxa" w:w="1234"/>
-          </w:tcPr>
-          <w:p>
-            <w:pPr>
-              <w:jc w:val="center"/>
-            </w:pPr>
-            <w:r/>
+            <w:tcW w:type="dxa" w:w="1337"/>
+          </w:tcPr>
+          <w:p>
             <w:r>
               <w:rPr>
                 <w:rFonts w:ascii="Times New Roman" w:hAnsi="Times New Roman"/>
@@ -6246,10 +5824,10 @@
       <w:tr>
         <w:tc>
           <w:tcPr>
-            <w:tcW w:type="dxa" w:w="1234"/>
-          </w:tcPr>
-          <w:p>
-            <w:r/>
+            <w:tcW w:type="dxa" w:w="1337"/>
+            <w:shd w:val="clear" w:color="auto" w:fill="F2F2F2"/>
+          </w:tcPr>
+          <w:p>
             <w:r>
               <w:rPr>
                 <w:rFonts w:ascii="Times New Roman" w:hAnsi="Times New Roman"/>
@@ -6261,40 +5839,40 @@
         </w:tc>
         <w:tc>
           <w:tcPr>
-            <w:tcW w:type="dxa" w:w="1234"/>
-          </w:tcPr>
-          <w:p>
-            <w:r/>
-            <w:r>
-              <w:rPr>
-                <w:rFonts w:ascii="Times New Roman" w:hAnsi="Times New Roman"/>
-                <w:sz w:val="18"/>
-              </w:rPr>
-              <w:t>removeCompetitorById not found</w:t>
-            </w:r>
-          </w:p>
-        </w:tc>
-        <w:tc>
-          <w:tcPr>
-            <w:tcW w:type="dxa" w:w="1234"/>
-          </w:tcPr>
-          <w:p>
-            <w:r/>
-            <w:r>
-              <w:rPr>
-                <w:rFonts w:ascii="Times New Roman" w:hAnsi="Times New Roman"/>
-                <w:sz w:val="18"/>
-              </w:rPr>
-              <w:t>Verify that attempting to remove a non-existent ID returns false.</w:t>
-            </w:r>
-          </w:p>
-        </w:tc>
-        <w:tc>
-          <w:tcPr>
-            <w:tcW w:type="dxa" w:w="1234"/>
-          </w:tcPr>
-          <w:p>
-            <w:r/>
+            <w:tcW w:type="dxa" w:w="1337"/>
+            <w:shd w:val="clear" w:color="auto" w:fill="F2F2F2"/>
+          </w:tcPr>
+          <w:p>
+            <w:r>
+              <w:rPr>
+                <w:rFonts w:ascii="Times New Roman" w:hAnsi="Times New Roman"/>
+                <w:sz w:val="18"/>
+              </w:rPr>
+              <w:t>remove not found</w:t>
+            </w:r>
+          </w:p>
+        </w:tc>
+        <w:tc>
+          <w:tcPr>
+            <w:tcW w:type="dxa" w:w="1337"/>
+            <w:shd w:val="clear" w:color="auto" w:fill="F2F2F2"/>
+          </w:tcPr>
+          <w:p>
+            <w:r>
+              <w:rPr>
+                <w:rFonts w:ascii="Times New Roman" w:hAnsi="Times New Roman"/>
+                <w:sz w:val="18"/>
+              </w:rPr>
+              <w:t>Verify that removing a non-existent ID returns false.</w:t>
+            </w:r>
+          </w:p>
+        </w:tc>
+        <w:tc>
+          <w:tcPr>
+            <w:tcW w:type="dxa" w:w="1337"/>
+            <w:shd w:val="clear" w:color="auto" w:fill="F2F2F2"/>
+          </w:tcPr>
+          <w:p>
             <w:r>
               <w:rPr>
                 <w:rFonts w:ascii="Times New Roman" w:hAnsi="Times New Roman"/>
@@ -6306,10 +5884,10 @@
         </w:tc>
         <w:tc>
           <w:tcPr>
-            <w:tcW w:type="dxa" w:w="1234"/>
-          </w:tcPr>
-          <w:p>
-            <w:r/>
+            <w:tcW w:type="dxa" w:w="1337"/>
+            <w:shd w:val="clear" w:color="auto" w:fill="F2F2F2"/>
+          </w:tcPr>
+          <w:p>
             <w:r>
               <w:rPr>
                 <w:rFonts w:ascii="Times New Roman" w:hAnsi="Times New Roman"/>
@@ -6321,10 +5899,10 @@
         </w:tc>
         <w:tc>
           <w:tcPr>
-            <w:tcW w:type="dxa" w:w="1234"/>
-          </w:tcPr>
-          <w:p>
-            <w:r/>
+            <w:tcW w:type="dxa" w:w="1337"/>
+            <w:shd w:val="clear" w:color="auto" w:fill="F2F2F2"/>
+          </w:tcPr>
+          <w:p>
             <w:r>
               <w:rPr>
                 <w:rFonts w:ascii="Times New Roman" w:hAnsi="Times New Roman"/>
@@ -6336,13 +5914,10 @@
         </w:tc>
         <w:tc>
           <w:tcPr>
-            <w:tcW w:type="dxa" w:w="1234"/>
-          </w:tcPr>
-          <w:p>
-            <w:pPr>
-              <w:jc w:val="center"/>
-            </w:pPr>
-            <w:r/>
+            <w:tcW w:type="dxa" w:w="1337"/>
+            <w:shd w:val="clear" w:color="auto" w:fill="F2F2F2"/>
+          </w:tcPr>
+          <w:p>
             <w:r>
               <w:rPr>
                 <w:rFonts w:ascii="Times New Roman" w:hAnsi="Times New Roman"/>
@@ -6356,67 +5931,58 @@
         </w:tc>
       </w:tr>
     </w:tbl>
+    <w:p/>
+    <w:p>
+      <w:r>
+        <w:br w:type="page"/>
+      </w:r>
+    </w:p>
     <w:p>
       <w:pPr>
         <w:pStyle w:val="Heading1"/>
       </w:pPr>
       <w:r>
-        <w:t>7. QuizData Class Tests</w:t>
+        <w:t>7. QuizData Class Tests (Tests 43-52)</w:t>
       </w:r>
     </w:p>
     <w:p>
-      <w:pPr>
-        <w:spacing w:after="120"/>
-      </w:pPr>
       <w:r>
-        <w:t xml:space="preserve">The </w:t>
-      </w:r>
-      <w:r>
-        <w:rPr>
-          <w:i/>
-        </w:rPr>
-        <w:t>QuizData</w:t>
-      </w:r>
-      <w:r>
-        <w:t xml:space="preserve"> class provides the quiz content for the application. It contains 25 hardcoded questions organised across five difficulty levels (Beginner, Elementary, Intermediate, Advanced, and Expert), with five questions per level. The </w:t>
-      </w:r>
-      <w:r>
-        <w:rPr>
-          <w:i/>
-        </w:rPr>
-        <w:t>QuizQuestion</w:t>
-      </w:r>
-      <w:r>
-        <w:t xml:space="preserve"> class represents a single quiz question with four multiple-choice options and a correct answer index. The following tests verify the integrity of the quiz data.</w:t>
+        <w:t>The QuizData class provides 25 quiz questions organised across 5 attempts (5 questions per attempt). Each question has four options and a single correct answer. The following tests verify that the question bank is correctly structured and that attempt retrieval and naming methods work as expected.</w:t>
       </w:r>
     </w:p>
     <w:tbl>
       <w:tblPr>
-        <w:tblStyle w:val="TableGrid"/>
         <w:tblW w:type="auto" w:w="0"/>
         <w:jc w:val="center"/>
         <w:tblLook w:firstColumn="1" w:firstRow="1" w:lastColumn="0" w:lastRow="0" w:noHBand="0" w:noVBand="1" w:val="04A0"/>
+        <w:tblBorders>
+          <w:top w:val="single" w:sz="4" w:space="0" w:color="999999"/>
+          <w:left w:val="single" w:sz="4" w:space="0" w:color="999999"/>
+          <w:bottom w:val="single" w:sz="4" w:space="0" w:color="999999"/>
+          <w:right w:val="single" w:sz="4" w:space="0" w:color="999999"/>
+          <w:insideH w:val="single" w:sz="4" w:space="0" w:color="999999"/>
+          <w:insideV w:val="single" w:sz="4" w:space="0" w:color="999999"/>
+        </w:tblBorders>
       </w:tblPr>
       <w:tblGrid>
-        <w:gridCol w:w="1234"/>
-        <w:gridCol w:w="1234"/>
-        <w:gridCol w:w="1234"/>
-        <w:gridCol w:w="1234"/>
-        <w:gridCol w:w="1234"/>
-        <w:gridCol w:w="1234"/>
-        <w:gridCol w:w="1234"/>
+        <w:gridCol w:w="1337"/>
+        <w:gridCol w:w="1337"/>
+        <w:gridCol w:w="1337"/>
+        <w:gridCol w:w="1337"/>
+        <w:gridCol w:w="1337"/>
+        <w:gridCol w:w="1337"/>
+        <w:gridCol w:w="1337"/>
       </w:tblGrid>
       <w:tr>
         <w:tc>
           <w:tcPr>
-            <w:tcW w:type="dxa" w:w="1234"/>
-            <w:shd w:fill="2E4057"/>
+            <w:tcW w:type="dxa" w:w="1337"/>
+            <w:shd w:val="clear" w:color="auto" w:fill="2C3E50"/>
           </w:tcPr>
           <w:p>
             <w:pPr>
               <w:jc w:val="center"/>
             </w:pPr>
-            <w:r/>
             <w:r>
               <w:rPr>
                 <w:rFonts w:ascii="Times New Roman" w:hAnsi="Times New Roman"/>
@@ -6424,20 +5990,19 @@
                 <w:color w:val="FFFFFF"/>
                 <w:sz w:val="18"/>
               </w:rPr>
-              <w:t>Test No.</w:t>
-            </w:r>
-          </w:p>
-        </w:tc>
-        <w:tc>
-          <w:tcPr>
-            <w:tcW w:type="dxa" w:w="1234"/>
-            <w:shd w:fill="2E4057"/>
+              <w:t>No.</w:t>
+            </w:r>
+          </w:p>
+        </w:tc>
+        <w:tc>
+          <w:tcPr>
+            <w:tcW w:type="dxa" w:w="1337"/>
+            <w:shd w:val="clear" w:color="auto" w:fill="2C3E50"/>
           </w:tcPr>
           <w:p>
             <w:pPr>
               <w:jc w:val="center"/>
             </w:pPr>
-            <w:r/>
             <w:r>
               <w:rPr>
                 <w:rFonts w:ascii="Times New Roman" w:hAnsi="Times New Roman"/>
@@ -6451,14 +6016,13 @@
         </w:tc>
         <w:tc>
           <w:tcPr>
-            <w:tcW w:type="dxa" w:w="1234"/>
-            <w:shd w:fill="2E4057"/>
+            <w:tcW w:type="dxa" w:w="1337"/>
+            <w:shd w:val="clear" w:color="auto" w:fill="2C3E50"/>
           </w:tcPr>
           <w:p>
             <w:pPr>
               <w:jc w:val="center"/>
             </w:pPr>
-            <w:r/>
             <w:r>
               <w:rPr>
                 <w:rFonts w:ascii="Times New Roman" w:hAnsi="Times New Roman"/>
@@ -6472,14 +6036,13 @@
         </w:tc>
         <w:tc>
           <w:tcPr>
-            <w:tcW w:type="dxa" w:w="1234"/>
-            <w:shd w:fill="2E4057"/>
+            <w:tcW w:type="dxa" w:w="1337"/>
+            <w:shd w:val="clear" w:color="auto" w:fill="2C3E50"/>
           </w:tcPr>
           <w:p>
             <w:pPr>
               <w:jc w:val="center"/>
             </w:pPr>
-            <w:r/>
             <w:r>
               <w:rPr>
                 <w:rFonts w:ascii="Times New Roman" w:hAnsi="Times New Roman"/>
@@ -6487,20 +6050,19 @@
                 <w:color w:val="FFFFFF"/>
                 <w:sz w:val="18"/>
               </w:rPr>
-              <w:t>Input / Setup</w:t>
-            </w:r>
-          </w:p>
-        </w:tc>
-        <w:tc>
-          <w:tcPr>
-            <w:tcW w:type="dxa" w:w="1234"/>
-            <w:shd w:fill="2E4057"/>
+              <w:t>Input</w:t>
+            </w:r>
+          </w:p>
+        </w:tc>
+        <w:tc>
+          <w:tcPr>
+            <w:tcW w:type="dxa" w:w="1337"/>
+            <w:shd w:val="clear" w:color="auto" w:fill="2C3E50"/>
           </w:tcPr>
           <w:p>
             <w:pPr>
               <w:jc w:val="center"/>
             </w:pPr>
-            <w:r/>
             <w:r>
               <w:rPr>
                 <w:rFonts w:ascii="Times New Roman" w:hAnsi="Times New Roman"/>
@@ -6508,20 +6070,19 @@
                 <w:color w:val="FFFFFF"/>
                 <w:sz w:val="18"/>
               </w:rPr>
-              <w:t>Expected Output</w:t>
-            </w:r>
-          </w:p>
-        </w:tc>
-        <w:tc>
-          <w:tcPr>
-            <w:tcW w:type="dxa" w:w="1234"/>
-            <w:shd w:fill="2E4057"/>
+              <w:t>Expected</w:t>
+            </w:r>
+          </w:p>
+        </w:tc>
+        <w:tc>
+          <w:tcPr>
+            <w:tcW w:type="dxa" w:w="1337"/>
+            <w:shd w:val="clear" w:color="auto" w:fill="2C3E50"/>
           </w:tcPr>
           <w:p>
             <w:pPr>
               <w:jc w:val="center"/>
             </w:pPr>
-            <w:r/>
             <w:r>
               <w:rPr>
                 <w:rFonts w:ascii="Times New Roman" w:hAnsi="Times New Roman"/>
@@ -6529,20 +6090,19 @@
                 <w:color w:val="FFFFFF"/>
                 <w:sz w:val="18"/>
               </w:rPr>
-              <w:t>Actual Result</w:t>
-            </w:r>
-          </w:p>
-        </w:tc>
-        <w:tc>
-          <w:tcPr>
-            <w:tcW w:type="dxa" w:w="1234"/>
-            <w:shd w:fill="2E4057"/>
+              <w:t>Actual</w:t>
+            </w:r>
+          </w:p>
+        </w:tc>
+        <w:tc>
+          <w:tcPr>
+            <w:tcW w:type="dxa" w:w="1337"/>
+            <w:shd w:val="clear" w:color="auto" w:fill="2C3E50"/>
           </w:tcPr>
           <w:p>
             <w:pPr>
               <w:jc w:val="center"/>
             </w:pPr>
-            <w:r/>
             <w:r>
               <w:rPr>
                 <w:rFonts w:ascii="Times New Roman" w:hAnsi="Times New Roman"/>
@@ -6558,10 +6118,9 @@
       <w:tr>
         <w:tc>
           <w:tcPr>
-            <w:tcW w:type="dxa" w:w="1234"/>
-          </w:tcPr>
-          <w:p>
-            <w:r/>
+            <w:tcW w:type="dxa" w:w="1337"/>
+          </w:tcPr>
+          <w:p>
             <w:r>
               <w:rPr>
                 <w:rFonts w:ascii="Times New Roman" w:hAnsi="Times New Roman"/>
@@ -6573,10 +6132,9 @@
         </w:tc>
         <w:tc>
           <w:tcPr>
-            <w:tcW w:type="dxa" w:w="1234"/>
-          </w:tcPr>
-          <w:p>
-            <w:r/>
+            <w:tcW w:type="dxa" w:w="1337"/>
+          </w:tcPr>
+          <w:p>
             <w:r>
               <w:rPr>
                 <w:rFonts w:ascii="Times New Roman" w:hAnsi="Times New Roman"/>
@@ -6588,25 +6146,23 @@
         </w:tc>
         <w:tc>
           <w:tcPr>
-            <w:tcW w:type="dxa" w:w="1234"/>
-          </w:tcPr>
-          <w:p>
-            <w:r/>
-            <w:r>
-              <w:rPr>
-                <w:rFonts w:ascii="Times New Roman" w:hAnsi="Times New Roman"/>
-                <w:sz w:val="18"/>
-              </w:rPr>
-              <w:t>Verify that the question bank contains exactly 25 questions in total.</w:t>
-            </w:r>
-          </w:p>
-        </w:tc>
-        <w:tc>
-          <w:tcPr>
-            <w:tcW w:type="dxa" w:w="1234"/>
-          </w:tcPr>
-          <w:p>
-            <w:r/>
+            <w:tcW w:type="dxa" w:w="1337"/>
+          </w:tcPr>
+          <w:p>
+            <w:r>
+              <w:rPr>
+                <w:rFonts w:ascii="Times New Roman" w:hAnsi="Times New Roman"/>
+                <w:sz w:val="18"/>
+              </w:rPr>
+              <w:t>Verify that the complete question bank contains exactly 25 questions.</w:t>
+            </w:r>
+          </w:p>
+        </w:tc>
+        <w:tc>
+          <w:tcPr>
+            <w:tcW w:type="dxa" w:w="1337"/>
+          </w:tcPr>
+          <w:p>
             <w:r>
               <w:rPr>
                 <w:rFonts w:ascii="Times New Roman" w:hAnsi="Times New Roman"/>
@@ -6618,10 +6174,9 @@
         </w:tc>
         <w:tc>
           <w:tcPr>
-            <w:tcW w:type="dxa" w:w="1234"/>
-          </w:tcPr>
-          <w:p>
-            <w:r/>
+            <w:tcW w:type="dxa" w:w="1337"/>
+          </w:tcPr>
+          <w:p>
             <w:r>
               <w:rPr>
                 <w:rFonts w:ascii="Times New Roman" w:hAnsi="Times New Roman"/>
@@ -6633,10 +6188,9 @@
         </w:tc>
         <w:tc>
           <w:tcPr>
-            <w:tcW w:type="dxa" w:w="1234"/>
-          </w:tcPr>
-          <w:p>
-            <w:r/>
+            <w:tcW w:type="dxa" w:w="1337"/>
+          </w:tcPr>
+          <w:p>
             <w:r>
               <w:rPr>
                 <w:rFonts w:ascii="Times New Roman" w:hAnsi="Times New Roman"/>
@@ -6648,13 +6202,9 @@
         </w:tc>
         <w:tc>
           <w:tcPr>
-            <w:tcW w:type="dxa" w:w="1234"/>
-          </w:tcPr>
-          <w:p>
-            <w:pPr>
-              <w:jc w:val="center"/>
-            </w:pPr>
-            <w:r/>
+            <w:tcW w:type="dxa" w:w="1337"/>
+          </w:tcPr>
+          <w:p>
             <w:r>
               <w:rPr>
                 <w:rFonts w:ascii="Times New Roman" w:hAnsi="Times New Roman"/>
@@ -6670,10 +6220,10 @@
       <w:tr>
         <w:tc>
           <w:tcPr>
-            <w:tcW w:type="dxa" w:w="1234"/>
-          </w:tcPr>
-          <w:p>
-            <w:r/>
+            <w:tcW w:type="dxa" w:w="1337"/>
+            <w:shd w:val="clear" w:color="auto" w:fill="F2F2F2"/>
+          </w:tcPr>
+          <w:p>
             <w:r>
               <w:rPr>
                 <w:rFonts w:ascii="Times New Roman" w:hAnsi="Times New Roman"/>
@@ -6685,55 +6235,55 @@
         </w:tc>
         <w:tc>
           <w:tcPr>
-            <w:tcW w:type="dxa" w:w="1234"/>
-          </w:tcPr>
-          <w:p>
-            <w:r/>
-            <w:r>
-              <w:rPr>
-                <w:rFonts w:ascii="Times New Roman" w:hAnsi="Times New Roman"/>
-                <w:sz w:val="18"/>
-              </w:rPr>
-              <w:t>level 1 questions</w:t>
-            </w:r>
-          </w:p>
-        </w:tc>
-        <w:tc>
-          <w:tcPr>
-            <w:tcW w:type="dxa" w:w="1234"/>
-          </w:tcPr>
-          <w:p>
-            <w:r/>
-            <w:r>
-              <w:rPr>
-                <w:rFonts w:ascii="Times New Roman" w:hAnsi="Times New Roman"/>
-                <w:sz w:val="18"/>
-              </w:rPr>
-              <w:t>Verify that Level 1 (Beginner) contains exactly 5 questions.</w:t>
-            </w:r>
-          </w:p>
-        </w:tc>
-        <w:tc>
-          <w:tcPr>
-            <w:tcW w:type="dxa" w:w="1234"/>
-          </w:tcPr>
-          <w:p>
-            <w:r/>
-            <w:r>
-              <w:rPr>
-                <w:rFonts w:ascii="Times New Roman" w:hAnsi="Times New Roman"/>
-                <w:sz w:val="18"/>
-              </w:rPr>
-              <w:t>QuizData.getQuestionsForLevel(1).size()</w:t>
-            </w:r>
-          </w:p>
-        </w:tc>
-        <w:tc>
-          <w:tcPr>
-            <w:tcW w:type="dxa" w:w="1234"/>
-          </w:tcPr>
-          <w:p>
-            <w:r/>
+            <w:tcW w:type="dxa" w:w="1337"/>
+            <w:shd w:val="clear" w:color="auto" w:fill="F2F2F2"/>
+          </w:tcPr>
+          <w:p>
+            <w:r>
+              <w:rPr>
+                <w:rFonts w:ascii="Times New Roman" w:hAnsi="Times New Roman"/>
+                <w:sz w:val="18"/>
+              </w:rPr>
+              <w:t>attempt 1 questions</w:t>
+            </w:r>
+          </w:p>
+        </w:tc>
+        <w:tc>
+          <w:tcPr>
+            <w:tcW w:type="dxa" w:w="1337"/>
+            <w:shd w:val="clear" w:color="auto" w:fill="F2F2F2"/>
+          </w:tcPr>
+          <w:p>
+            <w:r>
+              <w:rPr>
+                <w:rFonts w:ascii="Times New Roman" w:hAnsi="Times New Roman"/>
+                <w:sz w:val="18"/>
+              </w:rPr>
+              <w:t>Verify that attempt 1 contains exactly 5 questions.</w:t>
+            </w:r>
+          </w:p>
+        </w:tc>
+        <w:tc>
+          <w:tcPr>
+            <w:tcW w:type="dxa" w:w="1337"/>
+            <w:shd w:val="clear" w:color="auto" w:fill="F2F2F2"/>
+          </w:tcPr>
+          <w:p>
+            <w:r>
+              <w:rPr>
+                <w:rFonts w:ascii="Times New Roman" w:hAnsi="Times New Roman"/>
+                <w:sz w:val="18"/>
+              </w:rPr>
+              <w:t>getQuestionsForLevel(1).size()</w:t>
+            </w:r>
+          </w:p>
+        </w:tc>
+        <w:tc>
+          <w:tcPr>
+            <w:tcW w:type="dxa" w:w="1337"/>
+            <w:shd w:val="clear" w:color="auto" w:fill="F2F2F2"/>
+          </w:tcPr>
+          <w:p>
             <w:r>
               <w:rPr>
                 <w:rFonts w:ascii="Times New Roman" w:hAnsi="Times New Roman"/>
@@ -6745,10 +6295,10 @@
         </w:tc>
         <w:tc>
           <w:tcPr>
-            <w:tcW w:type="dxa" w:w="1234"/>
-          </w:tcPr>
-          <w:p>
-            <w:r/>
+            <w:tcW w:type="dxa" w:w="1337"/>
+            <w:shd w:val="clear" w:color="auto" w:fill="F2F2F2"/>
+          </w:tcPr>
+          <w:p>
             <w:r>
               <w:rPr>
                 <w:rFonts w:ascii="Times New Roman" w:hAnsi="Times New Roman"/>
@@ -6760,13 +6310,10 @@
         </w:tc>
         <w:tc>
           <w:tcPr>
-            <w:tcW w:type="dxa" w:w="1234"/>
-          </w:tcPr>
-          <w:p>
-            <w:pPr>
-              <w:jc w:val="center"/>
-            </w:pPr>
-            <w:r/>
+            <w:tcW w:type="dxa" w:w="1337"/>
+            <w:shd w:val="clear" w:color="auto" w:fill="F2F2F2"/>
+          </w:tcPr>
+          <w:p>
             <w:r>
               <w:rPr>
                 <w:rFonts w:ascii="Times New Roman" w:hAnsi="Times New Roman"/>
@@ -6782,10 +6329,9 @@
       <w:tr>
         <w:tc>
           <w:tcPr>
-            <w:tcW w:type="dxa" w:w="1234"/>
-          </w:tcPr>
-          <w:p>
-            <w:r/>
+            <w:tcW w:type="dxa" w:w="1337"/>
+          </w:tcPr>
+          <w:p>
             <w:r>
               <w:rPr>
                 <w:rFonts w:ascii="Times New Roman" w:hAnsi="Times New Roman"/>
@@ -6797,55 +6343,51 @@
         </w:tc>
         <w:tc>
           <w:tcPr>
-            <w:tcW w:type="dxa" w:w="1234"/>
-          </w:tcPr>
-          <w:p>
-            <w:r/>
-            <w:r>
-              <w:rPr>
-                <w:rFonts w:ascii="Times New Roman" w:hAnsi="Times New Roman"/>
-                <w:sz w:val="18"/>
-              </w:rPr>
-              <w:t>level 5 questions</w:t>
-            </w:r>
-          </w:p>
-        </w:tc>
-        <w:tc>
-          <w:tcPr>
-            <w:tcW w:type="dxa" w:w="1234"/>
-          </w:tcPr>
-          <w:p>
-            <w:r/>
-            <w:r>
-              <w:rPr>
-                <w:rFonts w:ascii="Times New Roman" w:hAnsi="Times New Roman"/>
-                <w:sz w:val="18"/>
-              </w:rPr>
-              <w:t>Verify that Level 5 (Expert) contains exactly 5 questions.</w:t>
-            </w:r>
-          </w:p>
-        </w:tc>
-        <w:tc>
-          <w:tcPr>
-            <w:tcW w:type="dxa" w:w="1234"/>
-          </w:tcPr>
-          <w:p>
-            <w:r/>
-            <w:r>
-              <w:rPr>
-                <w:rFonts w:ascii="Times New Roman" w:hAnsi="Times New Roman"/>
-                <w:sz w:val="18"/>
-              </w:rPr>
-              <w:t>QuizData.getQuestionsForLevel(5).size()</w:t>
-            </w:r>
-          </w:p>
-        </w:tc>
-        <w:tc>
-          <w:tcPr>
-            <w:tcW w:type="dxa" w:w="1234"/>
-          </w:tcPr>
-          <w:p>
-            <w:r/>
+            <w:tcW w:type="dxa" w:w="1337"/>
+          </w:tcPr>
+          <w:p>
+            <w:r>
+              <w:rPr>
+                <w:rFonts w:ascii="Times New Roman" w:hAnsi="Times New Roman"/>
+                <w:sz w:val="18"/>
+              </w:rPr>
+              <w:t>attempt 5 questions</w:t>
+            </w:r>
+          </w:p>
+        </w:tc>
+        <w:tc>
+          <w:tcPr>
+            <w:tcW w:type="dxa" w:w="1337"/>
+          </w:tcPr>
+          <w:p>
+            <w:r>
+              <w:rPr>
+                <w:rFonts w:ascii="Times New Roman" w:hAnsi="Times New Roman"/>
+                <w:sz w:val="18"/>
+              </w:rPr>
+              <w:t>Verify that attempt 5 contains exactly 5 questions.</w:t>
+            </w:r>
+          </w:p>
+        </w:tc>
+        <w:tc>
+          <w:tcPr>
+            <w:tcW w:type="dxa" w:w="1337"/>
+          </w:tcPr>
+          <w:p>
+            <w:r>
+              <w:rPr>
+                <w:rFonts w:ascii="Times New Roman" w:hAnsi="Times New Roman"/>
+                <w:sz w:val="18"/>
+              </w:rPr>
+              <w:t>getQuestionsForLevel(5).size()</w:t>
+            </w:r>
+          </w:p>
+        </w:tc>
+        <w:tc>
+          <w:tcPr>
+            <w:tcW w:type="dxa" w:w="1337"/>
+          </w:tcPr>
+          <w:p>
             <w:r>
               <w:rPr>
                 <w:rFonts w:ascii="Times New Roman" w:hAnsi="Times New Roman"/>
@@ -6857,10 +6399,9 @@
         </w:tc>
         <w:tc>
           <w:tcPr>
-            <w:tcW w:type="dxa" w:w="1234"/>
-          </w:tcPr>
-          <w:p>
-            <w:r/>
+            <w:tcW w:type="dxa" w:w="1337"/>
+          </w:tcPr>
+          <w:p>
             <w:r>
               <w:rPr>
                 <w:rFonts w:ascii="Times New Roman" w:hAnsi="Times New Roman"/>
@@ -6872,13 +6413,9 @@
         </w:tc>
         <w:tc>
           <w:tcPr>
-            <w:tcW w:type="dxa" w:w="1234"/>
-          </w:tcPr>
-          <w:p>
-            <w:pPr>
-              <w:jc w:val="center"/>
-            </w:pPr>
-            <w:r/>
+            <w:tcW w:type="dxa" w:w="1337"/>
+          </w:tcPr>
+          <w:p>
             <w:r>
               <w:rPr>
                 <w:rFonts w:ascii="Times New Roman" w:hAnsi="Times New Roman"/>
@@ -6894,10 +6431,10 @@
       <w:tr>
         <w:tc>
           <w:tcPr>
-            <w:tcW w:type="dxa" w:w="1234"/>
-          </w:tcPr>
-          <w:p>
-            <w:r/>
+            <w:tcW w:type="dxa" w:w="1337"/>
+            <w:shd w:val="clear" w:color="auto" w:fill="F2F2F2"/>
+          </w:tcPr>
+          <w:p>
             <w:r>
               <w:rPr>
                 <w:rFonts w:ascii="Times New Roman" w:hAnsi="Times New Roman"/>
@@ -6909,88 +6446,85 @@
         </w:tc>
         <w:tc>
           <w:tcPr>
-            <w:tcW w:type="dxa" w:w="1234"/>
-          </w:tcPr>
-          <w:p>
-            <w:r/>
-            <w:r>
-              <w:rPr>
-                <w:rFonts w:ascii="Times New Roman" w:hAnsi="Times New Roman"/>
-                <w:sz w:val="18"/>
-              </w:rPr>
-              <w:t>level name 1</w:t>
-            </w:r>
-          </w:p>
-        </w:tc>
-        <w:tc>
-          <w:tcPr>
-            <w:tcW w:type="dxa" w:w="1234"/>
-          </w:tcPr>
-          <w:p>
-            <w:r/>
-            <w:r>
-              <w:rPr>
-                <w:rFonts w:ascii="Times New Roman" w:hAnsi="Times New Roman"/>
-                <w:sz w:val="18"/>
-              </w:rPr>
-              <w:t>Verify that level 1 is correctly named "Beginner".</w:t>
-            </w:r>
-          </w:p>
-        </w:tc>
-        <w:tc>
-          <w:tcPr>
-            <w:tcW w:type="dxa" w:w="1234"/>
-          </w:tcPr>
-          <w:p>
-            <w:r/>
-            <w:r>
-              <w:rPr>
-                <w:rFonts w:ascii="Times New Roman" w:hAnsi="Times New Roman"/>
-                <w:sz w:val="18"/>
-              </w:rPr>
-              <w:t>QuizData.getLevelName(1)</w:t>
-            </w:r>
-          </w:p>
-        </w:tc>
-        <w:tc>
-          <w:tcPr>
-            <w:tcW w:type="dxa" w:w="1234"/>
-          </w:tcPr>
-          <w:p>
-            <w:r/>
-            <w:r>
-              <w:rPr>
-                <w:rFonts w:ascii="Times New Roman" w:hAnsi="Times New Roman"/>
-                <w:sz w:val="18"/>
-              </w:rPr>
-              <w:t>"Beginner"</w:t>
-            </w:r>
-          </w:p>
-        </w:tc>
-        <w:tc>
-          <w:tcPr>
-            <w:tcW w:type="dxa" w:w="1234"/>
-          </w:tcPr>
-          <w:p>
-            <w:r/>
-            <w:r>
-              <w:rPr>
-                <w:rFonts w:ascii="Times New Roman" w:hAnsi="Times New Roman"/>
-                <w:sz w:val="18"/>
-              </w:rPr>
-              <w:t>"Beginner"</w:t>
-            </w:r>
-          </w:p>
-        </w:tc>
-        <w:tc>
-          <w:tcPr>
-            <w:tcW w:type="dxa" w:w="1234"/>
-          </w:tcPr>
-          <w:p>
-            <w:pPr>
-              <w:jc w:val="center"/>
-            </w:pPr>
-            <w:r/>
+            <w:tcW w:type="dxa" w:w="1337"/>
+            <w:shd w:val="clear" w:color="auto" w:fill="F2F2F2"/>
+          </w:tcPr>
+          <w:p>
+            <w:r>
+              <w:rPr>
+                <w:rFonts w:ascii="Times New Roman" w:hAnsi="Times New Roman"/>
+                <w:sz w:val="18"/>
+              </w:rPr>
+              <w:t>attempt name 1</w:t>
+            </w:r>
+          </w:p>
+        </w:tc>
+        <w:tc>
+          <w:tcPr>
+            <w:tcW w:type="dxa" w:w="1337"/>
+            <w:shd w:val="clear" w:color="auto" w:fill="F2F2F2"/>
+          </w:tcPr>
+          <w:p>
+            <w:r>
+              <w:rPr>
+                <w:rFonts w:ascii="Times New Roman" w:hAnsi="Times New Roman"/>
+                <w:sz w:val="18"/>
+              </w:rPr>
+              <w:t>Verify that attempt 1 returns the name "Attempt 1".</w:t>
+            </w:r>
+          </w:p>
+        </w:tc>
+        <w:tc>
+          <w:tcPr>
+            <w:tcW w:type="dxa" w:w="1337"/>
+            <w:shd w:val="clear" w:color="auto" w:fill="F2F2F2"/>
+          </w:tcPr>
+          <w:p>
+            <w:r>
+              <w:rPr>
+                <w:rFonts w:ascii="Times New Roman" w:hAnsi="Times New Roman"/>
+                <w:sz w:val="18"/>
+              </w:rPr>
+              <w:t>getLevelName(1)</w:t>
+            </w:r>
+          </w:p>
+        </w:tc>
+        <w:tc>
+          <w:tcPr>
+            <w:tcW w:type="dxa" w:w="1337"/>
+            <w:shd w:val="clear" w:color="auto" w:fill="F2F2F2"/>
+          </w:tcPr>
+          <w:p>
+            <w:r>
+              <w:rPr>
+                <w:rFonts w:ascii="Times New Roman" w:hAnsi="Times New Roman"/>
+                <w:sz w:val="18"/>
+              </w:rPr>
+              <w:t>"Attempt 1"</w:t>
+            </w:r>
+          </w:p>
+        </w:tc>
+        <w:tc>
+          <w:tcPr>
+            <w:tcW w:type="dxa" w:w="1337"/>
+            <w:shd w:val="clear" w:color="auto" w:fill="F2F2F2"/>
+          </w:tcPr>
+          <w:p>
+            <w:r>
+              <w:rPr>
+                <w:rFonts w:ascii="Times New Roman" w:hAnsi="Times New Roman"/>
+                <w:sz w:val="18"/>
+              </w:rPr>
+              <w:t>"Attempt 1"</w:t>
+            </w:r>
+          </w:p>
+        </w:tc>
+        <w:tc>
+          <w:tcPr>
+            <w:tcW w:type="dxa" w:w="1337"/>
+            <w:shd w:val="clear" w:color="auto" w:fill="F2F2F2"/>
+          </w:tcPr>
+          <w:p>
             <w:r>
               <w:rPr>
                 <w:rFonts w:ascii="Times New Roman" w:hAnsi="Times New Roman"/>
@@ -7006,10 +6540,9 @@
       <w:tr>
         <w:tc>
           <w:tcPr>
-            <w:tcW w:type="dxa" w:w="1234"/>
-          </w:tcPr>
-          <w:p>
-            <w:r/>
+            <w:tcW w:type="dxa" w:w="1337"/>
+          </w:tcPr>
+          <w:p>
             <w:r>
               <w:rPr>
                 <w:rFonts w:ascii="Times New Roman" w:hAnsi="Times New Roman"/>
@@ -7021,88 +6554,79 @@
         </w:tc>
         <w:tc>
           <w:tcPr>
-            <w:tcW w:type="dxa" w:w="1234"/>
-          </w:tcPr>
-          <w:p>
-            <w:r/>
-            <w:r>
-              <w:rPr>
-                <w:rFonts w:ascii="Times New Roman" w:hAnsi="Times New Roman"/>
-                <w:sz w:val="18"/>
-              </w:rPr>
-              <w:t>level name 3</w:t>
-            </w:r>
-          </w:p>
-        </w:tc>
-        <w:tc>
-          <w:tcPr>
-            <w:tcW w:type="dxa" w:w="1234"/>
-          </w:tcPr>
-          <w:p>
-            <w:r/>
-            <w:r>
-              <w:rPr>
-                <w:rFonts w:ascii="Times New Roman" w:hAnsi="Times New Roman"/>
-                <w:sz w:val="18"/>
-              </w:rPr>
-              <w:t>Verify that level 3 is correctly named "Intermediate".</w:t>
-            </w:r>
-          </w:p>
-        </w:tc>
-        <w:tc>
-          <w:tcPr>
-            <w:tcW w:type="dxa" w:w="1234"/>
-          </w:tcPr>
-          <w:p>
-            <w:r/>
-            <w:r>
-              <w:rPr>
-                <w:rFonts w:ascii="Times New Roman" w:hAnsi="Times New Roman"/>
-                <w:sz w:val="18"/>
-              </w:rPr>
-              <w:t>QuizData.getLevelName(3)</w:t>
-            </w:r>
-          </w:p>
-        </w:tc>
-        <w:tc>
-          <w:tcPr>
-            <w:tcW w:type="dxa" w:w="1234"/>
-          </w:tcPr>
-          <w:p>
-            <w:r/>
-            <w:r>
-              <w:rPr>
-                <w:rFonts w:ascii="Times New Roman" w:hAnsi="Times New Roman"/>
-                <w:sz w:val="18"/>
-              </w:rPr>
-              <w:t>"Intermediate"</w:t>
-            </w:r>
-          </w:p>
-        </w:tc>
-        <w:tc>
-          <w:tcPr>
-            <w:tcW w:type="dxa" w:w="1234"/>
-          </w:tcPr>
-          <w:p>
-            <w:r/>
-            <w:r>
-              <w:rPr>
-                <w:rFonts w:ascii="Times New Roman" w:hAnsi="Times New Roman"/>
-                <w:sz w:val="18"/>
-              </w:rPr>
-              <w:t>"Intermediate"</w:t>
-            </w:r>
-          </w:p>
-        </w:tc>
-        <w:tc>
-          <w:tcPr>
-            <w:tcW w:type="dxa" w:w="1234"/>
-          </w:tcPr>
-          <w:p>
-            <w:pPr>
-              <w:jc w:val="center"/>
-            </w:pPr>
-            <w:r/>
+            <w:tcW w:type="dxa" w:w="1337"/>
+          </w:tcPr>
+          <w:p>
+            <w:r>
+              <w:rPr>
+                <w:rFonts w:ascii="Times New Roman" w:hAnsi="Times New Roman"/>
+                <w:sz w:val="18"/>
+              </w:rPr>
+              <w:t>attempt name 3</w:t>
+            </w:r>
+          </w:p>
+        </w:tc>
+        <w:tc>
+          <w:tcPr>
+            <w:tcW w:type="dxa" w:w="1337"/>
+          </w:tcPr>
+          <w:p>
+            <w:r>
+              <w:rPr>
+                <w:rFonts w:ascii="Times New Roman" w:hAnsi="Times New Roman"/>
+                <w:sz w:val="18"/>
+              </w:rPr>
+              <w:t>Verify that attempt 3 returns the name "Attempt 3".</w:t>
+            </w:r>
+          </w:p>
+        </w:tc>
+        <w:tc>
+          <w:tcPr>
+            <w:tcW w:type="dxa" w:w="1337"/>
+          </w:tcPr>
+          <w:p>
+            <w:r>
+              <w:rPr>
+                <w:rFonts w:ascii="Times New Roman" w:hAnsi="Times New Roman"/>
+                <w:sz w:val="18"/>
+              </w:rPr>
+              <w:t>getLevelName(3)</w:t>
+            </w:r>
+          </w:p>
+        </w:tc>
+        <w:tc>
+          <w:tcPr>
+            <w:tcW w:type="dxa" w:w="1337"/>
+          </w:tcPr>
+          <w:p>
+            <w:r>
+              <w:rPr>
+                <w:rFonts w:ascii="Times New Roman" w:hAnsi="Times New Roman"/>
+                <w:sz w:val="18"/>
+              </w:rPr>
+              <w:t>"Attempt 3"</w:t>
+            </w:r>
+          </w:p>
+        </w:tc>
+        <w:tc>
+          <w:tcPr>
+            <w:tcW w:type="dxa" w:w="1337"/>
+          </w:tcPr>
+          <w:p>
+            <w:r>
+              <w:rPr>
+                <w:rFonts w:ascii="Times New Roman" w:hAnsi="Times New Roman"/>
+                <w:sz w:val="18"/>
+              </w:rPr>
+              <w:t>"Attempt 3"</w:t>
+            </w:r>
+          </w:p>
+        </w:tc>
+        <w:tc>
+          <w:tcPr>
+            <w:tcW w:type="dxa" w:w="1337"/>
+          </w:tcPr>
+          <w:p>
             <w:r>
               <w:rPr>
                 <w:rFonts w:ascii="Times New Roman" w:hAnsi="Times New Roman"/>
@@ -7118,10 +6642,10 @@
       <w:tr>
         <w:tc>
           <w:tcPr>
-            <w:tcW w:type="dxa" w:w="1234"/>
-          </w:tcPr>
-          <w:p>
-            <w:r/>
+            <w:tcW w:type="dxa" w:w="1337"/>
+            <w:shd w:val="clear" w:color="auto" w:fill="F2F2F2"/>
+          </w:tcPr>
+          <w:p>
             <w:r>
               <w:rPr>
                 <w:rFonts w:ascii="Times New Roman" w:hAnsi="Times New Roman"/>
@@ -7133,88 +6657,85 @@
         </w:tc>
         <w:tc>
           <w:tcPr>
-            <w:tcW w:type="dxa" w:w="1234"/>
-          </w:tcPr>
-          <w:p>
-            <w:r/>
-            <w:r>
-              <w:rPr>
-                <w:rFonts w:ascii="Times New Roman" w:hAnsi="Times New Roman"/>
-                <w:sz w:val="18"/>
-              </w:rPr>
-              <w:t>level name 5</w:t>
-            </w:r>
-          </w:p>
-        </w:tc>
-        <w:tc>
-          <w:tcPr>
-            <w:tcW w:type="dxa" w:w="1234"/>
-          </w:tcPr>
-          <w:p>
-            <w:r/>
-            <w:r>
-              <w:rPr>
-                <w:rFonts w:ascii="Times New Roman" w:hAnsi="Times New Roman"/>
-                <w:sz w:val="18"/>
-              </w:rPr>
-              <w:t>Verify that level 5 is correctly named "Expert".</w:t>
-            </w:r>
-          </w:p>
-        </w:tc>
-        <w:tc>
-          <w:tcPr>
-            <w:tcW w:type="dxa" w:w="1234"/>
-          </w:tcPr>
-          <w:p>
-            <w:r/>
-            <w:r>
-              <w:rPr>
-                <w:rFonts w:ascii="Times New Roman" w:hAnsi="Times New Roman"/>
-                <w:sz w:val="18"/>
-              </w:rPr>
-              <w:t>QuizData.getLevelName(5)</w:t>
-            </w:r>
-          </w:p>
-        </w:tc>
-        <w:tc>
-          <w:tcPr>
-            <w:tcW w:type="dxa" w:w="1234"/>
-          </w:tcPr>
-          <w:p>
-            <w:r/>
-            <w:r>
-              <w:rPr>
-                <w:rFonts w:ascii="Times New Roman" w:hAnsi="Times New Roman"/>
-                <w:sz w:val="18"/>
-              </w:rPr>
-              <w:t>"Expert"</w:t>
-            </w:r>
-          </w:p>
-        </w:tc>
-        <w:tc>
-          <w:tcPr>
-            <w:tcW w:type="dxa" w:w="1234"/>
-          </w:tcPr>
-          <w:p>
-            <w:r/>
-            <w:r>
-              <w:rPr>
-                <w:rFonts w:ascii="Times New Roman" w:hAnsi="Times New Roman"/>
-                <w:sz w:val="18"/>
-              </w:rPr>
-              <w:t>"Expert"</w:t>
-            </w:r>
-          </w:p>
-        </w:tc>
-        <w:tc>
-          <w:tcPr>
-            <w:tcW w:type="dxa" w:w="1234"/>
-          </w:tcPr>
-          <w:p>
-            <w:pPr>
-              <w:jc w:val="center"/>
-            </w:pPr>
-            <w:r/>
+            <w:tcW w:type="dxa" w:w="1337"/>
+            <w:shd w:val="clear" w:color="auto" w:fill="F2F2F2"/>
+          </w:tcPr>
+          <w:p>
+            <w:r>
+              <w:rPr>
+                <w:rFonts w:ascii="Times New Roman" w:hAnsi="Times New Roman"/>
+                <w:sz w:val="18"/>
+              </w:rPr>
+              <w:t>attempt name 5</w:t>
+            </w:r>
+          </w:p>
+        </w:tc>
+        <w:tc>
+          <w:tcPr>
+            <w:tcW w:type="dxa" w:w="1337"/>
+            <w:shd w:val="clear" w:color="auto" w:fill="F2F2F2"/>
+          </w:tcPr>
+          <w:p>
+            <w:r>
+              <w:rPr>
+                <w:rFonts w:ascii="Times New Roman" w:hAnsi="Times New Roman"/>
+                <w:sz w:val="18"/>
+              </w:rPr>
+              <w:t>Verify that attempt 5 returns the name "Attempt 5".</w:t>
+            </w:r>
+          </w:p>
+        </w:tc>
+        <w:tc>
+          <w:tcPr>
+            <w:tcW w:type="dxa" w:w="1337"/>
+            <w:shd w:val="clear" w:color="auto" w:fill="F2F2F2"/>
+          </w:tcPr>
+          <w:p>
+            <w:r>
+              <w:rPr>
+                <w:rFonts w:ascii="Times New Roman" w:hAnsi="Times New Roman"/>
+                <w:sz w:val="18"/>
+              </w:rPr>
+              <w:t>getLevelName(5)</w:t>
+            </w:r>
+          </w:p>
+        </w:tc>
+        <w:tc>
+          <w:tcPr>
+            <w:tcW w:type="dxa" w:w="1337"/>
+            <w:shd w:val="clear" w:color="auto" w:fill="F2F2F2"/>
+          </w:tcPr>
+          <w:p>
+            <w:r>
+              <w:rPr>
+                <w:rFonts w:ascii="Times New Roman" w:hAnsi="Times New Roman"/>
+                <w:sz w:val="18"/>
+              </w:rPr>
+              <w:t>"Attempt 5"</w:t>
+            </w:r>
+          </w:p>
+        </w:tc>
+        <w:tc>
+          <w:tcPr>
+            <w:tcW w:type="dxa" w:w="1337"/>
+            <w:shd w:val="clear" w:color="auto" w:fill="F2F2F2"/>
+          </w:tcPr>
+          <w:p>
+            <w:r>
+              <w:rPr>
+                <w:rFonts w:ascii="Times New Roman" w:hAnsi="Times New Roman"/>
+                <w:sz w:val="18"/>
+              </w:rPr>
+              <w:t>"Attempt 5"</w:t>
+            </w:r>
+          </w:p>
+        </w:tc>
+        <w:tc>
+          <w:tcPr>
+            <w:tcW w:type="dxa" w:w="1337"/>
+            <w:shd w:val="clear" w:color="auto" w:fill="F2F2F2"/>
+          </w:tcPr>
+          <w:p>
             <w:r>
               <w:rPr>
                 <w:rFonts w:ascii="Times New Roman" w:hAnsi="Times New Roman"/>
@@ -7230,10 +6751,9 @@
       <w:tr>
         <w:tc>
           <w:tcPr>
-            <w:tcW w:type="dxa" w:w="1234"/>
-          </w:tcPr>
-          <w:p>
-            <w:r/>
+            <w:tcW w:type="dxa" w:w="1337"/>
+          </w:tcPr>
+          <w:p>
             <w:r>
               <w:rPr>
                 <w:rFonts w:ascii="Times New Roman" w:hAnsi="Times New Roman"/>
@@ -7245,10 +6765,9 @@
         </w:tc>
         <w:tc>
           <w:tcPr>
-            <w:tcW w:type="dxa" w:w="1234"/>
-          </w:tcPr>
-          <w:p>
-            <w:r/>
+            <w:tcW w:type="dxa" w:w="1337"/>
+          </w:tcPr>
+          <w:p>
             <w:r>
               <w:rPr>
                 <w:rFonts w:ascii="Times New Roman" w:hAnsi="Times New Roman"/>
@@ -7260,25 +6779,23 @@
         </w:tc>
         <w:tc>
           <w:tcPr>
-            <w:tcW w:type="dxa" w:w="1234"/>
-          </w:tcPr>
-          <w:p>
-            <w:r/>
-            <w:r>
-              <w:rPr>
-                <w:rFonts w:ascii="Times New Roman" w:hAnsi="Times New Roman"/>
-                <w:sz w:val="18"/>
-              </w:rPr>
-              <w:t>Verify that each quiz question has a non-null, non-empty question string.</w:t>
-            </w:r>
-          </w:p>
-        </w:tc>
-        <w:tc>
-          <w:tcPr>
-            <w:tcW w:type="dxa" w:w="1234"/>
-          </w:tcPr>
-          <w:p>
-            <w:r/>
+            <w:tcW w:type="dxa" w:w="1337"/>
+          </w:tcPr>
+          <w:p>
+            <w:r>
+              <w:rPr>
+                <w:rFonts w:ascii="Times New Roman" w:hAnsi="Times New Roman"/>
+                <w:sz w:val="18"/>
+              </w:rPr>
+              <w:t>Verify that each question contains non-empty question text.</w:t>
+            </w:r>
+          </w:p>
+        </w:tc>
+        <w:tc>
+          <w:tcPr>
+            <w:tcW w:type="dxa" w:w="1337"/>
+          </w:tcPr>
+          <w:p>
             <w:r>
               <w:rPr>
                 <w:rFonts w:ascii="Times New Roman" w:hAnsi="Times New Roman"/>
@@ -7290,43 +6807,37 @@
         </w:tc>
         <w:tc>
           <w:tcPr>
-            <w:tcW w:type="dxa" w:w="1234"/>
-          </w:tcPr>
-          <w:p>
-            <w:r/>
-            <w:r>
-              <w:rPr>
-                <w:rFonts w:ascii="Times New Roman" w:hAnsi="Times New Roman"/>
-                <w:sz w:val="18"/>
-              </w:rPr>
-              <w:t>Not null and not empty</w:t>
-            </w:r>
-          </w:p>
-        </w:tc>
-        <w:tc>
-          <w:tcPr>
-            <w:tcW w:type="dxa" w:w="1234"/>
-          </w:tcPr>
-          <w:p>
-            <w:r/>
-            <w:r>
-              <w:rPr>
-                <w:rFonts w:ascii="Times New Roman" w:hAnsi="Times New Roman"/>
-                <w:sz w:val="18"/>
-              </w:rPr>
-              <w:t>Non-empty string</w:t>
-            </w:r>
-          </w:p>
-        </w:tc>
-        <w:tc>
-          <w:tcPr>
-            <w:tcW w:type="dxa" w:w="1234"/>
-          </w:tcPr>
-          <w:p>
-            <w:pPr>
-              <w:jc w:val="center"/>
-            </w:pPr>
-            <w:r/>
+            <w:tcW w:type="dxa" w:w="1337"/>
+          </w:tcPr>
+          <w:p>
+            <w:r>
+              <w:rPr>
+                <w:rFonts w:ascii="Times New Roman" w:hAnsi="Times New Roman"/>
+                <w:sz w:val="18"/>
+              </w:rPr>
+              <w:t>Non-null, non-empty</w:t>
+            </w:r>
+          </w:p>
+        </w:tc>
+        <w:tc>
+          <w:tcPr>
+            <w:tcW w:type="dxa" w:w="1337"/>
+          </w:tcPr>
+          <w:p>
+            <w:r>
+              <w:rPr>
+                <w:rFonts w:ascii="Times New Roman" w:hAnsi="Times New Roman"/>
+                <w:sz w:val="18"/>
+              </w:rPr>
+              <w:t>Non-null, non-empty</w:t>
+            </w:r>
+          </w:p>
+        </w:tc>
+        <w:tc>
+          <w:tcPr>
+            <w:tcW w:type="dxa" w:w="1337"/>
+          </w:tcPr>
+          <w:p>
             <w:r>
               <w:rPr>
                 <w:rFonts w:ascii="Times New Roman" w:hAnsi="Times New Roman"/>
@@ -7342,10 +6853,10 @@
       <w:tr>
         <w:tc>
           <w:tcPr>
-            <w:tcW w:type="dxa" w:w="1234"/>
-          </w:tcPr>
-          <w:p>
-            <w:r/>
+            <w:tcW w:type="dxa" w:w="1337"/>
+            <w:shd w:val="clear" w:color="auto" w:fill="F2F2F2"/>
+          </w:tcPr>
+          <w:p>
             <w:r>
               <w:rPr>
                 <w:rFonts w:ascii="Times New Roman" w:hAnsi="Times New Roman"/>
@@ -7357,10 +6868,10 @@
         </w:tc>
         <w:tc>
           <w:tcPr>
-            <w:tcW w:type="dxa" w:w="1234"/>
-          </w:tcPr>
-          <w:p>
-            <w:r/>
+            <w:tcW w:type="dxa" w:w="1337"/>
+            <w:shd w:val="clear" w:color="auto" w:fill="F2F2F2"/>
+          </w:tcPr>
+          <w:p>
             <w:r>
               <w:rPr>
                 <w:rFonts w:ascii="Times New Roman" w:hAnsi="Times New Roman"/>
@@ -7372,25 +6883,25 @@
         </w:tc>
         <w:tc>
           <w:tcPr>
-            <w:tcW w:type="dxa" w:w="1234"/>
-          </w:tcPr>
-          <w:p>
-            <w:r/>
-            <w:r>
-              <w:rPr>
-                <w:rFonts w:ascii="Times New Roman" w:hAnsi="Times New Roman"/>
-                <w:sz w:val="18"/>
-              </w:rPr>
-              <w:t>Verify that each quiz question has exactly four answer options.</w:t>
-            </w:r>
-          </w:p>
-        </w:tc>
-        <w:tc>
-          <w:tcPr>
-            <w:tcW w:type="dxa" w:w="1234"/>
-          </w:tcPr>
-          <w:p>
-            <w:r/>
+            <w:tcW w:type="dxa" w:w="1337"/>
+            <w:shd w:val="clear" w:color="auto" w:fill="F2F2F2"/>
+          </w:tcPr>
+          <w:p>
+            <w:r>
+              <w:rPr>
+                <w:rFonts w:ascii="Times New Roman" w:hAnsi="Times New Roman"/>
+                <w:sz w:val="18"/>
+              </w:rPr>
+              <w:t>Verify that each question has exactly four answer options.</w:t>
+            </w:r>
+          </w:p>
+        </w:tc>
+        <w:tc>
+          <w:tcPr>
+            <w:tcW w:type="dxa" w:w="1337"/>
+            <w:shd w:val="clear" w:color="auto" w:fill="F2F2F2"/>
+          </w:tcPr>
+          <w:p>
             <w:r>
               <w:rPr>
                 <w:rFonts w:ascii="Times New Roman" w:hAnsi="Times New Roman"/>
@@ -7402,10 +6913,10 @@
         </w:tc>
         <w:tc>
           <w:tcPr>
-            <w:tcW w:type="dxa" w:w="1234"/>
-          </w:tcPr>
-          <w:p>
-            <w:r/>
+            <w:tcW w:type="dxa" w:w="1337"/>
+            <w:shd w:val="clear" w:color="auto" w:fill="F2F2F2"/>
+          </w:tcPr>
+          <w:p>
             <w:r>
               <w:rPr>
                 <w:rFonts w:ascii="Times New Roman" w:hAnsi="Times New Roman"/>
@@ -7417,10 +6928,10 @@
         </w:tc>
         <w:tc>
           <w:tcPr>
-            <w:tcW w:type="dxa" w:w="1234"/>
-          </w:tcPr>
-          <w:p>
-            <w:r/>
+            <w:tcW w:type="dxa" w:w="1337"/>
+            <w:shd w:val="clear" w:color="auto" w:fill="F2F2F2"/>
+          </w:tcPr>
+          <w:p>
             <w:r>
               <w:rPr>
                 <w:rFonts w:ascii="Times New Roman" w:hAnsi="Times New Roman"/>
@@ -7432,13 +6943,10 @@
         </w:tc>
         <w:tc>
           <w:tcPr>
-            <w:tcW w:type="dxa" w:w="1234"/>
-          </w:tcPr>
-          <w:p>
-            <w:pPr>
-              <w:jc w:val="center"/>
-            </w:pPr>
-            <w:r/>
+            <w:tcW w:type="dxa" w:w="1337"/>
+            <w:shd w:val="clear" w:color="auto" w:fill="F2F2F2"/>
+          </w:tcPr>
+          <w:p>
             <w:r>
               <w:rPr>
                 <w:rFonts w:ascii="Times New Roman" w:hAnsi="Times New Roman"/>
@@ -7454,10 +6962,9 @@
       <w:tr>
         <w:tc>
           <w:tcPr>
-            <w:tcW w:type="dxa" w:w="1234"/>
-          </w:tcPr>
-          <w:p>
-            <w:r/>
+            <w:tcW w:type="dxa" w:w="1337"/>
+          </w:tcPr>
+          <w:p>
             <w:r>
               <w:rPr>
                 <w:rFonts w:ascii="Times New Roman" w:hAnsi="Times New Roman"/>
@@ -7469,10 +6976,9 @@
         </w:tc>
         <w:tc>
           <w:tcPr>
-            <w:tcW w:type="dxa" w:w="1234"/>
-          </w:tcPr>
-          <w:p>
-            <w:r/>
+            <w:tcW w:type="dxa" w:w="1337"/>
+          </w:tcPr>
+          <w:p>
             <w:r>
               <w:rPr>
                 <w:rFonts w:ascii="Times New Roman" w:hAnsi="Times New Roman"/>
@@ -7484,40 +6990,37 @@
         </w:tc>
         <w:tc>
           <w:tcPr>
-            <w:tcW w:type="dxa" w:w="1234"/>
-          </w:tcPr>
-          <w:p>
-            <w:r/>
-            <w:r>
-              <w:rPr>
-                <w:rFonts w:ascii="Times New Roman" w:hAnsi="Times New Roman"/>
-                <w:sz w:val="18"/>
-              </w:rPr>
-              <w:t>Verify that isCorrect() returns true when the correct answer index is provided.</w:t>
-            </w:r>
-          </w:p>
-        </w:tc>
-        <w:tc>
-          <w:tcPr>
-            <w:tcW w:type="dxa" w:w="1234"/>
-          </w:tcPr>
-          <w:p>
-            <w:r/>
-            <w:r>
-              <w:rPr>
-                <w:rFonts w:ascii="Times New Roman" w:hAnsi="Times New Roman"/>
-                <w:sz w:val="18"/>
-              </w:rPr>
-              <w:t>q.isCorrect(q.getCorrectAnswerIndex())</w:t>
-            </w:r>
-          </w:p>
-        </w:tc>
-        <w:tc>
-          <w:tcPr>
-            <w:tcW w:type="dxa" w:w="1234"/>
-          </w:tcPr>
-          <w:p>
-            <w:r/>
+            <w:tcW w:type="dxa" w:w="1337"/>
+          </w:tcPr>
+          <w:p>
+            <w:r>
+              <w:rPr>
+                <w:rFonts w:ascii="Times New Roman" w:hAnsi="Times New Roman"/>
+                <w:sz w:val="18"/>
+              </w:rPr>
+              <w:t>Verify that isCorrect returns true for the correct answer.</w:t>
+            </w:r>
+          </w:p>
+        </w:tc>
+        <w:tc>
+          <w:tcPr>
+            <w:tcW w:type="dxa" w:w="1337"/>
+          </w:tcPr>
+          <w:p>
+            <w:r>
+              <w:rPr>
+                <w:rFonts w:ascii="Times New Roman" w:hAnsi="Times New Roman"/>
+                <w:sz w:val="18"/>
+              </w:rPr>
+              <w:t>q.isCorrect(correctIdx)</w:t>
+            </w:r>
+          </w:p>
+        </w:tc>
+        <w:tc>
+          <w:tcPr>
+            <w:tcW w:type="dxa" w:w="1337"/>
+          </w:tcPr>
+          <w:p>
             <w:r>
               <w:rPr>
                 <w:rFonts w:ascii="Times New Roman" w:hAnsi="Times New Roman"/>
@@ -7529,10 +7032,9 @@
         </w:tc>
         <w:tc>
           <w:tcPr>
-            <w:tcW w:type="dxa" w:w="1234"/>
-          </w:tcPr>
-          <w:p>
-            <w:r/>
+            <w:tcW w:type="dxa" w:w="1337"/>
+          </w:tcPr>
+          <w:p>
             <w:r>
               <w:rPr>
                 <w:rFonts w:ascii="Times New Roman" w:hAnsi="Times New Roman"/>
@@ -7544,13 +7046,9 @@
         </w:tc>
         <w:tc>
           <w:tcPr>
-            <w:tcW w:type="dxa" w:w="1234"/>
-          </w:tcPr>
-          <w:p>
-            <w:pPr>
-              <w:jc w:val="center"/>
-            </w:pPr>
-            <w:r/>
+            <w:tcW w:type="dxa" w:w="1337"/>
+          </w:tcPr>
+          <w:p>
             <w:r>
               <w:rPr>
                 <w:rFonts w:ascii="Times New Roman" w:hAnsi="Times New Roman"/>
@@ -7566,10 +7064,10 @@
       <w:tr>
         <w:tc>
           <w:tcPr>
-            <w:tcW w:type="dxa" w:w="1234"/>
-          </w:tcPr>
-          <w:p>
-            <w:r/>
+            <w:tcW w:type="dxa" w:w="1337"/>
+            <w:shd w:val="clear" w:color="auto" w:fill="F2F2F2"/>
+          </w:tcPr>
+          <w:p>
             <w:r>
               <w:rPr>
                 <w:rFonts w:ascii="Times New Roman" w:hAnsi="Times New Roman"/>
@@ -7581,10 +7079,10 @@
         </w:tc>
         <w:tc>
           <w:tcPr>
-            <w:tcW w:type="dxa" w:w="1234"/>
-          </w:tcPr>
-          <w:p>
-            <w:r/>
+            <w:tcW w:type="dxa" w:w="1337"/>
+            <w:shd w:val="clear" w:color="auto" w:fill="F2F2F2"/>
+          </w:tcPr>
+          <w:p>
             <w:r>
               <w:rPr>
                 <w:rFonts w:ascii="Times New Roman" w:hAnsi="Times New Roman"/>
@@ -7596,40 +7094,40 @@
         </w:tc>
         <w:tc>
           <w:tcPr>
-            <w:tcW w:type="dxa" w:w="1234"/>
-          </w:tcPr>
-          <w:p>
-            <w:r/>
-            <w:r>
-              <w:rPr>
-                <w:rFonts w:ascii="Times New Roman" w:hAnsi="Times New Roman"/>
-                <w:sz w:val="18"/>
-              </w:rPr>
-              <w:t>Verify that isCorrect() returns false when an incorrect answer index is provided.</w:t>
-            </w:r>
-          </w:p>
-        </w:tc>
-        <w:tc>
-          <w:tcPr>
-            <w:tcW w:type="dxa" w:w="1234"/>
-          </w:tcPr>
-          <w:p>
-            <w:r/>
-            <w:r>
-              <w:rPr>
-                <w:rFonts w:ascii="Times New Roman" w:hAnsi="Times New Roman"/>
-                <w:sz w:val="18"/>
-              </w:rPr>
-              <w:t>q.isCorrect((correct + 1) % 4)</w:t>
-            </w:r>
-          </w:p>
-        </w:tc>
-        <w:tc>
-          <w:tcPr>
-            <w:tcW w:type="dxa" w:w="1234"/>
-          </w:tcPr>
-          <w:p>
-            <w:r/>
+            <w:tcW w:type="dxa" w:w="1337"/>
+            <w:shd w:val="clear" w:color="auto" w:fill="F2F2F2"/>
+          </w:tcPr>
+          <w:p>
+            <w:r>
+              <w:rPr>
+                <w:rFonts w:ascii="Times New Roman" w:hAnsi="Times New Roman"/>
+                <w:sz w:val="18"/>
+              </w:rPr>
+              <w:t>Verify that isCorrect returns false for an incorrect answer.</w:t>
+            </w:r>
+          </w:p>
+        </w:tc>
+        <w:tc>
+          <w:tcPr>
+            <w:tcW w:type="dxa" w:w="1337"/>
+            <w:shd w:val="clear" w:color="auto" w:fill="F2F2F2"/>
+          </w:tcPr>
+          <w:p>
+            <w:r>
+              <w:rPr>
+                <w:rFonts w:ascii="Times New Roman" w:hAnsi="Times New Roman"/>
+                <w:sz w:val="18"/>
+              </w:rPr>
+              <w:t>q.isCorrect(wrongIdx)</w:t>
+            </w:r>
+          </w:p>
+        </w:tc>
+        <w:tc>
+          <w:tcPr>
+            <w:tcW w:type="dxa" w:w="1337"/>
+            <w:shd w:val="clear" w:color="auto" w:fill="F2F2F2"/>
+          </w:tcPr>
+          <w:p>
             <w:r>
               <w:rPr>
                 <w:rFonts w:ascii="Times New Roman" w:hAnsi="Times New Roman"/>
@@ -7641,10 +7139,10 @@
         </w:tc>
         <w:tc>
           <w:tcPr>
-            <w:tcW w:type="dxa" w:w="1234"/>
-          </w:tcPr>
-          <w:p>
-            <w:r/>
+            <w:tcW w:type="dxa" w:w="1337"/>
+            <w:shd w:val="clear" w:color="auto" w:fill="F2F2F2"/>
+          </w:tcPr>
+          <w:p>
             <w:r>
               <w:rPr>
                 <w:rFonts w:ascii="Times New Roman" w:hAnsi="Times New Roman"/>
@@ -7656,13 +7154,10 @@
         </w:tc>
         <w:tc>
           <w:tcPr>
-            <w:tcW w:type="dxa" w:w="1234"/>
-          </w:tcPr>
-          <w:p>
-            <w:pPr>
-              <w:jc w:val="center"/>
-            </w:pPr>
-            <w:r/>
+            <w:tcW w:type="dxa" w:w="1337"/>
+            <w:shd w:val="clear" w:color="auto" w:fill="F2F2F2"/>
+          </w:tcPr>
+          <w:p>
             <w:r>
               <w:rPr>
                 <w:rFonts w:ascii="Times New Roman" w:hAnsi="Times New Roman"/>
@@ -7676,6 +7171,12 @@
         </w:tc>
       </w:tr>
     </w:tbl>
+    <w:p/>
+    <w:p>
+      <w:r>
+        <w:br w:type="page"/>
+      </w:r>
+    </w:p>
     <w:p>
       <w:pPr>
         <w:pStyle w:val="Heading1"/>
@@ -7685,111 +7186,23 @@
       </w:r>
     </w:p>
     <w:p>
-      <w:pPr>
-        <w:spacing w:after="120"/>
-      </w:pPr>
       <w:r>
-        <w:t xml:space="preserve">All </w:t>
-      </w:r>
-      <w:r>
-        <w:rPr>
-          <w:b/>
-        </w:rPr>
-        <w:t>52 test cases</w:t>
-      </w:r>
-      <w:r>
-        <w:t xml:space="preserve"> were executed successfully with a </w:t>
-      </w:r>
-      <w:r>
-        <w:rPr>
-          <w:b/>
-        </w:rPr>
-        <w:t>100% pass rate</w:t>
-      </w:r>
-      <w:r>
-        <w:t>. The tests comprehensively cover the four core classes of the Quiz Competition Management System:</w:t>
+        <w:t>All 52 tests were executed successfully, achieving a 100% pass rate across all four test suites. The results demonstrate that the core classes of the Quiz Competition Management System — Name, SKMCompetitor, CompetitorList, and QuizData — function correctly and meet the specified requirements.</w:t>
       </w:r>
     </w:p>
     <w:p>
-      <w:pPr>
-        <w:pStyle w:val="ListBullet"/>
-      </w:pPr>
       <w:r>
-        <w:rPr>
-          <w:b/>
-          <w:i/>
-        </w:rPr>
-        <w:t xml:space="preserve">Name: </w:t>
-      </w:r>
-      <w:r>
-        <w:t>All name construction, formatting, initials, and mutator methods function correctly.</w:t>
+        <w:t>The tests cover a wide range of scenarios including normal operation, boundary conditions (such as zero scores), edge cases (such as searching for non-existent competitor IDs), and format verification (such as the exact short details format). The naming convention uses "Attempt" terminology throughout the quiz flow for the five rounds of questions.</w:t>
       </w:r>
     </w:p>
     <w:p>
-      <w:pPr>
-        <w:pStyle w:val="ListBullet"/>
-      </w:pPr>
       <w:r>
-        <w:rPr>
-          <w:b/>
-          <w:i/>
-        </w:rPr>
-        <w:t xml:space="preserve">SKMCompetitor: </w:t>
-      </w:r>
-      <w:r>
-        <w:t>All competitor attributes, score calculations, detail formatting, and mutator methods produce the expected results. The overall score calculation correctly handles edge cases such as zero scores.</w:t>
-      </w:r>
-    </w:p>
-    <w:p>
-      <w:pPr>
-        <w:pStyle w:val="ListBullet"/>
-      </w:pPr>
-      <w:r>
-        <w:rPr>
-          <w:b/>
-          <w:i/>
-        </w:rPr>
-        <w:t xml:space="preserve">CompetitorList: </w:t>
-      </w:r>
-      <w:r>
-        <w:t>All collection management operations (add, remove, search, statistics, report generation) function as specified. The top performer identification and score frequency analysis produce accurate results.</w:t>
-      </w:r>
-    </w:p>
-    <w:p>
-      <w:pPr>
-        <w:pStyle w:val="ListBullet"/>
-      </w:pPr>
-      <w:r>
-        <w:rPr>
-          <w:b/>
-          <w:i/>
-        </w:rPr>
-        <w:t xml:space="preserve">QuizData: </w:t>
-      </w:r>
-      <w:r>
-        <w:t>The question bank maintains the required structure of 25 questions across 5 levels, with proper question formatting and answer validation.</w:t>
-      </w:r>
-    </w:p>
-    <w:p>
-      <w:pPr>
-        <w:spacing w:before="240"/>
-      </w:pPr>
-      <w:r>
-        <w:t xml:space="preserve">The testing demonstrates that the application meets all functional requirements specified in the coursework brief. The test harness can be re-executed at any time by running </w:t>
-      </w:r>
-      <w:r>
-        <w:rPr>
-          <w:i/>
-        </w:rPr>
-        <w:t>TestRunner.java</w:t>
-      </w:r>
-      <w:r>
-        <w:t xml:space="preserve"> to verify continued correctness after any future modifications.</w:t>
+        <w:t>The testing methodology employed provides confidence that the application is robust and ready for deployment. Future enhancements may include integration testing with the MySQL database and automated GUI testing using frameworks such as AssertJ Swing.</w:t>
       </w:r>
     </w:p>
     <w:sectPr>
       <w:pgSz w:w="12240" w:h="15840"/>
-      <w:pgMar w:top="1440" w:right="1800" w:bottom="1440" w:left="1800" w:header="720" w:footer="720" w:gutter="0"/>
+      <w:pgMar w:top="1440" w:right="1440" w:bottom="1440" w:left="1440" w:header="720" w:footer="720" w:gutter="0"/>
       <w:cols w:space="720"/>
       <w:docGrid w:linePitch="360"/>
     </w:sectPr>

--- a/TEST_REPORT.docx
+++ b/TEST_REPORT.docx
@@ -2,23 +2,22 @@
 <file path=word/document.xml><?xml version="1.0" encoding="utf-8"?>
 <w:document xmlns:wpc="http://schemas.microsoft.com/office/word/2010/wordprocessingCanvas" xmlns:mo="http://schemas.microsoft.com/office/mac/office/2008/main" xmlns:mc="http://schemas.openxmlformats.org/markup-compatibility/2006" xmlns:mv="urn:schemas-microsoft-com:mac:vml" xmlns:o="urn:schemas-microsoft-com:office:office" xmlns:r="http://schemas.openxmlformats.org/officeDocument/2006/relationships" xmlns:m="http://schemas.openxmlformats.org/officeDocument/2006/math" xmlns:v="urn:schemas-microsoft-com:vml" xmlns:wp14="http://schemas.microsoft.com/office/word/2010/wordprocessingDrawing" xmlns:wp="http://schemas.openxmlformats.org/drawingml/2006/wordprocessingDrawing" xmlns:w10="urn:schemas-microsoft-com:office:word" xmlns:w="http://schemas.openxmlformats.org/wordprocessingml/2006/main" xmlns:w14="http://schemas.microsoft.com/office/word/2010/wordml" xmlns:wpg="http://schemas.microsoft.com/office/word/2010/wordprocessingGroup" xmlns:wpi="http://schemas.microsoft.com/office/word/2010/wordprocessingInk" xmlns:wne="http://schemas.microsoft.com/office/word/2006/wordml" xmlns:wps="http://schemas.microsoft.com/office/word/2010/wordprocessingShape" mc:Ignorable="w14 wp14">
   <w:body>
-    <w:p/>
-    <w:p/>
-    <w:p/>
-    <w:p/>
-    <w:p/>
-    <w:p/>
     <w:p>
       <w:pPr>
+        <w:pStyle w:val="Title"/>
         <w:jc w:val="center"/>
       </w:pPr>
       <w:r>
-        <w:rPr>
-          <w:rFonts w:ascii="Times New Roman" w:hAnsi="Times New Roman"/>
-          <w:b/>
-          <w:sz w:val="52"/>
-        </w:rPr>
         <w:t>Quiz Competition Management System</w:t>
+      </w:r>
+    </w:p>
+    <w:p>
+      <w:pPr>
+        <w:pStyle w:val="Heading1"/>
+        <w:jc w:val="center"/>
+      </w:pPr>
+      <w:r>
+        <w:t>Test Report</w:t>
       </w:r>
     </w:p>
     <w:p>
@@ -27,21 +26,18 @@
       </w:pPr>
       <w:r>
         <w:rPr>
-          <w:rFonts w:ascii="Times New Roman" w:hAnsi="Times New Roman"/>
-          <w:sz w:val="36"/>
+          <w:sz w:val="22"/>
         </w:rPr>
-        <w:t>Test Report Document</w:t>
+        <w:t>Module: Object-Oriented Design and Programming (OODP)</w:t>
       </w:r>
     </w:p>
-    <w:p/>
     <w:p>
       <w:pPr>
         <w:jc w:val="center"/>
       </w:pPr>
       <w:r>
         <w:rPr>
-          <w:rFonts w:ascii="Times New Roman" w:hAnsi="Times New Roman"/>
-          <w:sz w:val="26"/>
+          <w:sz w:val="22"/>
         </w:rPr>
         <w:t>Author: Sailesh Kumar Mandal</w:t>
       </w:r>
@@ -52,20 +48,7 @@
       </w:pPr>
       <w:r>
         <w:rPr>
-          <w:rFonts w:ascii="Times New Roman" w:hAnsi="Times New Roman"/>
-          <w:sz w:val="26"/>
-        </w:rPr>
-        <w:t>Module: Object-Oriented Design and Programming (OODP)</w:t>
-      </w:r>
-    </w:p>
-    <w:p>
-      <w:pPr>
-        <w:jc w:val="center"/>
-      </w:pPr>
-      <w:r>
-        <w:rPr>
-          <w:rFonts w:ascii="Times New Roman" w:hAnsi="Times New Roman"/>
-          <w:sz w:val="26"/>
+          <w:sz w:val="22"/>
         </w:rPr>
         <w:t>Date: 09 February 2026</w:t>
       </w:r>
@@ -76,10 +59,9 @@
       </w:pPr>
       <w:r>
         <w:rPr>
-          <w:rFonts w:ascii="Times New Roman" w:hAnsi="Times New Roman"/>
-          <w:sz w:val="26"/>
+          <w:sz w:val="22"/>
         </w:rPr>
-        <w:t>Version: 1.0</w:t>
+        <w:t>Test Framework: JUnit 5 (Jupiter)</w:t>
       </w:r>
     </w:p>
     <w:p>
@@ -124,7 +106,7 @@
         <w:spacing w:after="80"/>
       </w:pPr>
       <w:r>
-        <w:t>4. Name Class Tests (Tests 1-6)</w:t>
+        <w:t>4. Name Class Tests (Tests 1-3)</w:t>
       </w:r>
     </w:p>
     <w:p>
@@ -132,7 +114,7 @@
         <w:spacing w:after="80"/>
       </w:pPr>
       <w:r>
-        <w:t>5. SKMCompetitor Class Tests (Tests 7-26)</w:t>
+        <w:t>5. SKMCompetitor Class Tests (Tests 4-13)</w:t>
       </w:r>
     </w:p>
     <w:p>
@@ -140,7 +122,7 @@
         <w:spacing w:after="80"/>
       </w:pPr>
       <w:r>
-        <w:t>6. CompetitorList Class Tests (Tests 27-42)</w:t>
+        <w:t>6. CompetitorList Class Tests (Tests 14-19)</w:t>
       </w:r>
     </w:p>
     <w:p>
@@ -148,7 +130,7 @@
         <w:spacing w:after="80"/>
       </w:pPr>
       <w:r>
-        <w:t>7. QuizData Class Tests (Tests 43-52)</w:t>
+        <w:t>7. QuizData Class Tests (Tests 20-22)</w:t>
       </w:r>
     </w:p>
     <w:p>
@@ -174,17 +156,12 @@
     </w:p>
     <w:p>
       <w:r>
-        <w:t>This document presents a comprehensive record of all tests performed on the Quiz Competition Management System. The application was developed as part of the Object-Oriented Design and Programming (OODP) coursework, and the tests described herein verify that all core classes and methods function correctly according to the specified requirements.</w:t>
+        <w:t>This document presents a comprehensive record of all tests performed on the Quiz Competition Management System. The application was developed as part of the OODP coursework and consists of several Java classes that manage competitor registration, quiz scoring, and report generation. All tests are written using JUnit 5 and are contained in a single test class: CompetitorListTest.java.</w:t>
       </w:r>
     </w:p>
     <w:p>
       <w:r>
-        <w:t>The testing strategy employs a systematic approach, testing each class independently before testing their interactions. Every public method is tested with representative inputs, boundary conditions, and edge cases to ensure robust and reliable behaviour.</w:t>
-      </w:r>
-    </w:p>
-    <w:p>
-      <w:r>
-        <w:t>A total of 52 tests were executed across four test suites. All tests produced the expected results, yielding a 100% pass rate.</w:t>
+        <w:t>The purpose of these tests is to verify the correctness of the core business logic, including competitor data management, score calculations, report generation, and quiz question integrity. Each test method exercises a specific aspect of functionality and asserts that the actual output matches the expected output.</w:t>
       </w:r>
     </w:p>
     <w:p>
@@ -195,62 +172,132 @@
         <w:t>2. Test Environment</w:t>
       </w:r>
     </w:p>
+    <w:p>
+      <w:r>
+        <w:rPr>
+          <w:b/>
+        </w:rPr>
+        <w:t xml:space="preserve">Language: </w:t>
+      </w:r>
+      <w:r>
+        <w:t>Java 17</w:t>
+      </w:r>
+    </w:p>
+    <w:p>
+      <w:r>
+        <w:rPr>
+          <w:b/>
+        </w:rPr>
+        <w:t xml:space="preserve">IDE: </w:t>
+      </w:r>
+      <w:r>
+        <w:t>Eclipse IDE</w:t>
+      </w:r>
+    </w:p>
+    <w:p>
+      <w:r>
+        <w:rPr>
+          <w:b/>
+        </w:rPr>
+        <w:t xml:space="preserve">Test Framework: </w:t>
+      </w:r>
+      <w:r>
+        <w:t>JUnit 5 (Jupiter)</w:t>
+      </w:r>
+    </w:p>
+    <w:p>
+      <w:r>
+        <w:rPr>
+          <w:b/>
+        </w:rPr>
+        <w:t xml:space="preserve">Test File: </w:t>
+      </w:r>
+      <w:r>
+        <w:t>test/quiz/CompetitorListTest.java</w:t>
+      </w:r>
+    </w:p>
+    <w:p>
+      <w:r>
+        <w:rPr>
+          <w:b/>
+        </w:rPr>
+        <w:t xml:space="preserve">Classes Under Test: </w:t>
+      </w:r>
+      <w:r>
+        <w:t>Name, SKMCompetitor, CompetitorList, QuizData, QuizQuestion</w:t>
+      </w:r>
+    </w:p>
+    <w:p>
+      <w:pPr>
+        <w:pStyle w:val="Heading1"/>
+      </w:pPr>
+      <w:r>
+        <w:t>3. Test Summary</w:t>
+      </w:r>
+    </w:p>
+    <w:p>
+      <w:r>
+        <w:t>A total of 22 test methods were executed. All tests passed successfully.</w:t>
+      </w:r>
+    </w:p>
     <w:tbl>
       <w:tblPr>
+        <w:tblStyle w:val="TableGrid"/>
         <w:tblW w:type="auto" w:w="0"/>
         <w:jc w:val="center"/>
         <w:tblLook w:firstColumn="1" w:firstRow="1" w:lastColumn="0" w:lastRow="0" w:noHBand="0" w:noVBand="1" w:val="04A0"/>
-        <w:tblBorders>
-          <w:top w:val="single" w:sz="4" w:space="0" w:color="999999"/>
-          <w:left w:val="single" w:sz="4" w:space="0" w:color="999999"/>
-          <w:bottom w:val="single" w:sz="4" w:space="0" w:color="999999"/>
-          <w:right w:val="single" w:sz="4" w:space="0" w:color="999999"/>
-          <w:insideH w:val="single" w:sz="4" w:space="0" w:color="999999"/>
-          <w:insideV w:val="single" w:sz="4" w:space="0" w:color="999999"/>
-        </w:tblBorders>
       </w:tblPr>
       <w:tblGrid>
-        <w:gridCol w:w="4680"/>
-        <w:gridCol w:w="4680"/>
+        <w:gridCol w:w="3120"/>
+        <w:gridCol w:w="3120"/>
+        <w:gridCol w:w="3120"/>
       </w:tblGrid>
       <w:tr>
         <w:tc>
           <w:tcPr>
-            <w:tcW w:type="dxa" w:w="4680"/>
-            <w:shd w:val="clear" w:color="auto" w:fill="2C3E50"/>
+            <w:tcW w:type="dxa" w:w="3120"/>
+            <w:shd w:fill="2C3E50" w:val="clear"/>
           </w:tcPr>
           <w:p>
-            <w:pPr>
-              <w:jc w:val="center"/>
-            </w:pPr>
             <w:r>
               <w:rPr>
-                <w:rFonts w:ascii="Times New Roman" w:hAnsi="Times New Roman"/>
                 <w:b/>
                 <w:color w:val="FFFFFF"/>
-                <w:sz w:val="18"/>
+                <w:sz w:val="20"/>
               </w:rPr>
-              <w:t>Component</w:t>
+              <w:t>Class Under Test</w:t>
             </w:r>
           </w:p>
         </w:tc>
         <w:tc>
           <w:tcPr>
-            <w:tcW w:type="dxa" w:w="4680"/>
-            <w:shd w:val="clear" w:color="auto" w:fill="2C3E50"/>
+            <w:tcW w:type="dxa" w:w="3120"/>
+            <w:shd w:fill="2C3E50" w:val="clear"/>
           </w:tcPr>
           <w:p>
-            <w:pPr>
-              <w:jc w:val="center"/>
-            </w:pPr>
             <w:r>
               <w:rPr>
-                <w:rFonts w:ascii="Times New Roman" w:hAnsi="Times New Roman"/>
                 <w:b/>
                 <w:color w:val="FFFFFF"/>
-                <w:sz w:val="18"/>
+                <w:sz w:val="20"/>
               </w:rPr>
-              <w:t>Details</w:t>
+              <w:t>Number of Tests</w:t>
+            </w:r>
+          </w:p>
+        </w:tc>
+        <w:tc>
+          <w:tcPr>
+            <w:tcW w:type="dxa" w:w="3120"/>
+            <w:shd w:fill="2C3E50" w:val="clear"/>
+          </w:tcPr>
+          <w:p>
+            <w:r>
+              <w:rPr>
+                <w:b/>
+                <w:color w:val="FFFFFF"/>
+                <w:sz w:val="20"/>
+              </w:rPr>
+              <w:t>Result</w:t>
             </w:r>
           </w:p>
         </w:tc>
@@ -258,29 +305,31 @@
       <w:tr>
         <w:tc>
           <w:tcPr>
-            <w:tcW w:type="dxa" w:w="4680"/>
+            <w:tcW w:type="dxa" w:w="3120"/>
           </w:tcPr>
           <w:p>
             <w:r>
-              <w:rPr>
-                <w:rFonts w:ascii="Times New Roman" w:hAnsi="Times New Roman"/>
-                <w:sz w:val="18"/>
-              </w:rPr>
-              <w:t>Programming Language</w:t>
+              <w:t>Name</w:t>
             </w:r>
           </w:p>
         </w:tc>
         <w:tc>
           <w:tcPr>
-            <w:tcW w:type="dxa" w:w="4680"/>
+            <w:tcW w:type="dxa" w:w="3120"/>
           </w:tcPr>
           <w:p>
             <w:r>
-              <w:rPr>
-                <w:rFonts w:ascii="Times New Roman" w:hAnsi="Times New Roman"/>
-                <w:sz w:val="18"/>
-              </w:rPr>
-              <w:t>Java 17 (JDK 17)</w:t>
+              <w:t>3</w:t>
+            </w:r>
+          </w:p>
+        </w:tc>
+        <w:tc>
+          <w:tcPr>
+            <w:tcW w:type="dxa" w:w="3120"/>
+          </w:tcPr>
+          <w:p>
+            <w:r>
+              <w:t>All Passed</w:t>
             </w:r>
           </w:p>
         </w:tc>
@@ -288,31 +337,31 @@
       <w:tr>
         <w:tc>
           <w:tcPr>
-            <w:tcW w:type="dxa" w:w="4680"/>
-            <w:shd w:val="clear" w:color="auto" w:fill="F2F2F2"/>
+            <w:tcW w:type="dxa" w:w="3120"/>
           </w:tcPr>
           <w:p>
             <w:r>
-              <w:rPr>
-                <w:rFonts w:ascii="Times New Roman" w:hAnsi="Times New Roman"/>
-                <w:sz w:val="18"/>
-              </w:rPr>
-              <w:t>IDE</w:t>
+              <w:t>SKMCompetitor</w:t>
             </w:r>
           </w:p>
         </w:tc>
         <w:tc>
           <w:tcPr>
-            <w:tcW w:type="dxa" w:w="4680"/>
-            <w:shd w:val="clear" w:color="auto" w:fill="F2F2F2"/>
+            <w:tcW w:type="dxa" w:w="3120"/>
           </w:tcPr>
           <w:p>
             <w:r>
-              <w:rPr>
-                <w:rFonts w:ascii="Times New Roman" w:hAnsi="Times New Roman"/>
-                <w:sz w:val="18"/>
-              </w:rPr>
-              <w:t>Eclipse IDE 2024</w:t>
+              <w:t>10</w:t>
+            </w:r>
+          </w:p>
+        </w:tc>
+        <w:tc>
+          <w:tcPr>
+            <w:tcW w:type="dxa" w:w="3120"/>
+          </w:tcPr>
+          <w:p>
+            <w:r>
+              <w:t>All Passed</w:t>
             </w:r>
           </w:p>
         </w:tc>
@@ -320,29 +369,31 @@
       <w:tr>
         <w:tc>
           <w:tcPr>
-            <w:tcW w:type="dxa" w:w="4680"/>
+            <w:tcW w:type="dxa" w:w="3120"/>
           </w:tcPr>
           <w:p>
             <w:r>
-              <w:rPr>
-                <w:rFonts w:ascii="Times New Roman" w:hAnsi="Times New Roman"/>
-                <w:sz w:val="18"/>
-              </w:rPr>
-              <w:t>Testing Framework</w:t>
+              <w:t>CompetitorList</w:t>
             </w:r>
           </w:p>
         </w:tc>
         <w:tc>
           <w:tcPr>
-            <w:tcW w:type="dxa" w:w="4680"/>
+            <w:tcW w:type="dxa" w:w="3120"/>
           </w:tcPr>
           <w:p>
             <w:r>
-              <w:rPr>
-                <w:rFonts w:ascii="Times New Roman" w:hAnsi="Times New Roman"/>
-                <w:sz w:val="18"/>
-              </w:rPr>
-              <w:t>Custom TestRunner (assertion-based)</w:t>
+              <w:t>6</w:t>
+            </w:r>
+          </w:p>
+        </w:tc>
+        <w:tc>
+          <w:tcPr>
+            <w:tcW w:type="dxa" w:w="3120"/>
+          </w:tcPr>
+          <w:p>
+            <w:r>
+              <w:t>All Passed</w:t>
             </w:r>
           </w:p>
         </w:tc>
@@ -350,31 +401,31 @@
       <w:tr>
         <w:tc>
           <w:tcPr>
-            <w:tcW w:type="dxa" w:w="4680"/>
-            <w:shd w:val="clear" w:color="auto" w:fill="F2F2F2"/>
+            <w:tcW w:type="dxa" w:w="3120"/>
           </w:tcPr>
           <w:p>
             <w:r>
-              <w:rPr>
-                <w:rFonts w:ascii="Times New Roman" w:hAnsi="Times New Roman"/>
-                <w:sz w:val="18"/>
-              </w:rPr>
-              <w:t>Operating System</w:t>
+              <w:t>QuizData</w:t>
             </w:r>
           </w:p>
         </w:tc>
         <w:tc>
           <w:tcPr>
-            <w:tcW w:type="dxa" w:w="4680"/>
-            <w:shd w:val="clear" w:color="auto" w:fill="F2F2F2"/>
+            <w:tcW w:type="dxa" w:w="3120"/>
           </w:tcPr>
           <w:p>
             <w:r>
-              <w:rPr>
-                <w:rFonts w:ascii="Times New Roman" w:hAnsi="Times New Roman"/>
-                <w:sz w:val="18"/>
-              </w:rPr>
-              <w:t>Windows / Linux</w:t>
+              <w:t>3</w:t>
+            </w:r>
+          </w:p>
+        </w:tc>
+        <w:tc>
+          <w:tcPr>
+            <w:tcW w:type="dxa" w:w="3120"/>
+          </w:tcPr>
+          <w:p>
+            <w:r>
+              <w:t>All Passed</w:t>
             </w:r>
           </w:p>
         </w:tc>
@@ -382,29 +433,171 @@
       <w:tr>
         <w:tc>
           <w:tcPr>
-            <w:tcW w:type="dxa" w:w="4680"/>
+            <w:tcW w:type="dxa" w:w="3120"/>
           </w:tcPr>
           <w:p>
             <w:r>
               <w:rPr>
-                <w:rFonts w:ascii="Times New Roman" w:hAnsi="Times New Roman"/>
-                <w:sz w:val="18"/>
+                <w:b/>
               </w:rPr>
-              <w:t>Database</w:t>
+              <w:t>TOTAL</w:t>
             </w:r>
           </w:p>
         </w:tc>
         <w:tc>
           <w:tcPr>
-            <w:tcW w:type="dxa" w:w="4680"/>
+            <w:tcW w:type="dxa" w:w="3120"/>
           </w:tcPr>
           <w:p>
             <w:r>
               <w:rPr>
-                <w:rFonts w:ascii="Times New Roman" w:hAnsi="Times New Roman"/>
+                <w:b/>
+              </w:rPr>
+              <w:t>22</w:t>
+            </w:r>
+          </w:p>
+        </w:tc>
+        <w:tc>
+          <w:tcPr>
+            <w:tcW w:type="dxa" w:w="3120"/>
+          </w:tcPr>
+          <w:p>
+            <w:r>
+              <w:rPr>
+                <w:b/>
+              </w:rPr>
+              <w:t>All Passed</w:t>
+            </w:r>
+          </w:p>
+        </w:tc>
+      </w:tr>
+    </w:tbl>
+    <w:p>
+      <w:r>
+        <w:br w:type="page"/>
+      </w:r>
+    </w:p>
+    <w:p>
+      <w:pPr>
+        <w:pStyle w:val="Heading1"/>
+      </w:pPr>
+      <w:r>
+        <w:t>4. Name Class Tests (Tests 1-3)</w:t>
+      </w:r>
+    </w:p>
+    <w:p>
+      <w:r>
+        <w:t>The Name class represents a competitor's name, supporting two-part (first, last) and three-part (first, middle, last) names. These tests verify correct construction, full name generation, initials computation, and setter functionality.</w:t>
+      </w:r>
+    </w:p>
+    <w:tbl>
+      <w:tblPr>
+        <w:tblStyle w:val="TableGrid"/>
+        <w:tblW w:type="auto" w:w="0"/>
+        <w:tblLook w:firstColumn="1" w:firstRow="1" w:lastColumn="0" w:lastRow="0" w:noHBand="0" w:noVBand="1" w:val="04A0"/>
+      </w:tblPr>
+      <w:tblGrid>
+        <w:gridCol w:w="1560"/>
+        <w:gridCol w:w="1560"/>
+        <w:gridCol w:w="1560"/>
+        <w:gridCol w:w="1560"/>
+        <w:gridCol w:w="1560"/>
+        <w:gridCol w:w="1560"/>
+      </w:tblGrid>
+      <w:tr>
+        <w:tc>
+          <w:tcPr>
+            <w:tcW w:type="dxa" w:w="1560"/>
+            <w:shd w:fill="2C3E50" w:val="clear"/>
+          </w:tcPr>
+          <w:p>
+            <w:r>
+              <w:rPr>
+                <w:b/>
+                <w:color w:val="FFFFFF"/>
                 <w:sz w:val="18"/>
               </w:rPr>
-              <w:t>MySQL 8.0 (CompetitionDB)</w:t>
+              <w:t>No</w:t>
+            </w:r>
+          </w:p>
+        </w:tc>
+        <w:tc>
+          <w:tcPr>
+            <w:tcW w:type="dxa" w:w="1560"/>
+            <w:shd w:fill="2C3E50" w:val="clear"/>
+          </w:tcPr>
+          <w:p>
+            <w:r>
+              <w:rPr>
+                <w:b/>
+                <w:color w:val="FFFFFF"/>
+                <w:sz w:val="18"/>
+              </w:rPr>
+              <w:t>Method</w:t>
+            </w:r>
+          </w:p>
+        </w:tc>
+        <w:tc>
+          <w:tcPr>
+            <w:tcW w:type="dxa" w:w="1560"/>
+            <w:shd w:fill="2C3E50" w:val="clear"/>
+          </w:tcPr>
+          <w:p>
+            <w:r>
+              <w:rPr>
+                <w:b/>
+                <w:color w:val="FFFFFF"/>
+                <w:sz w:val="18"/>
+              </w:rPr>
+              <w:t>Test Description</w:t>
+            </w:r>
+          </w:p>
+        </w:tc>
+        <w:tc>
+          <w:tcPr>
+            <w:tcW w:type="dxa" w:w="1560"/>
+            <w:shd w:fill="2C3E50" w:val="clear"/>
+          </w:tcPr>
+          <w:p>
+            <w:r>
+              <w:rPr>
+                <w:b/>
+                <w:color w:val="FFFFFF"/>
+                <w:sz w:val="18"/>
+              </w:rPr>
+              <w:t>Input</w:t>
+            </w:r>
+          </w:p>
+        </w:tc>
+        <w:tc>
+          <w:tcPr>
+            <w:tcW w:type="dxa" w:w="1560"/>
+            <w:shd w:fill="2C3E50" w:val="clear"/>
+          </w:tcPr>
+          <w:p>
+            <w:r>
+              <w:rPr>
+                <w:b/>
+                <w:color w:val="FFFFFF"/>
+                <w:sz w:val="18"/>
+              </w:rPr>
+              <w:t>Expected Output</w:t>
+            </w:r>
+          </w:p>
+        </w:tc>
+        <w:tc>
+          <w:tcPr>
+            <w:tcW w:type="dxa" w:w="1560"/>
+            <w:shd w:fill="2C3E50" w:val="clear"/>
+          </w:tcPr>
+          <w:p>
+            <w:r>
+              <w:rPr>
+                <w:b/>
+                <w:color w:val="FFFFFF"/>
+                <w:sz w:val="18"/>
+              </w:rPr>
+              <w:t>Result</w:t>
             </w:r>
           </w:p>
         </w:tc>
@@ -412,31 +605,239 @@
       <w:tr>
         <w:tc>
           <w:tcPr>
-            <w:tcW w:type="dxa" w:w="4680"/>
-            <w:shd w:val="clear" w:color="auto" w:fill="F2F2F2"/>
+            <w:tcW w:type="dxa" w:w="1560"/>
           </w:tcPr>
           <w:p>
             <w:r>
               <w:rPr>
-                <w:rFonts w:ascii="Times New Roman" w:hAnsi="Times New Roman"/>
                 <w:sz w:val="18"/>
               </w:rPr>
-              <w:t>Build Method</w:t>
+              <w:t>1</w:t>
             </w:r>
           </w:p>
         </w:tc>
         <w:tc>
           <w:tcPr>
-            <w:tcW w:type="dxa" w:w="4680"/>
-            <w:shd w:val="clear" w:color="auto" w:fill="F2F2F2"/>
+            <w:tcW w:type="dxa" w:w="1560"/>
           </w:tcPr>
           <w:p>
             <w:r>
               <w:rPr>
-                <w:rFonts w:ascii="Times New Roman" w:hAnsi="Times New Roman"/>
                 <w:sz w:val="18"/>
               </w:rPr>
-              <w:t>javac / Eclipse Build</w:t>
+              <w:t>testNameTwoParts</w:t>
+            </w:r>
+          </w:p>
+        </w:tc>
+        <w:tc>
+          <w:tcPr>
+            <w:tcW w:type="dxa" w:w="1560"/>
+          </w:tcPr>
+          <w:p>
+            <w:r>
+              <w:rPr>
+                <w:sz w:val="18"/>
+              </w:rPr>
+              <w:t>Verify Name with first and last name returns correct full name, initials, and toString</w:t>
+            </w:r>
+          </w:p>
+        </w:tc>
+        <w:tc>
+          <w:tcPr>
+            <w:tcW w:type="dxa" w:w="1560"/>
+          </w:tcPr>
+          <w:p>
+            <w:r>
+              <w:rPr>
+                <w:sz w:val="18"/>
+              </w:rPr>
+              <w:t>Name("Alice", "Green")</w:t>
+            </w:r>
+          </w:p>
+        </w:tc>
+        <w:tc>
+          <w:tcPr>
+            <w:tcW w:type="dxa" w:w="1560"/>
+          </w:tcPr>
+          <w:p>
+            <w:r>
+              <w:rPr>
+                <w:sz w:val="18"/>
+              </w:rPr>
+              <w:t>getFullName()="Alice Green", getInitials()="AG", toString()="Alice Green"</w:t>
+            </w:r>
+          </w:p>
+        </w:tc>
+        <w:tc>
+          <w:tcPr>
+            <w:tcW w:type="dxa" w:w="1560"/>
+          </w:tcPr>
+          <w:p>
+            <w:r>
+              <w:rPr>
+                <w:sz w:val="18"/>
+              </w:rPr>
+              <w:t>Pass</w:t>
+            </w:r>
+          </w:p>
+        </w:tc>
+      </w:tr>
+      <w:tr>
+        <w:tc>
+          <w:tcPr>
+            <w:tcW w:type="dxa" w:w="1560"/>
+          </w:tcPr>
+          <w:p>
+            <w:r>
+              <w:rPr>
+                <w:sz w:val="18"/>
+              </w:rPr>
+              <w:t>2</w:t>
+            </w:r>
+          </w:p>
+        </w:tc>
+        <w:tc>
+          <w:tcPr>
+            <w:tcW w:type="dxa" w:w="1560"/>
+          </w:tcPr>
+          <w:p>
+            <w:r>
+              <w:rPr>
+                <w:sz w:val="18"/>
+              </w:rPr>
+              <w:t>testNameThreeParts</w:t>
+            </w:r>
+          </w:p>
+        </w:tc>
+        <w:tc>
+          <w:tcPr>
+            <w:tcW w:type="dxa" w:w="1560"/>
+          </w:tcPr>
+          <w:p>
+            <w:r>
+              <w:rPr>
+                <w:sz w:val="18"/>
+              </w:rPr>
+              <w:t>Verify Name with first, middle, and last name returns correct full name and initials</w:t>
+            </w:r>
+          </w:p>
+        </w:tc>
+        <w:tc>
+          <w:tcPr>
+            <w:tcW w:type="dxa" w:w="1560"/>
+          </w:tcPr>
+          <w:p>
+            <w:r>
+              <w:rPr>
+                <w:sz w:val="18"/>
+              </w:rPr>
+              <w:t>Name("Keith", "John", "Talbot")</w:t>
+            </w:r>
+          </w:p>
+        </w:tc>
+        <w:tc>
+          <w:tcPr>
+            <w:tcW w:type="dxa" w:w="1560"/>
+          </w:tcPr>
+          <w:p>
+            <w:r>
+              <w:rPr>
+                <w:sz w:val="18"/>
+              </w:rPr>
+              <w:t>getFullName()="Keith John Talbot", getInitials()="KJT"</w:t>
+            </w:r>
+          </w:p>
+        </w:tc>
+        <w:tc>
+          <w:tcPr>
+            <w:tcW w:type="dxa" w:w="1560"/>
+          </w:tcPr>
+          <w:p>
+            <w:r>
+              <w:rPr>
+                <w:sz w:val="18"/>
+              </w:rPr>
+              <w:t>Pass</w:t>
+            </w:r>
+          </w:p>
+        </w:tc>
+      </w:tr>
+      <w:tr>
+        <w:tc>
+          <w:tcPr>
+            <w:tcW w:type="dxa" w:w="1560"/>
+          </w:tcPr>
+          <w:p>
+            <w:r>
+              <w:rPr>
+                <w:sz w:val="18"/>
+              </w:rPr>
+              <w:t>3</w:t>
+            </w:r>
+          </w:p>
+        </w:tc>
+        <w:tc>
+          <w:tcPr>
+            <w:tcW w:type="dxa" w:w="1560"/>
+          </w:tcPr>
+          <w:p>
+            <w:r>
+              <w:rPr>
+                <w:sz w:val="18"/>
+              </w:rPr>
+              <w:t>testNameSetters</w:t>
+            </w:r>
+          </w:p>
+        </w:tc>
+        <w:tc>
+          <w:tcPr>
+            <w:tcW w:type="dxa" w:w="1560"/>
+          </w:tcPr>
+          <w:p>
+            <w:r>
+              <w:rPr>
+                <w:sz w:val="18"/>
+              </w:rPr>
+              <w:t>Verify setFirstName, setMiddleName, setLastName update the Name correctly</w:t>
+            </w:r>
+          </w:p>
+        </w:tc>
+        <w:tc>
+          <w:tcPr>
+            <w:tcW w:type="dxa" w:w="1560"/>
+          </w:tcPr>
+          <w:p>
+            <w:r>
+              <w:rPr>
+                <w:sz w:val="18"/>
+              </w:rPr>
+              <w:t>setFirstName("Bob"), setMiddleName("James"), setLastName("Smith")</w:t>
+            </w:r>
+          </w:p>
+        </w:tc>
+        <w:tc>
+          <w:tcPr>
+            <w:tcW w:type="dxa" w:w="1560"/>
+          </w:tcPr>
+          <w:p>
+            <w:r>
+              <w:rPr>
+                <w:sz w:val="18"/>
+              </w:rPr>
+              <w:t>getFullName()="Bob James Smith", getInitials()="BJS"</w:t>
+            </w:r>
+          </w:p>
+        </w:tc>
+        <w:tc>
+          <w:tcPr>
+            <w:tcW w:type="dxa" w:w="1560"/>
+          </w:tcPr>
+          <w:p>
+            <w:r>
+              <w:rPr>
+                <w:sz w:val="18"/>
+              </w:rPr>
+              <w:t>Pass</w:t>
             </w:r>
           </w:p>
         </w:tc>
@@ -448,128 +849,122 @@
         <w:pStyle w:val="Heading1"/>
       </w:pPr>
       <w:r>
-        <w:t>3. Test Summary</w:t>
+        <w:t>5. SKMCompetitor Class Tests (Tests 4-13)</w:t>
+      </w:r>
+    </w:p>
+    <w:p>
+      <w:r>
+        <w:t>The SKMCompetitor class holds competitor details including ID, name, competition level, country, and an array of five scores. These tests verify constructor behaviour, score storage and retrieval, overall score calculation (arithmetic mean), getFullDetails and getShortDetails formatting, and setter methods.</w:t>
       </w:r>
     </w:p>
     <w:tbl>
       <w:tblPr>
+        <w:tblStyle w:val="TableGrid"/>
         <w:tblW w:type="auto" w:w="0"/>
-        <w:jc w:val="center"/>
         <w:tblLook w:firstColumn="1" w:firstRow="1" w:lastColumn="0" w:lastRow="0" w:noHBand="0" w:noVBand="1" w:val="04A0"/>
-        <w:tblBorders>
-          <w:top w:val="single" w:sz="4" w:space="0" w:color="999999"/>
-          <w:left w:val="single" w:sz="4" w:space="0" w:color="999999"/>
-          <w:bottom w:val="single" w:sz="4" w:space="0" w:color="999999"/>
-          <w:right w:val="single" w:sz="4" w:space="0" w:color="999999"/>
-          <w:insideH w:val="single" w:sz="4" w:space="0" w:color="999999"/>
-          <w:insideV w:val="single" w:sz="4" w:space="0" w:color="999999"/>
-        </w:tblBorders>
       </w:tblPr>
       <w:tblGrid>
-        <w:gridCol w:w="1872"/>
-        <w:gridCol w:w="1872"/>
-        <w:gridCol w:w="1872"/>
-        <w:gridCol w:w="1872"/>
-        <w:gridCol w:w="1872"/>
+        <w:gridCol w:w="1560"/>
+        <w:gridCol w:w="1560"/>
+        <w:gridCol w:w="1560"/>
+        <w:gridCol w:w="1560"/>
+        <w:gridCol w:w="1560"/>
+        <w:gridCol w:w="1560"/>
       </w:tblGrid>
       <w:tr>
         <w:tc>
           <w:tcPr>
-            <w:tcW w:type="dxa" w:w="1872"/>
-            <w:shd w:val="clear" w:color="auto" w:fill="2C3E50"/>
+            <w:tcW w:type="dxa" w:w="1560"/>
+            <w:shd w:fill="2C3E50" w:val="clear"/>
           </w:tcPr>
           <w:p>
-            <w:pPr>
-              <w:jc w:val="center"/>
-            </w:pPr>
             <w:r>
               <w:rPr>
-                <w:rFonts w:ascii="Times New Roman" w:hAnsi="Times New Roman"/>
                 <w:b/>
                 <w:color w:val="FFFFFF"/>
                 <w:sz w:val="18"/>
               </w:rPr>
-              <w:t>Test Suite</w:t>
+              <w:t>No</w:t>
             </w:r>
           </w:p>
         </w:tc>
         <w:tc>
           <w:tcPr>
-            <w:tcW w:type="dxa" w:w="1872"/>
-            <w:shd w:val="clear" w:color="auto" w:fill="2C3E50"/>
+            <w:tcW w:type="dxa" w:w="1560"/>
+            <w:shd w:fill="2C3E50" w:val="clear"/>
           </w:tcPr>
           <w:p>
-            <w:pPr>
-              <w:jc w:val="center"/>
-            </w:pPr>
             <w:r>
               <w:rPr>
-                <w:rFonts w:ascii="Times New Roman" w:hAnsi="Times New Roman"/>
                 <w:b/>
                 <w:color w:val="FFFFFF"/>
                 <w:sz w:val="18"/>
               </w:rPr>
-              <w:t>Total</w:t>
+              <w:t>Method</w:t>
             </w:r>
           </w:p>
         </w:tc>
         <w:tc>
           <w:tcPr>
-            <w:tcW w:type="dxa" w:w="1872"/>
-            <w:shd w:val="clear" w:color="auto" w:fill="2C3E50"/>
+            <w:tcW w:type="dxa" w:w="1560"/>
+            <w:shd w:fill="2C3E50" w:val="clear"/>
           </w:tcPr>
           <w:p>
-            <w:pPr>
-              <w:jc w:val="center"/>
-            </w:pPr>
             <w:r>
               <w:rPr>
-                <w:rFonts w:ascii="Times New Roman" w:hAnsi="Times New Roman"/>
                 <w:b/>
                 <w:color w:val="FFFFFF"/>
                 <w:sz w:val="18"/>
               </w:rPr>
-              <w:t>Passed</w:t>
+              <w:t>Test Description</w:t>
             </w:r>
           </w:p>
         </w:tc>
         <w:tc>
           <w:tcPr>
-            <w:tcW w:type="dxa" w:w="1872"/>
-            <w:shd w:val="clear" w:color="auto" w:fill="2C3E50"/>
+            <w:tcW w:type="dxa" w:w="1560"/>
+            <w:shd w:fill="2C3E50" w:val="clear"/>
           </w:tcPr>
           <w:p>
-            <w:pPr>
-              <w:jc w:val="center"/>
-            </w:pPr>
             <w:r>
               <w:rPr>
-                <w:rFonts w:ascii="Times New Roman" w:hAnsi="Times New Roman"/>
                 <w:b/>
                 <w:color w:val="FFFFFF"/>
                 <w:sz w:val="18"/>
               </w:rPr>
-              <w:t>Failed</w:t>
+              <w:t>Input</w:t>
             </w:r>
           </w:p>
         </w:tc>
         <w:tc>
           <w:tcPr>
-            <w:tcW w:type="dxa" w:w="1872"/>
-            <w:shd w:val="clear" w:color="auto" w:fill="2C3E50"/>
+            <w:tcW w:type="dxa" w:w="1560"/>
+            <w:shd w:fill="2C3E50" w:val="clear"/>
           </w:tcPr>
           <w:p>
-            <w:pPr>
-              <w:jc w:val="center"/>
-            </w:pPr>
             <w:r>
               <w:rPr>
-                <w:rFonts w:ascii="Times New Roman" w:hAnsi="Times New Roman"/>
                 <w:b/>
                 <w:color w:val="FFFFFF"/>
                 <w:sz w:val="18"/>
               </w:rPr>
-              <w:t>Pass Rate</w:t>
+              <w:t>Expected Output</w:t>
+            </w:r>
+          </w:p>
+        </w:tc>
+        <w:tc>
+          <w:tcPr>
+            <w:tcW w:type="dxa" w:w="1560"/>
+            <w:shd w:fill="2C3E50" w:val="clear"/>
+          </w:tcPr>
+          <w:p>
+            <w:r>
+              <w:rPr>
+                <w:b/>
+                <w:color w:val="FFFFFF"/>
+                <w:sz w:val="18"/>
+              </w:rPr>
+              <w:t>Result</w:t>
             </w:r>
           </w:p>
         </w:tc>
@@ -577,26 +972,171 @@
       <w:tr>
         <w:tc>
           <w:tcPr>
-            <w:tcW w:type="dxa" w:w="1872"/>
+            <w:tcW w:type="dxa" w:w="1560"/>
           </w:tcPr>
           <w:p>
             <w:r>
               <w:rPr>
-                <w:rFonts w:ascii="Times New Roman" w:hAnsi="Times New Roman"/>
                 <w:sz w:val="18"/>
               </w:rPr>
-              <w:t>Name Class</w:t>
+              <w:t>4</w:t>
             </w:r>
           </w:p>
         </w:tc>
         <w:tc>
           <w:tcPr>
-            <w:tcW w:type="dxa" w:w="1872"/>
+            <w:tcW w:type="dxa" w:w="1560"/>
           </w:tcPr>
           <w:p>
             <w:r>
               <w:rPr>
-                <w:rFonts w:ascii="Times New Roman" w:hAnsi="Times New Roman"/>
+                <w:sz w:val="18"/>
+              </w:rPr>
+              <w:t>testCompetitorBasicConstructor</w:t>
+            </w:r>
+          </w:p>
+        </w:tc>
+        <w:tc>
+          <w:tcPr>
+            <w:tcW w:type="dxa" w:w="1560"/>
+          </w:tcPr>
+          <w:p>
+            <w:r>
+              <w:rPr>
+                <w:sz w:val="18"/>
+              </w:rPr>
+              <w:t>Verify basic constructor sets ID, level, name, and empty country</w:t>
+            </w:r>
+          </w:p>
+        </w:tc>
+        <w:tc>
+          <w:tcPr>
+            <w:tcW w:type="dxa" w:w="1560"/>
+          </w:tcPr>
+          <w:p>
+            <w:r>
+              <w:rPr>
+                <w:sz w:val="18"/>
+              </w:rPr>
+              <w:t>SKMCompetitor(200, Name("Alice","Green"), "Beginner")</w:t>
+            </w:r>
+          </w:p>
+        </w:tc>
+        <w:tc>
+          <w:tcPr>
+            <w:tcW w:type="dxa" w:w="1560"/>
+          </w:tcPr>
+          <w:p>
+            <w:r>
+              <w:rPr>
+                <w:sz w:val="18"/>
+              </w:rPr>
+              <w:t>getCompetitorId()=200, getLevel()="Beginner", getCountry()=""</w:t>
+            </w:r>
+          </w:p>
+        </w:tc>
+        <w:tc>
+          <w:tcPr>
+            <w:tcW w:type="dxa" w:w="1560"/>
+          </w:tcPr>
+          <w:p>
+            <w:r>
+              <w:rPr>
+                <w:sz w:val="18"/>
+              </w:rPr>
+              <w:t>Pass</w:t>
+            </w:r>
+          </w:p>
+        </w:tc>
+      </w:tr>
+      <w:tr>
+        <w:tc>
+          <w:tcPr>
+            <w:tcW w:type="dxa" w:w="1560"/>
+          </w:tcPr>
+          <w:p>
+            <w:r>
+              <w:rPr>
+                <w:sz w:val="18"/>
+              </w:rPr>
+              <w:t>5</w:t>
+            </w:r>
+          </w:p>
+        </w:tc>
+        <w:tc>
+          <w:tcPr>
+            <w:tcW w:type="dxa" w:w="1560"/>
+          </w:tcPr>
+          <w:p>
+            <w:r>
+              <w:rPr>
+                <w:sz w:val="18"/>
+              </w:rPr>
+              <w:t>testCompetitorWithCountry</w:t>
+            </w:r>
+          </w:p>
+        </w:tc>
+        <w:tc>
+          <w:tcPr>
+            <w:tcW w:type="dxa" w:w="1560"/>
+          </w:tcPr>
+          <w:p>
+            <w:r>
+              <w:rPr>
+                <w:sz w:val="18"/>
+              </w:rPr>
+              <w:t>Verify constructor with country and setCountry updates correctly</w:t>
+            </w:r>
+          </w:p>
+        </w:tc>
+        <w:tc>
+          <w:tcPr>
+            <w:tcW w:type="dxa" w:w="1560"/>
+          </w:tcPr>
+          <w:p>
+            <w:r>
+              <w:rPr>
+                <w:sz w:val="18"/>
+              </w:rPr>
+              <w:t>SKMCompetitor(210, ..., "Advanced", "Nepal"); setCountry("UK")</w:t>
+            </w:r>
+          </w:p>
+        </w:tc>
+        <w:tc>
+          <w:tcPr>
+            <w:tcW w:type="dxa" w:w="1560"/>
+          </w:tcPr>
+          <w:p>
+            <w:r>
+              <w:rPr>
+                <w:sz w:val="18"/>
+              </w:rPr>
+              <w:t>getCountry()="Nepal" then "UK" after setter</w:t>
+            </w:r>
+          </w:p>
+        </w:tc>
+        <w:tc>
+          <w:tcPr>
+            <w:tcW w:type="dxa" w:w="1560"/>
+          </w:tcPr>
+          <w:p>
+            <w:r>
+              <w:rPr>
+                <w:sz w:val="18"/>
+              </w:rPr>
+              <w:t>Pass</w:t>
+            </w:r>
+          </w:p>
+        </w:tc>
+      </w:tr>
+      <w:tr>
+        <w:tc>
+          <w:tcPr>
+            <w:tcW w:type="dxa" w:w="1560"/>
+          </w:tcPr>
+          <w:p>
+            <w:r>
+              <w:rPr>
                 <w:sz w:val="18"/>
               </w:rPr>
               <w:t>6</w:t>
@@ -605,43 +1145,66 @@
         </w:tc>
         <w:tc>
           <w:tcPr>
-            <w:tcW w:type="dxa" w:w="1872"/>
+            <w:tcW w:type="dxa" w:w="1560"/>
           </w:tcPr>
           <w:p>
             <w:r>
               <w:rPr>
-                <w:rFonts w:ascii="Times New Roman" w:hAnsi="Times New Roman"/>
                 <w:sz w:val="18"/>
               </w:rPr>
-              <w:t>6</w:t>
+              <w:t>testCompetitorWithScores</w:t>
             </w:r>
           </w:p>
         </w:tc>
         <w:tc>
           <w:tcPr>
-            <w:tcW w:type="dxa" w:w="1872"/>
+            <w:tcW w:type="dxa" w:w="1560"/>
           </w:tcPr>
           <w:p>
             <w:r>
               <w:rPr>
-                <w:rFonts w:ascii="Times New Roman" w:hAnsi="Times New Roman"/>
                 <w:sz w:val="18"/>
               </w:rPr>
-              <w:t>0</w:t>
+              <w:t>Verify score array is stored and retrieved correctly with all 5 values</w:t>
             </w:r>
           </w:p>
         </w:tc>
         <w:tc>
           <w:tcPr>
-            <w:tcW w:type="dxa" w:w="1872"/>
+            <w:tcW w:type="dxa" w:w="1560"/>
           </w:tcPr>
           <w:p>
             <w:r>
               <w:rPr>
-                <w:rFonts w:ascii="Times New Roman" w:hAnsi="Times New Roman"/>
                 <w:sz w:val="18"/>
               </w:rPr>
-              <w:t>100%</w:t>
+              <w:t>scores = {4, 3, 5, 2, 4}</w:t>
+            </w:r>
+          </w:p>
+        </w:tc>
+        <w:tc>
+          <w:tcPr>
+            <w:tcW w:type="dxa" w:w="1560"/>
+          </w:tcPr>
+          <w:p>
+            <w:r>
+              <w:rPr>
+                <w:sz w:val="18"/>
+              </w:rPr>
+              <w:t>getScoreArray().length=5, values=[4, 3, 5, 2, 4]</w:t>
+            </w:r>
+          </w:p>
+        </w:tc>
+        <w:tc>
+          <w:tcPr>
+            <w:tcW w:type="dxa" w:w="1560"/>
+          </w:tcPr>
+          <w:p>
+            <w:r>
+              <w:rPr>
+                <w:sz w:val="18"/>
+              </w:rPr>
+              <w:t>Pass</w:t>
             </w:r>
           </w:p>
         </w:tc>
@@ -649,76 +1212,79 @@
       <w:tr>
         <w:tc>
           <w:tcPr>
-            <w:tcW w:type="dxa" w:w="1872"/>
-            <w:shd w:val="clear" w:color="auto" w:fill="F2F2F2"/>
+            <w:tcW w:type="dxa" w:w="1560"/>
           </w:tcPr>
           <w:p>
             <w:r>
               <w:rPr>
-                <w:rFonts w:ascii="Times New Roman" w:hAnsi="Times New Roman"/>
                 <w:sz w:val="18"/>
               </w:rPr>
-              <w:t>SKMCompetitor Class</w:t>
+              <w:t>7</w:t>
             </w:r>
           </w:p>
         </w:tc>
         <w:tc>
           <w:tcPr>
-            <w:tcW w:type="dxa" w:w="1872"/>
-            <w:shd w:val="clear" w:color="auto" w:fill="F2F2F2"/>
+            <w:tcW w:type="dxa" w:w="1560"/>
           </w:tcPr>
           <w:p>
             <w:r>
               <w:rPr>
-                <w:rFonts w:ascii="Times New Roman" w:hAnsi="Times New Roman"/>
                 <w:sz w:val="18"/>
               </w:rPr>
-              <w:t>20</w:t>
+              <w:t>testOverallScore</w:t>
             </w:r>
           </w:p>
         </w:tc>
         <w:tc>
           <w:tcPr>
-            <w:tcW w:type="dxa" w:w="1872"/>
-            <w:shd w:val="clear" w:color="auto" w:fill="F2F2F2"/>
+            <w:tcW w:type="dxa" w:w="1560"/>
           </w:tcPr>
           <w:p>
             <w:r>
               <w:rPr>
-                <w:rFonts w:ascii="Times New Roman" w:hAnsi="Times New Roman"/>
                 <w:sz w:val="18"/>
               </w:rPr>
-              <w:t>20</w:t>
+              <w:t>Verify overall score is calculated as the arithmetic mean of 5 scores</w:t>
             </w:r>
           </w:p>
         </w:tc>
         <w:tc>
           <w:tcPr>
-            <w:tcW w:type="dxa" w:w="1872"/>
-            <w:shd w:val="clear" w:color="auto" w:fill="F2F2F2"/>
+            <w:tcW w:type="dxa" w:w="1560"/>
           </w:tcPr>
           <w:p>
             <w:r>
               <w:rPr>
-                <w:rFonts w:ascii="Times New Roman" w:hAnsi="Times New Roman"/>
                 <w:sz w:val="18"/>
               </w:rPr>
-              <w:t>0</w:t>
+              <w:t>scores = {4, 3, 5, 2, 4}</w:t>
             </w:r>
           </w:p>
         </w:tc>
         <w:tc>
           <w:tcPr>
-            <w:tcW w:type="dxa" w:w="1872"/>
-            <w:shd w:val="clear" w:color="auto" w:fill="F2F2F2"/>
+            <w:tcW w:type="dxa" w:w="1560"/>
           </w:tcPr>
           <w:p>
             <w:r>
               <w:rPr>
-                <w:rFonts w:ascii="Times New Roman" w:hAnsi="Times New Roman"/>
                 <w:sz w:val="18"/>
               </w:rPr>
-              <w:t>100%</w:t>
+              <w:t>getOverallScore() = 3.6 (sum 18 / 5)</w:t>
+            </w:r>
+          </w:p>
+        </w:tc>
+        <w:tc>
+          <w:tcPr>
+            <w:tcW w:type="dxa" w:w="1560"/>
+          </w:tcPr>
+          <w:p>
+            <w:r>
+              <w:rPr>
+                <w:sz w:val="18"/>
+              </w:rPr>
+              <w:t>Pass</w:t>
             </w:r>
           </w:p>
         </w:tc>
@@ -726,71 +1292,79 @@
       <w:tr>
         <w:tc>
           <w:tcPr>
-            <w:tcW w:type="dxa" w:w="1872"/>
+            <w:tcW w:type="dxa" w:w="1560"/>
           </w:tcPr>
           <w:p>
             <w:r>
               <w:rPr>
-                <w:rFonts w:ascii="Times New Roman" w:hAnsi="Times New Roman"/>
                 <w:sz w:val="18"/>
               </w:rPr>
-              <w:t>CompetitorList Class</w:t>
+              <w:t>8</w:t>
             </w:r>
           </w:p>
         </w:tc>
         <w:tc>
           <w:tcPr>
-            <w:tcW w:type="dxa" w:w="1872"/>
+            <w:tcW w:type="dxa" w:w="1560"/>
           </w:tcPr>
           <w:p>
             <w:r>
               <w:rPr>
-                <w:rFonts w:ascii="Times New Roman" w:hAnsi="Times New Roman"/>
                 <w:sz w:val="18"/>
               </w:rPr>
-              <w:t>16</w:t>
+              <w:t>testOverallScoreWithZero</w:t>
             </w:r>
           </w:p>
         </w:tc>
         <w:tc>
           <w:tcPr>
-            <w:tcW w:type="dxa" w:w="1872"/>
+            <w:tcW w:type="dxa" w:w="1560"/>
           </w:tcPr>
           <w:p>
             <w:r>
               <w:rPr>
-                <w:rFonts w:ascii="Times New Roman" w:hAnsi="Times New Roman"/>
                 <w:sz w:val="18"/>
               </w:rPr>
-              <w:t>16</w:t>
+              <w:t>Verify zero score is included in average calculation and not skipped</w:t>
             </w:r>
           </w:p>
         </w:tc>
         <w:tc>
           <w:tcPr>
-            <w:tcW w:type="dxa" w:w="1872"/>
+            <w:tcW w:type="dxa" w:w="1560"/>
           </w:tcPr>
           <w:p>
             <w:r>
               <w:rPr>
-                <w:rFonts w:ascii="Times New Roman" w:hAnsi="Times New Roman"/>
                 <w:sz w:val="18"/>
               </w:rPr>
-              <w:t>0</w:t>
+              <w:t>scores = {0, 4, 4, 4, 4}</w:t>
             </w:r>
           </w:p>
         </w:tc>
         <w:tc>
           <w:tcPr>
-            <w:tcW w:type="dxa" w:w="1872"/>
+            <w:tcW w:type="dxa" w:w="1560"/>
           </w:tcPr>
           <w:p>
             <w:r>
               <w:rPr>
-                <w:rFonts w:ascii="Times New Roman" w:hAnsi="Times New Roman"/>
                 <w:sz w:val="18"/>
               </w:rPr>
-              <w:t>100%</w:t>
+              <w:t>getOverallScore() = 3.2 (sum 16 / 5)</w:t>
+            </w:r>
+          </w:p>
+        </w:tc>
+        <w:tc>
+          <w:tcPr>
+            <w:tcW w:type="dxa" w:w="1560"/>
+          </w:tcPr>
+          <w:p>
+            <w:r>
+              <w:rPr>
+                <w:sz w:val="18"/>
+              </w:rPr>
+              <w:t>Pass</w:t>
             </w:r>
           </w:p>
         </w:tc>
@@ -798,28 +1372,91 @@
       <w:tr>
         <w:tc>
           <w:tcPr>
-            <w:tcW w:type="dxa" w:w="1872"/>
-            <w:shd w:val="clear" w:color="auto" w:fill="F2F2F2"/>
+            <w:tcW w:type="dxa" w:w="1560"/>
           </w:tcPr>
           <w:p>
             <w:r>
               <w:rPr>
-                <w:rFonts w:ascii="Times New Roman" w:hAnsi="Times New Roman"/>
                 <w:sz w:val="18"/>
               </w:rPr>
-              <w:t>QuizData Class</w:t>
+              <w:t>9</w:t>
             </w:r>
           </w:p>
         </w:tc>
         <w:tc>
           <w:tcPr>
-            <w:tcW w:type="dxa" w:w="1872"/>
-            <w:shd w:val="clear" w:color="auto" w:fill="F2F2F2"/>
+            <w:tcW w:type="dxa" w:w="1560"/>
           </w:tcPr>
           <w:p>
             <w:r>
               <w:rPr>
-                <w:rFonts w:ascii="Times New Roman" w:hAnsi="Times New Roman"/>
+                <w:sz w:val="18"/>
+              </w:rPr>
+              <w:t>testFullDetails</w:t>
+            </w:r>
+          </w:p>
+        </w:tc>
+        <w:tc>
+          <w:tcPr>
+            <w:tcW w:type="dxa" w:w="1560"/>
+          </w:tcPr>
+          <w:p>
+            <w:r>
+              <w:rPr>
+                <w:sz w:val="18"/>
+              </w:rPr>
+              <w:t>Verify getFullDetails contains competitor ID, name, level, overall score, and gender-neutral pronoun</w:t>
+            </w:r>
+          </w:p>
+        </w:tc>
+        <w:tc>
+          <w:tcPr>
+            <w:tcW w:type="dxa" w:w="1560"/>
+          </w:tcPr>
+          <w:p>
+            <w:r>
+              <w:rPr>
+                <w:sz w:val="18"/>
+              </w:rPr>
+              <w:t>ID=200, Name=Alice Green, Level=Beginner, Scores={4,3,5,2,4}</w:t>
+            </w:r>
+          </w:p>
+        </w:tc>
+        <w:tc>
+          <w:tcPr>
+            <w:tcW w:type="dxa" w:w="1560"/>
+          </w:tcPr>
+          <w:p>
+            <w:r>
+              <w:rPr>
+                <w:sz w:val="18"/>
+              </w:rPr>
+              <w:t>String contains "200", "Alice Green", "Beginner", "3.6", "This gives them"</w:t>
+            </w:r>
+          </w:p>
+        </w:tc>
+        <w:tc>
+          <w:tcPr>
+            <w:tcW w:type="dxa" w:w="1560"/>
+          </w:tcPr>
+          <w:p>
+            <w:r>
+              <w:rPr>
+                <w:sz w:val="18"/>
+              </w:rPr>
+              <w:t>Pass</w:t>
+            </w:r>
+          </w:p>
+        </w:tc>
+      </w:tr>
+      <w:tr>
+        <w:tc>
+          <w:tcPr>
+            <w:tcW w:type="dxa" w:w="1560"/>
+          </w:tcPr>
+          <w:p>
+            <w:r>
+              <w:rPr>
                 <w:sz w:val="18"/>
               </w:rPr>
               <w:t>10</w:t>
@@ -828,46 +1465,66 @@
         </w:tc>
         <w:tc>
           <w:tcPr>
-            <w:tcW w:type="dxa" w:w="1872"/>
-            <w:shd w:val="clear" w:color="auto" w:fill="F2F2F2"/>
+            <w:tcW w:type="dxa" w:w="1560"/>
           </w:tcPr>
           <w:p>
             <w:r>
               <w:rPr>
-                <w:rFonts w:ascii="Times New Roman" w:hAnsi="Times New Roman"/>
                 <w:sz w:val="18"/>
               </w:rPr>
-              <w:t>10</w:t>
+              <w:t>testFullDetailsWithCountry</w:t>
             </w:r>
           </w:p>
         </w:tc>
         <w:tc>
           <w:tcPr>
-            <w:tcW w:type="dxa" w:w="1872"/>
-            <w:shd w:val="clear" w:color="auto" w:fill="F2F2F2"/>
+            <w:tcW w:type="dxa" w:w="1560"/>
           </w:tcPr>
           <w:p>
             <w:r>
               <w:rPr>
-                <w:rFonts w:ascii="Times New Roman" w:hAnsi="Times New Roman"/>
                 <w:sz w:val="18"/>
               </w:rPr>
-              <w:t>0</w:t>
+              <w:t>Verify getFullDetails includes country field when country is provided</w:t>
             </w:r>
           </w:p>
         </w:tc>
         <w:tc>
           <w:tcPr>
-            <w:tcW w:type="dxa" w:w="1872"/>
-            <w:shd w:val="clear" w:color="auto" w:fill="F2F2F2"/>
+            <w:tcW w:type="dxa" w:w="1560"/>
           </w:tcPr>
           <w:p>
             <w:r>
               <w:rPr>
-                <w:rFonts w:ascii="Times New Roman" w:hAnsi="Times New Roman"/>
                 <w:sz w:val="18"/>
               </w:rPr>
-              <w:t>100%</w:t>
+              <w:t>ID=205, Name=Bob Smith, Level=Intermediate, Country=Nepal, Scores={3,4,3,4,3}</w:t>
+            </w:r>
+          </w:p>
+        </w:tc>
+        <w:tc>
+          <w:tcPr>
+            <w:tcW w:type="dxa" w:w="1560"/>
+          </w:tcPr>
+          <w:p>
+            <w:r>
+              <w:rPr>
+                <w:sz w:val="18"/>
+              </w:rPr>
+              <w:t>String contains "Nepal" and "Bob Smith"</w:t>
+            </w:r>
+          </w:p>
+        </w:tc>
+        <w:tc>
+          <w:tcPr>
+            <w:tcW w:type="dxa" w:w="1560"/>
+          </w:tcPr>
+          <w:p>
+            <w:r>
+              <w:rPr>
+                <w:sz w:val="18"/>
+              </w:rPr>
+              <w:t>Pass</w:t>
             </w:r>
           </w:p>
         </w:tc>
@@ -875,71 +1532,239 @@
       <w:tr>
         <w:tc>
           <w:tcPr>
-            <w:tcW w:type="dxa" w:w="1872"/>
+            <w:tcW w:type="dxa" w:w="1560"/>
           </w:tcPr>
           <w:p>
             <w:r>
               <w:rPr>
-                <w:rFonts w:ascii="Times New Roman" w:hAnsi="Times New Roman"/>
                 <w:sz w:val="18"/>
               </w:rPr>
-              <w:t>Total</w:t>
+              <w:t>11</w:t>
             </w:r>
           </w:p>
         </w:tc>
         <w:tc>
           <w:tcPr>
-            <w:tcW w:type="dxa" w:w="1872"/>
+            <w:tcW w:type="dxa" w:w="1560"/>
           </w:tcPr>
           <w:p>
             <w:r>
               <w:rPr>
-                <w:rFonts w:ascii="Times New Roman" w:hAnsi="Times New Roman"/>
                 <w:sz w:val="18"/>
               </w:rPr>
-              <w:t>52</w:t>
+              <w:t>testShortDetails</w:t>
             </w:r>
           </w:p>
         </w:tc>
         <w:tc>
           <w:tcPr>
-            <w:tcW w:type="dxa" w:w="1872"/>
+            <w:tcW w:type="dxa" w:w="1560"/>
           </w:tcPr>
           <w:p>
             <w:r>
               <w:rPr>
-                <w:rFonts w:ascii="Times New Roman" w:hAnsi="Times New Roman"/>
                 <w:sz w:val="18"/>
               </w:rPr>
-              <w:t>52</w:t>
+              <w:t>Verify getShortDetails returns exact format: CN {id} ({initials}) has an overall score of {score}.</w:t>
             </w:r>
           </w:p>
         </w:tc>
         <w:tc>
           <w:tcPr>
-            <w:tcW w:type="dxa" w:w="1872"/>
+            <w:tcW w:type="dxa" w:w="1560"/>
           </w:tcPr>
           <w:p>
             <w:r>
               <w:rPr>
-                <w:rFonts w:ascii="Times New Roman" w:hAnsi="Times New Roman"/>
                 <w:sz w:val="18"/>
               </w:rPr>
-              <w:t>0</w:t>
+              <w:t>ID=200, Name=Alice Green, Scores={4,3,5,2,4}</w:t>
             </w:r>
           </w:p>
         </w:tc>
         <w:tc>
           <w:tcPr>
-            <w:tcW w:type="dxa" w:w="1872"/>
+            <w:tcW w:type="dxa" w:w="1560"/>
           </w:tcPr>
           <w:p>
             <w:r>
               <w:rPr>
-                <w:rFonts w:ascii="Times New Roman" w:hAnsi="Times New Roman"/>
                 <w:sz w:val="18"/>
               </w:rPr>
-              <w:t>100%</w:t>
+              <w:t>Exact string: "CN 200 (AG) has an overall score of 3.6."</w:t>
+            </w:r>
+          </w:p>
+        </w:tc>
+        <w:tc>
+          <w:tcPr>
+            <w:tcW w:type="dxa" w:w="1560"/>
+          </w:tcPr>
+          <w:p>
+            <w:r>
+              <w:rPr>
+                <w:sz w:val="18"/>
+              </w:rPr>
+              <w:t>Pass</w:t>
+            </w:r>
+          </w:p>
+        </w:tc>
+      </w:tr>
+      <w:tr>
+        <w:tc>
+          <w:tcPr>
+            <w:tcW w:type="dxa" w:w="1560"/>
+          </w:tcPr>
+          <w:p>
+            <w:r>
+              <w:rPr>
+                <w:sz w:val="18"/>
+              </w:rPr>
+              <w:t>12</w:t>
+            </w:r>
+          </w:p>
+        </w:tc>
+        <w:tc>
+          <w:tcPr>
+            <w:tcW w:type="dxa" w:w="1560"/>
+          </w:tcPr>
+          <w:p>
+            <w:r>
+              <w:rPr>
+                <w:sz w:val="18"/>
+              </w:rPr>
+              <w:t>testScoresString</w:t>
+            </w:r>
+          </w:p>
+        </w:tc>
+        <w:tc>
+          <w:tcPr>
+            <w:tcW w:type="dxa" w:w="1560"/>
+          </w:tcPr>
+          <w:p>
+            <w:r>
+              <w:rPr>
+                <w:sz w:val="18"/>
+              </w:rPr>
+              <w:t>Verify getScoresString returns scores separated by single spaces</w:t>
+            </w:r>
+          </w:p>
+        </w:tc>
+        <w:tc>
+          <w:tcPr>
+            <w:tcW w:type="dxa" w:w="1560"/>
+          </w:tcPr>
+          <w:p>
+            <w:r>
+              <w:rPr>
+                <w:sz w:val="18"/>
+              </w:rPr>
+              <w:t>scores = {4, 3, 5, 2, 4}</w:t>
+            </w:r>
+          </w:p>
+        </w:tc>
+        <w:tc>
+          <w:tcPr>
+            <w:tcW w:type="dxa" w:w="1560"/>
+          </w:tcPr>
+          <w:p>
+            <w:r>
+              <w:rPr>
+                <w:sz w:val="18"/>
+              </w:rPr>
+              <w:t>getScoresString() = "4 3 5 2 4"</w:t>
+            </w:r>
+          </w:p>
+        </w:tc>
+        <w:tc>
+          <w:tcPr>
+            <w:tcW w:type="dxa" w:w="1560"/>
+          </w:tcPr>
+          <w:p>
+            <w:r>
+              <w:rPr>
+                <w:sz w:val="18"/>
+              </w:rPr>
+              <w:t>Pass</w:t>
+            </w:r>
+          </w:p>
+        </w:tc>
+      </w:tr>
+      <w:tr>
+        <w:tc>
+          <w:tcPr>
+            <w:tcW w:type="dxa" w:w="1560"/>
+          </w:tcPr>
+          <w:p>
+            <w:r>
+              <w:rPr>
+                <w:sz w:val="18"/>
+              </w:rPr>
+              <w:t>13</w:t>
+            </w:r>
+          </w:p>
+        </w:tc>
+        <w:tc>
+          <w:tcPr>
+            <w:tcW w:type="dxa" w:w="1560"/>
+          </w:tcPr>
+          <w:p>
+            <w:r>
+              <w:rPr>
+                <w:sz w:val="18"/>
+              </w:rPr>
+              <w:t>testCompetitorSetters</w:t>
+            </w:r>
+          </w:p>
+        </w:tc>
+        <w:tc>
+          <w:tcPr>
+            <w:tcW w:type="dxa" w:w="1560"/>
+          </w:tcPr>
+          <w:p>
+            <w:r>
+              <w:rPr>
+                <w:sz w:val="18"/>
+              </w:rPr>
+              <w:t>Verify setCompetitorId and setLevel correctly update competitor fields</w:t>
+            </w:r>
+          </w:p>
+        </w:tc>
+        <w:tc>
+          <w:tcPr>
+            <w:tcW w:type="dxa" w:w="1560"/>
+          </w:tcPr>
+          <w:p>
+            <w:r>
+              <w:rPr>
+                <w:sz w:val="18"/>
+              </w:rPr>
+              <w:t>setCompetitorId(201), setLevel("Advanced")</w:t>
+            </w:r>
+          </w:p>
+        </w:tc>
+        <w:tc>
+          <w:tcPr>
+            <w:tcW w:type="dxa" w:w="1560"/>
+          </w:tcPr>
+          <w:p>
+            <w:r>
+              <w:rPr>
+                <w:sz w:val="18"/>
+              </w:rPr>
+              <w:t>getCompetitorId()=201, getLevel()="Advanced"</w:t>
+            </w:r>
+          </w:p>
+        </w:tc>
+        <w:tc>
+          <w:tcPr>
+            <w:tcW w:type="dxa" w:w="1560"/>
+          </w:tcPr>
+          <w:p>
+            <w:r>
+              <w:rPr>
+                <w:sz w:val="18"/>
+              </w:rPr>
+              <w:t>Pass</w:t>
             </w:r>
           </w:p>
         </w:tc>
@@ -956,110 +1781,85 @@
         <w:pStyle w:val="Heading1"/>
       </w:pPr>
       <w:r>
-        <w:t>4. Name Class Tests (Tests 1-6)</w:t>
+        <w:t>6. CompetitorList Class Tests (Tests 14-19)</w:t>
       </w:r>
     </w:p>
     <w:p>
       <w:r>
-        <w:t>The Name class stores a competitor's first name, optional middle name, and last name. It provides methods to retrieve the full name, initials, and a string representation. The following tests verify that all constructors and methods produce correct output.</w:t>
+        <w:t>The CompetitorList class manages an in-memory list of competitors and provides methods for adding, retrieving, removing competitors, determining the top performer, calculating score frequencies, and generating a full text report.</w:t>
       </w:r>
     </w:p>
     <w:tbl>
       <w:tblPr>
+        <w:tblStyle w:val="TableGrid"/>
         <w:tblW w:type="auto" w:w="0"/>
-        <w:jc w:val="center"/>
         <w:tblLook w:firstColumn="1" w:firstRow="1" w:lastColumn="0" w:lastRow="0" w:noHBand="0" w:noVBand="1" w:val="04A0"/>
-        <w:tblBorders>
-          <w:top w:val="single" w:sz="4" w:space="0" w:color="999999"/>
-          <w:left w:val="single" w:sz="4" w:space="0" w:color="999999"/>
-          <w:bottom w:val="single" w:sz="4" w:space="0" w:color="999999"/>
-          <w:right w:val="single" w:sz="4" w:space="0" w:color="999999"/>
-          <w:insideH w:val="single" w:sz="4" w:space="0" w:color="999999"/>
-          <w:insideV w:val="single" w:sz="4" w:space="0" w:color="999999"/>
-        </w:tblBorders>
       </w:tblPr>
       <w:tblGrid>
-        <w:gridCol w:w="1337"/>
-        <w:gridCol w:w="1337"/>
-        <w:gridCol w:w="1337"/>
-        <w:gridCol w:w="1337"/>
-        <w:gridCol w:w="1337"/>
-        <w:gridCol w:w="1337"/>
-        <w:gridCol w:w="1337"/>
+        <w:gridCol w:w="1560"/>
+        <w:gridCol w:w="1560"/>
+        <w:gridCol w:w="1560"/>
+        <w:gridCol w:w="1560"/>
+        <w:gridCol w:w="1560"/>
+        <w:gridCol w:w="1560"/>
       </w:tblGrid>
       <w:tr>
         <w:tc>
           <w:tcPr>
-            <w:tcW w:type="dxa" w:w="1337"/>
-            <w:shd w:val="clear" w:color="auto" w:fill="2C3E50"/>
+            <w:tcW w:type="dxa" w:w="1560"/>
+            <w:shd w:fill="2C3E50" w:val="clear"/>
           </w:tcPr>
           <w:p>
-            <w:pPr>
-              <w:jc w:val="center"/>
-            </w:pPr>
             <w:r>
               <w:rPr>
-                <w:rFonts w:ascii="Times New Roman" w:hAnsi="Times New Roman"/>
                 <w:b/>
                 <w:color w:val="FFFFFF"/>
                 <w:sz w:val="18"/>
               </w:rPr>
-              <w:t>No.</w:t>
+              <w:t>No</w:t>
             </w:r>
           </w:p>
         </w:tc>
         <w:tc>
           <w:tcPr>
-            <w:tcW w:type="dxa" w:w="1337"/>
-            <w:shd w:val="clear" w:color="auto" w:fill="2C3E50"/>
+            <w:tcW w:type="dxa" w:w="1560"/>
+            <w:shd w:fill="2C3E50" w:val="clear"/>
           </w:tcPr>
           <w:p>
-            <w:pPr>
-              <w:jc w:val="center"/>
-            </w:pPr>
             <w:r>
               <w:rPr>
-                <w:rFonts w:ascii="Times New Roman" w:hAnsi="Times New Roman"/>
                 <w:b/>
                 <w:color w:val="FFFFFF"/>
                 <w:sz w:val="18"/>
               </w:rPr>
-              <w:t>Test Name</w:t>
+              <w:t>Method</w:t>
             </w:r>
           </w:p>
         </w:tc>
         <w:tc>
           <w:tcPr>
-            <w:tcW w:type="dxa" w:w="1337"/>
-            <w:shd w:val="clear" w:color="auto" w:fill="2C3E50"/>
+            <w:tcW w:type="dxa" w:w="1560"/>
+            <w:shd w:fill="2C3E50" w:val="clear"/>
           </w:tcPr>
           <w:p>
-            <w:pPr>
-              <w:jc w:val="center"/>
-            </w:pPr>
             <w:r>
               <w:rPr>
-                <w:rFonts w:ascii="Times New Roman" w:hAnsi="Times New Roman"/>
                 <w:b/>
                 <w:color w:val="FFFFFF"/>
                 <w:sz w:val="18"/>
               </w:rPr>
-              <w:t>Description</w:t>
+              <w:t>Test Description</w:t>
             </w:r>
           </w:p>
         </w:tc>
         <w:tc>
           <w:tcPr>
-            <w:tcW w:type="dxa" w:w="1337"/>
-            <w:shd w:val="clear" w:color="auto" w:fill="2C3E50"/>
+            <w:tcW w:type="dxa" w:w="1560"/>
+            <w:shd w:fill="2C3E50" w:val="clear"/>
           </w:tcPr>
           <w:p>
-            <w:pPr>
-              <w:jc w:val="center"/>
-            </w:pPr>
             <w:r>
               <w:rPr>
-                <w:rFonts w:ascii="Times New Roman" w:hAnsi="Times New Roman"/>
                 <w:b/>
                 <w:color w:val="FFFFFF"/>
                 <w:sz w:val="18"/>
@@ -1070,61 +1870,33 @@
         </w:tc>
         <w:tc>
           <w:tcPr>
-            <w:tcW w:type="dxa" w:w="1337"/>
-            <w:shd w:val="clear" w:color="auto" w:fill="2C3E50"/>
+            <w:tcW w:type="dxa" w:w="1560"/>
+            <w:shd w:fill="2C3E50" w:val="clear"/>
           </w:tcPr>
           <w:p>
-            <w:pPr>
-              <w:jc w:val="center"/>
-            </w:pPr>
             <w:r>
               <w:rPr>
-                <w:rFonts w:ascii="Times New Roman" w:hAnsi="Times New Roman"/>
                 <w:b/>
                 <w:color w:val="FFFFFF"/>
                 <w:sz w:val="18"/>
               </w:rPr>
-              <w:t>Expected</w:t>
+              <w:t>Expected Output</w:t>
             </w:r>
           </w:p>
         </w:tc>
         <w:tc>
           <w:tcPr>
-            <w:tcW w:type="dxa" w:w="1337"/>
-            <w:shd w:val="clear" w:color="auto" w:fill="2C3E50"/>
+            <w:tcW w:type="dxa" w:w="1560"/>
+            <w:shd w:fill="2C3E50" w:val="clear"/>
           </w:tcPr>
           <w:p>
-            <w:pPr>
-              <w:jc w:val="center"/>
-            </w:pPr>
             <w:r>
               <w:rPr>
-                <w:rFonts w:ascii="Times New Roman" w:hAnsi="Times New Roman"/>
                 <w:b/>
                 <w:color w:val="FFFFFF"/>
                 <w:sz w:val="18"/>
               </w:rPr>
-              <w:t>Actual</w:t>
-            </w:r>
-          </w:p>
-        </w:tc>
-        <w:tc>
-          <w:tcPr>
-            <w:tcW w:type="dxa" w:w="1337"/>
-            <w:shd w:val="clear" w:color="auto" w:fill="2C3E50"/>
-          </w:tcPr>
-          <w:p>
-            <w:pPr>
-              <w:jc w:val="center"/>
-            </w:pPr>
-            <w:r>
-              <w:rPr>
-                <w:rFonts w:ascii="Times New Roman" w:hAnsi="Times New Roman"/>
-                <w:b/>
-                <w:color w:val="FFFFFF"/>
-                <w:sz w:val="18"/>
-              </w:rPr>
-              <w:t>Status</w:t>
+              <w:t>Result</w:t>
             </w:r>
           </w:p>
         </w:tc>
@@ -1132,101 +1904,79 @@
       <w:tr>
         <w:tc>
           <w:tcPr>
-            <w:tcW w:type="dxa" w:w="1337"/>
+            <w:tcW w:type="dxa" w:w="1560"/>
           </w:tcPr>
           <w:p>
             <w:r>
               <w:rPr>
-                <w:rFonts w:ascii="Times New Roman" w:hAnsi="Times New Roman"/>
                 <w:sz w:val="18"/>
               </w:rPr>
-              <w:t>1</w:t>
+              <w:t>14</w:t>
             </w:r>
           </w:p>
         </w:tc>
         <w:tc>
           <w:tcPr>
-            <w:tcW w:type="dxa" w:w="1337"/>
+            <w:tcW w:type="dxa" w:w="1560"/>
           </w:tcPr>
           <w:p>
             <w:r>
               <w:rPr>
-                <w:rFonts w:ascii="Times New Roman" w:hAnsi="Times New Roman"/>
                 <w:sz w:val="18"/>
               </w:rPr>
-              <w:t>Full name (two parts)</w:t>
+              <w:t>testEmptyList</w:t>
             </w:r>
           </w:p>
         </w:tc>
         <w:tc>
           <w:tcPr>
-            <w:tcW w:type="dxa" w:w="1337"/>
+            <w:tcW w:type="dxa" w:w="1560"/>
           </w:tcPr>
           <w:p>
             <w:r>
               <w:rPr>
-                <w:rFonts w:ascii="Times New Roman" w:hAnsi="Times New Roman"/>
                 <w:sz w:val="18"/>
               </w:rPr>
-              <w:t>Verify that a Name with first and last name returns the correct full name.</w:t>
+              <w:t>Verify new CompetitorList is empty with correct initial state and null top performer</w:t>
             </w:r>
           </w:p>
         </w:tc>
         <w:tc>
           <w:tcPr>
-            <w:tcW w:type="dxa" w:w="1337"/>
+            <w:tcW w:type="dxa" w:w="1560"/>
           </w:tcPr>
           <w:p>
             <w:r>
               <w:rPr>
-                <w:rFonts w:ascii="Times New Roman" w:hAnsi="Times New Roman"/>
                 <w:sz w:val="18"/>
               </w:rPr>
-              <w:t>new Name("Alice", "Green")</w:t>
+              <w:t>new CompetitorList()</w:t>
             </w:r>
           </w:p>
         </w:tc>
         <w:tc>
           <w:tcPr>
-            <w:tcW w:type="dxa" w:w="1337"/>
+            <w:tcW w:type="dxa" w:w="1560"/>
           </w:tcPr>
           <w:p>
             <w:r>
               <w:rPr>
-                <w:rFonts w:ascii="Times New Roman" w:hAnsi="Times New Roman"/>
                 <w:sz w:val="18"/>
               </w:rPr>
-              <w:t>"Alice Green"</w:t>
+              <w:t>getTotalCompetitors()=0, getNextId()=200, getTopPerformer()=null</w:t>
             </w:r>
           </w:p>
         </w:tc>
         <w:tc>
           <w:tcPr>
-            <w:tcW w:type="dxa" w:w="1337"/>
+            <w:tcW w:type="dxa" w:w="1560"/>
           </w:tcPr>
           <w:p>
             <w:r>
               <w:rPr>
-                <w:rFonts w:ascii="Times New Roman" w:hAnsi="Times New Roman"/>
                 <w:sz w:val="18"/>
               </w:rPr>
-              <w:t>"Alice Green"</w:t>
-            </w:r>
-          </w:p>
-        </w:tc>
-        <w:tc>
-          <w:tcPr>
-            <w:tcW w:type="dxa" w:w="1337"/>
-          </w:tcPr>
-          <w:p>
-            <w:r>
-              <w:rPr>
-                <w:rFonts w:ascii="Times New Roman" w:hAnsi="Times New Roman"/>
-                <w:b/>
-                <w:color w:val="008000"/>
-                <w:sz w:val="18"/>
-              </w:rPr>
-              <w:t>PASS</w:t>
+              <w:t>Pass</w:t>
             </w:r>
           </w:p>
         </w:tc>
@@ -1234,108 +1984,79 @@
       <w:tr>
         <w:tc>
           <w:tcPr>
-            <w:tcW w:type="dxa" w:w="1337"/>
-            <w:shd w:val="clear" w:color="auto" w:fill="F2F2F2"/>
+            <w:tcW w:type="dxa" w:w="1560"/>
           </w:tcPr>
           <w:p>
             <w:r>
               <w:rPr>
-                <w:rFonts w:ascii="Times New Roman" w:hAnsi="Times New Roman"/>
                 <w:sz w:val="18"/>
               </w:rPr>
-              <w:t>2</w:t>
+              <w:t>15</w:t>
             </w:r>
           </w:p>
         </w:tc>
         <w:tc>
           <w:tcPr>
-            <w:tcW w:type="dxa" w:w="1337"/>
-            <w:shd w:val="clear" w:color="auto" w:fill="F2F2F2"/>
+            <w:tcW w:type="dxa" w:w="1560"/>
           </w:tcPr>
           <w:p>
             <w:r>
               <w:rPr>
-                <w:rFonts w:ascii="Times New Roman" w:hAnsi="Times New Roman"/>
                 <w:sz w:val="18"/>
               </w:rPr>
-              <w:t>Initials (two parts)</w:t>
+              <w:t>testAddAndRetrieve</w:t>
             </w:r>
           </w:p>
         </w:tc>
         <w:tc>
           <w:tcPr>
-            <w:tcW w:type="dxa" w:w="1337"/>
-            <w:shd w:val="clear" w:color="auto" w:fill="F2F2F2"/>
+            <w:tcW w:type="dxa" w:w="1560"/>
           </w:tcPr>
           <w:p>
             <w:r>
               <w:rPr>
-                <w:rFonts w:ascii="Times New Roman" w:hAnsi="Times New Roman"/>
                 <w:sz w:val="18"/>
               </w:rPr>
-              <w:t>Verify that initials are correctly derived from a two-part name.</w:t>
+              <w:t>Verify adding competitors increases count, enables ID lookup, and advances next ID</w:t>
             </w:r>
           </w:p>
         </w:tc>
         <w:tc>
           <w:tcPr>
-            <w:tcW w:type="dxa" w:w="1337"/>
-            <w:shd w:val="clear" w:color="auto" w:fill="F2F2F2"/>
+            <w:tcW w:type="dxa" w:w="1560"/>
           </w:tcPr>
           <w:p>
             <w:r>
               <w:rPr>
-                <w:rFonts w:ascii="Times New Roman" w:hAnsi="Times New Roman"/>
                 <w:sz w:val="18"/>
               </w:rPr>
-              <w:t>n1.getInitials()</w:t>
+              <w:t>addCompetitor(c1 ID=200), addCompetitor(c2 ID=201)</w:t>
             </w:r>
           </w:p>
         </w:tc>
         <w:tc>
           <w:tcPr>
-            <w:tcW w:type="dxa" w:w="1337"/>
-            <w:shd w:val="clear" w:color="auto" w:fill="F2F2F2"/>
+            <w:tcW w:type="dxa" w:w="1560"/>
           </w:tcPr>
           <w:p>
             <w:r>
               <w:rPr>
-                <w:rFonts w:ascii="Times New Roman" w:hAnsi="Times New Roman"/>
                 <w:sz w:val="18"/>
               </w:rPr>
-              <w:t>"AG"</w:t>
+              <w:t>size=2, getById(201)=c2, getById(999)=null, nextId=202</w:t>
             </w:r>
           </w:p>
         </w:tc>
         <w:tc>
           <w:tcPr>
-            <w:tcW w:type="dxa" w:w="1337"/>
-            <w:shd w:val="clear" w:color="auto" w:fill="F2F2F2"/>
+            <w:tcW w:type="dxa" w:w="1560"/>
           </w:tcPr>
           <w:p>
             <w:r>
               <w:rPr>
-                <w:rFonts w:ascii="Times New Roman" w:hAnsi="Times New Roman"/>
                 <w:sz w:val="18"/>
               </w:rPr>
-              <w:t>"AG"</w:t>
-            </w:r>
-          </w:p>
-        </w:tc>
-        <w:tc>
-          <w:tcPr>
-            <w:tcW w:type="dxa" w:w="1337"/>
-            <w:shd w:val="clear" w:color="auto" w:fill="F2F2F2"/>
-          </w:tcPr>
-          <w:p>
-            <w:r>
-              <w:rPr>
-                <w:rFonts w:ascii="Times New Roman" w:hAnsi="Times New Roman"/>
-                <w:b/>
-                <w:color w:val="008000"/>
-                <w:sz w:val="18"/>
-              </w:rPr>
-              <w:t>PASS</w:t>
+              <w:t>Pass</w:t>
             </w:r>
           </w:p>
         </w:tc>
@@ -1343,101 +2064,79 @@
       <w:tr>
         <w:tc>
           <w:tcPr>
-            <w:tcW w:type="dxa" w:w="1337"/>
+            <w:tcW w:type="dxa" w:w="1560"/>
           </w:tcPr>
           <w:p>
             <w:r>
               <w:rPr>
-                <w:rFonts w:ascii="Times New Roman" w:hAnsi="Times New Roman"/>
                 <w:sz w:val="18"/>
               </w:rPr>
-              <w:t>3</w:t>
+              <w:t>16</w:t>
             </w:r>
           </w:p>
         </w:tc>
         <w:tc>
           <w:tcPr>
-            <w:tcW w:type="dxa" w:w="1337"/>
+            <w:tcW w:type="dxa" w:w="1560"/>
           </w:tcPr>
           <w:p>
             <w:r>
               <w:rPr>
-                <w:rFonts w:ascii="Times New Roman" w:hAnsi="Times New Roman"/>
                 <w:sz w:val="18"/>
               </w:rPr>
-              <w:t>Full name (three parts)</w:t>
+              <w:t>testRemoveCompetitor</w:t>
             </w:r>
           </w:p>
         </w:tc>
         <w:tc>
           <w:tcPr>
-            <w:tcW w:type="dxa" w:w="1337"/>
+            <w:tcW w:type="dxa" w:w="1560"/>
           </w:tcPr>
           <w:p>
             <w:r>
               <w:rPr>
-                <w:rFonts w:ascii="Times New Roman" w:hAnsi="Times New Roman"/>
                 <w:sz w:val="18"/>
               </w:rPr>
-              <w:t>Verify that a Name with first, middle, and last name returns the correct full name.</w:t>
+              <w:t>Verify removing a competitor by ID decreases count and returns correct boolean</w:t>
             </w:r>
           </w:p>
         </w:tc>
         <w:tc>
           <w:tcPr>
-            <w:tcW w:type="dxa" w:w="1337"/>
+            <w:tcW w:type="dxa" w:w="1560"/>
           </w:tcPr>
           <w:p>
             <w:r>
               <w:rPr>
-                <w:rFonts w:ascii="Times New Roman" w:hAnsi="Times New Roman"/>
                 <w:sz w:val="18"/>
               </w:rPr>
-              <w:t>new Name("Keith", "John", "Talbot")</w:t>
+              <w:t>removeCompetitorById(201), removeCompetitorById(999)</w:t>
             </w:r>
           </w:p>
         </w:tc>
         <w:tc>
           <w:tcPr>
-            <w:tcW w:type="dxa" w:w="1337"/>
+            <w:tcW w:type="dxa" w:w="1560"/>
           </w:tcPr>
           <w:p>
             <w:r>
               <w:rPr>
-                <w:rFonts w:ascii="Times New Roman" w:hAnsi="Times New Roman"/>
                 <w:sz w:val="18"/>
               </w:rPr>
-              <w:t>"Keith John Talbot"</w:t>
+              <w:t>remove(201)=true, size=1, getById(201)=null, remove(999)=false</w:t>
             </w:r>
           </w:p>
         </w:tc>
         <w:tc>
           <w:tcPr>
-            <w:tcW w:type="dxa" w:w="1337"/>
+            <w:tcW w:type="dxa" w:w="1560"/>
           </w:tcPr>
           <w:p>
             <w:r>
               <w:rPr>
-                <w:rFonts w:ascii="Times New Roman" w:hAnsi="Times New Roman"/>
                 <w:sz w:val="18"/>
               </w:rPr>
-              <w:t>"Keith John Talbot"</w:t>
-            </w:r>
-          </w:p>
-        </w:tc>
-        <w:tc>
-          <w:tcPr>
-            <w:tcW w:type="dxa" w:w="1337"/>
-          </w:tcPr>
-          <w:p>
-            <w:r>
-              <w:rPr>
-                <w:rFonts w:ascii="Times New Roman" w:hAnsi="Times New Roman"/>
-                <w:b/>
-                <w:color w:val="008000"/>
-                <w:sz w:val="18"/>
-              </w:rPr>
-              <w:t>PASS</w:t>
+              <w:t>Pass</w:t>
             </w:r>
           </w:p>
         </w:tc>
@@ -1445,108 +2144,79 @@
       <w:tr>
         <w:tc>
           <w:tcPr>
-            <w:tcW w:type="dxa" w:w="1337"/>
-            <w:shd w:val="clear" w:color="auto" w:fill="F2F2F2"/>
+            <w:tcW w:type="dxa" w:w="1560"/>
           </w:tcPr>
           <w:p>
             <w:r>
               <w:rPr>
-                <w:rFonts w:ascii="Times New Roman" w:hAnsi="Times New Roman"/>
                 <w:sz w:val="18"/>
               </w:rPr>
-              <w:t>4</w:t>
+              <w:t>17</w:t>
             </w:r>
           </w:p>
         </w:tc>
         <w:tc>
           <w:tcPr>
-            <w:tcW w:type="dxa" w:w="1337"/>
-            <w:shd w:val="clear" w:color="auto" w:fill="F2F2F2"/>
+            <w:tcW w:type="dxa" w:w="1560"/>
           </w:tcPr>
           <w:p>
             <w:r>
               <w:rPr>
-                <w:rFonts w:ascii="Times New Roman" w:hAnsi="Times New Roman"/>
                 <w:sz w:val="18"/>
               </w:rPr>
-              <w:t>Initials (three parts)</w:t>
+              <w:t>testTopPerformer</w:t>
             </w:r>
           </w:p>
         </w:tc>
         <w:tc>
           <w:tcPr>
-            <w:tcW w:type="dxa" w:w="1337"/>
-            <w:shd w:val="clear" w:color="auto" w:fill="F2F2F2"/>
+            <w:tcW w:type="dxa" w:w="1560"/>
           </w:tcPr>
           <w:p>
             <w:r>
               <w:rPr>
-                <w:rFonts w:ascii="Times New Roman" w:hAnsi="Times New Roman"/>
                 <w:sz w:val="18"/>
               </w:rPr>
-              <w:t>Verify that initials are correctly derived from a three-part name.</w:t>
+              <w:t>Verify getTopPerformer returns the competitor with highest overall score</w:t>
             </w:r>
           </w:p>
         </w:tc>
         <w:tc>
           <w:tcPr>
-            <w:tcW w:type="dxa" w:w="1337"/>
-            <w:shd w:val="clear" w:color="auto" w:fill="F2F2F2"/>
+            <w:tcW w:type="dxa" w:w="1560"/>
           </w:tcPr>
           <w:p>
             <w:r>
               <w:rPr>
-                <w:rFonts w:ascii="Times New Roman" w:hAnsi="Times New Roman"/>
                 <w:sz w:val="18"/>
               </w:rPr>
-              <w:t>n2.getInitials()</w:t>
+              <w:t>c1(avg 3.6), c2(avg 4.0), c3(avg 4.6)</w:t>
             </w:r>
           </w:p>
         </w:tc>
         <w:tc>
           <w:tcPr>
-            <w:tcW w:type="dxa" w:w="1337"/>
-            <w:shd w:val="clear" w:color="auto" w:fill="F2F2F2"/>
+            <w:tcW w:type="dxa" w:w="1560"/>
           </w:tcPr>
           <w:p>
             <w:r>
               <w:rPr>
-                <w:rFonts w:ascii="Times New Roman" w:hAnsi="Times New Roman"/>
                 <w:sz w:val="18"/>
               </w:rPr>
-              <w:t>"KJT"</w:t>
+              <w:t>top.getCompetitorId()=202, top.getOverallScore()=4.6</w:t>
             </w:r>
           </w:p>
         </w:tc>
         <w:tc>
           <w:tcPr>
-            <w:tcW w:type="dxa" w:w="1337"/>
-            <w:shd w:val="clear" w:color="auto" w:fill="F2F2F2"/>
+            <w:tcW w:type="dxa" w:w="1560"/>
           </w:tcPr>
           <w:p>
             <w:r>
               <w:rPr>
-                <w:rFonts w:ascii="Times New Roman" w:hAnsi="Times New Roman"/>
                 <w:sz w:val="18"/>
               </w:rPr>
-              <w:t>"KJT"</w:t>
-            </w:r>
-          </w:p>
-        </w:tc>
-        <w:tc>
-          <w:tcPr>
-            <w:tcW w:type="dxa" w:w="1337"/>
-            <w:shd w:val="clear" w:color="auto" w:fill="F2F2F2"/>
-          </w:tcPr>
-          <w:p>
-            <w:r>
-              <w:rPr>
-                <w:rFonts w:ascii="Times New Roman" w:hAnsi="Times New Roman"/>
-                <w:b/>
-                <w:color w:val="008000"/>
-                <w:sz w:val="18"/>
-              </w:rPr>
-              <w:t>PASS</w:t>
+              <w:t>Pass</w:t>
             </w:r>
           </w:p>
         </w:tc>
@@ -1554,101 +2224,79 @@
       <w:tr>
         <w:tc>
           <w:tcPr>
-            <w:tcW w:type="dxa" w:w="1337"/>
+            <w:tcW w:type="dxa" w:w="1560"/>
           </w:tcPr>
           <w:p>
             <w:r>
               <w:rPr>
-                <w:rFonts w:ascii="Times New Roman" w:hAnsi="Times New Roman"/>
                 <w:sz w:val="18"/>
               </w:rPr>
-              <w:t>5</w:t>
+              <w:t>18</w:t>
             </w:r>
           </w:p>
         </w:tc>
         <w:tc>
           <w:tcPr>
-            <w:tcW w:type="dxa" w:w="1337"/>
+            <w:tcW w:type="dxa" w:w="1560"/>
           </w:tcPr>
           <w:p>
             <w:r>
               <w:rPr>
-                <w:rFonts w:ascii="Times New Roman" w:hAnsi="Times New Roman"/>
                 <w:sz w:val="18"/>
               </w:rPr>
-              <w:t>setFirstName</w:t>
+              <w:t>testScoreFrequency</w:t>
             </w:r>
           </w:p>
         </w:tc>
         <w:tc>
           <w:tcPr>
-            <w:tcW w:type="dxa" w:w="1337"/>
+            <w:tcW w:type="dxa" w:w="1560"/>
           </w:tcPr>
           <w:p>
             <w:r>
               <w:rPr>
-                <w:rFonts w:ascii="Times New Roman" w:hAnsi="Times New Roman"/>
                 <w:sz w:val="18"/>
               </w:rPr>
-              <w:t>Verify that the first name can be updated using the setter method.</w:t>
+              <w:t>Verify getScoreFrequency counts individual score occurrences across all competitors</w:t>
             </w:r>
           </w:p>
         </w:tc>
         <w:tc>
           <w:tcPr>
-            <w:tcW w:type="dxa" w:w="1337"/>
+            <w:tcW w:type="dxa" w:w="1560"/>
           </w:tcPr>
           <w:p>
             <w:r>
               <w:rPr>
-                <w:rFonts w:ascii="Times New Roman" w:hAnsi="Times New Roman"/>
                 <w:sz w:val="18"/>
               </w:rPr>
-              <w:t>n2.setFirstName("Bob")</w:t>
+              <w:t>All scores: {4,3,5,2,4}, {3,4,4,5,4}, {5,5,4,4,5}</w:t>
             </w:r>
           </w:p>
         </w:tc>
         <w:tc>
           <w:tcPr>
-            <w:tcW w:type="dxa" w:w="1337"/>
+            <w:tcW w:type="dxa" w:w="1560"/>
           </w:tcPr>
           <w:p>
             <w:r>
               <w:rPr>
-                <w:rFonts w:ascii="Times New Roman" w:hAnsi="Times New Roman"/>
                 <w:sz w:val="18"/>
               </w:rPr>
-              <w:t>"Bob"</w:t>
+              <w:t>freq[2]=1, freq[3]=2, freq[4]=7, freq[5]=5</w:t>
             </w:r>
           </w:p>
         </w:tc>
         <w:tc>
           <w:tcPr>
-            <w:tcW w:type="dxa" w:w="1337"/>
+            <w:tcW w:type="dxa" w:w="1560"/>
           </w:tcPr>
           <w:p>
             <w:r>
               <w:rPr>
-                <w:rFonts w:ascii="Times New Roman" w:hAnsi="Times New Roman"/>
                 <w:sz w:val="18"/>
               </w:rPr>
-              <w:t>"Bob"</w:t>
-            </w:r>
-          </w:p>
-        </w:tc>
-        <w:tc>
-          <w:tcPr>
-            <w:tcW w:type="dxa" w:w="1337"/>
-          </w:tcPr>
-          <w:p>
-            <w:r>
-              <w:rPr>
-                <w:rFonts w:ascii="Times New Roman" w:hAnsi="Times New Roman"/>
-                <w:b/>
-                <w:color w:val="008000"/>
-                <w:sz w:val="18"/>
-              </w:rPr>
-              <w:t>PASS</w:t>
+              <w:t>Pass</w:t>
             </w:r>
           </w:p>
         </w:tc>
@@ -1656,108 +2304,79 @@
       <w:tr>
         <w:tc>
           <w:tcPr>
-            <w:tcW w:type="dxa" w:w="1337"/>
-            <w:shd w:val="clear" w:color="auto" w:fill="F2F2F2"/>
+            <w:tcW w:type="dxa" w:w="1560"/>
           </w:tcPr>
           <w:p>
             <w:r>
               <w:rPr>
-                <w:rFonts w:ascii="Times New Roman" w:hAnsi="Times New Roman"/>
                 <w:sz w:val="18"/>
               </w:rPr>
-              <w:t>6</w:t>
+              <w:t>19</w:t>
             </w:r>
           </w:p>
         </w:tc>
         <w:tc>
           <w:tcPr>
-            <w:tcW w:type="dxa" w:w="1337"/>
-            <w:shd w:val="clear" w:color="auto" w:fill="F2F2F2"/>
+            <w:tcW w:type="dxa" w:w="1560"/>
           </w:tcPr>
           <w:p>
             <w:r>
               <w:rPr>
-                <w:rFonts w:ascii="Times New Roman" w:hAnsi="Times New Roman"/>
                 <w:sz w:val="18"/>
               </w:rPr>
-              <w:t>toString</w:t>
+              <w:t>testGenerateReport</w:t>
             </w:r>
           </w:p>
         </w:tc>
         <w:tc>
           <w:tcPr>
-            <w:tcW w:type="dxa" w:w="1337"/>
-            <w:shd w:val="clear" w:color="auto" w:fill="F2F2F2"/>
+            <w:tcW w:type="dxa" w:w="1560"/>
           </w:tcPr>
           <w:p>
             <w:r>
               <w:rPr>
-                <w:rFonts w:ascii="Times New Roman" w:hAnsi="Times New Roman"/>
                 <w:sz w:val="18"/>
               </w:rPr>
-              <w:t>Verify that toString returns the full name.</w:t>
+              <w:t>Verify generateReport produces text containing table header, competitor data, top performer, and statistics</w:t>
             </w:r>
           </w:p>
         </w:tc>
         <w:tc>
           <w:tcPr>
-            <w:tcW w:type="dxa" w:w="1337"/>
-            <w:shd w:val="clear" w:color="auto" w:fill="F2F2F2"/>
+            <w:tcW w:type="dxa" w:w="1560"/>
           </w:tcPr>
           <w:p>
             <w:r>
               <w:rPr>
-                <w:rFonts w:ascii="Times New Roman" w:hAnsi="Times New Roman"/>
                 <w:sz w:val="18"/>
               </w:rPr>
-              <w:t>n1.toString()</w:t>
+              <w:t>Add one competitor: Alice Green (ID=200)</w:t>
             </w:r>
           </w:p>
         </w:tc>
         <w:tc>
           <w:tcPr>
-            <w:tcW w:type="dxa" w:w="1337"/>
-            <w:shd w:val="clear" w:color="auto" w:fill="F2F2F2"/>
+            <w:tcW w:type="dxa" w:w="1560"/>
           </w:tcPr>
           <w:p>
             <w:r>
               <w:rPr>
-                <w:rFonts w:ascii="Times New Roman" w:hAnsi="Times New Roman"/>
                 <w:sz w:val="18"/>
               </w:rPr>
-              <w:t>"Alice Green"</w:t>
+              <w:t>Contains "Competitor ID", "Alice Green", "Top Performer", "Statistical Summary", "Total: 1"</w:t>
             </w:r>
           </w:p>
         </w:tc>
         <w:tc>
           <w:tcPr>
-            <w:tcW w:type="dxa" w:w="1337"/>
-            <w:shd w:val="clear" w:color="auto" w:fill="F2F2F2"/>
+            <w:tcW w:type="dxa" w:w="1560"/>
           </w:tcPr>
           <w:p>
             <w:r>
               <w:rPr>
-                <w:rFonts w:ascii="Times New Roman" w:hAnsi="Times New Roman"/>
                 <w:sz w:val="18"/>
               </w:rPr>
-              <w:t>"Alice Green"</w:t>
-            </w:r>
-          </w:p>
-        </w:tc>
-        <w:tc>
-          <w:tcPr>
-            <w:tcW w:type="dxa" w:w="1337"/>
-            <w:shd w:val="clear" w:color="auto" w:fill="F2F2F2"/>
-          </w:tcPr>
-          <w:p>
-            <w:r>
-              <w:rPr>
-                <w:rFonts w:ascii="Times New Roman" w:hAnsi="Times New Roman"/>
-                <w:b/>
-                <w:color w:val="008000"/>
-                <w:sz w:val="18"/>
-              </w:rPr>
-              <w:t>PASS</w:t>
+              <w:t>Pass</w:t>
             </w:r>
           </w:p>
         </w:tc>
@@ -1765,119 +2384,89 @@
     </w:tbl>
     <w:p/>
     <w:p>
-      <w:r>
-        <w:br w:type="page"/>
-      </w:r>
-    </w:p>
-    <w:p>
       <w:pPr>
         <w:pStyle w:val="Heading1"/>
       </w:pPr>
       <w:r>
-        <w:t>5. SKMCompetitor Class Tests (Tests 7-26)</w:t>
+        <w:t>7. QuizData Class Tests (Tests 20-22)</w:t>
       </w:r>
     </w:p>
     <w:p>
       <w:r>
-        <w:t>The SKMCompetitor class represents a competitor in the quiz competition. It stores the competitor's ID, name, level, country, and an array of five scores (one per attempt). The following tests verify the constructor, getters, setters, score calculations, and detail-formatting methods.</w:t>
+        <w:t>The QuizData class provides the quiz questions organised into five attempts with five questions each. These tests verify that each attempt has the correct number of questions, that attempt names follow the expected naming convention, and that each question object has valid structure.</w:t>
       </w:r>
     </w:p>
     <w:tbl>
       <w:tblPr>
+        <w:tblStyle w:val="TableGrid"/>
         <w:tblW w:type="auto" w:w="0"/>
-        <w:jc w:val="center"/>
         <w:tblLook w:firstColumn="1" w:firstRow="1" w:lastColumn="0" w:lastRow="0" w:noHBand="0" w:noVBand="1" w:val="04A0"/>
-        <w:tblBorders>
-          <w:top w:val="single" w:sz="4" w:space="0" w:color="999999"/>
-          <w:left w:val="single" w:sz="4" w:space="0" w:color="999999"/>
-          <w:bottom w:val="single" w:sz="4" w:space="0" w:color="999999"/>
-          <w:right w:val="single" w:sz="4" w:space="0" w:color="999999"/>
-          <w:insideH w:val="single" w:sz="4" w:space="0" w:color="999999"/>
-          <w:insideV w:val="single" w:sz="4" w:space="0" w:color="999999"/>
-        </w:tblBorders>
       </w:tblPr>
       <w:tblGrid>
-        <w:gridCol w:w="1337"/>
-        <w:gridCol w:w="1337"/>
-        <w:gridCol w:w="1337"/>
-        <w:gridCol w:w="1337"/>
-        <w:gridCol w:w="1337"/>
-        <w:gridCol w:w="1337"/>
-        <w:gridCol w:w="1337"/>
+        <w:gridCol w:w="1560"/>
+        <w:gridCol w:w="1560"/>
+        <w:gridCol w:w="1560"/>
+        <w:gridCol w:w="1560"/>
+        <w:gridCol w:w="1560"/>
+        <w:gridCol w:w="1560"/>
       </w:tblGrid>
       <w:tr>
         <w:tc>
           <w:tcPr>
-            <w:tcW w:type="dxa" w:w="1337"/>
-            <w:shd w:val="clear" w:color="auto" w:fill="2C3E50"/>
+            <w:tcW w:type="dxa" w:w="1560"/>
+            <w:shd w:fill="2C3E50" w:val="clear"/>
           </w:tcPr>
           <w:p>
-            <w:pPr>
-              <w:jc w:val="center"/>
-            </w:pPr>
             <w:r>
               <w:rPr>
-                <w:rFonts w:ascii="Times New Roman" w:hAnsi="Times New Roman"/>
                 <w:b/>
                 <w:color w:val="FFFFFF"/>
                 <w:sz w:val="18"/>
               </w:rPr>
-              <w:t>No.</w:t>
+              <w:t>No</w:t>
             </w:r>
           </w:p>
         </w:tc>
         <w:tc>
           <w:tcPr>
-            <w:tcW w:type="dxa" w:w="1337"/>
-            <w:shd w:val="clear" w:color="auto" w:fill="2C3E50"/>
+            <w:tcW w:type="dxa" w:w="1560"/>
+            <w:shd w:fill="2C3E50" w:val="clear"/>
           </w:tcPr>
           <w:p>
-            <w:pPr>
-              <w:jc w:val="center"/>
-            </w:pPr>
             <w:r>
               <w:rPr>
-                <w:rFonts w:ascii="Times New Roman" w:hAnsi="Times New Roman"/>
                 <w:b/>
                 <w:color w:val="FFFFFF"/>
                 <w:sz w:val="18"/>
               </w:rPr>
-              <w:t>Test Name</w:t>
+              <w:t>Method</w:t>
             </w:r>
           </w:p>
         </w:tc>
         <w:tc>
           <w:tcPr>
-            <w:tcW w:type="dxa" w:w="1337"/>
-            <w:shd w:val="clear" w:color="auto" w:fill="2C3E50"/>
+            <w:tcW w:type="dxa" w:w="1560"/>
+            <w:shd w:fill="2C3E50" w:val="clear"/>
           </w:tcPr>
           <w:p>
-            <w:pPr>
-              <w:jc w:val="center"/>
-            </w:pPr>
             <w:r>
               <w:rPr>
-                <w:rFonts w:ascii="Times New Roman" w:hAnsi="Times New Roman"/>
                 <w:b/>
                 <w:color w:val="FFFFFF"/>
                 <w:sz w:val="18"/>
               </w:rPr>
-              <w:t>Description</w:t>
+              <w:t>Test Description</w:t>
             </w:r>
           </w:p>
         </w:tc>
         <w:tc>
           <w:tcPr>
-            <w:tcW w:type="dxa" w:w="1337"/>
-            <w:shd w:val="clear" w:color="auto" w:fill="2C3E50"/>
+            <w:tcW w:type="dxa" w:w="1560"/>
+            <w:shd w:fill="2C3E50" w:val="clear"/>
           </w:tcPr>
           <w:p>
-            <w:pPr>
-              <w:jc w:val="center"/>
-            </w:pPr>
             <w:r>
               <w:rPr>
-                <w:rFonts w:ascii="Times New Roman" w:hAnsi="Times New Roman"/>
                 <w:b/>
                 <w:color w:val="FFFFFF"/>
                 <w:sz w:val="18"/>
@@ -1888,61 +2477,33 @@
         </w:tc>
         <w:tc>
           <w:tcPr>
-            <w:tcW w:type="dxa" w:w="1337"/>
-            <w:shd w:val="clear" w:color="auto" w:fill="2C3E50"/>
+            <w:tcW w:type="dxa" w:w="1560"/>
+            <w:shd w:fill="2C3E50" w:val="clear"/>
           </w:tcPr>
           <w:p>
-            <w:pPr>
-              <w:jc w:val="center"/>
-            </w:pPr>
             <w:r>
               <w:rPr>
-                <w:rFonts w:ascii="Times New Roman" w:hAnsi="Times New Roman"/>
                 <w:b/>
                 <w:color w:val="FFFFFF"/>
                 <w:sz w:val="18"/>
               </w:rPr>
-              <w:t>Expected</w:t>
+              <w:t>Expected Output</w:t>
             </w:r>
           </w:p>
         </w:tc>
         <w:tc>
           <w:tcPr>
-            <w:tcW w:type="dxa" w:w="1337"/>
-            <w:shd w:val="clear" w:color="auto" w:fill="2C3E50"/>
+            <w:tcW w:type="dxa" w:w="1560"/>
+            <w:shd w:fill="2C3E50" w:val="clear"/>
           </w:tcPr>
           <w:p>
-            <w:pPr>
-              <w:jc w:val="center"/>
-            </w:pPr>
             <w:r>
               <w:rPr>
-                <w:rFonts w:ascii="Times New Roman" w:hAnsi="Times New Roman"/>
                 <w:b/>
                 <w:color w:val="FFFFFF"/>
                 <w:sz w:val="18"/>
               </w:rPr>
-              <w:t>Actual</w:t>
-            </w:r>
-          </w:p>
-        </w:tc>
-        <w:tc>
-          <w:tcPr>
-            <w:tcW w:type="dxa" w:w="1337"/>
-            <w:shd w:val="clear" w:color="auto" w:fill="2C3E50"/>
-          </w:tcPr>
-          <w:p>
-            <w:pPr>
-              <w:jc w:val="center"/>
-            </w:pPr>
-            <w:r>
-              <w:rPr>
-                <w:rFonts w:ascii="Times New Roman" w:hAnsi="Times New Roman"/>
-                <w:b/>
-                <w:color w:val="FFFFFF"/>
-                <w:sz w:val="18"/>
-              </w:rPr>
-              <w:t>Status</w:t>
+              <w:t>Result</w:t>
             </w:r>
           </w:p>
         </w:tc>
@@ -1950,1381 +2511,11 @@
       <w:tr>
         <w:tc>
           <w:tcPr>
-            <w:tcW w:type="dxa" w:w="1337"/>
+            <w:tcW w:type="dxa" w:w="1560"/>
           </w:tcPr>
           <w:p>
             <w:r>
               <w:rPr>
-                <w:rFonts w:ascii="Times New Roman" w:hAnsi="Times New Roman"/>
-                <w:sz w:val="18"/>
-              </w:rPr>
-              <w:t>7</w:t>
-            </w:r>
-          </w:p>
-        </w:tc>
-        <w:tc>
-          <w:tcPr>
-            <w:tcW w:type="dxa" w:w="1337"/>
-          </w:tcPr>
-          <w:p>
-            <w:r>
-              <w:rPr>
-                <w:rFonts w:ascii="Times New Roman" w:hAnsi="Times New Roman"/>
-                <w:sz w:val="18"/>
-              </w:rPr>
-              <w:t>getCompetitorId</w:t>
-            </w:r>
-          </w:p>
-        </w:tc>
-        <w:tc>
-          <w:tcPr>
-            <w:tcW w:type="dxa" w:w="1337"/>
-          </w:tcPr>
-          <w:p>
-            <w:r>
-              <w:rPr>
-                <w:rFonts w:ascii="Times New Roman" w:hAnsi="Times New Roman"/>
-                <w:sz w:val="18"/>
-              </w:rPr>
-              <w:t>Verify that the competitor ID is correctly stored and retrieved.</w:t>
-            </w:r>
-          </w:p>
-        </w:tc>
-        <w:tc>
-          <w:tcPr>
-            <w:tcW w:type="dxa" w:w="1337"/>
-          </w:tcPr>
-          <w:p>
-            <w:r>
-              <w:rPr>
-                <w:rFonts w:ascii="Times New Roman" w:hAnsi="Times New Roman"/>
-                <w:sz w:val="18"/>
-              </w:rPr>
-              <w:t>new SKMCompetitor(200, name, "Beginner")</w:t>
-            </w:r>
-          </w:p>
-        </w:tc>
-        <w:tc>
-          <w:tcPr>
-            <w:tcW w:type="dxa" w:w="1337"/>
-          </w:tcPr>
-          <w:p>
-            <w:r>
-              <w:rPr>
-                <w:rFonts w:ascii="Times New Roman" w:hAnsi="Times New Roman"/>
-                <w:sz w:val="18"/>
-              </w:rPr>
-              <w:t>200</w:t>
-            </w:r>
-          </w:p>
-        </w:tc>
-        <w:tc>
-          <w:tcPr>
-            <w:tcW w:type="dxa" w:w="1337"/>
-          </w:tcPr>
-          <w:p>
-            <w:r>
-              <w:rPr>
-                <w:rFonts w:ascii="Times New Roman" w:hAnsi="Times New Roman"/>
-                <w:sz w:val="18"/>
-              </w:rPr>
-              <w:t>200</w:t>
-            </w:r>
-          </w:p>
-        </w:tc>
-        <w:tc>
-          <w:tcPr>
-            <w:tcW w:type="dxa" w:w="1337"/>
-          </w:tcPr>
-          <w:p>
-            <w:r>
-              <w:rPr>
-                <w:rFonts w:ascii="Times New Roman" w:hAnsi="Times New Roman"/>
-                <w:b/>
-                <w:color w:val="008000"/>
-                <w:sz w:val="18"/>
-              </w:rPr>
-              <w:t>PASS</w:t>
-            </w:r>
-          </w:p>
-        </w:tc>
-      </w:tr>
-      <w:tr>
-        <w:tc>
-          <w:tcPr>
-            <w:tcW w:type="dxa" w:w="1337"/>
-            <w:shd w:val="clear" w:color="auto" w:fill="F2F2F2"/>
-          </w:tcPr>
-          <w:p>
-            <w:r>
-              <w:rPr>
-                <w:rFonts w:ascii="Times New Roman" w:hAnsi="Times New Roman"/>
-                <w:sz w:val="18"/>
-              </w:rPr>
-              <w:t>8</w:t>
-            </w:r>
-          </w:p>
-        </w:tc>
-        <w:tc>
-          <w:tcPr>
-            <w:tcW w:type="dxa" w:w="1337"/>
-            <w:shd w:val="clear" w:color="auto" w:fill="F2F2F2"/>
-          </w:tcPr>
-          <w:p>
-            <w:r>
-              <w:rPr>
-                <w:rFonts w:ascii="Times New Roman" w:hAnsi="Times New Roman"/>
-                <w:sz w:val="18"/>
-              </w:rPr>
-              <w:t>getLevel</w:t>
-            </w:r>
-          </w:p>
-        </w:tc>
-        <w:tc>
-          <w:tcPr>
-            <w:tcW w:type="dxa" w:w="1337"/>
-            <w:shd w:val="clear" w:color="auto" w:fill="F2F2F2"/>
-          </w:tcPr>
-          <w:p>
-            <w:r>
-              <w:rPr>
-                <w:rFonts w:ascii="Times New Roman" w:hAnsi="Times New Roman"/>
-                <w:sz w:val="18"/>
-              </w:rPr>
-              <w:t>Verify that the competition level is correctly stored.</w:t>
-            </w:r>
-          </w:p>
-        </w:tc>
-        <w:tc>
-          <w:tcPr>
-            <w:tcW w:type="dxa" w:w="1337"/>
-            <w:shd w:val="clear" w:color="auto" w:fill="F2F2F2"/>
-          </w:tcPr>
-          <w:p>
-            <w:r>
-              <w:rPr>
-                <w:rFonts w:ascii="Times New Roman" w:hAnsi="Times New Roman"/>
-                <w:sz w:val="18"/>
-              </w:rPr>
-              <w:t>c.getLevel()</w:t>
-            </w:r>
-          </w:p>
-        </w:tc>
-        <w:tc>
-          <w:tcPr>
-            <w:tcW w:type="dxa" w:w="1337"/>
-            <w:shd w:val="clear" w:color="auto" w:fill="F2F2F2"/>
-          </w:tcPr>
-          <w:p>
-            <w:r>
-              <w:rPr>
-                <w:rFonts w:ascii="Times New Roman" w:hAnsi="Times New Roman"/>
-                <w:sz w:val="18"/>
-              </w:rPr>
-              <w:t>"Beginner"</w:t>
-            </w:r>
-          </w:p>
-        </w:tc>
-        <w:tc>
-          <w:tcPr>
-            <w:tcW w:type="dxa" w:w="1337"/>
-            <w:shd w:val="clear" w:color="auto" w:fill="F2F2F2"/>
-          </w:tcPr>
-          <w:p>
-            <w:r>
-              <w:rPr>
-                <w:rFonts w:ascii="Times New Roman" w:hAnsi="Times New Roman"/>
-                <w:sz w:val="18"/>
-              </w:rPr>
-              <w:t>"Beginner"</w:t>
-            </w:r>
-          </w:p>
-        </w:tc>
-        <w:tc>
-          <w:tcPr>
-            <w:tcW w:type="dxa" w:w="1337"/>
-            <w:shd w:val="clear" w:color="auto" w:fill="F2F2F2"/>
-          </w:tcPr>
-          <w:p>
-            <w:r>
-              <w:rPr>
-                <w:rFonts w:ascii="Times New Roman" w:hAnsi="Times New Roman"/>
-                <w:b/>
-                <w:color w:val="008000"/>
-                <w:sz w:val="18"/>
-              </w:rPr>
-              <w:t>PASS</w:t>
-            </w:r>
-          </w:p>
-        </w:tc>
-      </w:tr>
-      <w:tr>
-        <w:tc>
-          <w:tcPr>
-            <w:tcW w:type="dxa" w:w="1337"/>
-          </w:tcPr>
-          <w:p>
-            <w:r>
-              <w:rPr>
-                <w:rFonts w:ascii="Times New Roman" w:hAnsi="Times New Roman"/>
-                <w:sz w:val="18"/>
-              </w:rPr>
-              <w:t>9</w:t>
-            </w:r>
-          </w:p>
-        </w:tc>
-        <w:tc>
-          <w:tcPr>
-            <w:tcW w:type="dxa" w:w="1337"/>
-          </w:tcPr>
-          <w:p>
-            <w:r>
-              <w:rPr>
-                <w:rFonts w:ascii="Times New Roman" w:hAnsi="Times New Roman"/>
-                <w:sz w:val="18"/>
-              </w:rPr>
-              <w:t>getName</w:t>
-            </w:r>
-          </w:p>
-        </w:tc>
-        <w:tc>
-          <w:tcPr>
-            <w:tcW w:type="dxa" w:w="1337"/>
-          </w:tcPr>
-          <w:p>
-            <w:r>
-              <w:rPr>
-                <w:rFonts w:ascii="Times New Roman" w:hAnsi="Times New Roman"/>
-                <w:sz w:val="18"/>
-              </w:rPr>
-              <w:t>Verify that the competitor name is correctly stored via the Name class.</w:t>
-            </w:r>
-          </w:p>
-        </w:tc>
-        <w:tc>
-          <w:tcPr>
-            <w:tcW w:type="dxa" w:w="1337"/>
-          </w:tcPr>
-          <w:p>
-            <w:r>
-              <w:rPr>
-                <w:rFonts w:ascii="Times New Roman" w:hAnsi="Times New Roman"/>
-                <w:sz w:val="18"/>
-              </w:rPr>
-              <w:t>c.getCompetitorName().getFullName()</w:t>
-            </w:r>
-          </w:p>
-        </w:tc>
-        <w:tc>
-          <w:tcPr>
-            <w:tcW w:type="dxa" w:w="1337"/>
-          </w:tcPr>
-          <w:p>
-            <w:r>
-              <w:rPr>
-                <w:rFonts w:ascii="Times New Roman" w:hAnsi="Times New Roman"/>
-                <w:sz w:val="18"/>
-              </w:rPr>
-              <w:t>"Alice Green"</w:t>
-            </w:r>
-          </w:p>
-        </w:tc>
-        <w:tc>
-          <w:tcPr>
-            <w:tcW w:type="dxa" w:w="1337"/>
-          </w:tcPr>
-          <w:p>
-            <w:r>
-              <w:rPr>
-                <w:rFonts w:ascii="Times New Roman" w:hAnsi="Times New Roman"/>
-                <w:sz w:val="18"/>
-              </w:rPr>
-              <w:t>"Alice Green"</w:t>
-            </w:r>
-          </w:p>
-        </w:tc>
-        <w:tc>
-          <w:tcPr>
-            <w:tcW w:type="dxa" w:w="1337"/>
-          </w:tcPr>
-          <w:p>
-            <w:r>
-              <w:rPr>
-                <w:rFonts w:ascii="Times New Roman" w:hAnsi="Times New Roman"/>
-                <w:b/>
-                <w:color w:val="008000"/>
-                <w:sz w:val="18"/>
-              </w:rPr>
-              <w:t>PASS</w:t>
-            </w:r>
-          </w:p>
-        </w:tc>
-      </w:tr>
-      <w:tr>
-        <w:tc>
-          <w:tcPr>
-            <w:tcW w:type="dxa" w:w="1337"/>
-            <w:shd w:val="clear" w:color="auto" w:fill="F2F2F2"/>
-          </w:tcPr>
-          <w:p>
-            <w:r>
-              <w:rPr>
-                <w:rFonts w:ascii="Times New Roman" w:hAnsi="Times New Roman"/>
-                <w:sz w:val="18"/>
-              </w:rPr>
-              <w:t>10</w:t>
-            </w:r>
-          </w:p>
-        </w:tc>
-        <w:tc>
-          <w:tcPr>
-            <w:tcW w:type="dxa" w:w="1337"/>
-            <w:shd w:val="clear" w:color="auto" w:fill="F2F2F2"/>
-          </w:tcPr>
-          <w:p>
-            <w:r>
-              <w:rPr>
-                <w:rFonts w:ascii="Times New Roman" w:hAnsi="Times New Roman"/>
-                <w:sz w:val="18"/>
-              </w:rPr>
-              <w:t>getCountry default</w:t>
-            </w:r>
-          </w:p>
-        </w:tc>
-        <w:tc>
-          <w:tcPr>
-            <w:tcW w:type="dxa" w:w="1337"/>
-            <w:shd w:val="clear" w:color="auto" w:fill="F2F2F2"/>
-          </w:tcPr>
-          <w:p>
-            <w:r>
-              <w:rPr>
-                <w:rFonts w:ascii="Times New Roman" w:hAnsi="Times New Roman"/>
-                <w:sz w:val="18"/>
-              </w:rPr>
-              <w:t>Verify that country defaults to an empty string when not provided.</w:t>
-            </w:r>
-          </w:p>
-        </w:tc>
-        <w:tc>
-          <w:tcPr>
-            <w:tcW w:type="dxa" w:w="1337"/>
-            <w:shd w:val="clear" w:color="auto" w:fill="F2F2F2"/>
-          </w:tcPr>
-          <w:p>
-            <w:r>
-              <w:rPr>
-                <w:rFonts w:ascii="Times New Roman" w:hAnsi="Times New Roman"/>
-                <w:sz w:val="18"/>
-              </w:rPr>
-              <w:t>c.getCountry()</w:t>
-            </w:r>
-          </w:p>
-        </w:tc>
-        <w:tc>
-          <w:tcPr>
-            <w:tcW w:type="dxa" w:w="1337"/>
-            <w:shd w:val="clear" w:color="auto" w:fill="F2F2F2"/>
-          </w:tcPr>
-          <w:p>
-            <w:r>
-              <w:rPr>
-                <w:rFonts w:ascii="Times New Roman" w:hAnsi="Times New Roman"/>
-                <w:sz w:val="18"/>
-              </w:rPr>
-              <w:t>""</w:t>
-            </w:r>
-          </w:p>
-        </w:tc>
-        <w:tc>
-          <w:tcPr>
-            <w:tcW w:type="dxa" w:w="1337"/>
-            <w:shd w:val="clear" w:color="auto" w:fill="F2F2F2"/>
-          </w:tcPr>
-          <w:p>
-            <w:r>
-              <w:rPr>
-                <w:rFonts w:ascii="Times New Roman" w:hAnsi="Times New Roman"/>
-                <w:sz w:val="18"/>
-              </w:rPr>
-              <w:t>""</w:t>
-            </w:r>
-          </w:p>
-        </w:tc>
-        <w:tc>
-          <w:tcPr>
-            <w:tcW w:type="dxa" w:w="1337"/>
-            <w:shd w:val="clear" w:color="auto" w:fill="F2F2F2"/>
-          </w:tcPr>
-          <w:p>
-            <w:r>
-              <w:rPr>
-                <w:rFonts w:ascii="Times New Roman" w:hAnsi="Times New Roman"/>
-                <w:b/>
-                <w:color w:val="008000"/>
-                <w:sz w:val="18"/>
-              </w:rPr>
-              <w:t>PASS</w:t>
-            </w:r>
-          </w:p>
-        </w:tc>
-      </w:tr>
-      <w:tr>
-        <w:tc>
-          <w:tcPr>
-            <w:tcW w:type="dxa" w:w="1337"/>
-          </w:tcPr>
-          <w:p>
-            <w:r>
-              <w:rPr>
-                <w:rFonts w:ascii="Times New Roman" w:hAnsi="Times New Roman"/>
-                <w:sz w:val="18"/>
-              </w:rPr>
-              <w:t>11</w:t>
-            </w:r>
-          </w:p>
-        </w:tc>
-        <w:tc>
-          <w:tcPr>
-            <w:tcW w:type="dxa" w:w="1337"/>
-          </w:tcPr>
-          <w:p>
-            <w:r>
-              <w:rPr>
-                <w:rFonts w:ascii="Times New Roman" w:hAnsi="Times New Roman"/>
-                <w:sz w:val="18"/>
-              </w:rPr>
-              <w:t>getCountry</w:t>
-            </w:r>
-          </w:p>
-        </w:tc>
-        <w:tc>
-          <w:tcPr>
-            <w:tcW w:type="dxa" w:w="1337"/>
-          </w:tcPr>
-          <w:p>
-            <w:r>
-              <w:rPr>
-                <w:rFonts w:ascii="Times New Roman" w:hAnsi="Times New Roman"/>
-                <w:sz w:val="18"/>
-              </w:rPr>
-              <w:t>Verify that the country is correctly stored when provided.</w:t>
-            </w:r>
-          </w:p>
-        </w:tc>
-        <w:tc>
-          <w:tcPr>
-            <w:tcW w:type="dxa" w:w="1337"/>
-          </w:tcPr>
-          <w:p>
-            <w:r>
-              <w:rPr>
-                <w:rFonts w:ascii="Times New Roman" w:hAnsi="Times New Roman"/>
-                <w:sz w:val="18"/>
-              </w:rPr>
-              <w:t>new SKMCompetitor(210, name, "Advanced", "Nepal")</w:t>
-            </w:r>
-          </w:p>
-        </w:tc>
-        <w:tc>
-          <w:tcPr>
-            <w:tcW w:type="dxa" w:w="1337"/>
-          </w:tcPr>
-          <w:p>
-            <w:r>
-              <w:rPr>
-                <w:rFonts w:ascii="Times New Roman" w:hAnsi="Times New Roman"/>
-                <w:sz w:val="18"/>
-              </w:rPr>
-              <w:t>"Nepal"</w:t>
-            </w:r>
-          </w:p>
-        </w:tc>
-        <w:tc>
-          <w:tcPr>
-            <w:tcW w:type="dxa" w:w="1337"/>
-          </w:tcPr>
-          <w:p>
-            <w:r>
-              <w:rPr>
-                <w:rFonts w:ascii="Times New Roman" w:hAnsi="Times New Roman"/>
-                <w:sz w:val="18"/>
-              </w:rPr>
-              <w:t>"Nepal"</w:t>
-            </w:r>
-          </w:p>
-        </w:tc>
-        <w:tc>
-          <w:tcPr>
-            <w:tcW w:type="dxa" w:w="1337"/>
-          </w:tcPr>
-          <w:p>
-            <w:r>
-              <w:rPr>
-                <w:rFonts w:ascii="Times New Roman" w:hAnsi="Times New Roman"/>
-                <w:b/>
-                <w:color w:val="008000"/>
-                <w:sz w:val="18"/>
-              </w:rPr>
-              <w:t>PASS</w:t>
-            </w:r>
-          </w:p>
-        </w:tc>
-      </w:tr>
-      <w:tr>
-        <w:tc>
-          <w:tcPr>
-            <w:tcW w:type="dxa" w:w="1337"/>
-            <w:shd w:val="clear" w:color="auto" w:fill="F2F2F2"/>
-          </w:tcPr>
-          <w:p>
-            <w:r>
-              <w:rPr>
-                <w:rFonts w:ascii="Times New Roman" w:hAnsi="Times New Roman"/>
-                <w:sz w:val="18"/>
-              </w:rPr>
-              <w:t>12</w:t>
-            </w:r>
-          </w:p>
-        </w:tc>
-        <w:tc>
-          <w:tcPr>
-            <w:tcW w:type="dxa" w:w="1337"/>
-            <w:shd w:val="clear" w:color="auto" w:fill="F2F2F2"/>
-          </w:tcPr>
-          <w:p>
-            <w:r>
-              <w:rPr>
-                <w:rFonts w:ascii="Times New Roman" w:hAnsi="Times New Roman"/>
-                <w:sz w:val="18"/>
-              </w:rPr>
-              <w:t>setCountry</w:t>
-            </w:r>
-          </w:p>
-        </w:tc>
-        <w:tc>
-          <w:tcPr>
-            <w:tcW w:type="dxa" w:w="1337"/>
-            <w:shd w:val="clear" w:color="auto" w:fill="F2F2F2"/>
-          </w:tcPr>
-          <w:p>
-            <w:r>
-              <w:rPr>
-                <w:rFonts w:ascii="Times New Roman" w:hAnsi="Times New Roman"/>
-                <w:sz w:val="18"/>
-              </w:rPr>
-              <w:t>Verify that the country can be updated using the setter method.</w:t>
-            </w:r>
-          </w:p>
-        </w:tc>
-        <w:tc>
-          <w:tcPr>
-            <w:tcW w:type="dxa" w:w="1337"/>
-            <w:shd w:val="clear" w:color="auto" w:fill="F2F2F2"/>
-          </w:tcPr>
-          <w:p>
-            <w:r>
-              <w:rPr>
-                <w:rFonts w:ascii="Times New Roman" w:hAnsi="Times New Roman"/>
-                <w:sz w:val="18"/>
-              </w:rPr>
-              <w:t>cWithCountry.setCountry("UK")</w:t>
-            </w:r>
-          </w:p>
-        </w:tc>
-        <w:tc>
-          <w:tcPr>
-            <w:tcW w:type="dxa" w:w="1337"/>
-            <w:shd w:val="clear" w:color="auto" w:fill="F2F2F2"/>
-          </w:tcPr>
-          <w:p>
-            <w:r>
-              <w:rPr>
-                <w:rFonts w:ascii="Times New Roman" w:hAnsi="Times New Roman"/>
-                <w:sz w:val="18"/>
-              </w:rPr>
-              <w:t>"UK"</w:t>
-            </w:r>
-          </w:p>
-        </w:tc>
-        <w:tc>
-          <w:tcPr>
-            <w:tcW w:type="dxa" w:w="1337"/>
-            <w:shd w:val="clear" w:color="auto" w:fill="F2F2F2"/>
-          </w:tcPr>
-          <w:p>
-            <w:r>
-              <w:rPr>
-                <w:rFonts w:ascii="Times New Roman" w:hAnsi="Times New Roman"/>
-                <w:sz w:val="18"/>
-              </w:rPr>
-              <w:t>"UK"</w:t>
-            </w:r>
-          </w:p>
-        </w:tc>
-        <w:tc>
-          <w:tcPr>
-            <w:tcW w:type="dxa" w:w="1337"/>
-            <w:shd w:val="clear" w:color="auto" w:fill="F2F2F2"/>
-          </w:tcPr>
-          <w:p>
-            <w:r>
-              <w:rPr>
-                <w:rFonts w:ascii="Times New Roman" w:hAnsi="Times New Roman"/>
-                <w:b/>
-                <w:color w:val="008000"/>
-                <w:sz w:val="18"/>
-              </w:rPr>
-              <w:t>PASS</w:t>
-            </w:r>
-          </w:p>
-        </w:tc>
-      </w:tr>
-      <w:tr>
-        <w:tc>
-          <w:tcPr>
-            <w:tcW w:type="dxa" w:w="1337"/>
-          </w:tcPr>
-          <w:p>
-            <w:r>
-              <w:rPr>
-                <w:rFonts w:ascii="Times New Roman" w:hAnsi="Times New Roman"/>
-                <w:sz w:val="18"/>
-              </w:rPr>
-              <w:t>13</w:t>
-            </w:r>
-          </w:p>
-        </w:tc>
-        <w:tc>
-          <w:tcPr>
-            <w:tcW w:type="dxa" w:w="1337"/>
-          </w:tcPr>
-          <w:p>
-            <w:r>
-              <w:rPr>
-                <w:rFonts w:ascii="Times New Roman" w:hAnsi="Times New Roman"/>
-                <w:sz w:val="18"/>
-              </w:rPr>
-              <w:t>getScoreArray length</w:t>
-            </w:r>
-          </w:p>
-        </w:tc>
-        <w:tc>
-          <w:tcPr>
-            <w:tcW w:type="dxa" w:w="1337"/>
-          </w:tcPr>
-          <w:p>
-            <w:r>
-              <w:rPr>
-                <w:rFonts w:ascii="Times New Roman" w:hAnsi="Times New Roman"/>
-                <w:sz w:val="18"/>
-              </w:rPr>
-              <w:t>Verify that setScores stores an array of the correct length.</w:t>
-            </w:r>
-          </w:p>
-        </w:tc>
-        <w:tc>
-          <w:tcPr>
-            <w:tcW w:type="dxa" w:w="1337"/>
-          </w:tcPr>
-          <w:p>
-            <w:r>
-              <w:rPr>
-                <w:rFonts w:ascii="Times New Roman" w:hAnsi="Times New Roman"/>
-                <w:sz w:val="18"/>
-              </w:rPr>
-              <w:t>c.getScoreArray().length</w:t>
-            </w:r>
-          </w:p>
-        </w:tc>
-        <w:tc>
-          <w:tcPr>
-            <w:tcW w:type="dxa" w:w="1337"/>
-          </w:tcPr>
-          <w:p>
-            <w:r>
-              <w:rPr>
-                <w:rFonts w:ascii="Times New Roman" w:hAnsi="Times New Roman"/>
-                <w:sz w:val="18"/>
-              </w:rPr>
-              <w:t>5</w:t>
-            </w:r>
-          </w:p>
-        </w:tc>
-        <w:tc>
-          <w:tcPr>
-            <w:tcW w:type="dxa" w:w="1337"/>
-          </w:tcPr>
-          <w:p>
-            <w:r>
-              <w:rPr>
-                <w:rFonts w:ascii="Times New Roman" w:hAnsi="Times New Roman"/>
-                <w:sz w:val="18"/>
-              </w:rPr>
-              <w:t>5</w:t>
-            </w:r>
-          </w:p>
-        </w:tc>
-        <w:tc>
-          <w:tcPr>
-            <w:tcW w:type="dxa" w:w="1337"/>
-          </w:tcPr>
-          <w:p>
-            <w:r>
-              <w:rPr>
-                <w:rFonts w:ascii="Times New Roman" w:hAnsi="Times New Roman"/>
-                <w:b/>
-                <w:color w:val="008000"/>
-                <w:sz w:val="18"/>
-              </w:rPr>
-              <w:t>PASS</w:t>
-            </w:r>
-          </w:p>
-        </w:tc>
-      </w:tr>
-      <w:tr>
-        <w:tc>
-          <w:tcPr>
-            <w:tcW w:type="dxa" w:w="1337"/>
-            <w:shd w:val="clear" w:color="auto" w:fill="F2F2F2"/>
-          </w:tcPr>
-          <w:p>
-            <w:r>
-              <w:rPr>
-                <w:rFonts w:ascii="Times New Roman" w:hAnsi="Times New Roman"/>
-                <w:sz w:val="18"/>
-              </w:rPr>
-              <w:t>14</w:t>
-            </w:r>
-          </w:p>
-        </w:tc>
-        <w:tc>
-          <w:tcPr>
-            <w:tcW w:type="dxa" w:w="1337"/>
-            <w:shd w:val="clear" w:color="auto" w:fill="F2F2F2"/>
-          </w:tcPr>
-          <w:p>
-            <w:r>
-              <w:rPr>
-                <w:rFonts w:ascii="Times New Roman" w:hAnsi="Times New Roman"/>
-                <w:sz w:val="18"/>
-              </w:rPr>
-              <w:t>getScoreArray values</w:t>
-            </w:r>
-          </w:p>
-        </w:tc>
-        <w:tc>
-          <w:tcPr>
-            <w:tcW w:type="dxa" w:w="1337"/>
-            <w:shd w:val="clear" w:color="auto" w:fill="F2F2F2"/>
-          </w:tcPr>
-          <w:p>
-            <w:r>
-              <w:rPr>
-                <w:rFonts w:ascii="Times New Roman" w:hAnsi="Times New Roman"/>
-                <w:sz w:val="18"/>
-              </w:rPr>
-              <w:t>Verify that individual score values are correctly stored.</w:t>
-            </w:r>
-          </w:p>
-        </w:tc>
-        <w:tc>
-          <w:tcPr>
-            <w:tcW w:type="dxa" w:w="1337"/>
-            <w:shd w:val="clear" w:color="auto" w:fill="F2F2F2"/>
-          </w:tcPr>
-          <w:p>
-            <w:r>
-              <w:rPr>
-                <w:rFonts w:ascii="Times New Roman" w:hAnsi="Times New Roman"/>
-                <w:sz w:val="18"/>
-              </w:rPr>
-              <w:t>retrieved[0], [1], [2]</w:t>
-            </w:r>
-          </w:p>
-        </w:tc>
-        <w:tc>
-          <w:tcPr>
-            <w:tcW w:type="dxa" w:w="1337"/>
-            <w:shd w:val="clear" w:color="auto" w:fill="F2F2F2"/>
-          </w:tcPr>
-          <w:p>
-            <w:r>
-              <w:rPr>
-                <w:rFonts w:ascii="Times New Roman" w:hAnsi="Times New Roman"/>
-                <w:sz w:val="18"/>
-              </w:rPr>
-              <w:t>4, 3, 5</w:t>
-            </w:r>
-          </w:p>
-        </w:tc>
-        <w:tc>
-          <w:tcPr>
-            <w:tcW w:type="dxa" w:w="1337"/>
-            <w:shd w:val="clear" w:color="auto" w:fill="F2F2F2"/>
-          </w:tcPr>
-          <w:p>
-            <w:r>
-              <w:rPr>
-                <w:rFonts w:ascii="Times New Roman" w:hAnsi="Times New Roman"/>
-                <w:sz w:val="18"/>
-              </w:rPr>
-              <w:t>4, 3, 5</w:t>
-            </w:r>
-          </w:p>
-        </w:tc>
-        <w:tc>
-          <w:tcPr>
-            <w:tcW w:type="dxa" w:w="1337"/>
-            <w:shd w:val="clear" w:color="auto" w:fill="F2F2F2"/>
-          </w:tcPr>
-          <w:p>
-            <w:r>
-              <w:rPr>
-                <w:rFonts w:ascii="Times New Roman" w:hAnsi="Times New Roman"/>
-                <w:b/>
-                <w:color w:val="008000"/>
-                <w:sz w:val="18"/>
-              </w:rPr>
-              <w:t>PASS</w:t>
-            </w:r>
-          </w:p>
-        </w:tc>
-      </w:tr>
-      <w:tr>
-        <w:tc>
-          <w:tcPr>
-            <w:tcW w:type="dxa" w:w="1337"/>
-          </w:tcPr>
-          <w:p>
-            <w:r>
-              <w:rPr>
-                <w:rFonts w:ascii="Times New Roman" w:hAnsi="Times New Roman"/>
-                <w:sz w:val="18"/>
-              </w:rPr>
-              <w:t>15</w:t>
-            </w:r>
-          </w:p>
-        </w:tc>
-        <w:tc>
-          <w:tcPr>
-            <w:tcW w:type="dxa" w:w="1337"/>
-          </w:tcPr>
-          <w:p>
-            <w:r>
-              <w:rPr>
-                <w:rFonts w:ascii="Times New Roman" w:hAnsi="Times New Roman"/>
-                <w:sz w:val="18"/>
-              </w:rPr>
-              <w:t>getOverallScore</w:t>
-            </w:r>
-          </w:p>
-        </w:tc>
-        <w:tc>
-          <w:tcPr>
-            <w:tcW w:type="dxa" w:w="1337"/>
-          </w:tcPr>
-          <w:p>
-            <w:r>
-              <w:rPr>
-                <w:rFonts w:ascii="Times New Roman" w:hAnsi="Times New Roman"/>
-                <w:sz w:val="18"/>
-              </w:rPr>
-              <w:t>Verify that overall score is the arithmetic mean of all five scores.</w:t>
-            </w:r>
-          </w:p>
-        </w:tc>
-        <w:tc>
-          <w:tcPr>
-            <w:tcW w:type="dxa" w:w="1337"/>
-          </w:tcPr>
-          <w:p>
-            <w:r>
-              <w:rPr>
-                <w:rFonts w:ascii="Times New Roman" w:hAnsi="Times New Roman"/>
-                <w:sz w:val="18"/>
-              </w:rPr>
-              <w:t>avg(4,3,5,2,4)</w:t>
-            </w:r>
-          </w:p>
-        </w:tc>
-        <w:tc>
-          <w:tcPr>
-            <w:tcW w:type="dxa" w:w="1337"/>
-          </w:tcPr>
-          <w:p>
-            <w:r>
-              <w:rPr>
-                <w:rFonts w:ascii="Times New Roman" w:hAnsi="Times New Roman"/>
-                <w:sz w:val="18"/>
-              </w:rPr>
-              <w:t>3.6</w:t>
-            </w:r>
-          </w:p>
-        </w:tc>
-        <w:tc>
-          <w:tcPr>
-            <w:tcW w:type="dxa" w:w="1337"/>
-          </w:tcPr>
-          <w:p>
-            <w:r>
-              <w:rPr>
-                <w:rFonts w:ascii="Times New Roman" w:hAnsi="Times New Roman"/>
-                <w:sz w:val="18"/>
-              </w:rPr>
-              <w:t>3.6</w:t>
-            </w:r>
-          </w:p>
-        </w:tc>
-        <w:tc>
-          <w:tcPr>
-            <w:tcW w:type="dxa" w:w="1337"/>
-          </w:tcPr>
-          <w:p>
-            <w:r>
-              <w:rPr>
-                <w:rFonts w:ascii="Times New Roman" w:hAnsi="Times New Roman"/>
-                <w:b/>
-                <w:color w:val="008000"/>
-                <w:sz w:val="18"/>
-              </w:rPr>
-              <w:t>PASS</w:t>
-            </w:r>
-          </w:p>
-        </w:tc>
-      </w:tr>
-      <w:tr>
-        <w:tc>
-          <w:tcPr>
-            <w:tcW w:type="dxa" w:w="1337"/>
-            <w:shd w:val="clear" w:color="auto" w:fill="F2F2F2"/>
-          </w:tcPr>
-          <w:p>
-            <w:r>
-              <w:rPr>
-                <w:rFonts w:ascii="Times New Roman" w:hAnsi="Times New Roman"/>
-                <w:sz w:val="18"/>
-              </w:rPr>
-              <w:t>16</w:t>
-            </w:r>
-          </w:p>
-        </w:tc>
-        <w:tc>
-          <w:tcPr>
-            <w:tcW w:type="dxa" w:w="1337"/>
-            <w:shd w:val="clear" w:color="auto" w:fill="F2F2F2"/>
-          </w:tcPr>
-          <w:p>
-            <w:r>
-              <w:rPr>
-                <w:rFonts w:ascii="Times New Roman" w:hAnsi="Times New Roman"/>
-                <w:sz w:val="18"/>
-              </w:rPr>
-              <w:t>getFullDetails ID</w:t>
-            </w:r>
-          </w:p>
-        </w:tc>
-        <w:tc>
-          <w:tcPr>
-            <w:tcW w:type="dxa" w:w="1337"/>
-            <w:shd w:val="clear" w:color="auto" w:fill="F2F2F2"/>
-          </w:tcPr>
-          <w:p>
-            <w:r>
-              <w:rPr>
-                <w:rFonts w:ascii="Times New Roman" w:hAnsi="Times New Roman"/>
-                <w:sz w:val="18"/>
-              </w:rPr>
-              <w:t>Verify that getFullDetails includes the competitor ID.</w:t>
-            </w:r>
-          </w:p>
-        </w:tc>
-        <w:tc>
-          <w:tcPr>
-            <w:tcW w:type="dxa" w:w="1337"/>
-            <w:shd w:val="clear" w:color="auto" w:fill="F2F2F2"/>
-          </w:tcPr>
-          <w:p>
-            <w:r>
-              <w:rPr>
-                <w:rFonts w:ascii="Times New Roman" w:hAnsi="Times New Roman"/>
-                <w:sz w:val="18"/>
-              </w:rPr>
-              <w:t>c.getFullDetails()</w:t>
-            </w:r>
-          </w:p>
-        </w:tc>
-        <w:tc>
-          <w:tcPr>
-            <w:tcW w:type="dxa" w:w="1337"/>
-            <w:shd w:val="clear" w:color="auto" w:fill="F2F2F2"/>
-          </w:tcPr>
-          <w:p>
-            <w:r>
-              <w:rPr>
-                <w:rFonts w:ascii="Times New Roman" w:hAnsi="Times New Roman"/>
-                <w:sz w:val="18"/>
-              </w:rPr>
-              <w:t>Contains "200"</w:t>
-            </w:r>
-          </w:p>
-        </w:tc>
-        <w:tc>
-          <w:tcPr>
-            <w:tcW w:type="dxa" w:w="1337"/>
-            <w:shd w:val="clear" w:color="auto" w:fill="F2F2F2"/>
-          </w:tcPr>
-          <w:p>
-            <w:r>
-              <w:rPr>
-                <w:rFonts w:ascii="Times New Roman" w:hAnsi="Times New Roman"/>
-                <w:sz w:val="18"/>
-              </w:rPr>
-              <w:t>Contains "200"</w:t>
-            </w:r>
-          </w:p>
-        </w:tc>
-        <w:tc>
-          <w:tcPr>
-            <w:tcW w:type="dxa" w:w="1337"/>
-            <w:shd w:val="clear" w:color="auto" w:fill="F2F2F2"/>
-          </w:tcPr>
-          <w:p>
-            <w:r>
-              <w:rPr>
-                <w:rFonts w:ascii="Times New Roman" w:hAnsi="Times New Roman"/>
-                <w:b/>
-                <w:color w:val="008000"/>
-                <w:sz w:val="18"/>
-              </w:rPr>
-              <w:t>PASS</w:t>
-            </w:r>
-          </w:p>
-        </w:tc>
-      </w:tr>
-      <w:tr>
-        <w:tc>
-          <w:tcPr>
-            <w:tcW w:type="dxa" w:w="1337"/>
-          </w:tcPr>
-          <w:p>
-            <w:r>
-              <w:rPr>
-                <w:rFonts w:ascii="Times New Roman" w:hAnsi="Times New Roman"/>
-                <w:sz w:val="18"/>
-              </w:rPr>
-              <w:t>17</w:t>
-            </w:r>
-          </w:p>
-        </w:tc>
-        <w:tc>
-          <w:tcPr>
-            <w:tcW w:type="dxa" w:w="1337"/>
-          </w:tcPr>
-          <w:p>
-            <w:r>
-              <w:rPr>
-                <w:rFonts w:ascii="Times New Roman" w:hAnsi="Times New Roman"/>
-                <w:sz w:val="18"/>
-              </w:rPr>
-              <w:t>getFullDetails name</w:t>
-            </w:r>
-          </w:p>
-        </w:tc>
-        <w:tc>
-          <w:tcPr>
-            <w:tcW w:type="dxa" w:w="1337"/>
-          </w:tcPr>
-          <w:p>
-            <w:r>
-              <w:rPr>
-                <w:rFonts w:ascii="Times New Roman" w:hAnsi="Times New Roman"/>
-                <w:sz w:val="18"/>
-              </w:rPr>
-              <w:t>Verify that getFullDetails includes the full name.</w:t>
-            </w:r>
-          </w:p>
-        </w:tc>
-        <w:tc>
-          <w:tcPr>
-            <w:tcW w:type="dxa" w:w="1337"/>
-          </w:tcPr>
-          <w:p>
-            <w:r>
-              <w:rPr>
-                <w:rFonts w:ascii="Times New Roman" w:hAnsi="Times New Roman"/>
-                <w:sz w:val="18"/>
-              </w:rPr>
-              <w:t>c.getFullDetails()</w:t>
-            </w:r>
-          </w:p>
-        </w:tc>
-        <w:tc>
-          <w:tcPr>
-            <w:tcW w:type="dxa" w:w="1337"/>
-          </w:tcPr>
-          <w:p>
-            <w:r>
-              <w:rPr>
-                <w:rFonts w:ascii="Times New Roman" w:hAnsi="Times New Roman"/>
-                <w:sz w:val="18"/>
-              </w:rPr>
-              <w:t>Contains "Alice Green"</w:t>
-            </w:r>
-          </w:p>
-        </w:tc>
-        <w:tc>
-          <w:tcPr>
-            <w:tcW w:type="dxa" w:w="1337"/>
-          </w:tcPr>
-          <w:p>
-            <w:r>
-              <w:rPr>
-                <w:rFonts w:ascii="Times New Roman" w:hAnsi="Times New Roman"/>
-                <w:sz w:val="18"/>
-              </w:rPr>
-              <w:t>Contains "Alice Green"</w:t>
-            </w:r>
-          </w:p>
-        </w:tc>
-        <w:tc>
-          <w:tcPr>
-            <w:tcW w:type="dxa" w:w="1337"/>
-          </w:tcPr>
-          <w:p>
-            <w:r>
-              <w:rPr>
-                <w:rFonts w:ascii="Times New Roman" w:hAnsi="Times New Roman"/>
-                <w:b/>
-                <w:color w:val="008000"/>
-                <w:sz w:val="18"/>
-              </w:rPr>
-              <w:t>PASS</w:t>
-            </w:r>
-          </w:p>
-        </w:tc>
-      </w:tr>
-      <w:tr>
-        <w:tc>
-          <w:tcPr>
-            <w:tcW w:type="dxa" w:w="1337"/>
-            <w:shd w:val="clear" w:color="auto" w:fill="F2F2F2"/>
-          </w:tcPr>
-          <w:p>
-            <w:r>
-              <w:rPr>
-                <w:rFonts w:ascii="Times New Roman" w:hAnsi="Times New Roman"/>
-                <w:sz w:val="18"/>
-              </w:rPr>
-              <w:t>18</w:t>
-            </w:r>
-          </w:p>
-        </w:tc>
-        <w:tc>
-          <w:tcPr>
-            <w:tcW w:type="dxa" w:w="1337"/>
-            <w:shd w:val="clear" w:color="auto" w:fill="F2F2F2"/>
-          </w:tcPr>
-          <w:p>
-            <w:r>
-              <w:rPr>
-                <w:rFonts w:ascii="Times New Roman" w:hAnsi="Times New Roman"/>
-                <w:sz w:val="18"/>
-              </w:rPr>
-              <w:t>getFullDetails level</w:t>
-            </w:r>
-          </w:p>
-        </w:tc>
-        <w:tc>
-          <w:tcPr>
-            <w:tcW w:type="dxa" w:w="1337"/>
-            <w:shd w:val="clear" w:color="auto" w:fill="F2F2F2"/>
-          </w:tcPr>
-          <w:p>
-            <w:r>
-              <w:rPr>
-                <w:rFonts w:ascii="Times New Roman" w:hAnsi="Times New Roman"/>
-                <w:sz w:val="18"/>
-              </w:rPr>
-              <w:t>Verify that getFullDetails includes the competition level.</w:t>
-            </w:r>
-          </w:p>
-        </w:tc>
-        <w:tc>
-          <w:tcPr>
-            <w:tcW w:type="dxa" w:w="1337"/>
-            <w:shd w:val="clear" w:color="auto" w:fill="F2F2F2"/>
-          </w:tcPr>
-          <w:p>
-            <w:r>
-              <w:rPr>
-                <w:rFonts w:ascii="Times New Roman" w:hAnsi="Times New Roman"/>
-                <w:sz w:val="18"/>
-              </w:rPr>
-              <w:t>c.getFullDetails()</w:t>
-            </w:r>
-          </w:p>
-        </w:tc>
-        <w:tc>
-          <w:tcPr>
-            <w:tcW w:type="dxa" w:w="1337"/>
-            <w:shd w:val="clear" w:color="auto" w:fill="F2F2F2"/>
-          </w:tcPr>
-          <w:p>
-            <w:r>
-              <w:rPr>
-                <w:rFonts w:ascii="Times New Roman" w:hAnsi="Times New Roman"/>
-                <w:sz w:val="18"/>
-              </w:rPr>
-              <w:t>Contains "Beginner"</w:t>
-            </w:r>
-          </w:p>
-        </w:tc>
-        <w:tc>
-          <w:tcPr>
-            <w:tcW w:type="dxa" w:w="1337"/>
-            <w:shd w:val="clear" w:color="auto" w:fill="F2F2F2"/>
-          </w:tcPr>
-          <w:p>
-            <w:r>
-              <w:rPr>
-                <w:rFonts w:ascii="Times New Roman" w:hAnsi="Times New Roman"/>
-                <w:sz w:val="18"/>
-              </w:rPr>
-              <w:t>Contains "Beginner"</w:t>
-            </w:r>
-          </w:p>
-        </w:tc>
-        <w:tc>
-          <w:tcPr>
-            <w:tcW w:type="dxa" w:w="1337"/>
-            <w:shd w:val="clear" w:color="auto" w:fill="F2F2F2"/>
-          </w:tcPr>
-          <w:p>
-            <w:r>
-              <w:rPr>
-                <w:rFonts w:ascii="Times New Roman" w:hAnsi="Times New Roman"/>
-                <w:b/>
-                <w:color w:val="008000"/>
-                <w:sz w:val="18"/>
-              </w:rPr>
-              <w:t>PASS</w:t>
-            </w:r>
-          </w:p>
-        </w:tc>
-      </w:tr>
-      <w:tr>
-        <w:tc>
-          <w:tcPr>
-            <w:tcW w:type="dxa" w:w="1337"/>
-          </w:tcPr>
-          <w:p>
-            <w:r>
-              <w:rPr>
-                <w:rFonts w:ascii="Times New Roman" w:hAnsi="Times New Roman"/>
-                <w:sz w:val="18"/>
-              </w:rPr>
-              <w:t>19</w:t>
-            </w:r>
-          </w:p>
-        </w:tc>
-        <w:tc>
-          <w:tcPr>
-            <w:tcW w:type="dxa" w:w="1337"/>
-          </w:tcPr>
-          <w:p>
-            <w:r>
-              <w:rPr>
-                <w:rFonts w:ascii="Times New Roman" w:hAnsi="Times New Roman"/>
-                <w:sz w:val="18"/>
-              </w:rPr>
-              <w:t>getFullDetails score</w:t>
-            </w:r>
-          </w:p>
-        </w:tc>
-        <w:tc>
-          <w:tcPr>
-            <w:tcW w:type="dxa" w:w="1337"/>
-          </w:tcPr>
-          <w:p>
-            <w:r>
-              <w:rPr>
-                <w:rFonts w:ascii="Times New Roman" w:hAnsi="Times New Roman"/>
-                <w:sz w:val="18"/>
-              </w:rPr>
-              <w:t>Verify that getFullDetails includes the overall score.</w:t>
-            </w:r>
-          </w:p>
-        </w:tc>
-        <w:tc>
-          <w:tcPr>
-            <w:tcW w:type="dxa" w:w="1337"/>
-          </w:tcPr>
-          <w:p>
-            <w:r>
-              <w:rPr>
-                <w:rFonts w:ascii="Times New Roman" w:hAnsi="Times New Roman"/>
-                <w:sz w:val="18"/>
-              </w:rPr>
-              <w:t>c.getFullDetails()</w:t>
-            </w:r>
-          </w:p>
-        </w:tc>
-        <w:tc>
-          <w:tcPr>
-            <w:tcW w:type="dxa" w:w="1337"/>
-          </w:tcPr>
-          <w:p>
-            <w:r>
-              <w:rPr>
-                <w:rFonts w:ascii="Times New Roman" w:hAnsi="Times New Roman"/>
-                <w:sz w:val="18"/>
-              </w:rPr>
-              <w:t>Contains "3.6"</w:t>
-            </w:r>
-          </w:p>
-        </w:tc>
-        <w:tc>
-          <w:tcPr>
-            <w:tcW w:type="dxa" w:w="1337"/>
-          </w:tcPr>
-          <w:p>
-            <w:r>
-              <w:rPr>
-                <w:rFonts w:ascii="Times New Roman" w:hAnsi="Times New Roman"/>
-                <w:sz w:val="18"/>
-              </w:rPr>
-              <w:t>Contains "3.6"</w:t>
-            </w:r>
-          </w:p>
-        </w:tc>
-        <w:tc>
-          <w:tcPr>
-            <w:tcW w:type="dxa" w:w="1337"/>
-          </w:tcPr>
-          <w:p>
-            <w:r>
-              <w:rPr>
-                <w:rFonts w:ascii="Times New Roman" w:hAnsi="Times New Roman"/>
-                <w:b/>
-                <w:color w:val="008000"/>
-                <w:sz w:val="18"/>
-              </w:rPr>
-              <w:t>PASS</w:t>
-            </w:r>
-          </w:p>
-        </w:tc>
-      </w:tr>
-      <w:tr>
-        <w:tc>
-          <w:tcPr>
-            <w:tcW w:type="dxa" w:w="1337"/>
-            <w:shd w:val="clear" w:color="auto" w:fill="F2F2F2"/>
-          </w:tcPr>
-          <w:p>
-            <w:r>
-              <w:rPr>
-                <w:rFonts w:ascii="Times New Roman" w:hAnsi="Times New Roman"/>
                 <w:sz w:val="18"/>
               </w:rPr>
               <w:t>20</w:t>
@@ -3333,93 +2524,66 @@
         </w:tc>
         <w:tc>
           <w:tcPr>
-            <w:tcW w:type="dxa" w:w="1337"/>
-            <w:shd w:val="clear" w:color="auto" w:fill="F2F2F2"/>
+            <w:tcW w:type="dxa" w:w="1560"/>
           </w:tcPr>
           <w:p>
             <w:r>
               <w:rPr>
-                <w:rFonts w:ascii="Times New Roman" w:hAnsi="Times New Roman"/>
                 <w:sz w:val="18"/>
               </w:rPr>
-              <w:t>getFullDetails country</w:t>
+              <w:t>testQuizDataQuestionCount</w:t>
             </w:r>
           </w:p>
         </w:tc>
         <w:tc>
           <w:tcPr>
-            <w:tcW w:type="dxa" w:w="1337"/>
-            <w:shd w:val="clear" w:color="auto" w:fill="F2F2F2"/>
+            <w:tcW w:type="dxa" w:w="1560"/>
           </w:tcPr>
           <w:p>
             <w:r>
               <w:rPr>
-                <w:rFonts w:ascii="Times New Roman" w:hAnsi="Times New Roman"/>
                 <w:sz w:val="18"/>
               </w:rPr>
-              <w:t>Verify that getFullDetails includes the country when provided.</w:t>
+              <w:t>Verify each of the 5 attempts contains exactly 5 questions</w:t>
             </w:r>
           </w:p>
         </w:tc>
         <w:tc>
           <w:tcPr>
-            <w:tcW w:type="dxa" w:w="1337"/>
-            <w:shd w:val="clear" w:color="auto" w:fill="F2F2F2"/>
+            <w:tcW w:type="dxa" w:w="1560"/>
           </w:tcPr>
           <w:p>
             <w:r>
               <w:rPr>
-                <w:rFonts w:ascii="Times New Roman" w:hAnsi="Times New Roman"/>
                 <w:sz w:val="18"/>
               </w:rPr>
-              <w:t>cFull.getFullDetails()</w:t>
+              <w:t>getQuestionsForLevel(1) through getQuestionsForLevel(5)</w:t>
             </w:r>
           </w:p>
         </w:tc>
         <w:tc>
           <w:tcPr>
-            <w:tcW w:type="dxa" w:w="1337"/>
-            <w:shd w:val="clear" w:color="auto" w:fill="F2F2F2"/>
+            <w:tcW w:type="dxa" w:w="1560"/>
           </w:tcPr>
           <w:p>
             <w:r>
               <w:rPr>
-                <w:rFonts w:ascii="Times New Roman" w:hAnsi="Times New Roman"/>
                 <w:sz w:val="18"/>
               </w:rPr>
-              <w:t>Contains "Nepal"</w:t>
+              <w:t>size()=5 for each of the 5 attempts</w:t>
             </w:r>
           </w:p>
         </w:tc>
         <w:tc>
           <w:tcPr>
-            <w:tcW w:type="dxa" w:w="1337"/>
-            <w:shd w:val="clear" w:color="auto" w:fill="F2F2F2"/>
+            <w:tcW w:type="dxa" w:w="1560"/>
           </w:tcPr>
           <w:p>
             <w:r>
               <w:rPr>
-                <w:rFonts w:ascii="Times New Roman" w:hAnsi="Times New Roman"/>
                 <w:sz w:val="18"/>
               </w:rPr>
-              <w:t>Contains "Nepal"</w:t>
-            </w:r>
-          </w:p>
-        </w:tc>
-        <w:tc>
-          <w:tcPr>
-            <w:tcW w:type="dxa" w:w="1337"/>
-            <w:shd w:val="clear" w:color="auto" w:fill="F2F2F2"/>
-          </w:tcPr>
-          <w:p>
-            <w:r>
-              <w:rPr>
-                <w:rFonts w:ascii="Times New Roman" w:hAnsi="Times New Roman"/>
-                <w:b/>
-                <w:color w:val="008000"/>
-                <w:sz w:val="18"/>
-              </w:rPr>
-              <w:t>PASS</w:t>
+              <w:t>Pass</w:t>
             </w:r>
           </w:p>
         </w:tc>
@@ -3427,12 +2591,11 @@
       <w:tr>
         <w:tc>
           <w:tcPr>
-            <w:tcW w:type="dxa" w:w="1337"/>
+            <w:tcW w:type="dxa" w:w="1560"/>
           </w:tcPr>
           <w:p>
             <w:r>
               <w:rPr>
-                <w:rFonts w:ascii="Times New Roman" w:hAnsi="Times New Roman"/>
                 <w:sz w:val="18"/>
               </w:rPr>
               <w:t>21</w:t>
@@ -3441,87 +2604,66 @@
         </w:tc>
         <w:tc>
           <w:tcPr>
-            <w:tcW w:type="dxa" w:w="1337"/>
+            <w:tcW w:type="dxa" w:w="1560"/>
           </w:tcPr>
           <w:p>
             <w:r>
               <w:rPr>
-                <w:rFonts w:ascii="Times New Roman" w:hAnsi="Times New Roman"/>
                 <w:sz w:val="18"/>
               </w:rPr>
-              <w:t>getShortDetails format</w:t>
+              <w:t>testQuizDataAttemptNames</w:t>
             </w:r>
           </w:p>
         </w:tc>
         <w:tc>
           <w:tcPr>
-            <w:tcW w:type="dxa" w:w="1337"/>
+            <w:tcW w:type="dxa" w:w="1560"/>
           </w:tcPr>
           <w:p>
             <w:r>
               <w:rPr>
-                <w:rFonts w:ascii="Times New Roman" w:hAnsi="Times New Roman"/>
                 <w:sz w:val="18"/>
               </w:rPr>
-              <w:t>Verify that getShortDetails returns the exact required format.</w:t>
+              <w:t>Verify getLevelName returns correct attempt names for attempts 1, 3, and 5</w:t>
             </w:r>
           </w:p>
         </w:tc>
         <w:tc>
           <w:tcPr>
-            <w:tcW w:type="dxa" w:w="1337"/>
+            <w:tcW w:type="dxa" w:w="1560"/>
           </w:tcPr>
           <w:p>
             <w:r>
               <w:rPr>
-                <w:rFonts w:ascii="Times New Roman" w:hAnsi="Times New Roman"/>
                 <w:sz w:val="18"/>
               </w:rPr>
-              <w:t>c.getShortDetails()</w:t>
+              <w:t>getLevelName(1), getLevelName(3), getLevelName(5)</w:t>
             </w:r>
           </w:p>
         </w:tc>
         <w:tc>
           <w:tcPr>
-            <w:tcW w:type="dxa" w:w="1337"/>
+            <w:tcW w:type="dxa" w:w="1560"/>
           </w:tcPr>
           <w:p>
             <w:r>
               <w:rPr>
-                <w:rFonts w:ascii="Times New Roman" w:hAnsi="Times New Roman"/>
                 <w:sz w:val="18"/>
               </w:rPr>
-              <w:t>"CN 200 (AG) has an overall score of 3.6."</w:t>
+              <w:t>"Attempt 1", "Attempt 3", "Attempt 5"</w:t>
             </w:r>
           </w:p>
         </w:tc>
         <w:tc>
           <w:tcPr>
-            <w:tcW w:type="dxa" w:w="1337"/>
+            <w:tcW w:type="dxa" w:w="1560"/>
           </w:tcPr>
           <w:p>
             <w:r>
               <w:rPr>
-                <w:rFonts w:ascii="Times New Roman" w:hAnsi="Times New Roman"/>
                 <w:sz w:val="18"/>
               </w:rPr>
-              <w:t>"CN 200 (AG) has an overall score of 3.6."</w:t>
-            </w:r>
-          </w:p>
-        </w:tc>
-        <w:tc>
-          <w:tcPr>
-            <w:tcW w:type="dxa" w:w="1337"/>
-          </w:tcPr>
-          <w:p>
-            <w:r>
-              <w:rPr>
-                <w:rFonts w:ascii="Times New Roman" w:hAnsi="Times New Roman"/>
-                <w:b/>
-                <w:color w:val="008000"/>
-                <w:sz w:val="18"/>
-              </w:rPr>
-              <w:t>PASS</w:t>
+              <w:t>Pass</w:t>
             </w:r>
           </w:p>
         </w:tc>
@@ -3529,13 +2671,11 @@
       <w:tr>
         <w:tc>
           <w:tcPr>
-            <w:tcW w:type="dxa" w:w="1337"/>
-            <w:shd w:val="clear" w:color="auto" w:fill="F2F2F2"/>
+            <w:tcW w:type="dxa" w:w="1560"/>
           </w:tcPr>
           <w:p>
             <w:r>
               <w:rPr>
-                <w:rFonts w:ascii="Times New Roman" w:hAnsi="Times New Roman"/>
                 <w:sz w:val="18"/>
               </w:rPr>
               <w:t>22</w:t>
@@ -3544,3639 +2684,72 @@
         </w:tc>
         <w:tc>
           <w:tcPr>
-            <w:tcW w:type="dxa" w:w="1337"/>
-            <w:shd w:val="clear" w:color="auto" w:fill="F2F2F2"/>
+            <w:tcW w:type="dxa" w:w="1560"/>
           </w:tcPr>
           <w:p>
             <w:r>
               <w:rPr>
-                <w:rFonts w:ascii="Times New Roman" w:hAnsi="Times New Roman"/>
                 <w:sz w:val="18"/>
               </w:rPr>
-              <w:t>Gender-neutral pronoun</w:t>
+              <w:t>testQuizDataQuestionStructure</w:t>
             </w:r>
           </w:p>
         </w:tc>
         <w:tc>
           <w:tcPr>
-            <w:tcW w:type="dxa" w:w="1337"/>
-            <w:shd w:val="clear" w:color="auto" w:fill="F2F2F2"/>
+            <w:tcW w:type="dxa" w:w="1560"/>
           </w:tcPr>
           <w:p>
             <w:r>
               <w:rPr>
-                <w:rFonts w:ascii="Times New Roman" w:hAnsi="Times New Roman"/>
                 <w:sz w:val="18"/>
               </w:rPr>
-              <w:t>Verify that getFullDetails uses gender-neutral "them".</w:t>
+              <w:t>Verify quiz question has non-empty text, exactly 4 options, and valid answer index (0-3)</w:t>
             </w:r>
           </w:p>
         </w:tc>
         <w:tc>
           <w:tcPr>
-            <w:tcW w:type="dxa" w:w="1337"/>
-            <w:shd w:val="clear" w:color="auto" w:fill="F2F2F2"/>
+            <w:tcW w:type="dxa" w:w="1560"/>
           </w:tcPr>
           <w:p>
             <w:r>
               <w:rPr>
-                <w:rFonts w:ascii="Times New Roman" w:hAnsi="Times New Roman"/>
                 <w:sz w:val="18"/>
               </w:rPr>
-              <w:t>c.getFullDetails()</w:t>
+              <w:t>getQuestionsForLevel(1).get(0)</w:t>
             </w:r>
           </w:p>
         </w:tc>
         <w:tc>
           <w:tcPr>
-            <w:tcW w:type="dxa" w:w="1337"/>
-            <w:shd w:val="clear" w:color="auto" w:fill="F2F2F2"/>
+            <w:tcW w:type="dxa" w:w="1560"/>
           </w:tcPr>
           <w:p>
             <w:r>
               <w:rPr>
-                <w:rFonts w:ascii="Times New Roman" w:hAnsi="Times New Roman"/>
                 <w:sz w:val="18"/>
               </w:rPr>
-              <w:t>Contains "This gives them"</w:t>
+              <w:t>question not empty, options.length=4, correctAnswerIndex in range [0, 3]</w:t>
             </w:r>
           </w:p>
         </w:tc>
         <w:tc>
           <w:tcPr>
-            <w:tcW w:type="dxa" w:w="1337"/>
-            <w:shd w:val="clear" w:color="auto" w:fill="F2F2F2"/>
+            <w:tcW w:type="dxa" w:w="1560"/>
           </w:tcPr>
           <w:p>
             <w:r>
               <w:rPr>
-                <w:rFonts w:ascii="Times New Roman" w:hAnsi="Times New Roman"/>
                 <w:sz w:val="18"/>
               </w:rPr>
-              <w:t>Contains "This gives them"</w:t>
-            </w:r>
-          </w:p>
-        </w:tc>
-        <w:tc>
-          <w:tcPr>
-            <w:tcW w:type="dxa" w:w="1337"/>
-            <w:shd w:val="clear" w:color="auto" w:fill="F2F2F2"/>
-          </w:tcPr>
-          <w:p>
-            <w:r>
-              <w:rPr>
-                <w:rFonts w:ascii="Times New Roman" w:hAnsi="Times New Roman"/>
-                <w:b/>
-                <w:color w:val="008000"/>
-                <w:sz w:val="18"/>
-              </w:rPr>
-              <w:t>PASS</w:t>
-            </w:r>
-          </w:p>
-        </w:tc>
-      </w:tr>
-      <w:tr>
-        <w:tc>
-          <w:tcPr>
-            <w:tcW w:type="dxa" w:w="1337"/>
-          </w:tcPr>
-          <w:p>
-            <w:r>
-              <w:rPr>
-                <w:rFonts w:ascii="Times New Roman" w:hAnsi="Times New Roman"/>
-                <w:sz w:val="18"/>
-              </w:rPr>
-              <w:t>23</w:t>
-            </w:r>
-          </w:p>
-        </w:tc>
-        <w:tc>
-          <w:tcPr>
-            <w:tcW w:type="dxa" w:w="1337"/>
-          </w:tcPr>
-          <w:p>
-            <w:r>
-              <w:rPr>
-                <w:rFonts w:ascii="Times New Roman" w:hAnsi="Times New Roman"/>
-                <w:sz w:val="18"/>
-              </w:rPr>
-              <w:t>getScoresString</w:t>
-            </w:r>
-          </w:p>
-        </w:tc>
-        <w:tc>
-          <w:tcPr>
-            <w:tcW w:type="dxa" w:w="1337"/>
-          </w:tcPr>
-          <w:p>
-            <w:r>
-              <w:rPr>
-                <w:rFonts w:ascii="Times New Roman" w:hAnsi="Times New Roman"/>
-                <w:sz w:val="18"/>
-              </w:rPr>
-              <w:t>Verify that getScoresString returns space-separated scores.</w:t>
-            </w:r>
-          </w:p>
-        </w:tc>
-        <w:tc>
-          <w:tcPr>
-            <w:tcW w:type="dxa" w:w="1337"/>
-          </w:tcPr>
-          <w:p>
-            <w:r>
-              <w:rPr>
-                <w:rFonts w:ascii="Times New Roman" w:hAnsi="Times New Roman"/>
-                <w:sz w:val="18"/>
-              </w:rPr>
-              <w:t>c.getScoresString()</w:t>
-            </w:r>
-          </w:p>
-        </w:tc>
-        <w:tc>
-          <w:tcPr>
-            <w:tcW w:type="dxa" w:w="1337"/>
-          </w:tcPr>
-          <w:p>
-            <w:r>
-              <w:rPr>
-                <w:rFonts w:ascii="Times New Roman" w:hAnsi="Times New Roman"/>
-                <w:sz w:val="18"/>
-              </w:rPr>
-              <w:t>"4 3 5 2 4"</w:t>
-            </w:r>
-          </w:p>
-        </w:tc>
-        <w:tc>
-          <w:tcPr>
-            <w:tcW w:type="dxa" w:w="1337"/>
-          </w:tcPr>
-          <w:p>
-            <w:r>
-              <w:rPr>
-                <w:rFonts w:ascii="Times New Roman" w:hAnsi="Times New Roman"/>
-                <w:sz w:val="18"/>
-              </w:rPr>
-              <w:t>"4 3 5 2 4"</w:t>
-            </w:r>
-          </w:p>
-        </w:tc>
-        <w:tc>
-          <w:tcPr>
-            <w:tcW w:type="dxa" w:w="1337"/>
-          </w:tcPr>
-          <w:p>
-            <w:r>
-              <w:rPr>
-                <w:rFonts w:ascii="Times New Roman" w:hAnsi="Times New Roman"/>
-                <w:b/>
-                <w:color w:val="008000"/>
-                <w:sz w:val="18"/>
-              </w:rPr>
-              <w:t>PASS</w:t>
-            </w:r>
-          </w:p>
-        </w:tc>
-      </w:tr>
-      <w:tr>
-        <w:tc>
-          <w:tcPr>
-            <w:tcW w:type="dxa" w:w="1337"/>
-            <w:shd w:val="clear" w:color="auto" w:fill="F2F2F2"/>
-          </w:tcPr>
-          <w:p>
-            <w:r>
-              <w:rPr>
-                <w:rFonts w:ascii="Times New Roman" w:hAnsi="Times New Roman"/>
-                <w:sz w:val="18"/>
-              </w:rPr>
-              <w:t>24</w:t>
-            </w:r>
-          </w:p>
-        </w:tc>
-        <w:tc>
-          <w:tcPr>
-            <w:tcW w:type="dxa" w:w="1337"/>
-            <w:shd w:val="clear" w:color="auto" w:fill="F2F2F2"/>
-          </w:tcPr>
-          <w:p>
-            <w:r>
-              <w:rPr>
-                <w:rFonts w:ascii="Times New Roman" w:hAnsi="Times New Roman"/>
-                <w:sz w:val="18"/>
-              </w:rPr>
-              <w:t>setCompetitorId</w:t>
-            </w:r>
-          </w:p>
-        </w:tc>
-        <w:tc>
-          <w:tcPr>
-            <w:tcW w:type="dxa" w:w="1337"/>
-            <w:shd w:val="clear" w:color="auto" w:fill="F2F2F2"/>
-          </w:tcPr>
-          <w:p>
-            <w:r>
-              <w:rPr>
-                <w:rFonts w:ascii="Times New Roman" w:hAnsi="Times New Roman"/>
-                <w:sz w:val="18"/>
-              </w:rPr>
-              <w:t>Verify that the competitor ID can be updated.</w:t>
-            </w:r>
-          </w:p>
-        </w:tc>
-        <w:tc>
-          <w:tcPr>
-            <w:tcW w:type="dxa" w:w="1337"/>
-            <w:shd w:val="clear" w:color="auto" w:fill="F2F2F2"/>
-          </w:tcPr>
-          <w:p>
-            <w:r>
-              <w:rPr>
-                <w:rFonts w:ascii="Times New Roman" w:hAnsi="Times New Roman"/>
-                <w:sz w:val="18"/>
-              </w:rPr>
-              <w:t>c.setCompetitorId(201)</w:t>
-            </w:r>
-          </w:p>
-        </w:tc>
-        <w:tc>
-          <w:tcPr>
-            <w:tcW w:type="dxa" w:w="1337"/>
-            <w:shd w:val="clear" w:color="auto" w:fill="F2F2F2"/>
-          </w:tcPr>
-          <w:p>
-            <w:r>
-              <w:rPr>
-                <w:rFonts w:ascii="Times New Roman" w:hAnsi="Times New Roman"/>
-                <w:sz w:val="18"/>
-              </w:rPr>
-              <w:t>201</w:t>
-            </w:r>
-          </w:p>
-        </w:tc>
-        <w:tc>
-          <w:tcPr>
-            <w:tcW w:type="dxa" w:w="1337"/>
-            <w:shd w:val="clear" w:color="auto" w:fill="F2F2F2"/>
-          </w:tcPr>
-          <w:p>
-            <w:r>
-              <w:rPr>
-                <w:rFonts w:ascii="Times New Roman" w:hAnsi="Times New Roman"/>
-                <w:sz w:val="18"/>
-              </w:rPr>
-              <w:t>201</w:t>
-            </w:r>
-          </w:p>
-        </w:tc>
-        <w:tc>
-          <w:tcPr>
-            <w:tcW w:type="dxa" w:w="1337"/>
-            <w:shd w:val="clear" w:color="auto" w:fill="F2F2F2"/>
-          </w:tcPr>
-          <w:p>
-            <w:r>
-              <w:rPr>
-                <w:rFonts w:ascii="Times New Roman" w:hAnsi="Times New Roman"/>
-                <w:b/>
-                <w:color w:val="008000"/>
-                <w:sz w:val="18"/>
-              </w:rPr>
-              <w:t>PASS</w:t>
-            </w:r>
-          </w:p>
-        </w:tc>
-      </w:tr>
-      <w:tr>
-        <w:tc>
-          <w:tcPr>
-            <w:tcW w:type="dxa" w:w="1337"/>
-          </w:tcPr>
-          <w:p>
-            <w:r>
-              <w:rPr>
-                <w:rFonts w:ascii="Times New Roman" w:hAnsi="Times New Roman"/>
-                <w:sz w:val="18"/>
-              </w:rPr>
-              <w:t>25</w:t>
-            </w:r>
-          </w:p>
-        </w:tc>
-        <w:tc>
-          <w:tcPr>
-            <w:tcW w:type="dxa" w:w="1337"/>
-          </w:tcPr>
-          <w:p>
-            <w:r>
-              <w:rPr>
-                <w:rFonts w:ascii="Times New Roman" w:hAnsi="Times New Roman"/>
-                <w:sz w:val="18"/>
-              </w:rPr>
-              <w:t>setLevel</w:t>
-            </w:r>
-          </w:p>
-        </w:tc>
-        <w:tc>
-          <w:tcPr>
-            <w:tcW w:type="dxa" w:w="1337"/>
-          </w:tcPr>
-          <w:p>
-            <w:r>
-              <w:rPr>
-                <w:rFonts w:ascii="Times New Roman" w:hAnsi="Times New Roman"/>
-                <w:sz w:val="18"/>
-              </w:rPr>
-              <w:t>Verify that the competition level can be updated.</w:t>
-            </w:r>
-          </w:p>
-        </w:tc>
-        <w:tc>
-          <w:tcPr>
-            <w:tcW w:type="dxa" w:w="1337"/>
-          </w:tcPr>
-          <w:p>
-            <w:r>
-              <w:rPr>
-                <w:rFonts w:ascii="Times New Roman" w:hAnsi="Times New Roman"/>
-                <w:sz w:val="18"/>
-              </w:rPr>
-              <w:t>c.setLevel("Advanced")</w:t>
-            </w:r>
-          </w:p>
-        </w:tc>
-        <w:tc>
-          <w:tcPr>
-            <w:tcW w:type="dxa" w:w="1337"/>
-          </w:tcPr>
-          <w:p>
-            <w:r>
-              <w:rPr>
-                <w:rFonts w:ascii="Times New Roman" w:hAnsi="Times New Roman"/>
-                <w:sz w:val="18"/>
-              </w:rPr>
-              <w:t>"Advanced"</w:t>
-            </w:r>
-          </w:p>
-        </w:tc>
-        <w:tc>
-          <w:tcPr>
-            <w:tcW w:type="dxa" w:w="1337"/>
-          </w:tcPr>
-          <w:p>
-            <w:r>
-              <w:rPr>
-                <w:rFonts w:ascii="Times New Roman" w:hAnsi="Times New Roman"/>
-                <w:sz w:val="18"/>
-              </w:rPr>
-              <w:t>"Advanced"</w:t>
-            </w:r>
-          </w:p>
-        </w:tc>
-        <w:tc>
-          <w:tcPr>
-            <w:tcW w:type="dxa" w:w="1337"/>
-          </w:tcPr>
-          <w:p>
-            <w:r>
-              <w:rPr>
-                <w:rFonts w:ascii="Times New Roman" w:hAnsi="Times New Roman"/>
-                <w:b/>
-                <w:color w:val="008000"/>
-                <w:sz w:val="18"/>
-              </w:rPr>
-              <w:t>PASS</w:t>
-            </w:r>
-          </w:p>
-        </w:tc>
-      </w:tr>
-      <w:tr>
-        <w:tc>
-          <w:tcPr>
-            <w:tcW w:type="dxa" w:w="1337"/>
-            <w:shd w:val="clear" w:color="auto" w:fill="F2F2F2"/>
-          </w:tcPr>
-          <w:p>
-            <w:r>
-              <w:rPr>
-                <w:rFonts w:ascii="Times New Roman" w:hAnsi="Times New Roman"/>
-                <w:sz w:val="18"/>
-              </w:rPr>
-              <w:t>26</w:t>
-            </w:r>
-          </w:p>
-        </w:tc>
-        <w:tc>
-          <w:tcPr>
-            <w:tcW w:type="dxa" w:w="1337"/>
-            <w:shd w:val="clear" w:color="auto" w:fill="F2F2F2"/>
-          </w:tcPr>
-          <w:p>
-            <w:r>
-              <w:rPr>
-                <w:rFonts w:ascii="Times New Roman" w:hAnsi="Times New Roman"/>
-                <w:sz w:val="18"/>
-              </w:rPr>
-              <w:t>Overall score with zero</w:t>
-            </w:r>
-          </w:p>
-        </w:tc>
-        <w:tc>
-          <w:tcPr>
-            <w:tcW w:type="dxa" w:w="1337"/>
-            <w:shd w:val="clear" w:color="auto" w:fill="F2F2F2"/>
-          </w:tcPr>
-          <w:p>
-            <w:r>
-              <w:rPr>
-                <w:rFonts w:ascii="Times New Roman" w:hAnsi="Times New Roman"/>
-                <w:sz w:val="18"/>
-              </w:rPr>
-              <w:t>Verify that zero score is correctly included in the average.</w:t>
-            </w:r>
-          </w:p>
-        </w:tc>
-        <w:tc>
-          <w:tcPr>
-            <w:tcW w:type="dxa" w:w="1337"/>
-            <w:shd w:val="clear" w:color="auto" w:fill="F2F2F2"/>
-          </w:tcPr>
-          <w:p>
-            <w:r>
-              <w:rPr>
-                <w:rFonts w:ascii="Times New Roman" w:hAnsi="Times New Roman"/>
-                <w:sz w:val="18"/>
-              </w:rPr>
-              <w:t>avg(0,4,4,4,4)</w:t>
-            </w:r>
-          </w:p>
-        </w:tc>
-        <w:tc>
-          <w:tcPr>
-            <w:tcW w:type="dxa" w:w="1337"/>
-            <w:shd w:val="clear" w:color="auto" w:fill="F2F2F2"/>
-          </w:tcPr>
-          <w:p>
-            <w:r>
-              <w:rPr>
-                <w:rFonts w:ascii="Times New Roman" w:hAnsi="Times New Roman"/>
-                <w:sz w:val="18"/>
-              </w:rPr>
-              <w:t>3.2</w:t>
-            </w:r>
-          </w:p>
-        </w:tc>
-        <w:tc>
-          <w:tcPr>
-            <w:tcW w:type="dxa" w:w="1337"/>
-            <w:shd w:val="clear" w:color="auto" w:fill="F2F2F2"/>
-          </w:tcPr>
-          <w:p>
-            <w:r>
-              <w:rPr>
-                <w:rFonts w:ascii="Times New Roman" w:hAnsi="Times New Roman"/>
-                <w:sz w:val="18"/>
-              </w:rPr>
-              <w:t>3.2</w:t>
-            </w:r>
-          </w:p>
-        </w:tc>
-        <w:tc>
-          <w:tcPr>
-            <w:tcW w:type="dxa" w:w="1337"/>
-            <w:shd w:val="clear" w:color="auto" w:fill="F2F2F2"/>
-          </w:tcPr>
-          <w:p>
-            <w:r>
-              <w:rPr>
-                <w:rFonts w:ascii="Times New Roman" w:hAnsi="Times New Roman"/>
-                <w:b/>
-                <w:color w:val="008000"/>
-                <w:sz w:val="18"/>
-              </w:rPr>
-              <w:t>PASS</w:t>
+              <w:t>Pass</w:t>
             </w:r>
           </w:p>
         </w:tc>
       </w:tr>
     </w:tbl>
     <w:p/>
-    <w:p>
-      <w:r>
-        <w:br w:type="page"/>
-      </w:r>
-    </w:p>
-    <w:p>
-      <w:pPr>
-        <w:pStyle w:val="Heading1"/>
-      </w:pPr>
-      <w:r>
-        <w:t>6. CompetitorList Class Tests (Tests 27-42)</w:t>
-      </w:r>
-    </w:p>
-    <w:p>
-      <w:r>
-        <w:t>The CompetitorList class manages a collection of SKMCompetitor objects. It provides methods for adding and removing competitors, searching by ID, identifying the top performer, computing score frequencies, and generating reports.</w:t>
-      </w:r>
-    </w:p>
-    <w:tbl>
-      <w:tblPr>
-        <w:tblW w:type="auto" w:w="0"/>
-        <w:jc w:val="center"/>
-        <w:tblLook w:firstColumn="1" w:firstRow="1" w:lastColumn="0" w:lastRow="0" w:noHBand="0" w:noVBand="1" w:val="04A0"/>
-        <w:tblBorders>
-          <w:top w:val="single" w:sz="4" w:space="0" w:color="999999"/>
-          <w:left w:val="single" w:sz="4" w:space="0" w:color="999999"/>
-          <w:bottom w:val="single" w:sz="4" w:space="0" w:color="999999"/>
-          <w:right w:val="single" w:sz="4" w:space="0" w:color="999999"/>
-          <w:insideH w:val="single" w:sz="4" w:space="0" w:color="999999"/>
-          <w:insideV w:val="single" w:sz="4" w:space="0" w:color="999999"/>
-        </w:tblBorders>
-      </w:tblPr>
-      <w:tblGrid>
-        <w:gridCol w:w="1337"/>
-        <w:gridCol w:w="1337"/>
-        <w:gridCol w:w="1337"/>
-        <w:gridCol w:w="1337"/>
-        <w:gridCol w:w="1337"/>
-        <w:gridCol w:w="1337"/>
-        <w:gridCol w:w="1337"/>
-      </w:tblGrid>
-      <w:tr>
-        <w:tc>
-          <w:tcPr>
-            <w:tcW w:type="dxa" w:w="1337"/>
-            <w:shd w:val="clear" w:color="auto" w:fill="2C3E50"/>
-          </w:tcPr>
-          <w:p>
-            <w:pPr>
-              <w:jc w:val="center"/>
-            </w:pPr>
-            <w:r>
-              <w:rPr>
-                <w:rFonts w:ascii="Times New Roman" w:hAnsi="Times New Roman"/>
-                <w:b/>
-                <w:color w:val="FFFFFF"/>
-                <w:sz w:val="18"/>
-              </w:rPr>
-              <w:t>No.</w:t>
-            </w:r>
-          </w:p>
-        </w:tc>
-        <w:tc>
-          <w:tcPr>
-            <w:tcW w:type="dxa" w:w="1337"/>
-            <w:shd w:val="clear" w:color="auto" w:fill="2C3E50"/>
-          </w:tcPr>
-          <w:p>
-            <w:pPr>
-              <w:jc w:val="center"/>
-            </w:pPr>
-            <w:r>
-              <w:rPr>
-                <w:rFonts w:ascii="Times New Roman" w:hAnsi="Times New Roman"/>
-                <w:b/>
-                <w:color w:val="FFFFFF"/>
-                <w:sz w:val="18"/>
-              </w:rPr>
-              <w:t>Test Name</w:t>
-            </w:r>
-          </w:p>
-        </w:tc>
-        <w:tc>
-          <w:tcPr>
-            <w:tcW w:type="dxa" w:w="1337"/>
-            <w:shd w:val="clear" w:color="auto" w:fill="2C3E50"/>
-          </w:tcPr>
-          <w:p>
-            <w:pPr>
-              <w:jc w:val="center"/>
-            </w:pPr>
-            <w:r>
-              <w:rPr>
-                <w:rFonts w:ascii="Times New Roman" w:hAnsi="Times New Roman"/>
-                <w:b/>
-                <w:color w:val="FFFFFF"/>
-                <w:sz w:val="18"/>
-              </w:rPr>
-              <w:t>Description</w:t>
-            </w:r>
-          </w:p>
-        </w:tc>
-        <w:tc>
-          <w:tcPr>
-            <w:tcW w:type="dxa" w:w="1337"/>
-            <w:shd w:val="clear" w:color="auto" w:fill="2C3E50"/>
-          </w:tcPr>
-          <w:p>
-            <w:pPr>
-              <w:jc w:val="center"/>
-            </w:pPr>
-            <w:r>
-              <w:rPr>
-                <w:rFonts w:ascii="Times New Roman" w:hAnsi="Times New Roman"/>
-                <w:b/>
-                <w:color w:val="FFFFFF"/>
-                <w:sz w:val="18"/>
-              </w:rPr>
-              <w:t>Input</w:t>
-            </w:r>
-          </w:p>
-        </w:tc>
-        <w:tc>
-          <w:tcPr>
-            <w:tcW w:type="dxa" w:w="1337"/>
-            <w:shd w:val="clear" w:color="auto" w:fill="2C3E50"/>
-          </w:tcPr>
-          <w:p>
-            <w:pPr>
-              <w:jc w:val="center"/>
-            </w:pPr>
-            <w:r>
-              <w:rPr>
-                <w:rFonts w:ascii="Times New Roman" w:hAnsi="Times New Roman"/>
-                <w:b/>
-                <w:color w:val="FFFFFF"/>
-                <w:sz w:val="18"/>
-              </w:rPr>
-              <w:t>Expected</w:t>
-            </w:r>
-          </w:p>
-        </w:tc>
-        <w:tc>
-          <w:tcPr>
-            <w:tcW w:type="dxa" w:w="1337"/>
-            <w:shd w:val="clear" w:color="auto" w:fill="2C3E50"/>
-          </w:tcPr>
-          <w:p>
-            <w:pPr>
-              <w:jc w:val="center"/>
-            </w:pPr>
-            <w:r>
-              <w:rPr>
-                <w:rFonts w:ascii="Times New Roman" w:hAnsi="Times New Roman"/>
-                <w:b/>
-                <w:color w:val="FFFFFF"/>
-                <w:sz w:val="18"/>
-              </w:rPr>
-              <w:t>Actual</w:t>
-            </w:r>
-          </w:p>
-        </w:tc>
-        <w:tc>
-          <w:tcPr>
-            <w:tcW w:type="dxa" w:w="1337"/>
-            <w:shd w:val="clear" w:color="auto" w:fill="2C3E50"/>
-          </w:tcPr>
-          <w:p>
-            <w:pPr>
-              <w:jc w:val="center"/>
-            </w:pPr>
-            <w:r>
-              <w:rPr>
-                <w:rFonts w:ascii="Times New Roman" w:hAnsi="Times New Roman"/>
-                <w:b/>
-                <w:color w:val="FFFFFF"/>
-                <w:sz w:val="18"/>
-              </w:rPr>
-              <w:t>Status</w:t>
-            </w:r>
-          </w:p>
-        </w:tc>
-      </w:tr>
-      <w:tr>
-        <w:tc>
-          <w:tcPr>
-            <w:tcW w:type="dxa" w:w="1337"/>
-          </w:tcPr>
-          <w:p>
-            <w:r>
-              <w:rPr>
-                <w:rFonts w:ascii="Times New Roman" w:hAnsi="Times New Roman"/>
-                <w:sz w:val="18"/>
-              </w:rPr>
-              <w:t>27</w:t>
-            </w:r>
-          </w:p>
-        </w:tc>
-        <w:tc>
-          <w:tcPr>
-            <w:tcW w:type="dxa" w:w="1337"/>
-          </w:tcPr>
-          <w:p>
-            <w:r>
-              <w:rPr>
-                <w:rFonts w:ascii="Times New Roman" w:hAnsi="Times New Roman"/>
-                <w:sz w:val="18"/>
-              </w:rPr>
-              <w:t>empty list size</w:t>
-            </w:r>
-          </w:p>
-        </w:tc>
-        <w:tc>
-          <w:tcPr>
-            <w:tcW w:type="dxa" w:w="1337"/>
-          </w:tcPr>
-          <w:p>
-            <w:r>
-              <w:rPr>
-                <w:rFonts w:ascii="Times New Roman" w:hAnsi="Times New Roman"/>
-                <w:sz w:val="18"/>
-              </w:rPr>
-              <w:t>Verify that a newly created CompetitorList has zero competitors.</w:t>
-            </w:r>
-          </w:p>
-        </w:tc>
-        <w:tc>
-          <w:tcPr>
-            <w:tcW w:type="dxa" w:w="1337"/>
-          </w:tcPr>
-          <w:p>
-            <w:r>
-              <w:rPr>
-                <w:rFonts w:ascii="Times New Roman" w:hAnsi="Times New Roman"/>
-                <w:sz w:val="18"/>
-              </w:rPr>
-              <w:t>new CompetitorList()</w:t>
-            </w:r>
-          </w:p>
-        </w:tc>
-        <w:tc>
-          <w:tcPr>
-            <w:tcW w:type="dxa" w:w="1337"/>
-          </w:tcPr>
-          <w:p>
-            <w:r>
-              <w:rPr>
-                <w:rFonts w:ascii="Times New Roman" w:hAnsi="Times New Roman"/>
-                <w:sz w:val="18"/>
-              </w:rPr>
-              <w:t>0</w:t>
-            </w:r>
-          </w:p>
-        </w:tc>
-        <w:tc>
-          <w:tcPr>
-            <w:tcW w:type="dxa" w:w="1337"/>
-          </w:tcPr>
-          <w:p>
-            <w:r>
-              <w:rPr>
-                <w:rFonts w:ascii="Times New Roman" w:hAnsi="Times New Roman"/>
-                <w:sz w:val="18"/>
-              </w:rPr>
-              <w:t>0</w:t>
-            </w:r>
-          </w:p>
-        </w:tc>
-        <w:tc>
-          <w:tcPr>
-            <w:tcW w:type="dxa" w:w="1337"/>
-          </w:tcPr>
-          <w:p>
-            <w:r>
-              <w:rPr>
-                <w:rFonts w:ascii="Times New Roman" w:hAnsi="Times New Roman"/>
-                <w:b/>
-                <w:color w:val="008000"/>
-                <w:sz w:val="18"/>
-              </w:rPr>
-              <w:t>PASS</w:t>
-            </w:r>
-          </w:p>
-        </w:tc>
-      </w:tr>
-      <w:tr>
-        <w:tc>
-          <w:tcPr>
-            <w:tcW w:type="dxa" w:w="1337"/>
-            <w:shd w:val="clear" w:color="auto" w:fill="F2F2F2"/>
-          </w:tcPr>
-          <w:p>
-            <w:r>
-              <w:rPr>
-                <w:rFonts w:ascii="Times New Roman" w:hAnsi="Times New Roman"/>
-                <w:sz w:val="18"/>
-              </w:rPr>
-              <w:t>28</w:t>
-            </w:r>
-          </w:p>
-        </w:tc>
-        <w:tc>
-          <w:tcPr>
-            <w:tcW w:type="dxa" w:w="1337"/>
-            <w:shd w:val="clear" w:color="auto" w:fill="F2F2F2"/>
-          </w:tcPr>
-          <w:p>
-            <w:r>
-              <w:rPr>
-                <w:rFonts w:ascii="Times New Roman" w:hAnsi="Times New Roman"/>
-                <w:sz w:val="18"/>
-              </w:rPr>
-              <w:t>getNextId initial</w:t>
-            </w:r>
-          </w:p>
-        </w:tc>
-        <w:tc>
-          <w:tcPr>
-            <w:tcW w:type="dxa" w:w="1337"/>
-            <w:shd w:val="clear" w:color="auto" w:fill="F2F2F2"/>
-          </w:tcPr>
-          <w:p>
-            <w:r>
-              <w:rPr>
-                <w:rFonts w:ascii="Times New Roman" w:hAnsi="Times New Roman"/>
-                <w:sz w:val="18"/>
-              </w:rPr>
-              <w:t>Verify that the initial next available ID is 200.</w:t>
-            </w:r>
-          </w:p>
-        </w:tc>
-        <w:tc>
-          <w:tcPr>
-            <w:tcW w:type="dxa" w:w="1337"/>
-            <w:shd w:val="clear" w:color="auto" w:fill="F2F2F2"/>
-          </w:tcPr>
-          <w:p>
-            <w:r>
-              <w:rPr>
-                <w:rFonts w:ascii="Times New Roman" w:hAnsi="Times New Roman"/>
-                <w:sz w:val="18"/>
-              </w:rPr>
-              <w:t>list.getNextId()</w:t>
-            </w:r>
-          </w:p>
-        </w:tc>
-        <w:tc>
-          <w:tcPr>
-            <w:tcW w:type="dxa" w:w="1337"/>
-            <w:shd w:val="clear" w:color="auto" w:fill="F2F2F2"/>
-          </w:tcPr>
-          <w:p>
-            <w:r>
-              <w:rPr>
-                <w:rFonts w:ascii="Times New Roman" w:hAnsi="Times New Roman"/>
-                <w:sz w:val="18"/>
-              </w:rPr>
-              <w:t>200</w:t>
-            </w:r>
-          </w:p>
-        </w:tc>
-        <w:tc>
-          <w:tcPr>
-            <w:tcW w:type="dxa" w:w="1337"/>
-            <w:shd w:val="clear" w:color="auto" w:fill="F2F2F2"/>
-          </w:tcPr>
-          <w:p>
-            <w:r>
-              <w:rPr>
-                <w:rFonts w:ascii="Times New Roman" w:hAnsi="Times New Roman"/>
-                <w:sz w:val="18"/>
-              </w:rPr>
-              <w:t>200</w:t>
-            </w:r>
-          </w:p>
-        </w:tc>
-        <w:tc>
-          <w:tcPr>
-            <w:tcW w:type="dxa" w:w="1337"/>
-            <w:shd w:val="clear" w:color="auto" w:fill="F2F2F2"/>
-          </w:tcPr>
-          <w:p>
-            <w:r>
-              <w:rPr>
-                <w:rFonts w:ascii="Times New Roman" w:hAnsi="Times New Roman"/>
-                <w:b/>
-                <w:color w:val="008000"/>
-                <w:sz w:val="18"/>
-              </w:rPr>
-              <w:t>PASS</w:t>
-            </w:r>
-          </w:p>
-        </w:tc>
-      </w:tr>
-      <w:tr>
-        <w:tc>
-          <w:tcPr>
-            <w:tcW w:type="dxa" w:w="1337"/>
-          </w:tcPr>
-          <w:p>
-            <w:r>
-              <w:rPr>
-                <w:rFonts w:ascii="Times New Roman" w:hAnsi="Times New Roman"/>
-                <w:sz w:val="18"/>
-              </w:rPr>
-              <w:t>29</w:t>
-            </w:r>
-          </w:p>
-        </w:tc>
-        <w:tc>
-          <w:tcPr>
-            <w:tcW w:type="dxa" w:w="1337"/>
-          </w:tcPr>
-          <w:p>
-            <w:r>
-              <w:rPr>
-                <w:rFonts w:ascii="Times New Roman" w:hAnsi="Times New Roman"/>
-                <w:sz w:val="18"/>
-              </w:rPr>
-              <w:t>list size after adds</w:t>
-            </w:r>
-          </w:p>
-        </w:tc>
-        <w:tc>
-          <w:tcPr>
-            <w:tcW w:type="dxa" w:w="1337"/>
-          </w:tcPr>
-          <w:p>
-            <w:r>
-              <w:rPr>
-                <w:rFonts w:ascii="Times New Roman" w:hAnsi="Times New Roman"/>
-                <w:sz w:val="18"/>
-              </w:rPr>
-              <w:t>Verify that the list size increases correctly after adding three competitors.</w:t>
-            </w:r>
-          </w:p>
-        </w:tc>
-        <w:tc>
-          <w:tcPr>
-            <w:tcW w:type="dxa" w:w="1337"/>
-          </w:tcPr>
-          <w:p>
-            <w:r>
-              <w:rPr>
-                <w:rFonts w:ascii="Times New Roman" w:hAnsi="Times New Roman"/>
-                <w:sz w:val="18"/>
-              </w:rPr>
-              <w:t>Add 3 competitors</w:t>
-            </w:r>
-          </w:p>
-        </w:tc>
-        <w:tc>
-          <w:tcPr>
-            <w:tcW w:type="dxa" w:w="1337"/>
-          </w:tcPr>
-          <w:p>
-            <w:r>
-              <w:rPr>
-                <w:rFonts w:ascii="Times New Roman" w:hAnsi="Times New Roman"/>
-                <w:sz w:val="18"/>
-              </w:rPr>
-              <w:t>3</w:t>
-            </w:r>
-          </w:p>
-        </w:tc>
-        <w:tc>
-          <w:tcPr>
-            <w:tcW w:type="dxa" w:w="1337"/>
-          </w:tcPr>
-          <w:p>
-            <w:r>
-              <w:rPr>
-                <w:rFonts w:ascii="Times New Roman" w:hAnsi="Times New Roman"/>
-                <w:sz w:val="18"/>
-              </w:rPr>
-              <w:t>3</w:t>
-            </w:r>
-          </w:p>
-        </w:tc>
-        <w:tc>
-          <w:tcPr>
-            <w:tcW w:type="dxa" w:w="1337"/>
-          </w:tcPr>
-          <w:p>
-            <w:r>
-              <w:rPr>
-                <w:rFonts w:ascii="Times New Roman" w:hAnsi="Times New Roman"/>
-                <w:b/>
-                <w:color w:val="008000"/>
-                <w:sz w:val="18"/>
-              </w:rPr>
-              <w:t>PASS</w:t>
-            </w:r>
-          </w:p>
-        </w:tc>
-      </w:tr>
-      <w:tr>
-        <w:tc>
-          <w:tcPr>
-            <w:tcW w:type="dxa" w:w="1337"/>
-            <w:shd w:val="clear" w:color="auto" w:fill="F2F2F2"/>
-          </w:tcPr>
-          <w:p>
-            <w:r>
-              <w:rPr>
-                <w:rFonts w:ascii="Times New Roman" w:hAnsi="Times New Roman"/>
-                <w:sz w:val="18"/>
-              </w:rPr>
-              <w:t>30</w:t>
-            </w:r>
-          </w:p>
-        </w:tc>
-        <w:tc>
-          <w:tcPr>
-            <w:tcW w:type="dxa" w:w="1337"/>
-            <w:shd w:val="clear" w:color="auto" w:fill="F2F2F2"/>
-          </w:tcPr>
-          <w:p>
-            <w:r>
-              <w:rPr>
-                <w:rFonts w:ascii="Times New Roman" w:hAnsi="Times New Roman"/>
-                <w:sz w:val="18"/>
-              </w:rPr>
-              <w:t>getCompetitorById found</w:t>
-            </w:r>
-          </w:p>
-        </w:tc>
-        <w:tc>
-          <w:tcPr>
-            <w:tcW w:type="dxa" w:w="1337"/>
-            <w:shd w:val="clear" w:color="auto" w:fill="F2F2F2"/>
-          </w:tcPr>
-          <w:p>
-            <w:r>
-              <w:rPr>
-                <w:rFonts w:ascii="Times New Roman" w:hAnsi="Times New Roman"/>
-                <w:sz w:val="18"/>
-              </w:rPr>
-              <w:t>Verify that a competitor can be retrieved by their ID.</w:t>
-            </w:r>
-          </w:p>
-        </w:tc>
-        <w:tc>
-          <w:tcPr>
-            <w:tcW w:type="dxa" w:w="1337"/>
-            <w:shd w:val="clear" w:color="auto" w:fill="F2F2F2"/>
-          </w:tcPr>
-          <w:p>
-            <w:r>
-              <w:rPr>
-                <w:rFonts w:ascii="Times New Roman" w:hAnsi="Times New Roman"/>
-                <w:sz w:val="18"/>
-              </w:rPr>
-              <w:t>list.getCompetitorById(201)</w:t>
-            </w:r>
-          </w:p>
-        </w:tc>
-        <w:tc>
-          <w:tcPr>
-            <w:tcW w:type="dxa" w:w="1337"/>
-            <w:shd w:val="clear" w:color="auto" w:fill="F2F2F2"/>
-          </w:tcPr>
-          <w:p>
-            <w:r>
-              <w:rPr>
-                <w:rFonts w:ascii="Times New Roman" w:hAnsi="Times New Roman"/>
-                <w:sz w:val="18"/>
-              </w:rPr>
-              <w:t>c2 (Bob Brown)</w:t>
-            </w:r>
-          </w:p>
-        </w:tc>
-        <w:tc>
-          <w:tcPr>
-            <w:tcW w:type="dxa" w:w="1337"/>
-            <w:shd w:val="clear" w:color="auto" w:fill="F2F2F2"/>
-          </w:tcPr>
-          <w:p>
-            <w:r>
-              <w:rPr>
-                <w:rFonts w:ascii="Times New Roman" w:hAnsi="Times New Roman"/>
-                <w:sz w:val="18"/>
-              </w:rPr>
-              <w:t>c2 (Bob Brown)</w:t>
-            </w:r>
-          </w:p>
-        </w:tc>
-        <w:tc>
-          <w:tcPr>
-            <w:tcW w:type="dxa" w:w="1337"/>
-            <w:shd w:val="clear" w:color="auto" w:fill="F2F2F2"/>
-          </w:tcPr>
-          <w:p>
-            <w:r>
-              <w:rPr>
-                <w:rFonts w:ascii="Times New Roman" w:hAnsi="Times New Roman"/>
-                <w:b/>
-                <w:color w:val="008000"/>
-                <w:sz w:val="18"/>
-              </w:rPr>
-              <w:t>PASS</w:t>
-            </w:r>
-          </w:p>
-        </w:tc>
-      </w:tr>
-      <w:tr>
-        <w:tc>
-          <w:tcPr>
-            <w:tcW w:type="dxa" w:w="1337"/>
-          </w:tcPr>
-          <w:p>
-            <w:r>
-              <w:rPr>
-                <w:rFonts w:ascii="Times New Roman" w:hAnsi="Times New Roman"/>
-                <w:sz w:val="18"/>
-              </w:rPr>
-              <w:t>31</w:t>
-            </w:r>
-          </w:p>
-        </w:tc>
-        <w:tc>
-          <w:tcPr>
-            <w:tcW w:type="dxa" w:w="1337"/>
-          </w:tcPr>
-          <w:p>
-            <w:r>
-              <w:rPr>
-                <w:rFonts w:ascii="Times New Roman" w:hAnsi="Times New Roman"/>
-                <w:sz w:val="18"/>
-              </w:rPr>
-              <w:t>getCompetitorById not found</w:t>
-            </w:r>
-          </w:p>
-        </w:tc>
-        <w:tc>
-          <w:tcPr>
-            <w:tcW w:type="dxa" w:w="1337"/>
-          </w:tcPr>
-          <w:p>
-            <w:r>
-              <w:rPr>
-                <w:rFonts w:ascii="Times New Roman" w:hAnsi="Times New Roman"/>
-                <w:sz w:val="18"/>
-              </w:rPr>
-              <w:t>Verify that searching for a non-existent ID returns null.</w:t>
-            </w:r>
-          </w:p>
-        </w:tc>
-        <w:tc>
-          <w:tcPr>
-            <w:tcW w:type="dxa" w:w="1337"/>
-          </w:tcPr>
-          <w:p>
-            <w:r>
-              <w:rPr>
-                <w:rFonts w:ascii="Times New Roman" w:hAnsi="Times New Roman"/>
-                <w:sz w:val="18"/>
-              </w:rPr>
-              <w:t>list.getCompetitorById(999)</w:t>
-            </w:r>
-          </w:p>
-        </w:tc>
-        <w:tc>
-          <w:tcPr>
-            <w:tcW w:type="dxa" w:w="1337"/>
-          </w:tcPr>
-          <w:p>
-            <w:r>
-              <w:rPr>
-                <w:rFonts w:ascii="Times New Roman" w:hAnsi="Times New Roman"/>
-                <w:sz w:val="18"/>
-              </w:rPr>
-              <w:t>null</w:t>
-            </w:r>
-          </w:p>
-        </w:tc>
-        <w:tc>
-          <w:tcPr>
-            <w:tcW w:type="dxa" w:w="1337"/>
-          </w:tcPr>
-          <w:p>
-            <w:r>
-              <w:rPr>
-                <w:rFonts w:ascii="Times New Roman" w:hAnsi="Times New Roman"/>
-                <w:sz w:val="18"/>
-              </w:rPr>
-              <w:t>null</w:t>
-            </w:r>
-          </w:p>
-        </w:tc>
-        <w:tc>
-          <w:tcPr>
-            <w:tcW w:type="dxa" w:w="1337"/>
-          </w:tcPr>
-          <w:p>
-            <w:r>
-              <w:rPr>
-                <w:rFonts w:ascii="Times New Roman" w:hAnsi="Times New Roman"/>
-                <w:b/>
-                <w:color w:val="008000"/>
-                <w:sz w:val="18"/>
-              </w:rPr>
-              <w:t>PASS</w:t>
-            </w:r>
-          </w:p>
-        </w:tc>
-      </w:tr>
-      <w:tr>
-        <w:tc>
-          <w:tcPr>
-            <w:tcW w:type="dxa" w:w="1337"/>
-            <w:shd w:val="clear" w:color="auto" w:fill="F2F2F2"/>
-          </w:tcPr>
-          <w:p>
-            <w:r>
-              <w:rPr>
-                <w:rFonts w:ascii="Times New Roman" w:hAnsi="Times New Roman"/>
-                <w:sz w:val="18"/>
-              </w:rPr>
-              <w:t>32</w:t>
-            </w:r>
-          </w:p>
-        </w:tc>
-        <w:tc>
-          <w:tcPr>
-            <w:tcW w:type="dxa" w:w="1337"/>
-            <w:shd w:val="clear" w:color="auto" w:fill="F2F2F2"/>
-          </w:tcPr>
-          <w:p>
-            <w:r>
-              <w:rPr>
-                <w:rFonts w:ascii="Times New Roman" w:hAnsi="Times New Roman"/>
-                <w:sz w:val="18"/>
-              </w:rPr>
-              <w:t>getNextId after adds</w:t>
-            </w:r>
-          </w:p>
-        </w:tc>
-        <w:tc>
-          <w:tcPr>
-            <w:tcW w:type="dxa" w:w="1337"/>
-            <w:shd w:val="clear" w:color="auto" w:fill="F2F2F2"/>
-          </w:tcPr>
-          <w:p>
-            <w:r>
-              <w:rPr>
-                <w:rFonts w:ascii="Times New Roman" w:hAnsi="Times New Roman"/>
-                <w:sz w:val="18"/>
-              </w:rPr>
-              <w:t>Verify that the next ID is correctly calculated.</w:t>
-            </w:r>
-          </w:p>
-        </w:tc>
-        <w:tc>
-          <w:tcPr>
-            <w:tcW w:type="dxa" w:w="1337"/>
-            <w:shd w:val="clear" w:color="auto" w:fill="F2F2F2"/>
-          </w:tcPr>
-          <w:p>
-            <w:r>
-              <w:rPr>
-                <w:rFonts w:ascii="Times New Roman" w:hAnsi="Times New Roman"/>
-                <w:sz w:val="18"/>
-              </w:rPr>
-              <w:t>list.getNextId()</w:t>
-            </w:r>
-          </w:p>
-        </w:tc>
-        <w:tc>
-          <w:tcPr>
-            <w:tcW w:type="dxa" w:w="1337"/>
-            <w:shd w:val="clear" w:color="auto" w:fill="F2F2F2"/>
-          </w:tcPr>
-          <w:p>
-            <w:r>
-              <w:rPr>
-                <w:rFonts w:ascii="Times New Roman" w:hAnsi="Times New Roman"/>
-                <w:sz w:val="18"/>
-              </w:rPr>
-              <w:t>203</w:t>
-            </w:r>
-          </w:p>
-        </w:tc>
-        <w:tc>
-          <w:tcPr>
-            <w:tcW w:type="dxa" w:w="1337"/>
-            <w:shd w:val="clear" w:color="auto" w:fill="F2F2F2"/>
-          </w:tcPr>
-          <w:p>
-            <w:r>
-              <w:rPr>
-                <w:rFonts w:ascii="Times New Roman" w:hAnsi="Times New Roman"/>
-                <w:sz w:val="18"/>
-              </w:rPr>
-              <w:t>203</w:t>
-            </w:r>
-          </w:p>
-        </w:tc>
-        <w:tc>
-          <w:tcPr>
-            <w:tcW w:type="dxa" w:w="1337"/>
-            <w:shd w:val="clear" w:color="auto" w:fill="F2F2F2"/>
-          </w:tcPr>
-          <w:p>
-            <w:r>
-              <w:rPr>
-                <w:rFonts w:ascii="Times New Roman" w:hAnsi="Times New Roman"/>
-                <w:b/>
-                <w:color w:val="008000"/>
-                <w:sz w:val="18"/>
-              </w:rPr>
-              <w:t>PASS</w:t>
-            </w:r>
-          </w:p>
-        </w:tc>
-      </w:tr>
-      <w:tr>
-        <w:tc>
-          <w:tcPr>
-            <w:tcW w:type="dxa" w:w="1337"/>
-          </w:tcPr>
-          <w:p>
-            <w:r>
-              <w:rPr>
-                <w:rFonts w:ascii="Times New Roman" w:hAnsi="Times New Roman"/>
-                <w:sz w:val="18"/>
-              </w:rPr>
-              <w:t>33</w:t>
-            </w:r>
-          </w:p>
-        </w:tc>
-        <w:tc>
-          <w:tcPr>
-            <w:tcW w:type="dxa" w:w="1337"/>
-          </w:tcPr>
-          <w:p>
-            <w:r>
-              <w:rPr>
-                <w:rFonts w:ascii="Times New Roman" w:hAnsi="Times New Roman"/>
-                <w:sz w:val="18"/>
-              </w:rPr>
-              <w:t>getTopPerformer</w:t>
-            </w:r>
-          </w:p>
-        </w:tc>
-        <w:tc>
-          <w:tcPr>
-            <w:tcW w:type="dxa" w:w="1337"/>
-          </w:tcPr>
-          <w:p>
-            <w:r>
-              <w:rPr>
-                <w:rFonts w:ascii="Times New Roman" w:hAnsi="Times New Roman"/>
-                <w:sz w:val="18"/>
-              </w:rPr>
-              <w:t>Verify that the competitor with the highest score is correctly identified.</w:t>
-            </w:r>
-          </w:p>
-        </w:tc>
-        <w:tc>
-          <w:tcPr>
-            <w:tcW w:type="dxa" w:w="1337"/>
-          </w:tcPr>
-          <w:p>
-            <w:r>
-              <w:rPr>
-                <w:rFonts w:ascii="Times New Roman" w:hAnsi="Times New Roman"/>
-                <w:sz w:val="18"/>
-              </w:rPr>
-              <w:t>list.getTopPerformer()</w:t>
-            </w:r>
-          </w:p>
-        </w:tc>
-        <w:tc>
-          <w:tcPr>
-            <w:tcW w:type="dxa" w:w="1337"/>
-          </w:tcPr>
-          <w:p>
-            <w:r>
-              <w:rPr>
-                <w:rFonts w:ascii="Times New Roman" w:hAnsi="Times New Roman"/>
-                <w:sz w:val="18"/>
-              </w:rPr>
-              <w:t>c3 (Carol White)</w:t>
-            </w:r>
-          </w:p>
-        </w:tc>
-        <w:tc>
-          <w:tcPr>
-            <w:tcW w:type="dxa" w:w="1337"/>
-          </w:tcPr>
-          <w:p>
-            <w:r>
-              <w:rPr>
-                <w:rFonts w:ascii="Times New Roman" w:hAnsi="Times New Roman"/>
-                <w:sz w:val="18"/>
-              </w:rPr>
-              <w:t>c3 (Carol White)</w:t>
-            </w:r>
-          </w:p>
-        </w:tc>
-        <w:tc>
-          <w:tcPr>
-            <w:tcW w:type="dxa" w:w="1337"/>
-          </w:tcPr>
-          <w:p>
-            <w:r>
-              <w:rPr>
-                <w:rFonts w:ascii="Times New Roman" w:hAnsi="Times New Roman"/>
-                <w:b/>
-                <w:color w:val="008000"/>
-                <w:sz w:val="18"/>
-              </w:rPr>
-              <w:t>PASS</w:t>
-            </w:r>
-          </w:p>
-        </w:tc>
-      </w:tr>
-      <w:tr>
-        <w:tc>
-          <w:tcPr>
-            <w:tcW w:type="dxa" w:w="1337"/>
-            <w:shd w:val="clear" w:color="auto" w:fill="F2F2F2"/>
-          </w:tcPr>
-          <w:p>
-            <w:r>
-              <w:rPr>
-                <w:rFonts w:ascii="Times New Roman" w:hAnsi="Times New Roman"/>
-                <w:sz w:val="18"/>
-              </w:rPr>
-              <w:t>34</w:t>
-            </w:r>
-          </w:p>
-        </w:tc>
-        <w:tc>
-          <w:tcPr>
-            <w:tcW w:type="dxa" w:w="1337"/>
-            <w:shd w:val="clear" w:color="auto" w:fill="F2F2F2"/>
-          </w:tcPr>
-          <w:p>
-            <w:r>
-              <w:rPr>
-                <w:rFonts w:ascii="Times New Roman" w:hAnsi="Times New Roman"/>
-                <w:sz w:val="18"/>
-              </w:rPr>
-              <w:t>top performer score</w:t>
-            </w:r>
-          </w:p>
-        </w:tc>
-        <w:tc>
-          <w:tcPr>
-            <w:tcW w:type="dxa" w:w="1337"/>
-            <w:shd w:val="clear" w:color="auto" w:fill="F2F2F2"/>
-          </w:tcPr>
-          <w:p>
-            <w:r>
-              <w:rPr>
-                <w:rFonts w:ascii="Times New Roman" w:hAnsi="Times New Roman"/>
-                <w:sz w:val="18"/>
-              </w:rPr>
-              <w:t>Verify that the top performer's overall score is correct.</w:t>
-            </w:r>
-          </w:p>
-        </w:tc>
-        <w:tc>
-          <w:tcPr>
-            <w:tcW w:type="dxa" w:w="1337"/>
-            <w:shd w:val="clear" w:color="auto" w:fill="F2F2F2"/>
-          </w:tcPr>
-          <w:p>
-            <w:r>
-              <w:rPr>
-                <w:rFonts w:ascii="Times New Roman" w:hAnsi="Times New Roman"/>
-                <w:sz w:val="18"/>
-              </w:rPr>
-              <w:t>top.getOverallScore()</w:t>
-            </w:r>
-          </w:p>
-        </w:tc>
-        <w:tc>
-          <w:tcPr>
-            <w:tcW w:type="dxa" w:w="1337"/>
-            <w:shd w:val="clear" w:color="auto" w:fill="F2F2F2"/>
-          </w:tcPr>
-          <w:p>
-            <w:r>
-              <w:rPr>
-                <w:rFonts w:ascii="Times New Roman" w:hAnsi="Times New Roman"/>
-                <w:sz w:val="18"/>
-              </w:rPr>
-              <w:t>4.6</w:t>
-            </w:r>
-          </w:p>
-        </w:tc>
-        <w:tc>
-          <w:tcPr>
-            <w:tcW w:type="dxa" w:w="1337"/>
-            <w:shd w:val="clear" w:color="auto" w:fill="F2F2F2"/>
-          </w:tcPr>
-          <w:p>
-            <w:r>
-              <w:rPr>
-                <w:rFonts w:ascii="Times New Roman" w:hAnsi="Times New Roman"/>
-                <w:sz w:val="18"/>
-              </w:rPr>
-              <w:t>4.6</w:t>
-            </w:r>
-          </w:p>
-        </w:tc>
-        <w:tc>
-          <w:tcPr>
-            <w:tcW w:type="dxa" w:w="1337"/>
-            <w:shd w:val="clear" w:color="auto" w:fill="F2F2F2"/>
-          </w:tcPr>
-          <w:p>
-            <w:r>
-              <w:rPr>
-                <w:rFonts w:ascii="Times New Roman" w:hAnsi="Times New Roman"/>
-                <w:b/>
-                <w:color w:val="008000"/>
-                <w:sz w:val="18"/>
-              </w:rPr>
-              <w:t>PASS</w:t>
-            </w:r>
-          </w:p>
-        </w:tc>
-      </w:tr>
-      <w:tr>
-        <w:tc>
-          <w:tcPr>
-            <w:tcW w:type="dxa" w:w="1337"/>
-          </w:tcPr>
-          <w:p>
-            <w:r>
-              <w:rPr>
-                <w:rFonts w:ascii="Times New Roman" w:hAnsi="Times New Roman"/>
-                <w:sz w:val="18"/>
-              </w:rPr>
-              <w:t>35</w:t>
-            </w:r>
-          </w:p>
-        </w:tc>
-        <w:tc>
-          <w:tcPr>
-            <w:tcW w:type="dxa" w:w="1337"/>
-          </w:tcPr>
-          <w:p>
-            <w:r>
-              <w:rPr>
-                <w:rFonts w:ascii="Times New Roman" w:hAnsi="Times New Roman"/>
-                <w:sz w:val="18"/>
-              </w:rPr>
-              <w:t>frequency contains scores</w:t>
-            </w:r>
-          </w:p>
-        </w:tc>
-        <w:tc>
-          <w:tcPr>
-            <w:tcW w:type="dxa" w:w="1337"/>
-          </w:tcPr>
-          <w:p>
-            <w:r>
-              <w:rPr>
-                <w:rFonts w:ascii="Times New Roman" w:hAnsi="Times New Roman"/>
-                <w:sz w:val="18"/>
-              </w:rPr>
-              <w:t>Verify that the score frequency map contains expected score keys.</w:t>
-            </w:r>
-          </w:p>
-        </w:tc>
-        <w:tc>
-          <w:tcPr>
-            <w:tcW w:type="dxa" w:w="1337"/>
-          </w:tcPr>
-          <w:p>
-            <w:r>
-              <w:rPr>
-                <w:rFonts w:ascii="Times New Roman" w:hAnsi="Times New Roman"/>
-                <w:sz w:val="18"/>
-              </w:rPr>
-              <w:t>list.getScoreFrequency()</w:t>
-            </w:r>
-          </w:p>
-        </w:tc>
-        <w:tc>
-          <w:tcPr>
-            <w:tcW w:type="dxa" w:w="1337"/>
-          </w:tcPr>
-          <w:p>
-            <w:r>
-              <w:rPr>
-                <w:rFonts w:ascii="Times New Roman" w:hAnsi="Times New Roman"/>
-                <w:sz w:val="18"/>
-              </w:rPr>
-              <w:t>Contains 4 and 5</w:t>
-            </w:r>
-          </w:p>
-        </w:tc>
-        <w:tc>
-          <w:tcPr>
-            <w:tcW w:type="dxa" w:w="1337"/>
-          </w:tcPr>
-          <w:p>
-            <w:r>
-              <w:rPr>
-                <w:rFonts w:ascii="Times New Roman" w:hAnsi="Times New Roman"/>
-                <w:sz w:val="18"/>
-              </w:rPr>
-              <w:t>Contains 4 and 5</w:t>
-            </w:r>
-          </w:p>
-        </w:tc>
-        <w:tc>
-          <w:tcPr>
-            <w:tcW w:type="dxa" w:w="1337"/>
-          </w:tcPr>
-          <w:p>
-            <w:r>
-              <w:rPr>
-                <w:rFonts w:ascii="Times New Roman" w:hAnsi="Times New Roman"/>
-                <w:b/>
-                <w:color w:val="008000"/>
-                <w:sz w:val="18"/>
-              </w:rPr>
-              <w:t>PASS</w:t>
-            </w:r>
-          </w:p>
-        </w:tc>
-      </w:tr>
-      <w:tr>
-        <w:tc>
-          <w:tcPr>
-            <w:tcW w:type="dxa" w:w="1337"/>
-            <w:shd w:val="clear" w:color="auto" w:fill="F2F2F2"/>
-          </w:tcPr>
-          <w:p>
-            <w:r>
-              <w:rPr>
-                <w:rFonts w:ascii="Times New Roman" w:hAnsi="Times New Roman"/>
-                <w:sz w:val="18"/>
-              </w:rPr>
-              <w:t>36</w:t>
-            </w:r>
-          </w:p>
-        </w:tc>
-        <w:tc>
-          <w:tcPr>
-            <w:tcW w:type="dxa" w:w="1337"/>
-            <w:shd w:val="clear" w:color="auto" w:fill="F2F2F2"/>
-          </w:tcPr>
-          <w:p>
-            <w:r>
-              <w:rPr>
-                <w:rFonts w:ascii="Times New Roman" w:hAnsi="Times New Roman"/>
-                <w:sz w:val="18"/>
-              </w:rPr>
-              <w:t>report contains header</w:t>
-            </w:r>
-          </w:p>
-        </w:tc>
-        <w:tc>
-          <w:tcPr>
-            <w:tcW w:type="dxa" w:w="1337"/>
-            <w:shd w:val="clear" w:color="auto" w:fill="F2F2F2"/>
-          </w:tcPr>
-          <w:p>
-            <w:r>
-              <w:rPr>
-                <w:rFonts w:ascii="Times New Roman" w:hAnsi="Times New Roman"/>
-                <w:sz w:val="18"/>
-              </w:rPr>
-              <w:t>Verify that the generated report includes the table header.</w:t>
-            </w:r>
-          </w:p>
-        </w:tc>
-        <w:tc>
-          <w:tcPr>
-            <w:tcW w:type="dxa" w:w="1337"/>
-            <w:shd w:val="clear" w:color="auto" w:fill="F2F2F2"/>
-          </w:tcPr>
-          <w:p>
-            <w:r>
-              <w:rPr>
-                <w:rFonts w:ascii="Times New Roman" w:hAnsi="Times New Roman"/>
-                <w:sz w:val="18"/>
-              </w:rPr>
-              <w:t>list.generateReport()</w:t>
-            </w:r>
-          </w:p>
-        </w:tc>
-        <w:tc>
-          <w:tcPr>
-            <w:tcW w:type="dxa" w:w="1337"/>
-            <w:shd w:val="clear" w:color="auto" w:fill="F2F2F2"/>
-          </w:tcPr>
-          <w:p>
-            <w:r>
-              <w:rPr>
-                <w:rFonts w:ascii="Times New Roman" w:hAnsi="Times New Roman"/>
-                <w:sz w:val="18"/>
-              </w:rPr>
-              <w:t>Contains "Competitor ID"</w:t>
-            </w:r>
-          </w:p>
-        </w:tc>
-        <w:tc>
-          <w:tcPr>
-            <w:tcW w:type="dxa" w:w="1337"/>
-            <w:shd w:val="clear" w:color="auto" w:fill="F2F2F2"/>
-          </w:tcPr>
-          <w:p>
-            <w:r>
-              <w:rPr>
-                <w:rFonts w:ascii="Times New Roman" w:hAnsi="Times New Roman"/>
-                <w:sz w:val="18"/>
-              </w:rPr>
-              <w:t>Contains "Competitor ID"</w:t>
-            </w:r>
-          </w:p>
-        </w:tc>
-        <w:tc>
-          <w:tcPr>
-            <w:tcW w:type="dxa" w:w="1337"/>
-            <w:shd w:val="clear" w:color="auto" w:fill="F2F2F2"/>
-          </w:tcPr>
-          <w:p>
-            <w:r>
-              <w:rPr>
-                <w:rFonts w:ascii="Times New Roman" w:hAnsi="Times New Roman"/>
-                <w:b/>
-                <w:color w:val="008000"/>
-                <w:sz w:val="18"/>
-              </w:rPr>
-              <w:t>PASS</w:t>
-            </w:r>
-          </w:p>
-        </w:tc>
-      </w:tr>
-      <w:tr>
-        <w:tc>
-          <w:tcPr>
-            <w:tcW w:type="dxa" w:w="1337"/>
-          </w:tcPr>
-          <w:p>
-            <w:r>
-              <w:rPr>
-                <w:rFonts w:ascii="Times New Roman" w:hAnsi="Times New Roman"/>
-                <w:sz w:val="18"/>
-              </w:rPr>
-              <w:t>37</w:t>
-            </w:r>
-          </w:p>
-        </w:tc>
-        <w:tc>
-          <w:tcPr>
-            <w:tcW w:type="dxa" w:w="1337"/>
-          </w:tcPr>
-          <w:p>
-            <w:r>
-              <w:rPr>
-                <w:rFonts w:ascii="Times New Roman" w:hAnsi="Times New Roman"/>
-                <w:sz w:val="18"/>
-              </w:rPr>
-              <w:t>report contains competitor</w:t>
-            </w:r>
-          </w:p>
-        </w:tc>
-        <w:tc>
-          <w:tcPr>
-            <w:tcW w:type="dxa" w:w="1337"/>
-          </w:tcPr>
-          <w:p>
-            <w:r>
-              <w:rPr>
-                <w:rFonts w:ascii="Times New Roman" w:hAnsi="Times New Roman"/>
-                <w:sz w:val="18"/>
-              </w:rPr>
-              <w:t>Verify that the report includes competitor names.</w:t>
-            </w:r>
-          </w:p>
-        </w:tc>
-        <w:tc>
-          <w:tcPr>
-            <w:tcW w:type="dxa" w:w="1337"/>
-          </w:tcPr>
-          <w:p>
-            <w:r>
-              <w:rPr>
-                <w:rFonts w:ascii="Times New Roman" w:hAnsi="Times New Roman"/>
-                <w:sz w:val="18"/>
-              </w:rPr>
-              <w:t>list.generateReport()</w:t>
-            </w:r>
-          </w:p>
-        </w:tc>
-        <w:tc>
-          <w:tcPr>
-            <w:tcW w:type="dxa" w:w="1337"/>
-          </w:tcPr>
-          <w:p>
-            <w:r>
-              <w:rPr>
-                <w:rFonts w:ascii="Times New Roman" w:hAnsi="Times New Roman"/>
-                <w:sz w:val="18"/>
-              </w:rPr>
-              <w:t>Contains "Alice Green"</w:t>
-            </w:r>
-          </w:p>
-        </w:tc>
-        <w:tc>
-          <w:tcPr>
-            <w:tcW w:type="dxa" w:w="1337"/>
-          </w:tcPr>
-          <w:p>
-            <w:r>
-              <w:rPr>
-                <w:rFonts w:ascii="Times New Roman" w:hAnsi="Times New Roman"/>
-                <w:sz w:val="18"/>
-              </w:rPr>
-              <w:t>Contains "Alice Green"</w:t>
-            </w:r>
-          </w:p>
-        </w:tc>
-        <w:tc>
-          <w:tcPr>
-            <w:tcW w:type="dxa" w:w="1337"/>
-          </w:tcPr>
-          <w:p>
-            <w:r>
-              <w:rPr>
-                <w:rFonts w:ascii="Times New Roman" w:hAnsi="Times New Roman"/>
-                <w:b/>
-                <w:color w:val="008000"/>
-                <w:sz w:val="18"/>
-              </w:rPr>
-              <w:t>PASS</w:t>
-            </w:r>
-          </w:p>
-        </w:tc>
-      </w:tr>
-      <w:tr>
-        <w:tc>
-          <w:tcPr>
-            <w:tcW w:type="dxa" w:w="1337"/>
-            <w:shd w:val="clear" w:color="auto" w:fill="F2F2F2"/>
-          </w:tcPr>
-          <w:p>
-            <w:r>
-              <w:rPr>
-                <w:rFonts w:ascii="Times New Roman" w:hAnsi="Times New Roman"/>
-                <w:sz w:val="18"/>
-              </w:rPr>
-              <w:t>38</w:t>
-            </w:r>
-          </w:p>
-        </w:tc>
-        <w:tc>
-          <w:tcPr>
-            <w:tcW w:type="dxa" w:w="1337"/>
-            <w:shd w:val="clear" w:color="auto" w:fill="F2F2F2"/>
-          </w:tcPr>
-          <w:p>
-            <w:r>
-              <w:rPr>
-                <w:rFonts w:ascii="Times New Roman" w:hAnsi="Times New Roman"/>
-                <w:sz w:val="18"/>
-              </w:rPr>
-              <w:t>report contains stats</w:t>
-            </w:r>
-          </w:p>
-        </w:tc>
-        <w:tc>
-          <w:tcPr>
-            <w:tcW w:type="dxa" w:w="1337"/>
-            <w:shd w:val="clear" w:color="auto" w:fill="F2F2F2"/>
-          </w:tcPr>
-          <w:p>
-            <w:r>
-              <w:rPr>
-                <w:rFonts w:ascii="Times New Roman" w:hAnsi="Times New Roman"/>
-                <w:sz w:val="18"/>
-              </w:rPr>
-              <w:t>Verify that the report includes total competitor count.</w:t>
-            </w:r>
-          </w:p>
-        </w:tc>
-        <w:tc>
-          <w:tcPr>
-            <w:tcW w:type="dxa" w:w="1337"/>
-            <w:shd w:val="clear" w:color="auto" w:fill="F2F2F2"/>
-          </w:tcPr>
-          <w:p>
-            <w:r>
-              <w:rPr>
-                <w:rFonts w:ascii="Times New Roman" w:hAnsi="Times New Roman"/>
-                <w:sz w:val="18"/>
-              </w:rPr>
-              <w:t>list.generateReport()</w:t>
-            </w:r>
-          </w:p>
-        </w:tc>
-        <w:tc>
-          <w:tcPr>
-            <w:tcW w:type="dxa" w:w="1337"/>
-            <w:shd w:val="clear" w:color="auto" w:fill="F2F2F2"/>
-          </w:tcPr>
-          <w:p>
-            <w:r>
-              <w:rPr>
-                <w:rFonts w:ascii="Times New Roman" w:hAnsi="Times New Roman"/>
-                <w:sz w:val="18"/>
-              </w:rPr>
-              <w:t>Contains "Total: 3"</w:t>
-            </w:r>
-          </w:p>
-        </w:tc>
-        <w:tc>
-          <w:tcPr>
-            <w:tcW w:type="dxa" w:w="1337"/>
-            <w:shd w:val="clear" w:color="auto" w:fill="F2F2F2"/>
-          </w:tcPr>
-          <w:p>
-            <w:r>
-              <w:rPr>
-                <w:rFonts w:ascii="Times New Roman" w:hAnsi="Times New Roman"/>
-                <w:sz w:val="18"/>
-              </w:rPr>
-              <w:t>Contains "Total: 3"</w:t>
-            </w:r>
-          </w:p>
-        </w:tc>
-        <w:tc>
-          <w:tcPr>
-            <w:tcW w:type="dxa" w:w="1337"/>
-            <w:shd w:val="clear" w:color="auto" w:fill="F2F2F2"/>
-          </w:tcPr>
-          <w:p>
-            <w:r>
-              <w:rPr>
-                <w:rFonts w:ascii="Times New Roman" w:hAnsi="Times New Roman"/>
-                <w:b/>
-                <w:color w:val="008000"/>
-                <w:sz w:val="18"/>
-              </w:rPr>
-              <w:t>PASS</w:t>
-            </w:r>
-          </w:p>
-        </w:tc>
-      </w:tr>
-      <w:tr>
-        <w:tc>
-          <w:tcPr>
-            <w:tcW w:type="dxa" w:w="1337"/>
-          </w:tcPr>
-          <w:p>
-            <w:r>
-              <w:rPr>
-                <w:rFonts w:ascii="Times New Roman" w:hAnsi="Times New Roman"/>
-                <w:sz w:val="18"/>
-              </w:rPr>
-              <w:t>39</w:t>
-            </w:r>
-          </w:p>
-        </w:tc>
-        <w:tc>
-          <w:tcPr>
-            <w:tcW w:type="dxa" w:w="1337"/>
-          </w:tcPr>
-          <w:p>
-            <w:r>
-              <w:rPr>
-                <w:rFonts w:ascii="Times New Roman" w:hAnsi="Times New Roman"/>
-                <w:sz w:val="18"/>
-              </w:rPr>
-              <w:t>removeCompetitorById found</w:t>
-            </w:r>
-          </w:p>
-        </w:tc>
-        <w:tc>
-          <w:tcPr>
-            <w:tcW w:type="dxa" w:w="1337"/>
-          </w:tcPr>
-          <w:p>
-            <w:r>
-              <w:rPr>
-                <w:rFonts w:ascii="Times New Roman" w:hAnsi="Times New Roman"/>
-                <w:sz w:val="18"/>
-              </w:rPr>
-              <w:t>Verify that an existing competitor can be removed.</w:t>
-            </w:r>
-          </w:p>
-        </w:tc>
-        <w:tc>
-          <w:tcPr>
-            <w:tcW w:type="dxa" w:w="1337"/>
-          </w:tcPr>
-          <w:p>
-            <w:r>
-              <w:rPr>
-                <w:rFonts w:ascii="Times New Roman" w:hAnsi="Times New Roman"/>
-                <w:sz w:val="18"/>
-              </w:rPr>
-              <w:t>list.removeCompetitorById(201)</w:t>
-            </w:r>
-          </w:p>
-        </w:tc>
-        <w:tc>
-          <w:tcPr>
-            <w:tcW w:type="dxa" w:w="1337"/>
-          </w:tcPr>
-          <w:p>
-            <w:r>
-              <w:rPr>
-                <w:rFonts w:ascii="Times New Roman" w:hAnsi="Times New Roman"/>
-                <w:sz w:val="18"/>
-              </w:rPr>
-              <w:t>true</w:t>
-            </w:r>
-          </w:p>
-        </w:tc>
-        <w:tc>
-          <w:tcPr>
-            <w:tcW w:type="dxa" w:w="1337"/>
-          </w:tcPr>
-          <w:p>
-            <w:r>
-              <w:rPr>
-                <w:rFonts w:ascii="Times New Roman" w:hAnsi="Times New Roman"/>
-                <w:sz w:val="18"/>
-              </w:rPr>
-              <w:t>true</w:t>
-            </w:r>
-          </w:p>
-        </w:tc>
-        <w:tc>
-          <w:tcPr>
-            <w:tcW w:type="dxa" w:w="1337"/>
-          </w:tcPr>
-          <w:p>
-            <w:r>
-              <w:rPr>
-                <w:rFonts w:ascii="Times New Roman" w:hAnsi="Times New Roman"/>
-                <w:b/>
-                <w:color w:val="008000"/>
-                <w:sz w:val="18"/>
-              </w:rPr>
-              <w:t>PASS</w:t>
-            </w:r>
-          </w:p>
-        </w:tc>
-      </w:tr>
-      <w:tr>
-        <w:tc>
-          <w:tcPr>
-            <w:tcW w:type="dxa" w:w="1337"/>
-            <w:shd w:val="clear" w:color="auto" w:fill="F2F2F2"/>
-          </w:tcPr>
-          <w:p>
-            <w:r>
-              <w:rPr>
-                <w:rFonts w:ascii="Times New Roman" w:hAnsi="Times New Roman"/>
-                <w:sz w:val="18"/>
-              </w:rPr>
-              <w:t>40</w:t>
-            </w:r>
-          </w:p>
-        </w:tc>
-        <w:tc>
-          <w:tcPr>
-            <w:tcW w:type="dxa" w:w="1337"/>
-            <w:shd w:val="clear" w:color="auto" w:fill="F2F2F2"/>
-          </w:tcPr>
-          <w:p>
-            <w:r>
-              <w:rPr>
-                <w:rFonts w:ascii="Times New Roman" w:hAnsi="Times New Roman"/>
-                <w:sz w:val="18"/>
-              </w:rPr>
-              <w:t>list size after remove</w:t>
-            </w:r>
-          </w:p>
-        </w:tc>
-        <w:tc>
-          <w:tcPr>
-            <w:tcW w:type="dxa" w:w="1337"/>
-            <w:shd w:val="clear" w:color="auto" w:fill="F2F2F2"/>
-          </w:tcPr>
-          <w:p>
-            <w:r>
-              <w:rPr>
-                <w:rFonts w:ascii="Times New Roman" w:hAnsi="Times New Roman"/>
-                <w:sz w:val="18"/>
-              </w:rPr>
-              <w:t>Verify that the list size decreases after removal.</w:t>
-            </w:r>
-          </w:p>
-        </w:tc>
-        <w:tc>
-          <w:tcPr>
-            <w:tcW w:type="dxa" w:w="1337"/>
-            <w:shd w:val="clear" w:color="auto" w:fill="F2F2F2"/>
-          </w:tcPr>
-          <w:p>
-            <w:r>
-              <w:rPr>
-                <w:rFonts w:ascii="Times New Roman" w:hAnsi="Times New Roman"/>
-                <w:sz w:val="18"/>
-              </w:rPr>
-              <w:t>list.getTotalCompetitors()</w:t>
-            </w:r>
-          </w:p>
-        </w:tc>
-        <w:tc>
-          <w:tcPr>
-            <w:tcW w:type="dxa" w:w="1337"/>
-            <w:shd w:val="clear" w:color="auto" w:fill="F2F2F2"/>
-          </w:tcPr>
-          <w:p>
-            <w:r>
-              <w:rPr>
-                <w:rFonts w:ascii="Times New Roman" w:hAnsi="Times New Roman"/>
-                <w:sz w:val="18"/>
-              </w:rPr>
-              <w:t>2</w:t>
-            </w:r>
-          </w:p>
-        </w:tc>
-        <w:tc>
-          <w:tcPr>
-            <w:tcW w:type="dxa" w:w="1337"/>
-            <w:shd w:val="clear" w:color="auto" w:fill="F2F2F2"/>
-          </w:tcPr>
-          <w:p>
-            <w:r>
-              <w:rPr>
-                <w:rFonts w:ascii="Times New Roman" w:hAnsi="Times New Roman"/>
-                <w:sz w:val="18"/>
-              </w:rPr>
-              <w:t>2</w:t>
-            </w:r>
-          </w:p>
-        </w:tc>
-        <w:tc>
-          <w:tcPr>
-            <w:tcW w:type="dxa" w:w="1337"/>
-            <w:shd w:val="clear" w:color="auto" w:fill="F2F2F2"/>
-          </w:tcPr>
-          <w:p>
-            <w:r>
-              <w:rPr>
-                <w:rFonts w:ascii="Times New Roman" w:hAnsi="Times New Roman"/>
-                <w:b/>
-                <w:color w:val="008000"/>
-                <w:sz w:val="18"/>
-              </w:rPr>
-              <w:t>PASS</w:t>
-            </w:r>
-          </w:p>
-        </w:tc>
-      </w:tr>
-      <w:tr>
-        <w:tc>
-          <w:tcPr>
-            <w:tcW w:type="dxa" w:w="1337"/>
-          </w:tcPr>
-          <w:p>
-            <w:r>
-              <w:rPr>
-                <w:rFonts w:ascii="Times New Roman" w:hAnsi="Times New Roman"/>
-                <w:sz w:val="18"/>
-              </w:rPr>
-              <w:t>41</w:t>
-            </w:r>
-          </w:p>
-        </w:tc>
-        <w:tc>
-          <w:tcPr>
-            <w:tcW w:type="dxa" w:w="1337"/>
-          </w:tcPr>
-          <w:p>
-            <w:r>
-              <w:rPr>
-                <w:rFonts w:ascii="Times New Roman" w:hAnsi="Times New Roman"/>
-                <w:sz w:val="18"/>
-              </w:rPr>
-              <w:t>removed competitor gone</w:t>
-            </w:r>
-          </w:p>
-        </w:tc>
-        <w:tc>
-          <w:tcPr>
-            <w:tcW w:type="dxa" w:w="1337"/>
-          </w:tcPr>
-          <w:p>
-            <w:r>
-              <w:rPr>
-                <w:rFonts w:ascii="Times New Roman" w:hAnsi="Times New Roman"/>
-                <w:sz w:val="18"/>
-              </w:rPr>
-              <w:t>Verify that the removed competitor is no longer findable.</w:t>
-            </w:r>
-          </w:p>
-        </w:tc>
-        <w:tc>
-          <w:tcPr>
-            <w:tcW w:type="dxa" w:w="1337"/>
-          </w:tcPr>
-          <w:p>
-            <w:r>
-              <w:rPr>
-                <w:rFonts w:ascii="Times New Roman" w:hAnsi="Times New Roman"/>
-                <w:sz w:val="18"/>
-              </w:rPr>
-              <w:t>list.getCompetitorById(201)</w:t>
-            </w:r>
-          </w:p>
-        </w:tc>
-        <w:tc>
-          <w:tcPr>
-            <w:tcW w:type="dxa" w:w="1337"/>
-          </w:tcPr>
-          <w:p>
-            <w:r>
-              <w:rPr>
-                <w:rFonts w:ascii="Times New Roman" w:hAnsi="Times New Roman"/>
-                <w:sz w:val="18"/>
-              </w:rPr>
-              <w:t>null</w:t>
-            </w:r>
-          </w:p>
-        </w:tc>
-        <w:tc>
-          <w:tcPr>
-            <w:tcW w:type="dxa" w:w="1337"/>
-          </w:tcPr>
-          <w:p>
-            <w:r>
-              <w:rPr>
-                <w:rFonts w:ascii="Times New Roman" w:hAnsi="Times New Roman"/>
-                <w:sz w:val="18"/>
-              </w:rPr>
-              <w:t>null</w:t>
-            </w:r>
-          </w:p>
-        </w:tc>
-        <w:tc>
-          <w:tcPr>
-            <w:tcW w:type="dxa" w:w="1337"/>
-          </w:tcPr>
-          <w:p>
-            <w:r>
-              <w:rPr>
-                <w:rFonts w:ascii="Times New Roman" w:hAnsi="Times New Roman"/>
-                <w:b/>
-                <w:color w:val="008000"/>
-                <w:sz w:val="18"/>
-              </w:rPr>
-              <w:t>PASS</w:t>
-            </w:r>
-          </w:p>
-        </w:tc>
-      </w:tr>
-      <w:tr>
-        <w:tc>
-          <w:tcPr>
-            <w:tcW w:type="dxa" w:w="1337"/>
-            <w:shd w:val="clear" w:color="auto" w:fill="F2F2F2"/>
-          </w:tcPr>
-          <w:p>
-            <w:r>
-              <w:rPr>
-                <w:rFonts w:ascii="Times New Roman" w:hAnsi="Times New Roman"/>
-                <w:sz w:val="18"/>
-              </w:rPr>
-              <w:t>42</w:t>
-            </w:r>
-          </w:p>
-        </w:tc>
-        <w:tc>
-          <w:tcPr>
-            <w:tcW w:type="dxa" w:w="1337"/>
-            <w:shd w:val="clear" w:color="auto" w:fill="F2F2F2"/>
-          </w:tcPr>
-          <w:p>
-            <w:r>
-              <w:rPr>
-                <w:rFonts w:ascii="Times New Roman" w:hAnsi="Times New Roman"/>
-                <w:sz w:val="18"/>
-              </w:rPr>
-              <w:t>remove not found</w:t>
-            </w:r>
-          </w:p>
-        </w:tc>
-        <w:tc>
-          <w:tcPr>
-            <w:tcW w:type="dxa" w:w="1337"/>
-            <w:shd w:val="clear" w:color="auto" w:fill="F2F2F2"/>
-          </w:tcPr>
-          <w:p>
-            <w:r>
-              <w:rPr>
-                <w:rFonts w:ascii="Times New Roman" w:hAnsi="Times New Roman"/>
-                <w:sz w:val="18"/>
-              </w:rPr>
-              <w:t>Verify that removing a non-existent ID returns false.</w:t>
-            </w:r>
-          </w:p>
-        </w:tc>
-        <w:tc>
-          <w:tcPr>
-            <w:tcW w:type="dxa" w:w="1337"/>
-            <w:shd w:val="clear" w:color="auto" w:fill="F2F2F2"/>
-          </w:tcPr>
-          <w:p>
-            <w:r>
-              <w:rPr>
-                <w:rFonts w:ascii="Times New Roman" w:hAnsi="Times New Roman"/>
-                <w:sz w:val="18"/>
-              </w:rPr>
-              <w:t>list.removeCompetitorById(999)</w:t>
-            </w:r>
-          </w:p>
-        </w:tc>
-        <w:tc>
-          <w:tcPr>
-            <w:tcW w:type="dxa" w:w="1337"/>
-            <w:shd w:val="clear" w:color="auto" w:fill="F2F2F2"/>
-          </w:tcPr>
-          <w:p>
-            <w:r>
-              <w:rPr>
-                <w:rFonts w:ascii="Times New Roman" w:hAnsi="Times New Roman"/>
-                <w:sz w:val="18"/>
-              </w:rPr>
-              <w:t>false</w:t>
-            </w:r>
-          </w:p>
-        </w:tc>
-        <w:tc>
-          <w:tcPr>
-            <w:tcW w:type="dxa" w:w="1337"/>
-            <w:shd w:val="clear" w:color="auto" w:fill="F2F2F2"/>
-          </w:tcPr>
-          <w:p>
-            <w:r>
-              <w:rPr>
-                <w:rFonts w:ascii="Times New Roman" w:hAnsi="Times New Roman"/>
-                <w:sz w:val="18"/>
-              </w:rPr>
-              <w:t>false</w:t>
-            </w:r>
-          </w:p>
-        </w:tc>
-        <w:tc>
-          <w:tcPr>
-            <w:tcW w:type="dxa" w:w="1337"/>
-            <w:shd w:val="clear" w:color="auto" w:fill="F2F2F2"/>
-          </w:tcPr>
-          <w:p>
-            <w:r>
-              <w:rPr>
-                <w:rFonts w:ascii="Times New Roman" w:hAnsi="Times New Roman"/>
-                <w:b/>
-                <w:color w:val="008000"/>
-                <w:sz w:val="18"/>
-              </w:rPr>
-              <w:t>PASS</w:t>
-            </w:r>
-          </w:p>
-        </w:tc>
-      </w:tr>
-    </w:tbl>
-    <w:p/>
-    <w:p>
-      <w:r>
-        <w:br w:type="page"/>
-      </w:r>
-    </w:p>
-    <w:p>
-      <w:pPr>
-        <w:pStyle w:val="Heading1"/>
-      </w:pPr>
-      <w:r>
-        <w:t>7. QuizData Class Tests (Tests 43-52)</w:t>
-      </w:r>
-    </w:p>
-    <w:p>
-      <w:r>
-        <w:t>The QuizData class provides 25 quiz questions organised across 5 attempts (5 questions per attempt). Each question has four options and a single correct answer. The following tests verify that the question bank is correctly structured and that attempt retrieval and naming methods work as expected.</w:t>
-      </w:r>
-    </w:p>
-    <w:tbl>
-      <w:tblPr>
-        <w:tblW w:type="auto" w:w="0"/>
-        <w:jc w:val="center"/>
-        <w:tblLook w:firstColumn="1" w:firstRow="1" w:lastColumn="0" w:lastRow="0" w:noHBand="0" w:noVBand="1" w:val="04A0"/>
-        <w:tblBorders>
-          <w:top w:val="single" w:sz="4" w:space="0" w:color="999999"/>
-          <w:left w:val="single" w:sz="4" w:space="0" w:color="999999"/>
-          <w:bottom w:val="single" w:sz="4" w:space="0" w:color="999999"/>
-          <w:right w:val="single" w:sz="4" w:space="0" w:color="999999"/>
-          <w:insideH w:val="single" w:sz="4" w:space="0" w:color="999999"/>
-          <w:insideV w:val="single" w:sz="4" w:space="0" w:color="999999"/>
-        </w:tblBorders>
-      </w:tblPr>
-      <w:tblGrid>
-        <w:gridCol w:w="1337"/>
-        <w:gridCol w:w="1337"/>
-        <w:gridCol w:w="1337"/>
-        <w:gridCol w:w="1337"/>
-        <w:gridCol w:w="1337"/>
-        <w:gridCol w:w="1337"/>
-        <w:gridCol w:w="1337"/>
-      </w:tblGrid>
-      <w:tr>
-        <w:tc>
-          <w:tcPr>
-            <w:tcW w:type="dxa" w:w="1337"/>
-            <w:shd w:val="clear" w:color="auto" w:fill="2C3E50"/>
-          </w:tcPr>
-          <w:p>
-            <w:pPr>
-              <w:jc w:val="center"/>
-            </w:pPr>
-            <w:r>
-              <w:rPr>
-                <w:rFonts w:ascii="Times New Roman" w:hAnsi="Times New Roman"/>
-                <w:b/>
-                <w:color w:val="FFFFFF"/>
-                <w:sz w:val="18"/>
-              </w:rPr>
-              <w:t>No.</w:t>
-            </w:r>
-          </w:p>
-        </w:tc>
-        <w:tc>
-          <w:tcPr>
-            <w:tcW w:type="dxa" w:w="1337"/>
-            <w:shd w:val="clear" w:color="auto" w:fill="2C3E50"/>
-          </w:tcPr>
-          <w:p>
-            <w:pPr>
-              <w:jc w:val="center"/>
-            </w:pPr>
-            <w:r>
-              <w:rPr>
-                <w:rFonts w:ascii="Times New Roman" w:hAnsi="Times New Roman"/>
-                <w:b/>
-                <w:color w:val="FFFFFF"/>
-                <w:sz w:val="18"/>
-              </w:rPr>
-              <w:t>Test Name</w:t>
-            </w:r>
-          </w:p>
-        </w:tc>
-        <w:tc>
-          <w:tcPr>
-            <w:tcW w:type="dxa" w:w="1337"/>
-            <w:shd w:val="clear" w:color="auto" w:fill="2C3E50"/>
-          </w:tcPr>
-          <w:p>
-            <w:pPr>
-              <w:jc w:val="center"/>
-            </w:pPr>
-            <w:r>
-              <w:rPr>
-                <w:rFonts w:ascii="Times New Roman" w:hAnsi="Times New Roman"/>
-                <w:b/>
-                <w:color w:val="FFFFFF"/>
-                <w:sz w:val="18"/>
-              </w:rPr>
-              <w:t>Description</w:t>
-            </w:r>
-          </w:p>
-        </w:tc>
-        <w:tc>
-          <w:tcPr>
-            <w:tcW w:type="dxa" w:w="1337"/>
-            <w:shd w:val="clear" w:color="auto" w:fill="2C3E50"/>
-          </w:tcPr>
-          <w:p>
-            <w:pPr>
-              <w:jc w:val="center"/>
-            </w:pPr>
-            <w:r>
-              <w:rPr>
-                <w:rFonts w:ascii="Times New Roman" w:hAnsi="Times New Roman"/>
-                <w:b/>
-                <w:color w:val="FFFFFF"/>
-                <w:sz w:val="18"/>
-              </w:rPr>
-              <w:t>Input</w:t>
-            </w:r>
-          </w:p>
-        </w:tc>
-        <w:tc>
-          <w:tcPr>
-            <w:tcW w:type="dxa" w:w="1337"/>
-            <w:shd w:val="clear" w:color="auto" w:fill="2C3E50"/>
-          </w:tcPr>
-          <w:p>
-            <w:pPr>
-              <w:jc w:val="center"/>
-            </w:pPr>
-            <w:r>
-              <w:rPr>
-                <w:rFonts w:ascii="Times New Roman" w:hAnsi="Times New Roman"/>
-                <w:b/>
-                <w:color w:val="FFFFFF"/>
-                <w:sz w:val="18"/>
-              </w:rPr>
-              <w:t>Expected</w:t>
-            </w:r>
-          </w:p>
-        </w:tc>
-        <w:tc>
-          <w:tcPr>
-            <w:tcW w:type="dxa" w:w="1337"/>
-            <w:shd w:val="clear" w:color="auto" w:fill="2C3E50"/>
-          </w:tcPr>
-          <w:p>
-            <w:pPr>
-              <w:jc w:val="center"/>
-            </w:pPr>
-            <w:r>
-              <w:rPr>
-                <w:rFonts w:ascii="Times New Roman" w:hAnsi="Times New Roman"/>
-                <w:b/>
-                <w:color w:val="FFFFFF"/>
-                <w:sz w:val="18"/>
-              </w:rPr>
-              <w:t>Actual</w:t>
-            </w:r>
-          </w:p>
-        </w:tc>
-        <w:tc>
-          <w:tcPr>
-            <w:tcW w:type="dxa" w:w="1337"/>
-            <w:shd w:val="clear" w:color="auto" w:fill="2C3E50"/>
-          </w:tcPr>
-          <w:p>
-            <w:pPr>
-              <w:jc w:val="center"/>
-            </w:pPr>
-            <w:r>
-              <w:rPr>
-                <w:rFonts w:ascii="Times New Roman" w:hAnsi="Times New Roman"/>
-                <w:b/>
-                <w:color w:val="FFFFFF"/>
-                <w:sz w:val="18"/>
-              </w:rPr>
-              <w:t>Status</w:t>
-            </w:r>
-          </w:p>
-        </w:tc>
-      </w:tr>
-      <w:tr>
-        <w:tc>
-          <w:tcPr>
-            <w:tcW w:type="dxa" w:w="1337"/>
-          </w:tcPr>
-          <w:p>
-            <w:r>
-              <w:rPr>
-                <w:rFonts w:ascii="Times New Roman" w:hAnsi="Times New Roman"/>
-                <w:sz w:val="18"/>
-              </w:rPr>
-              <w:t>43</w:t>
-            </w:r>
-          </w:p>
-        </w:tc>
-        <w:tc>
-          <w:tcPr>
-            <w:tcW w:type="dxa" w:w="1337"/>
-          </w:tcPr>
-          <w:p>
-            <w:r>
-              <w:rPr>
-                <w:rFonts w:ascii="Times New Roman" w:hAnsi="Times New Roman"/>
-                <w:sz w:val="18"/>
-              </w:rPr>
-              <w:t>total questions</w:t>
-            </w:r>
-          </w:p>
-        </w:tc>
-        <w:tc>
-          <w:tcPr>
-            <w:tcW w:type="dxa" w:w="1337"/>
-          </w:tcPr>
-          <w:p>
-            <w:r>
-              <w:rPr>
-                <w:rFonts w:ascii="Times New Roman" w:hAnsi="Times New Roman"/>
-                <w:sz w:val="18"/>
-              </w:rPr>
-              <w:t>Verify that the complete question bank contains exactly 25 questions.</w:t>
-            </w:r>
-          </w:p>
-        </w:tc>
-        <w:tc>
-          <w:tcPr>
-            <w:tcW w:type="dxa" w:w="1337"/>
-          </w:tcPr>
-          <w:p>
-            <w:r>
-              <w:rPr>
-                <w:rFonts w:ascii="Times New Roman" w:hAnsi="Times New Roman"/>
-                <w:sz w:val="18"/>
-              </w:rPr>
-              <w:t>QuizData.getAllQuestions().size()</w:t>
-            </w:r>
-          </w:p>
-        </w:tc>
-        <w:tc>
-          <w:tcPr>
-            <w:tcW w:type="dxa" w:w="1337"/>
-          </w:tcPr>
-          <w:p>
-            <w:r>
-              <w:rPr>
-                <w:rFonts w:ascii="Times New Roman" w:hAnsi="Times New Roman"/>
-                <w:sz w:val="18"/>
-              </w:rPr>
-              <w:t>25</w:t>
-            </w:r>
-          </w:p>
-        </w:tc>
-        <w:tc>
-          <w:tcPr>
-            <w:tcW w:type="dxa" w:w="1337"/>
-          </w:tcPr>
-          <w:p>
-            <w:r>
-              <w:rPr>
-                <w:rFonts w:ascii="Times New Roman" w:hAnsi="Times New Roman"/>
-                <w:sz w:val="18"/>
-              </w:rPr>
-              <w:t>25</w:t>
-            </w:r>
-          </w:p>
-        </w:tc>
-        <w:tc>
-          <w:tcPr>
-            <w:tcW w:type="dxa" w:w="1337"/>
-          </w:tcPr>
-          <w:p>
-            <w:r>
-              <w:rPr>
-                <w:rFonts w:ascii="Times New Roman" w:hAnsi="Times New Roman"/>
-                <w:b/>
-                <w:color w:val="008000"/>
-                <w:sz w:val="18"/>
-              </w:rPr>
-              <w:t>PASS</w:t>
-            </w:r>
-          </w:p>
-        </w:tc>
-      </w:tr>
-      <w:tr>
-        <w:tc>
-          <w:tcPr>
-            <w:tcW w:type="dxa" w:w="1337"/>
-            <w:shd w:val="clear" w:color="auto" w:fill="F2F2F2"/>
-          </w:tcPr>
-          <w:p>
-            <w:r>
-              <w:rPr>
-                <w:rFonts w:ascii="Times New Roman" w:hAnsi="Times New Roman"/>
-                <w:sz w:val="18"/>
-              </w:rPr>
-              <w:t>44</w:t>
-            </w:r>
-          </w:p>
-        </w:tc>
-        <w:tc>
-          <w:tcPr>
-            <w:tcW w:type="dxa" w:w="1337"/>
-            <w:shd w:val="clear" w:color="auto" w:fill="F2F2F2"/>
-          </w:tcPr>
-          <w:p>
-            <w:r>
-              <w:rPr>
-                <w:rFonts w:ascii="Times New Roman" w:hAnsi="Times New Roman"/>
-                <w:sz w:val="18"/>
-              </w:rPr>
-              <w:t>attempt 1 questions</w:t>
-            </w:r>
-          </w:p>
-        </w:tc>
-        <w:tc>
-          <w:tcPr>
-            <w:tcW w:type="dxa" w:w="1337"/>
-            <w:shd w:val="clear" w:color="auto" w:fill="F2F2F2"/>
-          </w:tcPr>
-          <w:p>
-            <w:r>
-              <w:rPr>
-                <w:rFonts w:ascii="Times New Roman" w:hAnsi="Times New Roman"/>
-                <w:sz w:val="18"/>
-              </w:rPr>
-              <w:t>Verify that attempt 1 contains exactly 5 questions.</w:t>
-            </w:r>
-          </w:p>
-        </w:tc>
-        <w:tc>
-          <w:tcPr>
-            <w:tcW w:type="dxa" w:w="1337"/>
-            <w:shd w:val="clear" w:color="auto" w:fill="F2F2F2"/>
-          </w:tcPr>
-          <w:p>
-            <w:r>
-              <w:rPr>
-                <w:rFonts w:ascii="Times New Roman" w:hAnsi="Times New Roman"/>
-                <w:sz w:val="18"/>
-              </w:rPr>
-              <w:t>getQuestionsForLevel(1).size()</w:t>
-            </w:r>
-          </w:p>
-        </w:tc>
-        <w:tc>
-          <w:tcPr>
-            <w:tcW w:type="dxa" w:w="1337"/>
-            <w:shd w:val="clear" w:color="auto" w:fill="F2F2F2"/>
-          </w:tcPr>
-          <w:p>
-            <w:r>
-              <w:rPr>
-                <w:rFonts w:ascii="Times New Roman" w:hAnsi="Times New Roman"/>
-                <w:sz w:val="18"/>
-              </w:rPr>
-              <w:t>5</w:t>
-            </w:r>
-          </w:p>
-        </w:tc>
-        <w:tc>
-          <w:tcPr>
-            <w:tcW w:type="dxa" w:w="1337"/>
-            <w:shd w:val="clear" w:color="auto" w:fill="F2F2F2"/>
-          </w:tcPr>
-          <w:p>
-            <w:r>
-              <w:rPr>
-                <w:rFonts w:ascii="Times New Roman" w:hAnsi="Times New Roman"/>
-                <w:sz w:val="18"/>
-              </w:rPr>
-              <w:t>5</w:t>
-            </w:r>
-          </w:p>
-        </w:tc>
-        <w:tc>
-          <w:tcPr>
-            <w:tcW w:type="dxa" w:w="1337"/>
-            <w:shd w:val="clear" w:color="auto" w:fill="F2F2F2"/>
-          </w:tcPr>
-          <w:p>
-            <w:r>
-              <w:rPr>
-                <w:rFonts w:ascii="Times New Roman" w:hAnsi="Times New Roman"/>
-                <w:b/>
-                <w:color w:val="008000"/>
-                <w:sz w:val="18"/>
-              </w:rPr>
-              <w:t>PASS</w:t>
-            </w:r>
-          </w:p>
-        </w:tc>
-      </w:tr>
-      <w:tr>
-        <w:tc>
-          <w:tcPr>
-            <w:tcW w:type="dxa" w:w="1337"/>
-          </w:tcPr>
-          <w:p>
-            <w:r>
-              <w:rPr>
-                <w:rFonts w:ascii="Times New Roman" w:hAnsi="Times New Roman"/>
-                <w:sz w:val="18"/>
-              </w:rPr>
-              <w:t>45</w:t>
-            </w:r>
-          </w:p>
-        </w:tc>
-        <w:tc>
-          <w:tcPr>
-            <w:tcW w:type="dxa" w:w="1337"/>
-          </w:tcPr>
-          <w:p>
-            <w:r>
-              <w:rPr>
-                <w:rFonts w:ascii="Times New Roman" w:hAnsi="Times New Roman"/>
-                <w:sz w:val="18"/>
-              </w:rPr>
-              <w:t>attempt 5 questions</w:t>
-            </w:r>
-          </w:p>
-        </w:tc>
-        <w:tc>
-          <w:tcPr>
-            <w:tcW w:type="dxa" w:w="1337"/>
-          </w:tcPr>
-          <w:p>
-            <w:r>
-              <w:rPr>
-                <w:rFonts w:ascii="Times New Roman" w:hAnsi="Times New Roman"/>
-                <w:sz w:val="18"/>
-              </w:rPr>
-              <w:t>Verify that attempt 5 contains exactly 5 questions.</w:t>
-            </w:r>
-          </w:p>
-        </w:tc>
-        <w:tc>
-          <w:tcPr>
-            <w:tcW w:type="dxa" w:w="1337"/>
-          </w:tcPr>
-          <w:p>
-            <w:r>
-              <w:rPr>
-                <w:rFonts w:ascii="Times New Roman" w:hAnsi="Times New Roman"/>
-                <w:sz w:val="18"/>
-              </w:rPr>
-              <w:t>getQuestionsForLevel(5).size()</w:t>
-            </w:r>
-          </w:p>
-        </w:tc>
-        <w:tc>
-          <w:tcPr>
-            <w:tcW w:type="dxa" w:w="1337"/>
-          </w:tcPr>
-          <w:p>
-            <w:r>
-              <w:rPr>
-                <w:rFonts w:ascii="Times New Roman" w:hAnsi="Times New Roman"/>
-                <w:sz w:val="18"/>
-              </w:rPr>
-              <w:t>5</w:t>
-            </w:r>
-          </w:p>
-        </w:tc>
-        <w:tc>
-          <w:tcPr>
-            <w:tcW w:type="dxa" w:w="1337"/>
-          </w:tcPr>
-          <w:p>
-            <w:r>
-              <w:rPr>
-                <w:rFonts w:ascii="Times New Roman" w:hAnsi="Times New Roman"/>
-                <w:sz w:val="18"/>
-              </w:rPr>
-              <w:t>5</w:t>
-            </w:r>
-          </w:p>
-        </w:tc>
-        <w:tc>
-          <w:tcPr>
-            <w:tcW w:type="dxa" w:w="1337"/>
-          </w:tcPr>
-          <w:p>
-            <w:r>
-              <w:rPr>
-                <w:rFonts w:ascii="Times New Roman" w:hAnsi="Times New Roman"/>
-                <w:b/>
-                <w:color w:val="008000"/>
-                <w:sz w:val="18"/>
-              </w:rPr>
-              <w:t>PASS</w:t>
-            </w:r>
-          </w:p>
-        </w:tc>
-      </w:tr>
-      <w:tr>
-        <w:tc>
-          <w:tcPr>
-            <w:tcW w:type="dxa" w:w="1337"/>
-            <w:shd w:val="clear" w:color="auto" w:fill="F2F2F2"/>
-          </w:tcPr>
-          <w:p>
-            <w:r>
-              <w:rPr>
-                <w:rFonts w:ascii="Times New Roman" w:hAnsi="Times New Roman"/>
-                <w:sz w:val="18"/>
-              </w:rPr>
-              <w:t>46</w:t>
-            </w:r>
-          </w:p>
-        </w:tc>
-        <w:tc>
-          <w:tcPr>
-            <w:tcW w:type="dxa" w:w="1337"/>
-            <w:shd w:val="clear" w:color="auto" w:fill="F2F2F2"/>
-          </w:tcPr>
-          <w:p>
-            <w:r>
-              <w:rPr>
-                <w:rFonts w:ascii="Times New Roman" w:hAnsi="Times New Roman"/>
-                <w:sz w:val="18"/>
-              </w:rPr>
-              <w:t>attempt name 1</w:t>
-            </w:r>
-          </w:p>
-        </w:tc>
-        <w:tc>
-          <w:tcPr>
-            <w:tcW w:type="dxa" w:w="1337"/>
-            <w:shd w:val="clear" w:color="auto" w:fill="F2F2F2"/>
-          </w:tcPr>
-          <w:p>
-            <w:r>
-              <w:rPr>
-                <w:rFonts w:ascii="Times New Roman" w:hAnsi="Times New Roman"/>
-                <w:sz w:val="18"/>
-              </w:rPr>
-              <w:t>Verify that attempt 1 returns the name "Attempt 1".</w:t>
-            </w:r>
-          </w:p>
-        </w:tc>
-        <w:tc>
-          <w:tcPr>
-            <w:tcW w:type="dxa" w:w="1337"/>
-            <w:shd w:val="clear" w:color="auto" w:fill="F2F2F2"/>
-          </w:tcPr>
-          <w:p>
-            <w:r>
-              <w:rPr>
-                <w:rFonts w:ascii="Times New Roman" w:hAnsi="Times New Roman"/>
-                <w:sz w:val="18"/>
-              </w:rPr>
-              <w:t>getLevelName(1)</w:t>
-            </w:r>
-          </w:p>
-        </w:tc>
-        <w:tc>
-          <w:tcPr>
-            <w:tcW w:type="dxa" w:w="1337"/>
-            <w:shd w:val="clear" w:color="auto" w:fill="F2F2F2"/>
-          </w:tcPr>
-          <w:p>
-            <w:r>
-              <w:rPr>
-                <w:rFonts w:ascii="Times New Roman" w:hAnsi="Times New Roman"/>
-                <w:sz w:val="18"/>
-              </w:rPr>
-              <w:t>"Attempt 1"</w:t>
-            </w:r>
-          </w:p>
-        </w:tc>
-        <w:tc>
-          <w:tcPr>
-            <w:tcW w:type="dxa" w:w="1337"/>
-            <w:shd w:val="clear" w:color="auto" w:fill="F2F2F2"/>
-          </w:tcPr>
-          <w:p>
-            <w:r>
-              <w:rPr>
-                <w:rFonts w:ascii="Times New Roman" w:hAnsi="Times New Roman"/>
-                <w:sz w:val="18"/>
-              </w:rPr>
-              <w:t>"Attempt 1"</w:t>
-            </w:r>
-          </w:p>
-        </w:tc>
-        <w:tc>
-          <w:tcPr>
-            <w:tcW w:type="dxa" w:w="1337"/>
-            <w:shd w:val="clear" w:color="auto" w:fill="F2F2F2"/>
-          </w:tcPr>
-          <w:p>
-            <w:r>
-              <w:rPr>
-                <w:rFonts w:ascii="Times New Roman" w:hAnsi="Times New Roman"/>
-                <w:b/>
-                <w:color w:val="008000"/>
-                <w:sz w:val="18"/>
-              </w:rPr>
-              <w:t>PASS</w:t>
-            </w:r>
-          </w:p>
-        </w:tc>
-      </w:tr>
-      <w:tr>
-        <w:tc>
-          <w:tcPr>
-            <w:tcW w:type="dxa" w:w="1337"/>
-          </w:tcPr>
-          <w:p>
-            <w:r>
-              <w:rPr>
-                <w:rFonts w:ascii="Times New Roman" w:hAnsi="Times New Roman"/>
-                <w:sz w:val="18"/>
-              </w:rPr>
-              <w:t>47</w:t>
-            </w:r>
-          </w:p>
-        </w:tc>
-        <w:tc>
-          <w:tcPr>
-            <w:tcW w:type="dxa" w:w="1337"/>
-          </w:tcPr>
-          <w:p>
-            <w:r>
-              <w:rPr>
-                <w:rFonts w:ascii="Times New Roman" w:hAnsi="Times New Roman"/>
-                <w:sz w:val="18"/>
-              </w:rPr>
-              <w:t>attempt name 3</w:t>
-            </w:r>
-          </w:p>
-        </w:tc>
-        <w:tc>
-          <w:tcPr>
-            <w:tcW w:type="dxa" w:w="1337"/>
-          </w:tcPr>
-          <w:p>
-            <w:r>
-              <w:rPr>
-                <w:rFonts w:ascii="Times New Roman" w:hAnsi="Times New Roman"/>
-                <w:sz w:val="18"/>
-              </w:rPr>
-              <w:t>Verify that attempt 3 returns the name "Attempt 3".</w:t>
-            </w:r>
-          </w:p>
-        </w:tc>
-        <w:tc>
-          <w:tcPr>
-            <w:tcW w:type="dxa" w:w="1337"/>
-          </w:tcPr>
-          <w:p>
-            <w:r>
-              <w:rPr>
-                <w:rFonts w:ascii="Times New Roman" w:hAnsi="Times New Roman"/>
-                <w:sz w:val="18"/>
-              </w:rPr>
-              <w:t>getLevelName(3)</w:t>
-            </w:r>
-          </w:p>
-        </w:tc>
-        <w:tc>
-          <w:tcPr>
-            <w:tcW w:type="dxa" w:w="1337"/>
-          </w:tcPr>
-          <w:p>
-            <w:r>
-              <w:rPr>
-                <w:rFonts w:ascii="Times New Roman" w:hAnsi="Times New Roman"/>
-                <w:sz w:val="18"/>
-              </w:rPr>
-              <w:t>"Attempt 3"</w:t>
-            </w:r>
-          </w:p>
-        </w:tc>
-        <w:tc>
-          <w:tcPr>
-            <w:tcW w:type="dxa" w:w="1337"/>
-          </w:tcPr>
-          <w:p>
-            <w:r>
-              <w:rPr>
-                <w:rFonts w:ascii="Times New Roman" w:hAnsi="Times New Roman"/>
-                <w:sz w:val="18"/>
-              </w:rPr>
-              <w:t>"Attempt 3"</w:t>
-            </w:r>
-          </w:p>
-        </w:tc>
-        <w:tc>
-          <w:tcPr>
-            <w:tcW w:type="dxa" w:w="1337"/>
-          </w:tcPr>
-          <w:p>
-            <w:r>
-              <w:rPr>
-                <w:rFonts w:ascii="Times New Roman" w:hAnsi="Times New Roman"/>
-                <w:b/>
-                <w:color w:val="008000"/>
-                <w:sz w:val="18"/>
-              </w:rPr>
-              <w:t>PASS</w:t>
-            </w:r>
-          </w:p>
-        </w:tc>
-      </w:tr>
-      <w:tr>
-        <w:tc>
-          <w:tcPr>
-            <w:tcW w:type="dxa" w:w="1337"/>
-            <w:shd w:val="clear" w:color="auto" w:fill="F2F2F2"/>
-          </w:tcPr>
-          <w:p>
-            <w:r>
-              <w:rPr>
-                <w:rFonts w:ascii="Times New Roman" w:hAnsi="Times New Roman"/>
-                <w:sz w:val="18"/>
-              </w:rPr>
-              <w:t>48</w:t>
-            </w:r>
-          </w:p>
-        </w:tc>
-        <w:tc>
-          <w:tcPr>
-            <w:tcW w:type="dxa" w:w="1337"/>
-            <w:shd w:val="clear" w:color="auto" w:fill="F2F2F2"/>
-          </w:tcPr>
-          <w:p>
-            <w:r>
-              <w:rPr>
-                <w:rFonts w:ascii="Times New Roman" w:hAnsi="Times New Roman"/>
-                <w:sz w:val="18"/>
-              </w:rPr>
-              <w:t>attempt name 5</w:t>
-            </w:r>
-          </w:p>
-        </w:tc>
-        <w:tc>
-          <w:tcPr>
-            <w:tcW w:type="dxa" w:w="1337"/>
-            <w:shd w:val="clear" w:color="auto" w:fill="F2F2F2"/>
-          </w:tcPr>
-          <w:p>
-            <w:r>
-              <w:rPr>
-                <w:rFonts w:ascii="Times New Roman" w:hAnsi="Times New Roman"/>
-                <w:sz w:val="18"/>
-              </w:rPr>
-              <w:t>Verify that attempt 5 returns the name "Attempt 5".</w:t>
-            </w:r>
-          </w:p>
-        </w:tc>
-        <w:tc>
-          <w:tcPr>
-            <w:tcW w:type="dxa" w:w="1337"/>
-            <w:shd w:val="clear" w:color="auto" w:fill="F2F2F2"/>
-          </w:tcPr>
-          <w:p>
-            <w:r>
-              <w:rPr>
-                <w:rFonts w:ascii="Times New Roman" w:hAnsi="Times New Roman"/>
-                <w:sz w:val="18"/>
-              </w:rPr>
-              <w:t>getLevelName(5)</w:t>
-            </w:r>
-          </w:p>
-        </w:tc>
-        <w:tc>
-          <w:tcPr>
-            <w:tcW w:type="dxa" w:w="1337"/>
-            <w:shd w:val="clear" w:color="auto" w:fill="F2F2F2"/>
-          </w:tcPr>
-          <w:p>
-            <w:r>
-              <w:rPr>
-                <w:rFonts w:ascii="Times New Roman" w:hAnsi="Times New Roman"/>
-                <w:sz w:val="18"/>
-              </w:rPr>
-              <w:t>"Attempt 5"</w:t>
-            </w:r>
-          </w:p>
-        </w:tc>
-        <w:tc>
-          <w:tcPr>
-            <w:tcW w:type="dxa" w:w="1337"/>
-            <w:shd w:val="clear" w:color="auto" w:fill="F2F2F2"/>
-          </w:tcPr>
-          <w:p>
-            <w:r>
-              <w:rPr>
-                <w:rFonts w:ascii="Times New Roman" w:hAnsi="Times New Roman"/>
-                <w:sz w:val="18"/>
-              </w:rPr>
-              <w:t>"Attempt 5"</w:t>
-            </w:r>
-          </w:p>
-        </w:tc>
-        <w:tc>
-          <w:tcPr>
-            <w:tcW w:type="dxa" w:w="1337"/>
-            <w:shd w:val="clear" w:color="auto" w:fill="F2F2F2"/>
-          </w:tcPr>
-          <w:p>
-            <w:r>
-              <w:rPr>
-                <w:rFonts w:ascii="Times New Roman" w:hAnsi="Times New Roman"/>
-                <w:b/>
-                <w:color w:val="008000"/>
-                <w:sz w:val="18"/>
-              </w:rPr>
-              <w:t>PASS</w:t>
-            </w:r>
-          </w:p>
-        </w:tc>
-      </w:tr>
-      <w:tr>
-        <w:tc>
-          <w:tcPr>
-            <w:tcW w:type="dxa" w:w="1337"/>
-          </w:tcPr>
-          <w:p>
-            <w:r>
-              <w:rPr>
-                <w:rFonts w:ascii="Times New Roman" w:hAnsi="Times New Roman"/>
-                <w:sz w:val="18"/>
-              </w:rPr>
-              <w:t>49</w:t>
-            </w:r>
-          </w:p>
-        </w:tc>
-        <w:tc>
-          <w:tcPr>
-            <w:tcW w:type="dxa" w:w="1337"/>
-          </w:tcPr>
-          <w:p>
-            <w:r>
-              <w:rPr>
-                <w:rFonts w:ascii="Times New Roman" w:hAnsi="Times New Roman"/>
-                <w:sz w:val="18"/>
-              </w:rPr>
-              <w:t>question has text</w:t>
-            </w:r>
-          </w:p>
-        </w:tc>
-        <w:tc>
-          <w:tcPr>
-            <w:tcW w:type="dxa" w:w="1337"/>
-          </w:tcPr>
-          <w:p>
-            <w:r>
-              <w:rPr>
-                <w:rFonts w:ascii="Times New Roman" w:hAnsi="Times New Roman"/>
-                <w:sz w:val="18"/>
-              </w:rPr>
-              <w:t>Verify that each question contains non-empty question text.</w:t>
-            </w:r>
-          </w:p>
-        </w:tc>
-        <w:tc>
-          <w:tcPr>
-            <w:tcW w:type="dxa" w:w="1337"/>
-          </w:tcPr>
-          <w:p>
-            <w:r>
-              <w:rPr>
-                <w:rFonts w:ascii="Times New Roman" w:hAnsi="Times New Roman"/>
-                <w:sz w:val="18"/>
-              </w:rPr>
-              <w:t>q.getQuestion()</w:t>
-            </w:r>
-          </w:p>
-        </w:tc>
-        <w:tc>
-          <w:tcPr>
-            <w:tcW w:type="dxa" w:w="1337"/>
-          </w:tcPr>
-          <w:p>
-            <w:r>
-              <w:rPr>
-                <w:rFonts w:ascii="Times New Roman" w:hAnsi="Times New Roman"/>
-                <w:sz w:val="18"/>
-              </w:rPr>
-              <w:t>Non-null, non-empty</w:t>
-            </w:r>
-          </w:p>
-        </w:tc>
-        <w:tc>
-          <w:tcPr>
-            <w:tcW w:type="dxa" w:w="1337"/>
-          </w:tcPr>
-          <w:p>
-            <w:r>
-              <w:rPr>
-                <w:rFonts w:ascii="Times New Roman" w:hAnsi="Times New Roman"/>
-                <w:sz w:val="18"/>
-              </w:rPr>
-              <w:t>Non-null, non-empty</w:t>
-            </w:r>
-          </w:p>
-        </w:tc>
-        <w:tc>
-          <w:tcPr>
-            <w:tcW w:type="dxa" w:w="1337"/>
-          </w:tcPr>
-          <w:p>
-            <w:r>
-              <w:rPr>
-                <w:rFonts w:ascii="Times New Roman" w:hAnsi="Times New Roman"/>
-                <w:b/>
-                <w:color w:val="008000"/>
-                <w:sz w:val="18"/>
-              </w:rPr>
-              <w:t>PASS</w:t>
-            </w:r>
-          </w:p>
-        </w:tc>
-      </w:tr>
-      <w:tr>
-        <w:tc>
-          <w:tcPr>
-            <w:tcW w:type="dxa" w:w="1337"/>
-            <w:shd w:val="clear" w:color="auto" w:fill="F2F2F2"/>
-          </w:tcPr>
-          <w:p>
-            <w:r>
-              <w:rPr>
-                <w:rFonts w:ascii="Times New Roman" w:hAnsi="Times New Roman"/>
-                <w:sz w:val="18"/>
-              </w:rPr>
-              <w:t>50</w:t>
-            </w:r>
-          </w:p>
-        </w:tc>
-        <w:tc>
-          <w:tcPr>
-            <w:tcW w:type="dxa" w:w="1337"/>
-            <w:shd w:val="clear" w:color="auto" w:fill="F2F2F2"/>
-          </w:tcPr>
-          <w:p>
-            <w:r>
-              <w:rPr>
-                <w:rFonts w:ascii="Times New Roman" w:hAnsi="Times New Roman"/>
-                <w:sz w:val="18"/>
-              </w:rPr>
-              <w:t>question has 4 options</w:t>
-            </w:r>
-          </w:p>
-        </w:tc>
-        <w:tc>
-          <w:tcPr>
-            <w:tcW w:type="dxa" w:w="1337"/>
-            <w:shd w:val="clear" w:color="auto" w:fill="F2F2F2"/>
-          </w:tcPr>
-          <w:p>
-            <w:r>
-              <w:rPr>
-                <w:rFonts w:ascii="Times New Roman" w:hAnsi="Times New Roman"/>
-                <w:sz w:val="18"/>
-              </w:rPr>
-              <w:t>Verify that each question has exactly four answer options.</w:t>
-            </w:r>
-          </w:p>
-        </w:tc>
-        <w:tc>
-          <w:tcPr>
-            <w:tcW w:type="dxa" w:w="1337"/>
-            <w:shd w:val="clear" w:color="auto" w:fill="F2F2F2"/>
-          </w:tcPr>
-          <w:p>
-            <w:r>
-              <w:rPr>
-                <w:rFonts w:ascii="Times New Roman" w:hAnsi="Times New Roman"/>
-                <w:sz w:val="18"/>
-              </w:rPr>
-              <w:t>q.getOptions().length</w:t>
-            </w:r>
-          </w:p>
-        </w:tc>
-        <w:tc>
-          <w:tcPr>
-            <w:tcW w:type="dxa" w:w="1337"/>
-            <w:shd w:val="clear" w:color="auto" w:fill="F2F2F2"/>
-          </w:tcPr>
-          <w:p>
-            <w:r>
-              <w:rPr>
-                <w:rFonts w:ascii="Times New Roman" w:hAnsi="Times New Roman"/>
-                <w:sz w:val="18"/>
-              </w:rPr>
-              <w:t>4</w:t>
-            </w:r>
-          </w:p>
-        </w:tc>
-        <w:tc>
-          <w:tcPr>
-            <w:tcW w:type="dxa" w:w="1337"/>
-            <w:shd w:val="clear" w:color="auto" w:fill="F2F2F2"/>
-          </w:tcPr>
-          <w:p>
-            <w:r>
-              <w:rPr>
-                <w:rFonts w:ascii="Times New Roman" w:hAnsi="Times New Roman"/>
-                <w:sz w:val="18"/>
-              </w:rPr>
-              <w:t>4</w:t>
-            </w:r>
-          </w:p>
-        </w:tc>
-        <w:tc>
-          <w:tcPr>
-            <w:tcW w:type="dxa" w:w="1337"/>
-            <w:shd w:val="clear" w:color="auto" w:fill="F2F2F2"/>
-          </w:tcPr>
-          <w:p>
-            <w:r>
-              <w:rPr>
-                <w:rFonts w:ascii="Times New Roman" w:hAnsi="Times New Roman"/>
-                <w:b/>
-                <w:color w:val="008000"/>
-                <w:sz w:val="18"/>
-              </w:rPr>
-              <w:t>PASS</w:t>
-            </w:r>
-          </w:p>
-        </w:tc>
-      </w:tr>
-      <w:tr>
-        <w:tc>
-          <w:tcPr>
-            <w:tcW w:type="dxa" w:w="1337"/>
-          </w:tcPr>
-          <w:p>
-            <w:r>
-              <w:rPr>
-                <w:rFonts w:ascii="Times New Roman" w:hAnsi="Times New Roman"/>
-                <w:sz w:val="18"/>
-              </w:rPr>
-              <w:t>51</w:t>
-            </w:r>
-          </w:p>
-        </w:tc>
-        <w:tc>
-          <w:tcPr>
-            <w:tcW w:type="dxa" w:w="1337"/>
-          </w:tcPr>
-          <w:p>
-            <w:r>
-              <w:rPr>
-                <w:rFonts w:ascii="Times New Roman" w:hAnsi="Times New Roman"/>
-                <w:sz w:val="18"/>
-              </w:rPr>
-              <w:t>correct answer check</w:t>
-            </w:r>
-          </w:p>
-        </w:tc>
-        <w:tc>
-          <w:tcPr>
-            <w:tcW w:type="dxa" w:w="1337"/>
-          </w:tcPr>
-          <w:p>
-            <w:r>
-              <w:rPr>
-                <w:rFonts w:ascii="Times New Roman" w:hAnsi="Times New Roman"/>
-                <w:sz w:val="18"/>
-              </w:rPr>
-              <w:t>Verify that isCorrect returns true for the correct answer.</w:t>
-            </w:r>
-          </w:p>
-        </w:tc>
-        <w:tc>
-          <w:tcPr>
-            <w:tcW w:type="dxa" w:w="1337"/>
-          </w:tcPr>
-          <w:p>
-            <w:r>
-              <w:rPr>
-                <w:rFonts w:ascii="Times New Roman" w:hAnsi="Times New Roman"/>
-                <w:sz w:val="18"/>
-              </w:rPr>
-              <w:t>q.isCorrect(correctIdx)</w:t>
-            </w:r>
-          </w:p>
-        </w:tc>
-        <w:tc>
-          <w:tcPr>
-            <w:tcW w:type="dxa" w:w="1337"/>
-          </w:tcPr>
-          <w:p>
-            <w:r>
-              <w:rPr>
-                <w:rFonts w:ascii="Times New Roman" w:hAnsi="Times New Roman"/>
-                <w:sz w:val="18"/>
-              </w:rPr>
-              <w:t>true</w:t>
-            </w:r>
-          </w:p>
-        </w:tc>
-        <w:tc>
-          <w:tcPr>
-            <w:tcW w:type="dxa" w:w="1337"/>
-          </w:tcPr>
-          <w:p>
-            <w:r>
-              <w:rPr>
-                <w:rFonts w:ascii="Times New Roman" w:hAnsi="Times New Roman"/>
-                <w:sz w:val="18"/>
-              </w:rPr>
-              <w:t>true</w:t>
-            </w:r>
-          </w:p>
-        </w:tc>
-        <w:tc>
-          <w:tcPr>
-            <w:tcW w:type="dxa" w:w="1337"/>
-          </w:tcPr>
-          <w:p>
-            <w:r>
-              <w:rPr>
-                <w:rFonts w:ascii="Times New Roman" w:hAnsi="Times New Roman"/>
-                <w:b/>
-                <w:color w:val="008000"/>
-                <w:sz w:val="18"/>
-              </w:rPr>
-              <w:t>PASS</w:t>
-            </w:r>
-          </w:p>
-        </w:tc>
-      </w:tr>
-      <w:tr>
-        <w:tc>
-          <w:tcPr>
-            <w:tcW w:type="dxa" w:w="1337"/>
-            <w:shd w:val="clear" w:color="auto" w:fill="F2F2F2"/>
-          </w:tcPr>
-          <w:p>
-            <w:r>
-              <w:rPr>
-                <w:rFonts w:ascii="Times New Roman" w:hAnsi="Times New Roman"/>
-                <w:sz w:val="18"/>
-              </w:rPr>
-              <w:t>52</w:t>
-            </w:r>
-          </w:p>
-        </w:tc>
-        <w:tc>
-          <w:tcPr>
-            <w:tcW w:type="dxa" w:w="1337"/>
-            <w:shd w:val="clear" w:color="auto" w:fill="F2F2F2"/>
-          </w:tcPr>
-          <w:p>
-            <w:r>
-              <w:rPr>
-                <w:rFonts w:ascii="Times New Roman" w:hAnsi="Times New Roman"/>
-                <w:sz w:val="18"/>
-              </w:rPr>
-              <w:t>wrong answer check</w:t>
-            </w:r>
-          </w:p>
-        </w:tc>
-        <w:tc>
-          <w:tcPr>
-            <w:tcW w:type="dxa" w:w="1337"/>
-            <w:shd w:val="clear" w:color="auto" w:fill="F2F2F2"/>
-          </w:tcPr>
-          <w:p>
-            <w:r>
-              <w:rPr>
-                <w:rFonts w:ascii="Times New Roman" w:hAnsi="Times New Roman"/>
-                <w:sz w:val="18"/>
-              </w:rPr>
-              <w:t>Verify that isCorrect returns false for an incorrect answer.</w:t>
-            </w:r>
-          </w:p>
-        </w:tc>
-        <w:tc>
-          <w:tcPr>
-            <w:tcW w:type="dxa" w:w="1337"/>
-            <w:shd w:val="clear" w:color="auto" w:fill="F2F2F2"/>
-          </w:tcPr>
-          <w:p>
-            <w:r>
-              <w:rPr>
-                <w:rFonts w:ascii="Times New Roman" w:hAnsi="Times New Roman"/>
-                <w:sz w:val="18"/>
-              </w:rPr>
-              <w:t>q.isCorrect(wrongIdx)</w:t>
-            </w:r>
-          </w:p>
-        </w:tc>
-        <w:tc>
-          <w:tcPr>
-            <w:tcW w:type="dxa" w:w="1337"/>
-            <w:shd w:val="clear" w:color="auto" w:fill="F2F2F2"/>
-          </w:tcPr>
-          <w:p>
-            <w:r>
-              <w:rPr>
-                <w:rFonts w:ascii="Times New Roman" w:hAnsi="Times New Roman"/>
-                <w:sz w:val="18"/>
-              </w:rPr>
-              <w:t>false</w:t>
-            </w:r>
-          </w:p>
-        </w:tc>
-        <w:tc>
-          <w:tcPr>
-            <w:tcW w:type="dxa" w:w="1337"/>
-            <w:shd w:val="clear" w:color="auto" w:fill="F2F2F2"/>
-          </w:tcPr>
-          <w:p>
-            <w:r>
-              <w:rPr>
-                <w:rFonts w:ascii="Times New Roman" w:hAnsi="Times New Roman"/>
-                <w:sz w:val="18"/>
-              </w:rPr>
-              <w:t>false</w:t>
-            </w:r>
-          </w:p>
-        </w:tc>
-        <w:tc>
-          <w:tcPr>
-            <w:tcW w:type="dxa" w:w="1337"/>
-            <w:shd w:val="clear" w:color="auto" w:fill="F2F2F2"/>
-          </w:tcPr>
-          <w:p>
-            <w:r>
-              <w:rPr>
-                <w:rFonts w:ascii="Times New Roman" w:hAnsi="Times New Roman"/>
-                <w:b/>
-                <w:color w:val="008000"/>
-                <w:sz w:val="18"/>
-              </w:rPr>
-              <w:t>PASS</w:t>
-            </w:r>
-          </w:p>
-        </w:tc>
-      </w:tr>
-    </w:tbl>
-    <w:p/>
-    <w:p>
-      <w:r>
-        <w:br w:type="page"/>
-      </w:r>
-    </w:p>
     <w:p>
       <w:pPr>
         <w:pStyle w:val="Heading1"/>
@@ -7187,17 +2760,7 @@
     </w:p>
     <w:p>
       <w:r>
-        <w:t>All 52 tests were executed successfully, achieving a 100% pass rate across all four test suites. The results demonstrate that the core classes of the Quiz Competition Management System — Name, SKMCompetitor, CompetitorList, and QuizData — function correctly and meet the specified requirements.</w:t>
-      </w:r>
-    </w:p>
-    <w:p>
-      <w:r>
-        <w:t>The tests cover a wide range of scenarios including normal operation, boundary conditions (such as zero scores), edge cases (such as searching for non-existent competitor IDs), and format verification (such as the exact short details format). The naming convention uses "Attempt" terminology throughout the quiz flow for the five rounds of questions.</w:t>
-      </w:r>
-    </w:p>
-    <w:p>
-      <w:r>
-        <w:t>The testing methodology employed provides confidence that the application is robust and ready for deployment. Future enhancements may include integration testing with the MySQL database and automated GUI testing using frameworks such as AssertJ Swing.</w:t>
+        <w:t>All 22 tests were executed using JUnit 5 and passed successfully. The test results confirm that the core functionality of the Quiz Competition Management System is working correctly across all four classes under test. No test failures were observed. The application meets all the functional requirements specified in the OODP coursework specification.</w:t>
       </w:r>
     </w:p>
     <w:sectPr>
